--- a/新泰週報20261025[2643]B4F.docx
+++ b/新泰週報20261025[2643]B4F.docx
@@ -1,6 +1,6 @@
 
 <file path=word/document.xml><?xml version="1.0" encoding="utf-8"?>
-<w:document xmlns:wpc="http://schemas.microsoft.com/office/word/2010/wordprocessingCanvas" xmlns:mc="http://schemas.openxmlformats.org/markup-compatibility/2006" xmlns:o="urn:schemas-microsoft-com:office:office" xmlns:r="http://schemas.openxmlformats.org/officeDocument/2006/relationships" xmlns:m="http://schemas.openxmlformats.org/officeDocument/2006/math" xmlns:v="urn:schemas-microsoft-com:vml" xmlns:wp14="http://schemas.microsoft.com/office/word/2010/wordprocessingDrawing" xmlns:wp="http://schemas.openxmlformats.org/drawingml/2006/wordprocessingDrawing" xmlns:w10="urn:schemas-microsoft-com:office:word" xmlns:w="http://schemas.openxmlformats.org/wordprocessingml/2006/main" xmlns:w14="http://schemas.microsoft.com/office/word/2010/wordml" xmlns:w15="http://schemas.microsoft.com/office/word/2012/wordml" xmlns:wpg="http://schemas.microsoft.com/office/word/2010/wordprocessingGroup" xmlns:wpi="http://schemas.microsoft.com/office/word/2010/wordprocessingInk" xmlns:wne="http://schemas.microsoft.com/office/word/2006/wordml" xmlns:wps="http://schemas.microsoft.com/office/word/2010/wordprocessingShape" mc:Ignorable="w14 w15 wp14">
+<w:document xmlns:wpc="http://schemas.microsoft.com/office/word/2010/wordprocessingCanvas" xmlns:cx="http://schemas.microsoft.com/office/drawing/2014/chartex" xmlns:cx1="http://schemas.microsoft.com/office/drawing/2015/9/8/chartex" xmlns:cx2="http://schemas.microsoft.com/office/drawing/2015/10/21/chartex" xmlns:cx3="http://schemas.microsoft.com/office/drawing/2016/5/9/chartex" xmlns:cx4="http://schemas.microsoft.com/office/drawing/2016/5/10/chartex" xmlns:cx5="http://schemas.microsoft.com/office/drawing/2016/5/11/chartex" xmlns:cx6="http://schemas.microsoft.com/office/drawing/2016/5/12/chartex" xmlns:cx7="http://schemas.microsoft.com/office/drawing/2016/5/13/chartex" xmlns:cx8="http://schemas.microsoft.com/office/drawing/2016/5/14/chartex" xmlns:mc="http://schemas.openxmlformats.org/markup-compatibility/2006" xmlns:aink="http://schemas.microsoft.com/office/drawing/2016/ink" xmlns:am3d="http://schemas.microsoft.com/office/drawing/2017/model3d" xmlns:o="urn:schemas-microsoft-com:office:office" xmlns:oel="http://schemas.microsoft.com/office/2019/extlst" xmlns:r="http://schemas.openxmlformats.org/officeDocument/2006/relationships" xmlns:m="http://schemas.openxmlformats.org/officeDocument/2006/math" xmlns:v="urn:schemas-microsoft-com:vml" xmlns:wp14="http://schemas.microsoft.com/office/word/2010/wordprocessingDrawing" xmlns:wp="http://schemas.openxmlformats.org/drawingml/2006/wordprocessingDrawing" xmlns:w10="urn:schemas-microsoft-com:office:word" xmlns:w="http://schemas.openxmlformats.org/wordprocessingml/2006/main" xmlns:w14="http://schemas.microsoft.com/office/word/2010/wordml" xmlns:w15="http://schemas.microsoft.com/office/word/2012/wordml" xmlns:w16cex="http://schemas.microsoft.com/office/word/2018/wordml/cex" xmlns:w16cid="http://schemas.microsoft.com/office/word/2016/wordml/cid" xmlns:w16="http://schemas.microsoft.com/office/word/2018/wordml" xmlns:w16sdtdh="http://schemas.microsoft.com/office/word/2020/wordml/sdtdatahash" xmlns:w16se="http://schemas.microsoft.com/office/word/2015/wordml/symex" xmlns:wpg="http://schemas.microsoft.com/office/word/2010/wordprocessingGroup" xmlns:wpi="http://schemas.microsoft.com/office/word/2010/wordprocessingInk" xmlns:wne="http://schemas.microsoft.com/office/word/2006/wordml" xmlns:wps="http://schemas.microsoft.com/office/word/2010/wordprocessingShape" mc:Ignorable="w14 w15 w16se w16cid w16 w16cex w16sdtdh wp14">
   <w:body>
     <w:p>
       <w:pPr>
@@ -791,27 +791,7 @@
                 <w:sz w:val="26"/>
                 <w:szCs w:val="26"/>
               </w:rPr>
-              <w:t>假大稻</w:t>
-            </w:r>
-            <w:proofErr w:type="gramStart"/>
-            <w:r>
-              <w:rPr>
-                <w:rFonts w:ascii="Barlow Condensed Medium" w:eastAsia="標楷體" w:hAnsi="Barlow Condensed Medium" w:cs="Segoe UI Symbol" w:hint="eastAsia"/>
-                <w:w w:val="90"/>
-                <w:sz w:val="26"/>
-                <w:szCs w:val="26"/>
-              </w:rPr>
-              <w:t>埕</w:t>
-            </w:r>
-            <w:proofErr w:type="gramEnd"/>
-            <w:r>
-              <w:rPr>
-                <w:rFonts w:ascii="Barlow Condensed Medium" w:eastAsia="標楷體" w:hAnsi="Barlow Condensed Medium" w:cs="Segoe UI Symbol" w:hint="eastAsia"/>
-                <w:w w:val="90"/>
-                <w:sz w:val="26"/>
-                <w:szCs w:val="26"/>
-              </w:rPr>
-              <w:t>教會舉行</w:t>
+              <w:t>假大稻埕教會舉行</w:t>
             </w:r>
             <w:r>
               <w:rPr>
@@ -991,9 +971,8 @@
                 <w:sz w:val="26"/>
                 <w:szCs w:val="26"/>
               </w:rPr>
-              <w:t>年下半年度</w:t>
-            </w:r>
-            <w:proofErr w:type="gramStart"/>
+              <w:t>年下半年度進階長執訓練會將於</w:t>
+            </w:r>
             <w:r>
               <w:rPr>
                 <w:rFonts w:ascii="Barlow Condensed Medium" w:eastAsia="標楷體" w:hAnsi="Barlow Condensed Medium" w:cs="Segoe UI Symbol" w:hint="eastAsia"/>
@@ -1001,9 +980,8 @@
                 <w:sz w:val="26"/>
                 <w:szCs w:val="26"/>
               </w:rPr>
-              <w:t>進階長執訓練</w:t>
-            </w:r>
-            <w:proofErr w:type="gramEnd"/>
+              <w:t>10/31(</w:t>
+            </w:r>
             <w:r>
               <w:rPr>
                 <w:rFonts w:ascii="Barlow Condensed Medium" w:eastAsia="標楷體" w:hAnsi="Barlow Condensed Medium" w:cs="Segoe UI Symbol" w:hint="eastAsia"/>
@@ -1011,7 +989,7 @@
                 <w:sz w:val="26"/>
                 <w:szCs w:val="26"/>
               </w:rPr>
-              <w:t>會將於</w:t>
+              <w:t>六</w:t>
             </w:r>
             <w:r>
               <w:rPr>
@@ -1020,7 +998,7 @@
                 <w:sz w:val="26"/>
                 <w:szCs w:val="26"/>
               </w:rPr>
-              <w:t>10/31(</w:t>
+              <w:t>)</w:t>
             </w:r>
             <w:r>
               <w:rPr>
@@ -1029,7 +1007,7 @@
                 <w:sz w:val="26"/>
                 <w:szCs w:val="26"/>
               </w:rPr>
-              <w:t>六</w:t>
+              <w:t>上午</w:t>
             </w:r>
             <w:r>
               <w:rPr>
@@ -1038,7 +1016,7 @@
                 <w:sz w:val="26"/>
                 <w:szCs w:val="26"/>
               </w:rPr>
-              <w:t>)</w:t>
+              <w:t>8:45-12:00</w:t>
             </w:r>
             <w:r>
               <w:rPr>
@@ -1047,45 +1025,7 @@
                 <w:sz w:val="26"/>
                 <w:szCs w:val="26"/>
               </w:rPr>
-              <w:t>上午</w:t>
-            </w:r>
-            <w:r>
-              <w:rPr>
-                <w:rFonts w:ascii="Barlow Condensed Medium" w:eastAsia="標楷體" w:hAnsi="Barlow Condensed Medium" w:cs="Segoe UI Symbol" w:hint="eastAsia"/>
-                <w:w w:val="90"/>
-                <w:sz w:val="26"/>
-                <w:szCs w:val="26"/>
-              </w:rPr>
-              <w:t>8:45-12:00</w:t>
-            </w:r>
-            <w:r>
-              <w:rPr>
-                <w:rFonts w:ascii="Barlow Condensed Medium" w:eastAsia="標楷體" w:hAnsi="Barlow Condensed Medium" w:cs="Segoe UI Symbol" w:hint="eastAsia"/>
-                <w:w w:val="90"/>
-                <w:sz w:val="26"/>
-                <w:szCs w:val="26"/>
-              </w:rPr>
-              <w:t>在大稻</w:t>
-            </w:r>
-            <w:proofErr w:type="gramStart"/>
-            <w:r>
-              <w:rPr>
-                <w:rFonts w:ascii="Barlow Condensed Medium" w:eastAsia="標楷體" w:hAnsi="Barlow Condensed Medium" w:cs="Segoe UI Symbol" w:hint="eastAsia"/>
-                <w:w w:val="90"/>
-                <w:sz w:val="26"/>
-                <w:szCs w:val="26"/>
-              </w:rPr>
-              <w:t>埕</w:t>
-            </w:r>
-            <w:proofErr w:type="gramEnd"/>
-            <w:r>
-              <w:rPr>
-                <w:rFonts w:ascii="Barlow Condensed Medium" w:eastAsia="標楷體" w:hAnsi="Barlow Condensed Medium" w:cs="Segoe UI Symbol" w:hint="eastAsia"/>
-                <w:w w:val="90"/>
-                <w:sz w:val="26"/>
-                <w:szCs w:val="26"/>
-              </w:rPr>
-              <w:t>教會舉行。報名至</w:t>
+              <w:t>在大稻埕教會舉行。報名至</w:t>
             </w:r>
             <w:r>
               <w:rPr>
@@ -1557,9 +1497,8 @@
                 <w:sz w:val="26"/>
                 <w:szCs w:val="26"/>
               </w:rPr>
-              <w:t>傳道</w:t>
-            </w:r>
-            <w:proofErr w:type="gramStart"/>
+              <w:t>傳道師封立牧師</w:t>
+            </w:r>
             <w:r>
               <w:rPr>
                 <w:rFonts w:ascii="Barlow Condensed Medium" w:eastAsia="標楷體" w:hAnsi="Barlow Condensed Medium" w:cs="Segoe UI Symbol" w:hint="eastAsia"/>
@@ -1567,46 +1506,7 @@
                 <w:sz w:val="26"/>
                 <w:szCs w:val="26"/>
               </w:rPr>
-              <w:t>師封立</w:t>
-            </w:r>
-            <w:proofErr w:type="gramEnd"/>
-            <w:r>
-              <w:rPr>
-                <w:rFonts w:ascii="Barlow Condensed Medium" w:eastAsia="標楷體" w:hAnsi="Barlow Condensed Medium" w:cs="Segoe UI Symbol" w:hint="eastAsia"/>
-                <w:w w:val="90"/>
-                <w:sz w:val="26"/>
-                <w:szCs w:val="26"/>
-              </w:rPr>
-              <w:t>牧師</w:t>
-            </w:r>
-            <w:r>
-              <w:rPr>
-                <w:rFonts w:ascii="Barlow Condensed Medium" w:eastAsia="標楷體" w:hAnsi="Barlow Condensed Medium" w:cs="Segoe UI Symbol" w:hint="eastAsia"/>
-                <w:w w:val="90"/>
-                <w:sz w:val="26"/>
-                <w:szCs w:val="26"/>
-              </w:rPr>
-              <w:t>暨就任第九任</w:t>
-            </w:r>
-            <w:proofErr w:type="gramStart"/>
-            <w:r>
-              <w:rPr>
-                <w:rFonts w:ascii="Barlow Condensed Medium" w:eastAsia="標楷體" w:hAnsi="Barlow Condensed Medium" w:cs="Segoe UI Symbol" w:hint="eastAsia"/>
-                <w:w w:val="90"/>
-                <w:sz w:val="26"/>
-                <w:szCs w:val="26"/>
-              </w:rPr>
-              <w:t>牧師授職感恩</w:t>
-            </w:r>
-            <w:proofErr w:type="gramEnd"/>
-            <w:r>
-              <w:rPr>
-                <w:rFonts w:ascii="Barlow Condensed Medium" w:eastAsia="標楷體" w:hAnsi="Barlow Condensed Medium" w:cs="Segoe UI Symbol" w:hint="eastAsia"/>
-                <w:w w:val="90"/>
-                <w:sz w:val="26"/>
-                <w:szCs w:val="26"/>
-              </w:rPr>
-              <w:t>禮拜。</w:t>
+              <w:t>暨就任第九任牧師授職感恩禮拜。</w:t>
             </w:r>
           </w:p>
         </w:tc>
@@ -1677,7 +1577,6 @@
                 <w:szCs w:val="26"/>
               </w:rPr>
             </w:pPr>
-            <w:proofErr w:type="gramStart"/>
             <w:r>
               <w:rPr>
                 <w:rFonts w:ascii="Barlow Condensed Medium" w:eastAsia="標楷體" w:hAnsi="Barlow Condensed Medium" w:cs="Segoe UI Symbol" w:hint="eastAsia"/>
@@ -1687,7 +1586,6 @@
               </w:rPr>
               <w:t>救恩教會</w:t>
             </w:r>
-            <w:proofErr w:type="gramEnd"/>
             <w:r>
               <w:rPr>
                 <w:rFonts w:ascii="Barlow Condensed Medium" w:eastAsia="標楷體" w:hAnsi="Barlow Condensed Medium" w:cs="Segoe UI Symbol"/>
@@ -1785,47 +1683,7 @@
                 <w:sz w:val="26"/>
                 <w:szCs w:val="26"/>
               </w:rPr>
-              <w:t>假三重埔教會舉行李恩忻傳道</w:t>
-            </w:r>
-            <w:proofErr w:type="gramStart"/>
-            <w:r>
-              <w:rPr>
-                <w:rFonts w:ascii="Barlow Condensed Medium" w:eastAsia="標楷體" w:hAnsi="Barlow Condensed Medium" w:cs="Segoe UI Symbol" w:hint="eastAsia"/>
-                <w:w w:val="90"/>
-                <w:sz w:val="26"/>
-                <w:szCs w:val="26"/>
-              </w:rPr>
-              <w:t>師封立</w:t>
-            </w:r>
-            <w:proofErr w:type="gramEnd"/>
-            <w:r>
-              <w:rPr>
-                <w:rFonts w:ascii="Barlow Condensed Medium" w:eastAsia="標楷體" w:hAnsi="Barlow Condensed Medium" w:cs="Segoe UI Symbol" w:hint="eastAsia"/>
-                <w:w w:val="90"/>
-                <w:sz w:val="26"/>
-                <w:szCs w:val="26"/>
-              </w:rPr>
-              <w:t>牧師暨就任教育</w:t>
-            </w:r>
-            <w:proofErr w:type="gramStart"/>
-            <w:r>
-              <w:rPr>
-                <w:rFonts w:ascii="Barlow Condensed Medium" w:eastAsia="標楷體" w:hAnsi="Barlow Condensed Medium" w:cs="Segoe UI Symbol" w:hint="eastAsia"/>
-                <w:w w:val="90"/>
-                <w:sz w:val="26"/>
-                <w:szCs w:val="26"/>
-              </w:rPr>
-              <w:t>牧師授職感恩</w:t>
-            </w:r>
-            <w:proofErr w:type="gramEnd"/>
-            <w:r>
-              <w:rPr>
-                <w:rFonts w:ascii="Barlow Condensed Medium" w:eastAsia="標楷體" w:hAnsi="Barlow Condensed Medium" w:cs="Segoe UI Symbol" w:hint="eastAsia"/>
-                <w:w w:val="90"/>
-                <w:sz w:val="26"/>
-                <w:szCs w:val="26"/>
-              </w:rPr>
-              <w:t>禮拜</w:t>
+              <w:t>假三重埔教會舉行李恩忻傳道師封立牧師暨就任教育牧師授職感恩禮拜</w:t>
             </w:r>
             <w:r>
               <w:rPr>
@@ -2011,9 +1869,8 @@
                 <w:sz w:val="26"/>
                 <w:szCs w:val="26"/>
               </w:rPr>
-              <w:t>傳道</w:t>
-            </w:r>
-            <w:proofErr w:type="gramStart"/>
+              <w:t>傳道師封立牧師</w:t>
+            </w:r>
             <w:r>
               <w:rPr>
                 <w:rFonts w:ascii="Barlow Condensed Medium" w:eastAsia="標楷體" w:hAnsi="Barlow Condensed Medium" w:cs="Segoe UI Symbol" w:hint="eastAsia"/>
@@ -2021,46 +1878,7 @@
                 <w:sz w:val="26"/>
                 <w:szCs w:val="26"/>
               </w:rPr>
-              <w:t>師封立</w:t>
-            </w:r>
-            <w:proofErr w:type="gramEnd"/>
-            <w:r>
-              <w:rPr>
-                <w:rFonts w:ascii="Barlow Condensed Medium" w:eastAsia="標楷體" w:hAnsi="Barlow Condensed Medium" w:cs="Segoe UI Symbol" w:hint="eastAsia"/>
-                <w:w w:val="90"/>
-                <w:sz w:val="26"/>
-                <w:szCs w:val="26"/>
-              </w:rPr>
-              <w:t>牧師</w:t>
-            </w:r>
-            <w:r>
-              <w:rPr>
-                <w:rFonts w:ascii="Barlow Condensed Medium" w:eastAsia="標楷體" w:hAnsi="Barlow Condensed Medium" w:cs="Segoe UI Symbol" w:hint="eastAsia"/>
-                <w:w w:val="90"/>
-                <w:sz w:val="26"/>
-                <w:szCs w:val="26"/>
-              </w:rPr>
-              <w:t>暨就任第六任</w:t>
-            </w:r>
-            <w:proofErr w:type="gramStart"/>
-            <w:r>
-              <w:rPr>
-                <w:rFonts w:ascii="Barlow Condensed Medium" w:eastAsia="標楷體" w:hAnsi="Barlow Condensed Medium" w:cs="Segoe UI Symbol" w:hint="eastAsia"/>
-                <w:w w:val="90"/>
-                <w:sz w:val="26"/>
-                <w:szCs w:val="26"/>
-              </w:rPr>
-              <w:t>牧師授職感恩</w:t>
-            </w:r>
-            <w:proofErr w:type="gramEnd"/>
-            <w:r>
-              <w:rPr>
-                <w:rFonts w:ascii="Barlow Condensed Medium" w:eastAsia="標楷體" w:hAnsi="Barlow Condensed Medium" w:cs="Segoe UI Symbol" w:hint="eastAsia"/>
-                <w:w w:val="90"/>
-                <w:sz w:val="26"/>
-                <w:szCs w:val="26"/>
-              </w:rPr>
-              <w:t>禮拜。</w:t>
+              <w:t>暨就任第六任牧師授職感恩禮拜。</w:t>
             </w:r>
           </w:p>
         </w:tc>
@@ -3000,27 +2818,7 @@
                 <w:sz w:val="26"/>
                 <w:szCs w:val="26"/>
               </w:rPr>
-              <w:t>邀請兄</w:t>
-            </w:r>
-            <w:proofErr w:type="gramStart"/>
-            <w:r>
-              <w:rPr>
-                <w:rFonts w:ascii="Barlow Condensed Medium" w:eastAsia="標楷體" w:hAnsi="Barlow Condensed Medium" w:cs="Segoe UI Symbol" w:hint="eastAsia"/>
-                <w:w w:val="90"/>
-                <w:sz w:val="26"/>
-                <w:szCs w:val="26"/>
-              </w:rPr>
-              <w:t>姊</w:t>
-            </w:r>
-            <w:proofErr w:type="gramEnd"/>
-            <w:r>
-              <w:rPr>
-                <w:rFonts w:ascii="Barlow Condensed Medium" w:eastAsia="標楷體" w:hAnsi="Barlow Condensed Medium" w:cs="Segoe UI Symbol" w:hint="eastAsia"/>
-                <w:w w:val="90"/>
-                <w:sz w:val="26"/>
-                <w:szCs w:val="26"/>
-              </w:rPr>
-              <w:t>在主日禮拜中作</w:t>
+              <w:t>邀請兄姊在主日禮拜中作</w:t>
             </w:r>
             <w:r>
               <w:rPr>
@@ -3086,7 +2884,6 @@
         </w:rPr>
         <w:t>§</w:t>
       </w:r>
-      <w:proofErr w:type="gramStart"/>
       <w:r>
         <w:rPr>
           <w:rFonts w:ascii="Barlow Condensed Medium" w:eastAsia="華康正顏楷體W9" w:hAnsi="Barlow Condensed Medium" w:cstheme="minorHAnsi"/>
@@ -3094,7 +2891,6 @@
         </w:rPr>
         <w:t>公禱事項</w:t>
       </w:r>
-      <w:proofErr w:type="gramEnd"/>
     </w:p>
     <w:tbl>
       <w:tblPr>
@@ -3237,27 +3033,7 @@
                 <w:sz w:val="26"/>
                 <w:szCs w:val="26"/>
               </w:rPr>
-              <w:t xml:space="preserve">、人權和生態永續，願　</w:t>
-            </w:r>
-            <w:proofErr w:type="gramStart"/>
-            <w:r>
-              <w:rPr>
-                <w:rFonts w:ascii="Barlow Condensed Medium" w:eastAsia="標楷體" w:hAnsi="Barlow Condensed Medium" w:cstheme="minorHAnsi" w:hint="eastAsia"/>
-                <w:w w:val="90"/>
-                <w:sz w:val="26"/>
-                <w:szCs w:val="26"/>
-              </w:rPr>
-              <w:t>神公義</w:t>
-            </w:r>
-            <w:proofErr w:type="gramEnd"/>
-            <w:r>
-              <w:rPr>
-                <w:rFonts w:ascii="Barlow Condensed Medium" w:eastAsia="標楷體" w:hAnsi="Barlow Condensed Medium" w:cstheme="minorHAnsi" w:hint="eastAsia"/>
-                <w:w w:val="90"/>
-                <w:sz w:val="26"/>
-                <w:szCs w:val="26"/>
-              </w:rPr>
-              <w:t>的國度降臨</w:t>
+              <w:t>、人權和生態永續，願　神公義的國度降臨</w:t>
             </w:r>
             <w:r>
               <w:rPr>
@@ -3357,19 +3133,8 @@
                 <w:sz w:val="26"/>
                 <w:szCs w:val="26"/>
               </w:rPr>
-              <w:t xml:space="preserve">年全民為守護台灣更同心、更團結，求真相除詐騙，以及求真　</w:t>
-            </w:r>
-            <w:proofErr w:type="gramStart"/>
-            <w:r>
-              <w:rPr>
-                <w:rFonts w:ascii="Barlow Condensed Medium" w:eastAsia="標楷體" w:hAnsi="Barlow Condensed Medium" w:cstheme="minorHAnsi" w:hint="eastAsia"/>
-                <w:w w:val="90"/>
-                <w:sz w:val="26"/>
-                <w:szCs w:val="26"/>
-              </w:rPr>
-              <w:t>神棄偶像</w:t>
-            </w:r>
-            <w:proofErr w:type="gramEnd"/>
+              <w:t>年全民為守護台灣更同心、更團結，求真相除詐騙，以及求真　神棄偶像</w:t>
+            </w:r>
             <w:r>
               <w:rPr>
                 <w:rFonts w:ascii="Barlow Condensed Medium" w:eastAsia="標楷體" w:hAnsi="Barlow Condensed Medium" w:cstheme="minorHAnsi"/>
@@ -3497,7 +3262,6 @@
               </w:rPr>
               <w:t>年洗禮</w:t>
             </w:r>
-            <w:proofErr w:type="gramStart"/>
             <w:r>
               <w:rPr>
                 <w:rFonts w:ascii="Barlow Condensed Medium" w:eastAsia="標楷體" w:hAnsi="Barlow Condensed Medium" w:cs="Segoe UI Symbol" w:hint="eastAsia"/>
@@ -3516,7 +3280,6 @@
               </w:rPr>
               <w:t>代禱</w:t>
             </w:r>
-            <w:proofErr w:type="gramEnd"/>
             <w:r>
               <w:rPr>
                 <w:rFonts w:ascii="Barlow Condensed Medium" w:eastAsia="標楷體" w:hAnsi="Barlow Condensed Medium" w:cstheme="minorHAnsi"/>
@@ -3633,27 +3396,7 @@
                 <w:sz w:val="26"/>
                 <w:szCs w:val="26"/>
               </w:rPr>
-              <w:t>和</w:t>
-            </w:r>
-            <w:proofErr w:type="gramStart"/>
-            <w:r>
-              <w:rPr>
-                <w:rFonts w:ascii="Barlow Condensed Medium" w:eastAsia="標楷體" w:hAnsi="Barlow Condensed Medium" w:cstheme="minorHAnsi"/>
-                <w:w w:val="90"/>
-                <w:sz w:val="26"/>
-                <w:szCs w:val="26"/>
-              </w:rPr>
-              <w:t>家庭代禱</w:t>
-            </w:r>
-            <w:proofErr w:type="gramEnd"/>
-            <w:r>
-              <w:rPr>
-                <w:rFonts w:ascii="Barlow Condensed Medium" w:eastAsia="標楷體" w:hAnsi="Barlow Condensed Medium" w:cstheme="minorHAnsi"/>
-                <w:w w:val="90"/>
-                <w:sz w:val="26"/>
-                <w:szCs w:val="26"/>
-              </w:rPr>
-              <w:t>。</w:t>
+              <w:t>和家庭代禱。</w:t>
             </w:r>
           </w:p>
         </w:tc>
@@ -3769,9 +3512,8 @@
                 <w:sz w:val="26"/>
                 <w:szCs w:val="26"/>
               </w:rPr>
-              <w:t>兄</w:t>
-            </w:r>
-            <w:proofErr w:type="gramStart"/>
+              <w:t>兄姊</w:t>
+            </w:r>
             <w:r>
               <w:rPr>
                 <w:rFonts w:ascii="Barlow Condensed Medium" w:eastAsia="華康中黑體" w:hAnsi="Barlow Condensed Medium" w:cs="Segoe UI Symbol"/>
@@ -3779,9 +3521,8 @@
                 <w:sz w:val="26"/>
                 <w:szCs w:val="26"/>
               </w:rPr>
-              <w:t>姊</w:t>
-            </w:r>
-            <w:proofErr w:type="gramEnd"/>
+              <w:t>利用代禱卡</w:t>
+            </w:r>
             <w:r>
               <w:rPr>
                 <w:rFonts w:ascii="Barlow Condensed Medium" w:eastAsia="華康中黑體" w:hAnsi="Barlow Condensed Medium" w:cs="Segoe UI Symbol"/>
@@ -3789,9 +3530,8 @@
                 <w:sz w:val="26"/>
                 <w:szCs w:val="26"/>
               </w:rPr>
-              <w:t>利用</w:t>
-            </w:r>
-            <w:proofErr w:type="gramStart"/>
+              <w:t>(</w:t>
+            </w:r>
             <w:r>
               <w:rPr>
                 <w:rFonts w:ascii="Barlow Condensed Medium" w:eastAsia="華康中黑體" w:hAnsi="Barlow Condensed Medium" w:cs="Segoe UI Symbol"/>
@@ -3799,9 +3539,8 @@
                 <w:sz w:val="26"/>
                 <w:szCs w:val="26"/>
               </w:rPr>
-              <w:t>代禱卡</w:t>
-            </w:r>
-            <w:proofErr w:type="gramEnd"/>
+              <w:t>於招待桌上</w:t>
+            </w:r>
             <w:r>
               <w:rPr>
                 <w:rFonts w:ascii="Barlow Condensed Medium" w:eastAsia="華康中黑體" w:hAnsi="Barlow Condensed Medium" w:cs="Segoe UI Symbol"/>
@@ -3809,7 +3548,7 @@
                 <w:sz w:val="26"/>
                 <w:szCs w:val="26"/>
               </w:rPr>
-              <w:t>(</w:t>
+              <w:t>)</w:t>
             </w:r>
             <w:r>
               <w:rPr>
@@ -3818,36 +3557,7 @@
                 <w:sz w:val="26"/>
                 <w:szCs w:val="26"/>
               </w:rPr>
-              <w:t>於招待桌上</w:t>
-            </w:r>
-            <w:r>
-              <w:rPr>
-                <w:rFonts w:ascii="Barlow Condensed Medium" w:eastAsia="華康中黑體" w:hAnsi="Barlow Condensed Medium" w:cs="Segoe UI Symbol"/>
-                <w:w w:val="90"/>
-                <w:sz w:val="26"/>
-                <w:szCs w:val="26"/>
-              </w:rPr>
-              <w:t>)</w:t>
-            </w:r>
-            <w:proofErr w:type="gramStart"/>
-            <w:r>
-              <w:rPr>
-                <w:rFonts w:ascii="Barlow Condensed Medium" w:eastAsia="華康中黑體" w:hAnsi="Barlow Condensed Medium" w:cs="Segoe UI Symbol"/>
-                <w:w w:val="90"/>
-                <w:sz w:val="26"/>
-                <w:szCs w:val="26"/>
-              </w:rPr>
-              <w:t>投代禱</w:t>
-            </w:r>
-            <w:proofErr w:type="gramEnd"/>
-            <w:r>
-              <w:rPr>
-                <w:rFonts w:ascii="Barlow Condensed Medium" w:eastAsia="華康中黑體" w:hAnsi="Barlow Condensed Medium" w:cs="Segoe UI Symbol"/>
-                <w:w w:val="90"/>
-                <w:sz w:val="26"/>
-                <w:szCs w:val="26"/>
-              </w:rPr>
-              <w:t>信箱。</w:t>
+              <w:t>投代禱信箱。</w:t>
             </w:r>
           </w:p>
         </w:tc>
@@ -4128,7 +3838,7 @@
           <w:sz w:val="26"/>
           <w:szCs w:val="26"/>
         </w:rPr>
-        <w:t>祂的話</w:t>
+        <w:t>眼光</w:t>
       </w:r>
       <w:r>
         <w:rPr>
@@ -4161,7 +3871,7 @@
           <w:sz w:val="26"/>
           <w:szCs w:val="26"/>
         </w:rPr>
-        <w:t>人活著不是靠食物，</w:t>
+        <w:t>天色雖然黑暗，</w:t>
       </w:r>
     </w:p>
     <w:p>
@@ -4176,7 +3886,6 @@
           <w:szCs w:val="26"/>
         </w:rPr>
       </w:pPr>
-      <w:proofErr w:type="gramStart"/>
       <w:r>
         <w:rPr>
           <w:rFonts w:asciiTheme="majorBidi" w:eastAsia="標楷體" w:hAnsiTheme="majorBidi" w:cstheme="majorBidi" w:hint="eastAsia"/>
@@ -4185,9 +3894,21 @@
           <w:sz w:val="26"/>
           <w:szCs w:val="26"/>
         </w:rPr>
-        <w:t>乃是靠主所</w:t>
-      </w:r>
-      <w:proofErr w:type="gramEnd"/>
+        <w:t>星辰猶原佇遐閃爍；</w:t>
+      </w:r>
+    </w:p>
+    <w:p>
+      <w:pPr>
+        <w:snapToGrid w:val="0"/>
+        <w:spacing w:line="300" w:lineRule="exact"/>
+        <w:rPr>
+          <w:rFonts w:asciiTheme="majorBidi" w:eastAsia="標楷體" w:hAnsiTheme="majorBidi" w:cstheme="majorBidi"/>
+          <w:bCs/>
+          <w:w w:val="90"/>
+          <w:sz w:val="26"/>
+          <w:szCs w:val="26"/>
+        </w:rPr>
+      </w:pPr>
       <w:r>
         <w:rPr>
           <w:rFonts w:asciiTheme="majorBidi" w:eastAsia="標楷體" w:hAnsiTheme="majorBidi" w:cstheme="majorBidi" w:hint="eastAsia"/>
@@ -4196,7 +3917,7 @@
           <w:sz w:val="26"/>
           <w:szCs w:val="26"/>
         </w:rPr>
-        <w:t>說的話；</w:t>
+        <w:t>暗暝雖然久長，</w:t>
       </w:r>
     </w:p>
     <w:p>
@@ -4219,7 +3940,7 @@
           <w:sz w:val="26"/>
           <w:szCs w:val="26"/>
         </w:rPr>
-        <w:t>心存善良慈悲仁愛，</w:t>
+        <w:t>時間若到天總是會光；</w:t>
       </w:r>
     </w:p>
     <w:p>
@@ -4242,7 +3963,53 @@
           <w:sz w:val="26"/>
           <w:szCs w:val="26"/>
         </w:rPr>
-        <w:t>是主所歡喜的子兒。</w:t>
+        <w:t>高山雖然危險，</w:t>
+      </w:r>
+    </w:p>
+    <w:p>
+      <w:pPr>
+        <w:snapToGrid w:val="0"/>
+        <w:spacing w:line="300" w:lineRule="exact"/>
+        <w:rPr>
+          <w:rFonts w:asciiTheme="majorBidi" w:eastAsia="標楷體" w:hAnsiTheme="majorBidi" w:cstheme="majorBidi"/>
+          <w:bCs/>
+          <w:w w:val="90"/>
+          <w:sz w:val="26"/>
+          <w:szCs w:val="26"/>
+        </w:rPr>
+      </w:pPr>
+      <w:r>
+        <w:rPr>
+          <w:rFonts w:asciiTheme="majorBidi" w:eastAsia="標楷體" w:hAnsiTheme="majorBidi" w:cstheme="majorBidi" w:hint="eastAsia"/>
+          <w:bCs/>
+          <w:w w:val="90"/>
+          <w:sz w:val="26"/>
+          <w:szCs w:val="26"/>
+        </w:rPr>
+        <w:t>若有信心就通爬到山頂；</w:t>
+      </w:r>
+    </w:p>
+    <w:p>
+      <w:pPr>
+        <w:snapToGrid w:val="0"/>
+        <w:spacing w:line="300" w:lineRule="exact"/>
+        <w:rPr>
+          <w:rFonts w:asciiTheme="majorBidi" w:eastAsia="標楷體" w:hAnsiTheme="majorBidi" w:cstheme="majorBidi"/>
+          <w:bCs/>
+          <w:w w:val="90"/>
+          <w:sz w:val="26"/>
+          <w:szCs w:val="26"/>
+        </w:rPr>
+      </w:pPr>
+      <w:r>
+        <w:rPr>
+          <w:rFonts w:asciiTheme="majorBidi" w:eastAsia="標楷體" w:hAnsiTheme="majorBidi" w:cstheme="majorBidi" w:hint="eastAsia"/>
+          <w:bCs/>
+          <w:w w:val="90"/>
+          <w:sz w:val="26"/>
+          <w:szCs w:val="26"/>
+        </w:rPr>
+        <w:t>路途雖然遙遠，若有愛心就通行到天的彼旁。</w:t>
       </w:r>
     </w:p>
     <w:p>
@@ -4278,7 +4045,7 @@
           <w:sz w:val="26"/>
           <w:szCs w:val="26"/>
         </w:rPr>
-        <w:t>星辰在震動日光在照人，</w:t>
+        <w:t>啥人能夠搬過？</w:t>
       </w:r>
     </w:p>
     <w:p>
@@ -4301,9 +4068,21 @@
           <w:sz w:val="26"/>
           <w:szCs w:val="26"/>
         </w:rPr>
-        <w:t>主對人類</w:t>
-      </w:r>
-      <w:proofErr w:type="gramStart"/>
+        <w:t>所有艱難災禍？</w:t>
+      </w:r>
+    </w:p>
+    <w:p>
+      <w:pPr>
+        <w:snapToGrid w:val="0"/>
+        <w:spacing w:line="300" w:lineRule="exact"/>
+        <w:rPr>
+          <w:rFonts w:asciiTheme="majorBidi" w:eastAsia="標楷體" w:hAnsiTheme="majorBidi" w:cstheme="majorBidi"/>
+          <w:bCs/>
+          <w:w w:val="90"/>
+          <w:sz w:val="26"/>
+          <w:szCs w:val="26"/>
+        </w:rPr>
+      </w:pPr>
       <w:r>
         <w:rPr>
           <w:rFonts w:asciiTheme="majorBidi" w:eastAsia="標楷體" w:hAnsiTheme="majorBidi" w:cstheme="majorBidi" w:hint="eastAsia"/>
@@ -4312,9 +4091,21 @@
           <w:sz w:val="26"/>
           <w:szCs w:val="26"/>
         </w:rPr>
-        <w:t>永愛疼</w:t>
-      </w:r>
-      <w:proofErr w:type="gramEnd"/>
+        <w:t>啥人能夠看見美夢在飛？</w:t>
+      </w:r>
+    </w:p>
+    <w:p>
+      <w:pPr>
+        <w:snapToGrid w:val="0"/>
+        <w:spacing w:line="300" w:lineRule="exact"/>
+        <w:rPr>
+          <w:rFonts w:asciiTheme="majorBidi" w:eastAsia="標楷體" w:hAnsiTheme="majorBidi" w:cstheme="majorBidi"/>
+          <w:bCs/>
+          <w:w w:val="90"/>
+          <w:sz w:val="26"/>
+          <w:szCs w:val="26"/>
+        </w:rPr>
+      </w:pPr>
       <w:r>
         <w:rPr>
           <w:rFonts w:asciiTheme="majorBidi" w:eastAsia="標楷體" w:hAnsiTheme="majorBidi" w:cstheme="majorBidi" w:hint="eastAsia"/>
@@ -4323,7 +4114,7 @@
           <w:sz w:val="26"/>
           <w:szCs w:val="26"/>
         </w:rPr>
-        <w:t>；</w:t>
+        <w:t>上帝的心看見希望，</w:t>
       </w:r>
     </w:p>
     <w:p>
@@ -4346,62 +4137,7 @@
           <w:sz w:val="26"/>
           <w:szCs w:val="26"/>
         </w:rPr>
-        <w:t>咱心存感恩感謝主上帝，</w:t>
-      </w:r>
-    </w:p>
-    <w:p>
-      <w:pPr>
-        <w:snapToGrid w:val="0"/>
-        <w:spacing w:line="300" w:lineRule="exact"/>
-        <w:rPr>
-          <w:rFonts w:asciiTheme="majorBidi" w:eastAsia="標楷體" w:hAnsiTheme="majorBidi" w:cstheme="majorBidi"/>
-          <w:bCs/>
-          <w:w w:val="90"/>
-          <w:sz w:val="26"/>
-          <w:szCs w:val="26"/>
-        </w:rPr>
-      </w:pPr>
-      <w:r>
-        <w:rPr>
-          <w:rFonts w:asciiTheme="majorBidi" w:eastAsia="標楷體" w:hAnsiTheme="majorBidi" w:cstheme="majorBidi" w:hint="eastAsia"/>
-          <w:bCs/>
-          <w:w w:val="90"/>
-          <w:sz w:val="26"/>
-          <w:szCs w:val="26"/>
-        </w:rPr>
-        <w:t>賞賜</w:t>
-      </w:r>
-      <w:proofErr w:type="gramStart"/>
-      <w:r>
-        <w:rPr>
-          <w:rFonts w:asciiTheme="majorBidi" w:eastAsia="標楷體" w:hAnsiTheme="majorBidi" w:cstheme="majorBidi" w:hint="eastAsia"/>
-          <w:bCs/>
-          <w:w w:val="90"/>
-          <w:sz w:val="26"/>
-          <w:szCs w:val="26"/>
-        </w:rPr>
-        <w:t>祂</w:t>
-      </w:r>
-      <w:proofErr w:type="gramEnd"/>
-      <w:r>
-        <w:rPr>
-          <w:rFonts w:asciiTheme="majorBidi" w:eastAsia="標楷體" w:hAnsiTheme="majorBidi" w:cstheme="majorBidi" w:hint="eastAsia"/>
-          <w:bCs/>
-          <w:w w:val="90"/>
-          <w:sz w:val="26"/>
-          <w:szCs w:val="26"/>
-        </w:rPr>
-        <w:t>的話互咱。</w:t>
-      </w:r>
-      <w:r>
-        <w:rPr>
-          <w:rFonts w:asciiTheme="majorBidi" w:eastAsia="標楷體" w:hAnsiTheme="majorBidi" w:cstheme="majorBidi" w:hint="eastAsia"/>
-          <w:bCs/>
-          <w:w w:val="90"/>
-          <w:sz w:val="26"/>
-          <w:szCs w:val="26"/>
-        </w:rPr>
-        <w:t xml:space="preserve"> </w:t>
+        <w:t>你著打開心內的窗，</w:t>
       </w:r>
     </w:p>
     <w:p>
@@ -4437,9 +4173,21 @@
           <w:sz w:val="26"/>
           <w:szCs w:val="26"/>
         </w:rPr>
-        <w:t>當咱憂悶傷悲</w:t>
-      </w:r>
-      <w:proofErr w:type="gramStart"/>
+        <w:t>啥人能夠搬過？</w:t>
+      </w:r>
+    </w:p>
+    <w:p>
+      <w:pPr>
+        <w:snapToGrid w:val="0"/>
+        <w:spacing w:line="300" w:lineRule="exact"/>
+        <w:rPr>
+          <w:rFonts w:asciiTheme="majorBidi" w:eastAsia="標楷體" w:hAnsiTheme="majorBidi" w:cstheme="majorBidi"/>
+          <w:bCs/>
+          <w:w w:val="90"/>
+          <w:sz w:val="26"/>
+          <w:szCs w:val="26"/>
+        </w:rPr>
+      </w:pPr>
       <w:r>
         <w:rPr>
           <w:rFonts w:asciiTheme="majorBidi" w:eastAsia="標楷體" w:hAnsiTheme="majorBidi" w:cstheme="majorBidi" w:hint="eastAsia"/>
@@ -4448,9 +4196,21 @@
           <w:sz w:val="26"/>
           <w:szCs w:val="26"/>
         </w:rPr>
-        <w:t>祂</w:t>
-      </w:r>
-      <w:proofErr w:type="gramEnd"/>
+        <w:t>所有艱難災禍？</w:t>
+      </w:r>
+    </w:p>
+    <w:p>
+      <w:pPr>
+        <w:snapToGrid w:val="0"/>
+        <w:spacing w:line="300" w:lineRule="exact"/>
+        <w:rPr>
+          <w:rFonts w:asciiTheme="majorBidi" w:eastAsia="標楷體" w:hAnsiTheme="majorBidi" w:cstheme="majorBidi"/>
+          <w:bCs/>
+          <w:w w:val="90"/>
+          <w:sz w:val="26"/>
+          <w:szCs w:val="26"/>
+        </w:rPr>
+      </w:pPr>
       <w:r>
         <w:rPr>
           <w:rFonts w:asciiTheme="majorBidi" w:eastAsia="標楷體" w:hAnsiTheme="majorBidi" w:cstheme="majorBidi" w:hint="eastAsia"/>
@@ -4459,9 +4219,21 @@
           <w:sz w:val="26"/>
           <w:szCs w:val="26"/>
         </w:rPr>
-        <w:t>保守安慰，獨</w:t>
-      </w:r>
-      <w:proofErr w:type="gramStart"/>
+        <w:t>啥人能夠看見美夢在飛？</w:t>
+      </w:r>
+    </w:p>
+    <w:p>
+      <w:pPr>
+        <w:snapToGrid w:val="0"/>
+        <w:spacing w:line="300" w:lineRule="exact"/>
+        <w:rPr>
+          <w:rFonts w:asciiTheme="majorBidi" w:eastAsia="標楷體" w:hAnsiTheme="majorBidi" w:cstheme="majorBidi"/>
+          <w:bCs/>
+          <w:w w:val="90"/>
+          <w:sz w:val="26"/>
+          <w:szCs w:val="26"/>
+        </w:rPr>
+      </w:pPr>
       <w:r>
         <w:rPr>
           <w:rFonts w:asciiTheme="majorBidi" w:eastAsia="標楷體" w:hAnsiTheme="majorBidi" w:cstheme="majorBidi" w:hint="eastAsia"/>
@@ -4470,9 +4242,21 @@
           <w:sz w:val="26"/>
           <w:szCs w:val="26"/>
         </w:rPr>
-        <w:t>一</w:t>
-      </w:r>
-      <w:proofErr w:type="gramEnd"/>
+        <w:t>上帝的心看見希望，</w:t>
+      </w:r>
+    </w:p>
+    <w:p>
+      <w:pPr>
+        <w:snapToGrid w:val="0"/>
+        <w:spacing w:line="300" w:lineRule="exact"/>
+        <w:rPr>
+          <w:rFonts w:asciiTheme="majorBidi" w:eastAsia="標楷體" w:hAnsiTheme="majorBidi" w:cstheme="majorBidi"/>
+          <w:bCs/>
+          <w:w w:val="90"/>
+          <w:sz w:val="26"/>
+          <w:szCs w:val="26"/>
+        </w:rPr>
+      </w:pPr>
       <w:r>
         <w:rPr>
           <w:rFonts w:asciiTheme="majorBidi" w:eastAsia="標楷體" w:hAnsiTheme="majorBidi" w:cstheme="majorBidi" w:hint="eastAsia"/>
@@ -4481,7 +4265,7 @@
           <w:sz w:val="26"/>
           <w:szCs w:val="26"/>
         </w:rPr>
-        <w:t>真慈悲的父；</w:t>
+        <w:t>你著打開心內的窗，</w:t>
       </w:r>
     </w:p>
     <w:p>
@@ -4504,707 +4288,8 @@
           <w:sz w:val="26"/>
           <w:szCs w:val="26"/>
         </w:rPr>
-        <w:t>咱當用</w:t>
-      </w:r>
-      <w:proofErr w:type="gramStart"/>
-      <w:r>
-        <w:rPr>
-          <w:rFonts w:asciiTheme="majorBidi" w:eastAsia="標楷體" w:hAnsiTheme="majorBidi" w:cstheme="majorBidi" w:hint="eastAsia"/>
-          <w:bCs/>
-          <w:w w:val="90"/>
-          <w:sz w:val="26"/>
-          <w:szCs w:val="26"/>
-        </w:rPr>
-        <w:t>祂</w:t>
-      </w:r>
-      <w:proofErr w:type="gramEnd"/>
-      <w:r>
-        <w:rPr>
-          <w:rFonts w:asciiTheme="majorBidi" w:eastAsia="標楷體" w:hAnsiTheme="majorBidi" w:cstheme="majorBidi" w:hint="eastAsia"/>
-          <w:bCs/>
-          <w:w w:val="90"/>
-          <w:sz w:val="26"/>
-          <w:szCs w:val="26"/>
-        </w:rPr>
-        <w:t>的話</w:t>
-      </w:r>
-      <w:proofErr w:type="gramStart"/>
-      <w:r>
-        <w:rPr>
-          <w:rFonts w:asciiTheme="majorBidi" w:eastAsia="標楷體" w:hAnsiTheme="majorBidi" w:cstheme="majorBidi" w:hint="eastAsia"/>
-          <w:bCs/>
-          <w:w w:val="90"/>
-          <w:sz w:val="26"/>
-          <w:szCs w:val="26"/>
-        </w:rPr>
-        <w:t>養飼家</w:t>
-      </w:r>
-      <w:proofErr w:type="gramEnd"/>
-      <w:r>
-        <w:rPr>
-          <w:rFonts w:asciiTheme="majorBidi" w:eastAsia="標楷體" w:hAnsiTheme="majorBidi" w:cstheme="majorBidi" w:hint="eastAsia"/>
-          <w:bCs/>
-          <w:w w:val="90"/>
-          <w:sz w:val="26"/>
-          <w:szCs w:val="26"/>
-        </w:rPr>
-        <w:t>己活命，盡心盡意</w:t>
-      </w:r>
-      <w:proofErr w:type="gramStart"/>
-      <w:r>
-        <w:rPr>
-          <w:rFonts w:asciiTheme="majorBidi" w:eastAsia="標楷體" w:hAnsiTheme="majorBidi" w:cstheme="majorBidi" w:hint="eastAsia"/>
-          <w:bCs/>
-          <w:w w:val="90"/>
-          <w:sz w:val="26"/>
-          <w:szCs w:val="26"/>
-        </w:rPr>
-        <w:t>隨主行</w:t>
-      </w:r>
-      <w:proofErr w:type="gramEnd"/>
-      <w:r>
-        <w:rPr>
-          <w:rFonts w:asciiTheme="majorBidi" w:eastAsia="標楷體" w:hAnsiTheme="majorBidi" w:cstheme="majorBidi" w:hint="eastAsia"/>
-          <w:bCs/>
-          <w:w w:val="90"/>
-          <w:sz w:val="26"/>
-          <w:szCs w:val="26"/>
-        </w:rPr>
-        <w:t>。</w:t>
-      </w:r>
-    </w:p>
-    <w:p>
-      <w:pPr>
-        <w:snapToGrid w:val="0"/>
-        <w:spacing w:line="300" w:lineRule="exact"/>
-        <w:rPr>
-          <w:rFonts w:asciiTheme="majorBidi" w:eastAsia="標楷體" w:hAnsiTheme="majorBidi" w:cstheme="majorBidi"/>
-          <w:bCs/>
-          <w:w w:val="90"/>
-          <w:sz w:val="26"/>
-          <w:szCs w:val="26"/>
-        </w:rPr>
-      </w:pPr>
-    </w:p>
-    <w:p>
-      <w:pPr>
-        <w:snapToGrid w:val="0"/>
-        <w:spacing w:line="300" w:lineRule="exact"/>
-        <w:rPr>
-          <w:rFonts w:asciiTheme="majorBidi" w:eastAsia="標楷體" w:hAnsiTheme="majorBidi" w:cstheme="majorBidi"/>
-          <w:bCs/>
-          <w:w w:val="90"/>
-          <w:sz w:val="26"/>
-          <w:szCs w:val="26"/>
-        </w:rPr>
-      </w:pPr>
-      <w:r>
-        <w:rPr>
-          <w:rFonts w:asciiTheme="majorBidi" w:eastAsia="標楷體" w:hAnsiTheme="majorBidi" w:cstheme="majorBidi" w:hint="eastAsia"/>
-          <w:bCs/>
-          <w:w w:val="90"/>
-          <w:sz w:val="26"/>
-          <w:szCs w:val="26"/>
-        </w:rPr>
-        <w:t>人活著不是靠食物，</w:t>
-      </w:r>
-    </w:p>
-    <w:p>
-      <w:pPr>
-        <w:snapToGrid w:val="0"/>
-        <w:spacing w:line="300" w:lineRule="exact"/>
-        <w:rPr>
-          <w:rFonts w:asciiTheme="majorBidi" w:eastAsia="標楷體" w:hAnsiTheme="majorBidi" w:cstheme="majorBidi"/>
-          <w:bCs/>
-          <w:w w:val="90"/>
-          <w:sz w:val="26"/>
-          <w:szCs w:val="26"/>
-        </w:rPr>
-      </w:pPr>
-      <w:proofErr w:type="gramStart"/>
-      <w:r>
-        <w:rPr>
-          <w:rFonts w:asciiTheme="majorBidi" w:eastAsia="標楷體" w:hAnsiTheme="majorBidi" w:cstheme="majorBidi" w:hint="eastAsia"/>
-          <w:bCs/>
-          <w:w w:val="90"/>
-          <w:sz w:val="26"/>
-          <w:szCs w:val="26"/>
-        </w:rPr>
-        <w:t>乃是靠主所</w:t>
-      </w:r>
-      <w:proofErr w:type="gramEnd"/>
-      <w:r>
-        <w:rPr>
-          <w:rFonts w:asciiTheme="majorBidi" w:eastAsia="標楷體" w:hAnsiTheme="majorBidi" w:cstheme="majorBidi" w:hint="eastAsia"/>
-          <w:bCs/>
-          <w:w w:val="90"/>
-          <w:sz w:val="26"/>
-          <w:szCs w:val="26"/>
-        </w:rPr>
-        <w:t>講的話；</w:t>
-      </w:r>
-    </w:p>
-    <w:p>
-      <w:pPr>
-        <w:snapToGrid w:val="0"/>
-        <w:spacing w:line="300" w:lineRule="exact"/>
-        <w:rPr>
-          <w:rFonts w:asciiTheme="majorBidi" w:eastAsia="標楷體" w:hAnsiTheme="majorBidi" w:cstheme="majorBidi"/>
-          <w:bCs/>
-          <w:w w:val="90"/>
-          <w:sz w:val="26"/>
-          <w:szCs w:val="26"/>
-        </w:rPr>
-      </w:pPr>
-      <w:r>
-        <w:rPr>
-          <w:rFonts w:asciiTheme="majorBidi" w:eastAsia="標楷體" w:hAnsiTheme="majorBidi" w:cstheme="majorBidi" w:hint="eastAsia"/>
-          <w:bCs/>
-          <w:w w:val="90"/>
-          <w:sz w:val="26"/>
-          <w:szCs w:val="26"/>
-        </w:rPr>
-        <w:t>心存善良慈悲仁愛，</w:t>
-      </w:r>
-    </w:p>
-    <w:p>
-      <w:pPr>
-        <w:snapToGrid w:val="0"/>
-        <w:spacing w:line="300" w:lineRule="exact"/>
-        <w:rPr>
-          <w:rFonts w:asciiTheme="majorBidi" w:eastAsia="標楷體" w:hAnsiTheme="majorBidi" w:cstheme="majorBidi"/>
-          <w:bCs/>
-          <w:w w:val="90"/>
-          <w:sz w:val="26"/>
-          <w:szCs w:val="26"/>
-        </w:rPr>
-      </w:pPr>
-      <w:r>
-        <w:rPr>
-          <w:rFonts w:asciiTheme="majorBidi" w:eastAsia="標楷體" w:hAnsiTheme="majorBidi" w:cstheme="majorBidi" w:hint="eastAsia"/>
-          <w:bCs/>
-          <w:w w:val="90"/>
-          <w:sz w:val="26"/>
-          <w:szCs w:val="26"/>
-        </w:rPr>
-        <w:t>是主所歡喜的子兒。</w:t>
-      </w:r>
-    </w:p>
-    <w:p>
-      <w:pPr>
-        <w:snapToGrid w:val="0"/>
-        <w:spacing w:line="300" w:lineRule="exact"/>
-        <w:rPr>
-          <w:rFonts w:asciiTheme="majorBidi" w:eastAsia="標楷體" w:hAnsiTheme="majorBidi" w:cstheme="majorBidi"/>
-          <w:bCs/>
-          <w:w w:val="90"/>
-          <w:sz w:val="26"/>
-          <w:szCs w:val="26"/>
-        </w:rPr>
-      </w:pPr>
-    </w:p>
-    <w:p>
-      <w:pPr>
-        <w:snapToGrid w:val="0"/>
-        <w:spacing w:line="300" w:lineRule="exact"/>
-        <w:rPr>
-          <w:rFonts w:asciiTheme="majorBidi" w:eastAsia="標楷體" w:hAnsiTheme="majorBidi" w:cstheme="majorBidi"/>
-          <w:bCs/>
-          <w:w w:val="90"/>
-          <w:sz w:val="26"/>
-          <w:szCs w:val="26"/>
-        </w:rPr>
-      </w:pPr>
-      <w:proofErr w:type="gramStart"/>
-      <w:r>
-        <w:rPr>
-          <w:rFonts w:asciiTheme="majorBidi" w:eastAsia="標楷體" w:hAnsiTheme="majorBidi" w:cstheme="majorBidi" w:hint="eastAsia"/>
-          <w:bCs/>
-          <w:w w:val="90"/>
-          <w:sz w:val="26"/>
-          <w:szCs w:val="26"/>
-        </w:rPr>
-        <w:t>祂賜真活命祂</w:t>
-      </w:r>
-      <w:proofErr w:type="gramEnd"/>
-      <w:r>
-        <w:rPr>
-          <w:rFonts w:asciiTheme="majorBidi" w:eastAsia="標楷體" w:hAnsiTheme="majorBidi" w:cstheme="majorBidi" w:hint="eastAsia"/>
-          <w:bCs/>
-          <w:w w:val="90"/>
-          <w:sz w:val="26"/>
-          <w:szCs w:val="26"/>
-        </w:rPr>
-        <w:t>賜咱道路，</w:t>
-      </w:r>
-    </w:p>
-    <w:p>
-      <w:pPr>
-        <w:snapToGrid w:val="0"/>
-        <w:spacing w:line="300" w:lineRule="exact"/>
-        <w:rPr>
-          <w:rFonts w:asciiTheme="majorBidi" w:eastAsia="標楷體" w:hAnsiTheme="majorBidi" w:cstheme="majorBidi"/>
-          <w:bCs/>
-          <w:w w:val="90"/>
-          <w:sz w:val="26"/>
-          <w:szCs w:val="26"/>
-        </w:rPr>
-      </w:pPr>
-      <w:proofErr w:type="gramStart"/>
-      <w:r>
-        <w:rPr>
-          <w:rFonts w:asciiTheme="majorBidi" w:eastAsia="標楷體" w:hAnsiTheme="majorBidi" w:cstheme="majorBidi" w:hint="eastAsia"/>
-          <w:bCs/>
-          <w:w w:val="90"/>
-          <w:sz w:val="26"/>
-          <w:szCs w:val="26"/>
-        </w:rPr>
-        <w:t>祂</w:t>
-      </w:r>
-      <w:proofErr w:type="gramEnd"/>
-      <w:r>
-        <w:rPr>
-          <w:rFonts w:asciiTheme="majorBidi" w:eastAsia="標楷體" w:hAnsiTheme="majorBidi" w:cstheme="majorBidi" w:hint="eastAsia"/>
-          <w:bCs/>
-          <w:w w:val="90"/>
-          <w:sz w:val="26"/>
-          <w:szCs w:val="26"/>
-        </w:rPr>
-        <w:t>的旨意會得成；</w:t>
-      </w:r>
-    </w:p>
-    <w:p>
-      <w:pPr>
-        <w:snapToGrid w:val="0"/>
-        <w:spacing w:line="300" w:lineRule="exact"/>
-        <w:rPr>
-          <w:rFonts w:asciiTheme="majorBidi" w:eastAsia="標楷體" w:hAnsiTheme="majorBidi" w:cstheme="majorBidi"/>
-          <w:bCs/>
-          <w:w w:val="90"/>
-          <w:sz w:val="26"/>
-          <w:szCs w:val="26"/>
-        </w:rPr>
-      </w:pPr>
-      <w:r>
-        <w:rPr>
-          <w:rFonts w:asciiTheme="majorBidi" w:eastAsia="標楷體" w:hAnsiTheme="majorBidi" w:cstheme="majorBidi" w:hint="eastAsia"/>
-          <w:bCs/>
-          <w:w w:val="90"/>
-          <w:sz w:val="26"/>
-          <w:szCs w:val="26"/>
-        </w:rPr>
-        <w:t>咱心存感恩感謝主上帝，</w:t>
-      </w:r>
-    </w:p>
-    <w:p>
-      <w:pPr>
-        <w:snapToGrid w:val="0"/>
-        <w:spacing w:line="300" w:lineRule="exact"/>
-        <w:rPr>
-          <w:rFonts w:asciiTheme="majorBidi" w:eastAsia="標楷體" w:hAnsiTheme="majorBidi" w:cstheme="majorBidi"/>
-          <w:bCs/>
-          <w:w w:val="90"/>
-          <w:sz w:val="26"/>
-          <w:szCs w:val="26"/>
-        </w:rPr>
-      </w:pPr>
-      <w:r>
-        <w:rPr>
-          <w:rFonts w:asciiTheme="majorBidi" w:eastAsia="標楷體" w:hAnsiTheme="majorBidi" w:cstheme="majorBidi" w:hint="eastAsia"/>
-          <w:bCs/>
-          <w:w w:val="90"/>
-          <w:sz w:val="26"/>
-          <w:szCs w:val="26"/>
-        </w:rPr>
-        <w:t>賞賜</w:t>
-      </w:r>
-      <w:proofErr w:type="gramStart"/>
-      <w:r>
-        <w:rPr>
-          <w:rFonts w:asciiTheme="majorBidi" w:eastAsia="標楷體" w:hAnsiTheme="majorBidi" w:cstheme="majorBidi" w:hint="eastAsia"/>
-          <w:bCs/>
-          <w:w w:val="90"/>
-          <w:sz w:val="26"/>
-          <w:szCs w:val="26"/>
-        </w:rPr>
-        <w:t>祂</w:t>
-      </w:r>
-      <w:proofErr w:type="gramEnd"/>
-      <w:r>
-        <w:rPr>
-          <w:rFonts w:asciiTheme="majorBidi" w:eastAsia="標楷體" w:hAnsiTheme="majorBidi" w:cstheme="majorBidi" w:hint="eastAsia"/>
-          <w:bCs/>
-          <w:w w:val="90"/>
-          <w:sz w:val="26"/>
-          <w:szCs w:val="26"/>
-        </w:rPr>
-        <w:t>的話互咱。</w:t>
-      </w:r>
-    </w:p>
-    <w:p>
-      <w:pPr>
-        <w:snapToGrid w:val="0"/>
-        <w:spacing w:line="300" w:lineRule="exact"/>
-        <w:rPr>
-          <w:rFonts w:asciiTheme="majorBidi" w:eastAsia="標楷體" w:hAnsiTheme="majorBidi" w:cstheme="majorBidi"/>
-          <w:bCs/>
-          <w:w w:val="90"/>
-          <w:sz w:val="26"/>
-          <w:szCs w:val="26"/>
-        </w:rPr>
-      </w:pPr>
-    </w:p>
-    <w:p>
-      <w:pPr>
-        <w:snapToGrid w:val="0"/>
-        <w:spacing w:line="300" w:lineRule="exact"/>
-        <w:rPr>
-          <w:rFonts w:asciiTheme="majorBidi" w:eastAsia="標楷體" w:hAnsiTheme="majorBidi" w:cstheme="majorBidi"/>
-          <w:bCs/>
-          <w:w w:val="90"/>
-          <w:sz w:val="26"/>
-          <w:szCs w:val="26"/>
-        </w:rPr>
-      </w:pPr>
-      <w:proofErr w:type="gramStart"/>
-      <w:r>
-        <w:rPr>
-          <w:rFonts w:asciiTheme="majorBidi" w:eastAsia="標楷體" w:hAnsiTheme="majorBidi" w:cstheme="majorBidi" w:hint="eastAsia"/>
-          <w:bCs/>
-          <w:w w:val="90"/>
-          <w:sz w:val="26"/>
-          <w:szCs w:val="26"/>
-        </w:rPr>
-        <w:t>祂</w:t>
-      </w:r>
-      <w:proofErr w:type="gramEnd"/>
-      <w:r>
-        <w:rPr>
-          <w:rFonts w:asciiTheme="majorBidi" w:eastAsia="標楷體" w:hAnsiTheme="majorBidi" w:cstheme="majorBidi" w:hint="eastAsia"/>
-          <w:bCs/>
-          <w:w w:val="90"/>
-          <w:sz w:val="26"/>
-          <w:szCs w:val="26"/>
-        </w:rPr>
-        <w:t>的話</w:t>
-      </w:r>
-      <w:proofErr w:type="gramStart"/>
-      <w:r>
-        <w:rPr>
-          <w:rFonts w:asciiTheme="majorBidi" w:eastAsia="標楷體" w:hAnsiTheme="majorBidi" w:cstheme="majorBidi" w:hint="eastAsia"/>
-          <w:bCs/>
-          <w:w w:val="90"/>
-          <w:sz w:val="26"/>
-          <w:szCs w:val="26"/>
-        </w:rPr>
-        <w:t>賜</w:t>
-      </w:r>
-      <w:proofErr w:type="gramEnd"/>
-      <w:r>
-        <w:rPr>
-          <w:rFonts w:asciiTheme="majorBidi" w:eastAsia="標楷體" w:hAnsiTheme="majorBidi" w:cstheme="majorBidi" w:hint="eastAsia"/>
-          <w:bCs/>
-          <w:w w:val="90"/>
-          <w:sz w:val="26"/>
-          <w:szCs w:val="26"/>
-        </w:rPr>
-        <w:t>氣力，</w:t>
-      </w:r>
-      <w:proofErr w:type="gramStart"/>
-      <w:r>
-        <w:rPr>
-          <w:rFonts w:asciiTheme="majorBidi" w:eastAsia="標楷體" w:hAnsiTheme="majorBidi" w:cstheme="majorBidi" w:hint="eastAsia"/>
-          <w:bCs/>
-          <w:w w:val="90"/>
-          <w:sz w:val="26"/>
-          <w:szCs w:val="26"/>
-        </w:rPr>
-        <w:t>祂的話賜勇健</w:t>
-      </w:r>
-      <w:proofErr w:type="gramEnd"/>
-      <w:r>
-        <w:rPr>
-          <w:rFonts w:asciiTheme="majorBidi" w:eastAsia="標楷體" w:hAnsiTheme="majorBidi" w:cstheme="majorBidi" w:hint="eastAsia"/>
-          <w:bCs/>
-          <w:w w:val="90"/>
-          <w:sz w:val="26"/>
-          <w:szCs w:val="26"/>
-        </w:rPr>
-        <w:t>，倚靠</w:t>
-      </w:r>
-      <w:proofErr w:type="gramStart"/>
-      <w:r>
-        <w:rPr>
-          <w:rFonts w:asciiTheme="majorBidi" w:eastAsia="標楷體" w:hAnsiTheme="majorBidi" w:cstheme="majorBidi" w:hint="eastAsia"/>
-          <w:bCs/>
-          <w:w w:val="90"/>
-          <w:sz w:val="26"/>
-          <w:szCs w:val="26"/>
-        </w:rPr>
-        <w:t>祂</w:t>
-      </w:r>
-      <w:proofErr w:type="gramEnd"/>
-      <w:r>
-        <w:rPr>
-          <w:rFonts w:asciiTheme="majorBidi" w:eastAsia="標楷體" w:hAnsiTheme="majorBidi" w:cstheme="majorBidi" w:hint="eastAsia"/>
-          <w:bCs/>
-          <w:w w:val="90"/>
-          <w:sz w:val="26"/>
-          <w:szCs w:val="26"/>
-        </w:rPr>
-        <w:t>真理攏無驚；</w:t>
-      </w:r>
-    </w:p>
-    <w:p>
-      <w:pPr>
-        <w:snapToGrid w:val="0"/>
-        <w:spacing w:line="300" w:lineRule="exact"/>
-        <w:rPr>
-          <w:rFonts w:asciiTheme="majorBidi" w:eastAsia="標楷體" w:hAnsiTheme="majorBidi" w:cstheme="majorBidi"/>
-          <w:bCs/>
-          <w:w w:val="90"/>
-          <w:sz w:val="26"/>
-          <w:szCs w:val="26"/>
-        </w:rPr>
-      </w:pPr>
-      <w:proofErr w:type="gramStart"/>
-      <w:r>
-        <w:rPr>
-          <w:rFonts w:asciiTheme="majorBidi" w:eastAsia="標楷體" w:hAnsiTheme="majorBidi" w:cstheme="majorBidi" w:hint="eastAsia"/>
-          <w:bCs/>
-          <w:w w:val="90"/>
-          <w:sz w:val="26"/>
-          <w:szCs w:val="26"/>
-        </w:rPr>
-        <w:t>祂</w:t>
-      </w:r>
-      <w:proofErr w:type="gramEnd"/>
-      <w:r>
-        <w:rPr>
-          <w:rFonts w:asciiTheme="majorBidi" w:eastAsia="標楷體" w:hAnsiTheme="majorBidi" w:cstheme="majorBidi" w:hint="eastAsia"/>
-          <w:bCs/>
-          <w:w w:val="90"/>
-          <w:sz w:val="26"/>
-          <w:szCs w:val="26"/>
-        </w:rPr>
-        <w:t>的話帶權柄，全人類當聽，咱當盡心</w:t>
-      </w:r>
-      <w:proofErr w:type="gramStart"/>
-      <w:r>
-        <w:rPr>
-          <w:rFonts w:asciiTheme="majorBidi" w:eastAsia="標楷體" w:hAnsiTheme="majorBidi" w:cstheme="majorBidi" w:hint="eastAsia"/>
-          <w:bCs/>
-          <w:w w:val="90"/>
-          <w:sz w:val="26"/>
-          <w:szCs w:val="26"/>
-        </w:rPr>
-        <w:t>隨主行</w:t>
-      </w:r>
-      <w:proofErr w:type="gramEnd"/>
-      <w:r>
-        <w:rPr>
-          <w:rFonts w:asciiTheme="majorBidi" w:eastAsia="標楷體" w:hAnsiTheme="majorBidi" w:cstheme="majorBidi" w:hint="eastAsia"/>
-          <w:bCs/>
-          <w:w w:val="90"/>
-          <w:sz w:val="26"/>
-          <w:szCs w:val="26"/>
-        </w:rPr>
-        <w:t>。</w:t>
-      </w:r>
-    </w:p>
-    <w:p>
-      <w:pPr>
-        <w:snapToGrid w:val="0"/>
-        <w:spacing w:line="300" w:lineRule="exact"/>
-        <w:rPr>
-          <w:rFonts w:asciiTheme="majorBidi" w:eastAsia="標楷體" w:hAnsiTheme="majorBidi" w:cstheme="majorBidi"/>
-          <w:bCs/>
-          <w:w w:val="90"/>
-          <w:sz w:val="26"/>
-          <w:szCs w:val="26"/>
-        </w:rPr>
-      </w:pPr>
-    </w:p>
-    <w:p>
-      <w:pPr>
-        <w:snapToGrid w:val="0"/>
-        <w:spacing w:line="300" w:lineRule="exact"/>
-        <w:rPr>
-          <w:rFonts w:asciiTheme="majorBidi" w:eastAsia="標楷體" w:hAnsiTheme="majorBidi" w:cstheme="majorBidi"/>
-          <w:bCs/>
-          <w:w w:val="90"/>
-          <w:sz w:val="26"/>
-          <w:szCs w:val="26"/>
-        </w:rPr>
-      </w:pPr>
-      <w:proofErr w:type="gramStart"/>
-      <w:r>
-        <w:rPr>
-          <w:rFonts w:asciiTheme="majorBidi" w:eastAsia="標楷體" w:hAnsiTheme="majorBidi" w:cstheme="majorBidi" w:hint="eastAsia"/>
-          <w:bCs/>
-          <w:w w:val="90"/>
-          <w:sz w:val="26"/>
-          <w:szCs w:val="26"/>
-        </w:rPr>
-        <w:t>祂</w:t>
-      </w:r>
-      <w:proofErr w:type="gramEnd"/>
-      <w:r>
-        <w:rPr>
-          <w:rFonts w:asciiTheme="majorBidi" w:eastAsia="標楷體" w:hAnsiTheme="majorBidi" w:cstheme="majorBidi" w:hint="eastAsia"/>
-          <w:bCs/>
-          <w:w w:val="90"/>
-          <w:sz w:val="26"/>
-          <w:szCs w:val="26"/>
-        </w:rPr>
-        <w:t>的話帶氣力，</w:t>
-      </w:r>
-      <w:proofErr w:type="gramStart"/>
-      <w:r>
-        <w:rPr>
-          <w:rFonts w:asciiTheme="majorBidi" w:eastAsia="標楷體" w:hAnsiTheme="majorBidi" w:cstheme="majorBidi" w:hint="eastAsia"/>
-          <w:bCs/>
-          <w:w w:val="90"/>
-          <w:sz w:val="26"/>
-          <w:szCs w:val="26"/>
-        </w:rPr>
-        <w:t>祂</w:t>
-      </w:r>
-      <w:proofErr w:type="gramEnd"/>
-      <w:r>
-        <w:rPr>
-          <w:rFonts w:asciiTheme="majorBidi" w:eastAsia="標楷體" w:hAnsiTheme="majorBidi" w:cstheme="majorBidi" w:hint="eastAsia"/>
-          <w:bCs/>
-          <w:w w:val="90"/>
-          <w:sz w:val="26"/>
-          <w:szCs w:val="26"/>
-        </w:rPr>
-        <w:t>的話帶活命，</w:t>
-      </w:r>
-      <w:proofErr w:type="gramStart"/>
-      <w:r>
-        <w:rPr>
-          <w:rFonts w:asciiTheme="majorBidi" w:eastAsia="標楷體" w:hAnsiTheme="majorBidi" w:cstheme="majorBidi" w:hint="eastAsia"/>
-          <w:bCs/>
-          <w:w w:val="90"/>
-          <w:sz w:val="26"/>
-          <w:szCs w:val="26"/>
-        </w:rPr>
-        <w:t>祂</w:t>
-      </w:r>
-      <w:proofErr w:type="gramEnd"/>
-      <w:r>
-        <w:rPr>
-          <w:rFonts w:asciiTheme="majorBidi" w:eastAsia="標楷體" w:hAnsiTheme="majorBidi" w:cstheme="majorBidi" w:hint="eastAsia"/>
-          <w:bCs/>
-          <w:w w:val="90"/>
-          <w:sz w:val="26"/>
-          <w:szCs w:val="26"/>
-        </w:rPr>
-        <w:t>的話有大權柄；</w:t>
-      </w:r>
-    </w:p>
-    <w:p>
-      <w:pPr>
-        <w:snapToGrid w:val="0"/>
-        <w:spacing w:line="300" w:lineRule="exact"/>
-        <w:rPr>
-          <w:rFonts w:asciiTheme="majorBidi" w:eastAsia="標楷體" w:hAnsiTheme="majorBidi" w:cstheme="majorBidi"/>
-          <w:bCs/>
-          <w:w w:val="90"/>
-          <w:sz w:val="26"/>
-          <w:szCs w:val="26"/>
-        </w:rPr>
-      </w:pPr>
-      <w:r>
-        <w:rPr>
-          <w:rFonts w:asciiTheme="majorBidi" w:eastAsia="標楷體" w:hAnsiTheme="majorBidi" w:cstheme="majorBidi" w:hint="eastAsia"/>
-          <w:bCs/>
-          <w:w w:val="90"/>
-          <w:sz w:val="26"/>
-          <w:szCs w:val="26"/>
-        </w:rPr>
-        <w:t>咱當用</w:t>
-      </w:r>
-      <w:proofErr w:type="gramStart"/>
-      <w:r>
-        <w:rPr>
-          <w:rFonts w:asciiTheme="majorBidi" w:eastAsia="標楷體" w:hAnsiTheme="majorBidi" w:cstheme="majorBidi" w:hint="eastAsia"/>
-          <w:bCs/>
-          <w:w w:val="90"/>
-          <w:sz w:val="26"/>
-          <w:szCs w:val="26"/>
-        </w:rPr>
-        <w:t>祂</w:t>
-      </w:r>
-      <w:proofErr w:type="gramEnd"/>
-      <w:r>
-        <w:rPr>
-          <w:rFonts w:asciiTheme="majorBidi" w:eastAsia="標楷體" w:hAnsiTheme="majorBidi" w:cstheme="majorBidi" w:hint="eastAsia"/>
-          <w:bCs/>
-          <w:w w:val="90"/>
-          <w:sz w:val="26"/>
-          <w:szCs w:val="26"/>
-        </w:rPr>
-        <w:t>的話</w:t>
-      </w:r>
-      <w:proofErr w:type="gramStart"/>
-      <w:r>
-        <w:rPr>
-          <w:rFonts w:asciiTheme="majorBidi" w:eastAsia="標楷體" w:hAnsiTheme="majorBidi" w:cstheme="majorBidi" w:hint="eastAsia"/>
-          <w:bCs/>
-          <w:w w:val="90"/>
-          <w:sz w:val="26"/>
-          <w:szCs w:val="26"/>
-        </w:rPr>
-        <w:t>養飼家</w:t>
-      </w:r>
-      <w:proofErr w:type="gramEnd"/>
-      <w:r>
-        <w:rPr>
-          <w:rFonts w:asciiTheme="majorBidi" w:eastAsia="標楷體" w:hAnsiTheme="majorBidi" w:cstheme="majorBidi" w:hint="eastAsia"/>
-          <w:bCs/>
-          <w:w w:val="90"/>
-          <w:sz w:val="26"/>
-          <w:szCs w:val="26"/>
-        </w:rPr>
-        <w:t>己活命，盡心盡意</w:t>
-      </w:r>
-      <w:proofErr w:type="gramStart"/>
-      <w:r>
-        <w:rPr>
-          <w:rFonts w:asciiTheme="majorBidi" w:eastAsia="標楷體" w:hAnsiTheme="majorBidi" w:cstheme="majorBidi" w:hint="eastAsia"/>
-          <w:bCs/>
-          <w:w w:val="90"/>
-          <w:sz w:val="26"/>
-          <w:szCs w:val="26"/>
-        </w:rPr>
-        <w:t>隨主行</w:t>
-      </w:r>
-      <w:proofErr w:type="gramEnd"/>
-      <w:r>
-        <w:rPr>
-          <w:rFonts w:asciiTheme="majorBidi" w:eastAsia="標楷體" w:hAnsiTheme="majorBidi" w:cstheme="majorBidi" w:hint="eastAsia"/>
-          <w:bCs/>
-          <w:w w:val="90"/>
-          <w:sz w:val="26"/>
-          <w:szCs w:val="26"/>
-        </w:rPr>
-        <w:t>。</w:t>
-      </w:r>
-    </w:p>
-    <w:p>
-      <w:pPr>
-        <w:snapToGrid w:val="0"/>
-        <w:spacing w:line="300" w:lineRule="exact"/>
-        <w:rPr>
-          <w:rFonts w:asciiTheme="majorBidi" w:eastAsia="標楷體" w:hAnsiTheme="majorBidi" w:cstheme="majorBidi"/>
-          <w:bCs/>
-          <w:w w:val="90"/>
-          <w:sz w:val="26"/>
-          <w:szCs w:val="26"/>
-        </w:rPr>
-      </w:pPr>
+        <w:t>互你的眼光看見美夢！</w:t>
+      </w:r>
     </w:p>
     <w:p>
       <w:pPr>
@@ -5369,47 +4454,7 @@
                                   <w:w w:val="90"/>
                                   <w:szCs w:val="24"/>
                                 </w:rPr>
-                                <w:t>我們因信主耶穌基督而蒙　神國福音的恩典，成為基督的肢體，並按主的命令彼此相愛。因此我們奉獻自己成為基督的教會的</w:t>
-                              </w:r>
-                              <w:proofErr w:type="gramStart"/>
-                              <w:r>
-                                <w:rPr>
-                                  <w:rFonts w:ascii="文鼎粗魏碑" w:eastAsia="文鼎粗魏碑" w:cstheme="minorHAnsi" w:hint="eastAsia"/>
-                                  <w:color w:val="0D0D0D" w:themeColor="text1" w:themeTint="F2"/>
-                                  <w:w w:val="90"/>
-                                  <w:szCs w:val="24"/>
-                                </w:rPr>
-                                <w:t>事奉者</w:t>
-                              </w:r>
-                              <w:proofErr w:type="gramEnd"/>
-                              <w:r>
-                                <w:rPr>
-                                  <w:rFonts w:ascii="文鼎粗魏碑" w:eastAsia="文鼎粗魏碑" w:cstheme="minorHAnsi" w:hint="eastAsia"/>
-                                  <w:color w:val="0D0D0D" w:themeColor="text1" w:themeTint="F2"/>
-                                  <w:w w:val="90"/>
-                                  <w:szCs w:val="24"/>
-                                </w:rPr>
-                                <w:t>，用彼此事奉、彼此順服、彼此成全，和彼此學習的心，效法基督成為服事人的僕人。將服事會眾的事看為優先，以服事</w:t>
-                              </w:r>
-                              <w:proofErr w:type="gramStart"/>
-                              <w:r>
-                                <w:rPr>
-                                  <w:rFonts w:ascii="文鼎粗魏碑" w:eastAsia="文鼎粗魏碑" w:cstheme="minorHAnsi" w:hint="eastAsia"/>
-                                  <w:color w:val="0D0D0D" w:themeColor="text1" w:themeTint="F2"/>
-                                  <w:w w:val="90"/>
-                                  <w:szCs w:val="24"/>
-                                </w:rPr>
-                                <w:t>會眾來服事</w:t>
-                              </w:r>
-                              <w:proofErr w:type="gramEnd"/>
-                              <w:r>
-                                <w:rPr>
-                                  <w:rFonts w:ascii="文鼎粗魏碑" w:eastAsia="文鼎粗魏碑" w:cstheme="minorHAnsi" w:hint="eastAsia"/>
-                                  <w:color w:val="0D0D0D" w:themeColor="text1" w:themeTint="F2"/>
-                                  <w:w w:val="90"/>
-                                  <w:szCs w:val="24"/>
-                                </w:rPr>
-                                <w:t xml:space="preserve">　神。使我們與我們得救的身分相稱。</w:t>
+                                <w:t>我們因信主耶穌基督而蒙　神國福音的恩典，成為基督的肢體，並按主的命令彼此相愛。因此我們奉獻自己成為基督的教會的事奉者，用彼此事奉、彼此順服、彼此成全，和彼此學習的心，效法基督成為服事人的僕人。將服事會眾的事看為優先，以服事會眾來服事　神。使我們與我們得救的身分相稱。</w:t>
                               </w:r>
                             </w:p>
                           </w:txbxContent>
@@ -5435,7 +4480,7 @@
           </mc:Choice>
           <mc:Fallback>
             <w:pict>
-              <v:group w14:anchorId="789743EB" id="群組 21" o:spid="_x0000_s1026" style="position:absolute;margin-left:538.15pt;margin-top:28.9pt;width:134.65pt;height:261.65pt;z-index:251664896;mso-position-horizontal-relative:page;mso-position-vertical-relative:page;mso-width-relative:margin;mso-height-relative:margin" coordsize="17094,33223" o:gfxdata="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">
+              <v:group w14:anchorId="789743EB" id="群組 21" o:spid="_x0000_s1026" style="position:absolute;margin-left:538.15pt;margin-top:28.9pt;width:134.65pt;height:261.65pt;z-index:251664896;mso-position-horizontal-relative:page;mso-position-vertical-relative:page;mso-width-relative:margin;mso-height-relative:margin" coordsize="17094,33223" o:gfxdata="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">
                 <v:shapetype id="_x0000_t75" coordsize="21600,21600" o:spt="75" o:preferrelative="t" path="m@4@5l@4@11@9@11@9@5xe" filled="f" stroked="f">
                   <v:stroke joinstyle="miter"/>
                   <v:formulas>
@@ -5455,11 +4500,10 @@
                   <v:path o:extrusionok="f" gradientshapeok="t" o:connecttype="rect"/>
                   <o:lock v:ext="edit" aspectratio="t"/>
                 </v:shapetype>
-                <v:shape id="圖片 18" o:spid="_x0000_s1027" type="#_x0000_t75" style="position:absolute;left:-8065;top:8065;width:33223;height:17094;rotation:90;visibility:visible;mso-wrap-style:square" o:gfxdata="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">
+                <v:shape id="圖片 18" o:spid="_x0000_s1027" type="#_x0000_t75" style="position:absolute;left:-8065;top:8065;width:33223;height:17094;rotation:90;visibility:visible;mso-wrap-style:square" o:gfxdata="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">
                   <v:imagedata r:id="rId11" o:title=""/>
-                  <v:path arrowok="t"/>
                 </v:shape>
-                <v:roundrect id="圓角矩形 7" o:spid="_x0000_s1028" style="position:absolute;left:1666;top:2875;width:14086;height:28296;visibility:visible;mso-wrap-style:square;v-text-anchor:top" arcsize="3131f" o:gfxdata="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" filled="f" stroked="f" strokeweight="2.5pt">
+                <v:roundrect id="圓角矩形 7" o:spid="_x0000_s1028" style="position:absolute;left:1666;top:2875;width:14086;height:28296;visibility:visible;mso-wrap-style:square;v-text-anchor:top" arcsize="3131f" o:gfxdata="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" filled="f" stroked="f" strokeweight="2.5pt">
                   <v:stroke joinstyle="miter"/>
                   <v:textbox style="layout-flow:vertical-ideographic" inset="1mm,1mm,1mm,1mm">
                     <w:txbxContent>
@@ -5504,47 +4548,7 @@
                             <w:w w:val="90"/>
                             <w:szCs w:val="24"/>
                           </w:rPr>
-                          <w:t>我們因信主耶穌基督而蒙　神國福音的恩典，成為基督的肢體，並按主的命令彼此相愛。因此我們奉獻自己成為基督的教會的</w:t>
-                        </w:r>
-                        <w:proofErr w:type="gramStart"/>
-                        <w:r>
-                          <w:rPr>
-                            <w:rFonts w:ascii="文鼎粗魏碑" w:eastAsia="文鼎粗魏碑" w:cstheme="minorHAnsi" w:hint="eastAsia"/>
-                            <w:color w:val="0D0D0D" w:themeColor="text1" w:themeTint="F2"/>
-                            <w:w w:val="90"/>
-                            <w:szCs w:val="24"/>
-                          </w:rPr>
-                          <w:t>事奉者</w:t>
-                        </w:r>
-                        <w:proofErr w:type="gramEnd"/>
-                        <w:r>
-                          <w:rPr>
-                            <w:rFonts w:ascii="文鼎粗魏碑" w:eastAsia="文鼎粗魏碑" w:cstheme="minorHAnsi" w:hint="eastAsia"/>
-                            <w:color w:val="0D0D0D" w:themeColor="text1" w:themeTint="F2"/>
-                            <w:w w:val="90"/>
-                            <w:szCs w:val="24"/>
-                          </w:rPr>
-                          <w:t>，用彼此事奉、彼此順服、彼此成全，和彼此學習的心，效法基督成為服事人的僕人。將服事會眾的事看為優先，以服事</w:t>
-                        </w:r>
-                        <w:proofErr w:type="gramStart"/>
-                        <w:r>
-                          <w:rPr>
-                            <w:rFonts w:ascii="文鼎粗魏碑" w:eastAsia="文鼎粗魏碑" w:cstheme="minorHAnsi" w:hint="eastAsia"/>
-                            <w:color w:val="0D0D0D" w:themeColor="text1" w:themeTint="F2"/>
-                            <w:w w:val="90"/>
-                            <w:szCs w:val="24"/>
-                          </w:rPr>
-                          <w:t>會眾來服事</w:t>
-                        </w:r>
-                        <w:proofErr w:type="gramEnd"/>
-                        <w:r>
-                          <w:rPr>
-                            <w:rFonts w:ascii="文鼎粗魏碑" w:eastAsia="文鼎粗魏碑" w:cstheme="minorHAnsi" w:hint="eastAsia"/>
-                            <w:color w:val="0D0D0D" w:themeColor="text1" w:themeTint="F2"/>
-                            <w:w w:val="90"/>
-                            <w:szCs w:val="24"/>
-                          </w:rPr>
-                          <w:t xml:space="preserve">　神。使我們與我們得救的身分相稱。</w:t>
+                          <w:t>我們因信主耶穌基督而蒙　神國福音的恩典，成為基督的肢體，並按主的命令彼此相愛。因此我們奉獻自己成為基督的教會的事奉者，用彼此事奉、彼此順服、彼此成全，和彼此學習的心，效法基督成為服事人的僕人。將服事會眾的事看為優先，以服事會眾來服事　神。使我們與我們得救的身分相稱。</w:t>
                         </w:r>
                       </w:p>
                     </w:txbxContent>
@@ -5561,7 +4565,7 @@
           <w:noProof/>
         </w:rPr>
         <w:drawing>
-          <wp:anchor distT="0" distB="0" distL="114300" distR="114300" simplePos="0" relativeHeight="251660800" behindDoc="0" locked="0" layoutInCell="1" allowOverlap="1" wp14:anchorId="0030E694" wp14:editId="78F99AEE">
+          <wp:anchor distT="0" distB="0" distL="114300" distR="114300" simplePos="0" relativeHeight="251660800" behindDoc="0" locked="0" layoutInCell="1" allowOverlap="1" wp14:anchorId="0030E694" wp14:editId="45AC09EB">
             <wp:simplePos x="0" y="0"/>
             <wp:positionH relativeFrom="column">
               <wp:posOffset>2160905</wp:posOffset>
@@ -5767,7 +4771,6 @@
                                 </w:rPr>
                                 <w:t>聚會時間表</w:t>
                               </w:r>
-                              <w:proofErr w:type="gramStart"/>
                               <w:r>
                                 <w:rPr>
                                   <w:rFonts w:ascii="Barlow Condensed Medium" w:eastAsia="華康正顏楷體W9" w:hAnsi="Barlow Condensed Medium" w:cstheme="minorHAnsi" w:hint="eastAsia"/>
@@ -5777,7 +4780,6 @@
                                 </w:rPr>
                                 <w:t>》</w:t>
                               </w:r>
-                              <w:proofErr w:type="gramEnd"/>
                             </w:p>
                             <w:tbl>
                               <w:tblPr>
@@ -6551,7 +5553,6 @@
                                         <w:szCs w:val="26"/>
                                       </w:rPr>
                                     </w:pPr>
-                                    <w:proofErr w:type="gramStart"/>
                                     <w:r>
                                       <w:rPr>
                                         <w:rFonts w:ascii="Barlow Condensed Medium" w:eastAsia="標楷體" w:hAnsi="Barlow Condensed Medium" w:hint="eastAsia"/>
@@ -6562,7 +5563,6 @@
                                       </w:rPr>
                                       <w:t>拿細耳</w:t>
                                     </w:r>
-                                    <w:proofErr w:type="gramEnd"/>
                                     <w:r>
                                       <w:rPr>
                                         <w:rFonts w:ascii="Barlow Condensed Medium" w:eastAsia="標楷體" w:hAnsi="Barlow Condensed Medium" w:hint="eastAsia"/>
@@ -6716,7 +5716,6 @@
                                         <w:szCs w:val="26"/>
                                       </w:rPr>
                                     </w:pPr>
-                                    <w:proofErr w:type="gramStart"/>
                                     <w:r>
                                       <w:rPr>
                                         <w:rFonts w:ascii="Barlow Condensed Medium" w:eastAsia="標楷體" w:hAnsi="Barlow Condensed Medium" w:hint="eastAsia"/>
@@ -6727,7 +5726,6 @@
                                       </w:rPr>
                                       <w:t>社青小組</w:t>
                                     </w:r>
-                                    <w:proofErr w:type="gramEnd"/>
                                   </w:p>
                                 </w:tc>
                                 <w:tc>
@@ -6921,7 +5919,6 @@
                                         <w:szCs w:val="26"/>
                                       </w:rPr>
                                     </w:pPr>
-                                    <w:proofErr w:type="gramStart"/>
                                     <w:r>
                                       <w:rPr>
                                         <w:rFonts w:ascii="Barlow Condensed Medium" w:eastAsia="標楷體" w:hAnsi="Barlow Condensed Medium"/>
@@ -6932,7 +5929,6 @@
                                       </w:rPr>
                                       <w:t>明憲家</w:t>
                                     </w:r>
-                                    <w:proofErr w:type="gramEnd"/>
                                   </w:p>
                                 </w:tc>
                               </w:tr>
@@ -7511,12 +6507,12 @@
           </mc:Choice>
           <mc:Fallback>
             <w:pict>
-              <v:group w14:anchorId="5DF93223" id="群組 24" o:spid="_x0000_s1029" style="position:absolute;margin-left:533.85pt;margin-top:298.55pt;width:140.3pt;height:259.35pt;z-index:251662848;mso-position-horizontal-relative:page;mso-position-vertical-relative:page;mso-width-relative:margin;mso-height-relative:margin" coordsize="17818,32941" o:gfxdata="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">
+              <v:group w14:anchorId="5DF93223" id="群組 24" o:spid="_x0000_s1029" style="position:absolute;margin-left:533.85pt;margin-top:298.55pt;width:140.3pt;height:259.35pt;z-index:251662848;mso-position-horizontal-relative:page;mso-position-vertical-relative:page;mso-width-relative:margin;mso-height-relative:margin" coordsize="17818,32941" o:gfxdata="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">
                 <v:shapetype id="_x0000_t202" coordsize="21600,21600" o:spt="202" path="m,l,21600r21600,l21600,xe">
                   <v:stroke joinstyle="miter"/>
                   <v:path gradientshapeok="t" o:connecttype="rect"/>
                 </v:shapetype>
-                <v:shape id="_x0000_s1030" type="#_x0000_t202" style="position:absolute;left:351;top:293;width:17279;height:32590;visibility:visible;mso-wrap-style:square;v-text-anchor:top" o:gfxdata="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" stroked="f">
+                <v:shape id="_x0000_s1030" type="#_x0000_t202" style="position:absolute;left:351;top:293;width:17279;height:32590;visibility:visible;mso-wrap-style:square;v-text-anchor:top" o:gfxdata="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" stroked="f">
                   <v:textbox inset="0,0,0,0">
                     <w:txbxContent>
                       <w:p>
@@ -7533,7 +6529,6 @@
                           </w:rPr>
                           <w:t>聚會時間表</w:t>
                         </w:r>
-                        <w:proofErr w:type="gramStart"/>
                         <w:r>
                           <w:rPr>
                             <w:rFonts w:ascii="Barlow Condensed Medium" w:eastAsia="華康正顏楷體W9" w:hAnsi="Barlow Condensed Medium" w:cstheme="minorHAnsi" w:hint="eastAsia"/>
@@ -7543,7 +6538,6 @@
                           </w:rPr>
                           <w:t>》</w:t>
                         </w:r>
-                        <w:proofErr w:type="gramEnd"/>
                       </w:p>
                       <w:tbl>
                         <w:tblPr>
@@ -8317,7 +7311,6 @@
                                   <w:szCs w:val="26"/>
                                 </w:rPr>
                               </w:pPr>
-                              <w:proofErr w:type="gramStart"/>
                               <w:r>
                                 <w:rPr>
                                   <w:rFonts w:ascii="Barlow Condensed Medium" w:eastAsia="標楷體" w:hAnsi="Barlow Condensed Medium" w:hint="eastAsia"/>
@@ -8328,7 +7321,6 @@
                                 </w:rPr>
                                 <w:t>拿細耳</w:t>
                               </w:r>
-                              <w:proofErr w:type="gramEnd"/>
                               <w:r>
                                 <w:rPr>
                                   <w:rFonts w:ascii="Barlow Condensed Medium" w:eastAsia="標楷體" w:hAnsi="Barlow Condensed Medium" w:hint="eastAsia"/>
@@ -8482,7 +7474,6 @@
                                   <w:szCs w:val="26"/>
                                 </w:rPr>
                               </w:pPr>
-                              <w:proofErr w:type="gramStart"/>
                               <w:r>
                                 <w:rPr>
                                   <w:rFonts w:ascii="Barlow Condensed Medium" w:eastAsia="標楷體" w:hAnsi="Barlow Condensed Medium" w:hint="eastAsia"/>
@@ -8493,7 +7484,6 @@
                                 </w:rPr>
                                 <w:t>社青小組</w:t>
                               </w:r>
-                              <w:proofErr w:type="gramEnd"/>
                             </w:p>
                           </w:tc>
                           <w:tc>
@@ -8687,7 +7677,6 @@
                                   <w:szCs w:val="26"/>
                                 </w:rPr>
                               </w:pPr>
-                              <w:proofErr w:type="gramStart"/>
                               <w:r>
                                 <w:rPr>
                                   <w:rFonts w:ascii="Barlow Condensed Medium" w:eastAsia="標楷體" w:hAnsi="Barlow Condensed Medium"/>
@@ -8698,7 +7687,6 @@
                                 </w:rPr>
                                 <w:t>明憲家</w:t>
                               </w:r>
-                              <w:proofErr w:type="gramEnd"/>
                             </w:p>
                           </w:tc>
                         </w:tr>
@@ -9214,7 +8202,7 @@
                     </w:txbxContent>
                   </v:textbox>
                 </v:shape>
-                <v:roundrect id="圓角矩形 5" o:spid="_x0000_s1031" style="position:absolute;width:17818;height:32941;visibility:visible;mso-wrap-style:square;v-text-anchor:middle" arcsize="2169f" o:gfxdata="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" filled="f" strokecolor="#5a5a5a [2109]" strokeweight="2.5pt">
+                <v:roundrect id="圓角矩形 5" o:spid="_x0000_s1031" style="position:absolute;width:17818;height:32941;visibility:visible;mso-wrap-style:square;v-text-anchor:middle" arcsize="2169f" o:gfxdata="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" filled="f" strokecolor="#5a5a5a [2109]" strokeweight="2.5pt">
                   <v:stroke joinstyle="miter"/>
                 </v:roundrect>
                 <w10:wrap anchorx="page" anchory="page"/>
@@ -9667,18 +8655,7 @@
                                         <w:sz w:val="26"/>
                                         <w:szCs w:val="26"/>
                                       </w:rPr>
-                                      <w:t>我心</w:t>
-                                    </w:r>
-                                    <w:proofErr w:type="gramStart"/>
-                                    <w:r>
-                                      <w:rPr>
-                                        <w:rFonts w:ascii="Barlow Condensed Medium" w:eastAsia="華康儷楷書" w:hAnsi="Barlow Condensed Medium" w:cs="華康儷楷書" w:hint="eastAsia"/>
-                                        <w:color w:val="000000" w:themeColor="text1"/>
-                                        <w:w w:val="75"/>
-                                        <w:sz w:val="26"/>
-                                        <w:szCs w:val="26"/>
-                                      </w:rPr>
-                                      <w:t>堅定</w:t>
+                                      <w:t>我心堅定</w:t>
                                     </w:r>
                                     <w:r>
                                       <w:rPr>
@@ -9690,7 +8667,6 @@
                                       </w:rPr>
                                       <w:t>,</w:t>
                                     </w:r>
-                                    <w:proofErr w:type="gramEnd"/>
                                     <w:r>
                                       <w:rPr>
                                         <w:rFonts w:ascii="Barlow Condensed Medium" w:eastAsia="華康儷楷書" w:hAnsi="Barlow Condensed Medium" w:cs="華康儷楷書" w:hint="eastAsia"/>
@@ -10061,7 +9037,6 @@
                                         <w:szCs w:val="26"/>
                                       </w:rPr>
                                     </w:pPr>
-                                    <w:proofErr w:type="gramStart"/>
                                     <w:r>
                                       <w:rPr>
                                         <w:rFonts w:ascii="Barlow Condensed Medium" w:eastAsia="華康中黑體" w:hAnsi="Barlow Condensed Medium" w:hint="eastAsia"/>
@@ -10071,7 +9046,6 @@
                                       </w:rPr>
                                       <w:t>啟應</w:t>
                                     </w:r>
-                                    <w:proofErr w:type="gramEnd"/>
                                     <w:r>
                                       <w:rPr>
                                         <w:rFonts w:ascii="Barlow Condensed Medium" w:eastAsia="華康中黑體" w:hAnsi="Barlow Condensed Medium" w:hint="eastAsia"/>
@@ -10297,8 +9271,8 @@
           </mc:Choice>
           <mc:Fallback>
             <w:pict>
-              <v:group w14:anchorId="0AB0FEB2" id="群組 19" o:spid="_x0000_s1032" style="position:absolute;left:0;text-align:left;margin-left:534.4pt;margin-top:567.3pt;width:140.6pt;height:130.1pt;z-index:251651584;mso-position-horizontal-relative:page;mso-position-vertical-relative:page;mso-width-relative:margin;mso-height-relative:margin" coordorigin="108" coordsize="17868,16510" o:gfxdata="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">
-                <v:shape id="_x0000_s1033" type="#_x0000_t202" style="position:absolute;left:317;top:444;width:17634;height:15621;visibility:visible;mso-wrap-style:square;v-text-anchor:top" o:gfxdata="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" stroked="f">
+              <v:group w14:anchorId="0AB0FEB2" id="群組 19" o:spid="_x0000_s1032" style="position:absolute;left:0;text-align:left;margin-left:534.4pt;margin-top:567.3pt;width:140.6pt;height:130.1pt;z-index:251651584;mso-position-horizontal-relative:page;mso-position-vertical-relative:page;mso-width-relative:margin;mso-height-relative:margin" coordorigin="108" coordsize="17868,16510" o:gfxdata="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">
+                <v:shape id="_x0000_s1033" type="#_x0000_t202" style="position:absolute;left:317;top:444;width:17634;height:15621;visibility:visible;mso-wrap-style:square;v-text-anchor:top" o:gfxdata="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" stroked="f">
                   <v:textbox inset="0,0,0,0">
                     <w:txbxContent>
                       <w:p>
@@ -10643,18 +9617,7 @@
                                   <w:sz w:val="26"/>
                                   <w:szCs w:val="26"/>
                                 </w:rPr>
-                                <w:t>我心</w:t>
-                              </w:r>
-                              <w:proofErr w:type="gramStart"/>
-                              <w:r>
-                                <w:rPr>
-                                  <w:rFonts w:ascii="Barlow Condensed Medium" w:eastAsia="華康儷楷書" w:hAnsi="Barlow Condensed Medium" w:cs="華康儷楷書" w:hint="eastAsia"/>
-                                  <w:color w:val="000000" w:themeColor="text1"/>
-                                  <w:w w:val="75"/>
-                                  <w:sz w:val="26"/>
-                                  <w:szCs w:val="26"/>
-                                </w:rPr>
-                                <w:t>堅定</w:t>
+                                <w:t>我心堅定</w:t>
                               </w:r>
                               <w:r>
                                 <w:rPr>
@@ -10666,7 +9629,6 @@
                                 </w:rPr>
                                 <w:t>,</w:t>
                               </w:r>
-                              <w:proofErr w:type="gramEnd"/>
                               <w:r>
                                 <w:rPr>
                                   <w:rFonts w:ascii="Barlow Condensed Medium" w:eastAsia="華康儷楷書" w:hAnsi="Barlow Condensed Medium" w:cs="華康儷楷書" w:hint="eastAsia"/>
@@ -11037,7 +9999,6 @@
                                   <w:szCs w:val="26"/>
                                 </w:rPr>
                               </w:pPr>
-                              <w:proofErr w:type="gramStart"/>
                               <w:r>
                                 <w:rPr>
                                   <w:rFonts w:ascii="Barlow Condensed Medium" w:eastAsia="華康中黑體" w:hAnsi="Barlow Condensed Medium" w:hint="eastAsia"/>
@@ -11047,7 +10008,6 @@
                                 </w:rPr>
                                 <w:t>啟應</w:t>
                               </w:r>
-                              <w:proofErr w:type="gramEnd"/>
                               <w:r>
                                 <w:rPr>
                                   <w:rFonts w:ascii="Barlow Condensed Medium" w:eastAsia="華康中黑體" w:hAnsi="Barlow Condensed Medium" w:hint="eastAsia"/>
@@ -11210,7 +10170,7 @@
                     </w:txbxContent>
                   </v:textbox>
                 </v:shape>
-                <v:roundrect id="圓角矩形 25" o:spid="_x0000_s1034" style="position:absolute;left:108;width:17869;height:16510;visibility:visible;mso-wrap-style:square;v-text-anchor:middle" arcsize="4542f" o:gfxdata="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" filled="f" strokecolor="#5a5a5a [2109]" strokeweight="2.5pt">
+                <v:roundrect id="圓角矩形 25" o:spid="_x0000_s1034" style="position:absolute;left:108;width:17869;height:16510;visibility:visible;mso-wrap-style:square;v-text-anchor:middle" arcsize="4542f" o:gfxdata="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" filled="f" strokecolor="#5a5a5a [2109]" strokeweight="2.5pt">
                   <v:stroke joinstyle="miter"/>
                 </v:roundrect>
                 <w10:wrap anchorx="page" anchory="page"/>
@@ -11378,7 +10338,7 @@
           </mc:Choice>
           <mc:Fallback>
             <w:pict>
-              <v:shape w14:anchorId="76BD7DFF" id="文字方塊 2" o:spid="_x0000_s1035" type="#_x0000_t202" style="position:absolute;margin-left:31.4pt;margin-top:-54.1pt;width:109.8pt;height:110.6pt;z-index:251667968;visibility:visible;mso-wrap-style:square;mso-width-percent:0;mso-height-percent:200;mso-wrap-distance-left:9pt;mso-wrap-distance-top:3.6pt;mso-wrap-distance-right:9pt;mso-wrap-distance-bottom:3.6pt;mso-position-horizontal:absolute;mso-position-horizontal-relative:text;mso-position-vertical:absolute;mso-position-vertical-relative:text;mso-width-percent:0;mso-height-percent:200;mso-width-relative:margin;mso-height-relative:margin;v-text-anchor:top" o:gfxdata="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" filled="f" stroked="f">
+              <v:shape w14:anchorId="76BD7DFF" id="文字方塊 2" o:spid="_x0000_s1035" type="#_x0000_t202" style="position:absolute;margin-left:31.4pt;margin-top:-54.1pt;width:109.8pt;height:110.6pt;z-index:251667968;visibility:visible;mso-wrap-style:square;mso-width-percent:0;mso-height-percent:200;mso-wrap-distance-left:9pt;mso-wrap-distance-top:3.6pt;mso-wrap-distance-right:9pt;mso-wrap-distance-bottom:3.6pt;mso-position-horizontal:absolute;mso-position-horizontal-relative:text;mso-position-vertical:absolute;mso-position-vertical-relative:text;mso-width-percent:0;mso-height-percent:200;mso-width-relative:margin;mso-height-relative:margin;v-text-anchor:top" o:gfxdata="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" filled="f" stroked="f">
                 <v:textbox style="mso-fit-shape-to-text:t" inset="1mm,1mm,1mm,1mm">
                   <w:txbxContent>
                     <w:p>
@@ -11577,7 +10537,7 @@
           </mc:Choice>
           <mc:Fallback>
             <w:pict>
-              <v:roundrect w14:anchorId="4775AEF3" id="圓角矩形 12" o:spid="_x0000_s1036" style="position:absolute;margin-left:-.9pt;margin-top:16.35pt;width:49.3pt;height:15.45pt;z-index:251647488;visibility:visible;mso-wrap-style:square;mso-width-percent:0;mso-height-percent:0;mso-wrap-distance-left:9pt;mso-wrap-distance-top:0;mso-wrap-distance-right:9pt;mso-wrap-distance-bottom:0;mso-position-horizontal:absolute;mso-position-horizontal-relative:text;mso-position-vertical:absolute;mso-position-vertical-relative:text;mso-width-percent:0;mso-height-percent:0;mso-width-relative:margin;mso-height-relative:margin;v-text-anchor:middle" arcsize="10923f" o:gfxdata="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" fillcolor="#5a5a5a [2109]" stroked="f" strokeweight="1pt">
+              <v:roundrect w14:anchorId="4775AEF3" id="圓角矩形 12" o:spid="_x0000_s1036" style="position:absolute;margin-left:-.9pt;margin-top:16.35pt;width:49.3pt;height:15.45pt;z-index:251647488;visibility:visible;mso-wrap-style:square;mso-width-percent:0;mso-height-percent:0;mso-wrap-distance-left:9pt;mso-wrap-distance-top:0;mso-wrap-distance-right:9pt;mso-wrap-distance-bottom:0;mso-position-horizontal:absolute;mso-position-horizontal-relative:text;mso-position-vertical:absolute;mso-position-vertical-relative:text;mso-width-percent:0;mso-height-percent:0;mso-width-relative:margin;mso-height-relative:margin;v-text-anchor:middle" arcsize="10923f" o:gfxdata="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" fillcolor="#5a5a5a [2109]" stroked="f" strokeweight="1pt">
                 <v:stroke joinstyle="miter"/>
                 <v:textbox inset=".5mm,0,.5mm,0">
                   <w:txbxContent>
@@ -11717,7 +10677,7 @@
           </mc:Choice>
           <mc:Fallback>
             <w:pict>
-              <v:roundrect w14:anchorId="196DC3BF" id="圓角矩形 14" o:spid="_x0000_s1037" style="position:absolute;margin-left:-1.25pt;margin-top:16.7pt;width:83.6pt;height:15.3pt;z-index:251648512;visibility:visible;mso-wrap-style:square;mso-width-percent:0;mso-height-percent:0;mso-wrap-distance-left:9pt;mso-wrap-distance-top:0;mso-wrap-distance-right:9pt;mso-wrap-distance-bottom:0;mso-position-horizontal:absolute;mso-position-horizontal-relative:text;mso-position-vertical:absolute;mso-position-vertical-relative:text;mso-width-percent:0;mso-height-percent:0;mso-width-relative:margin;mso-height-relative:margin;v-text-anchor:middle" arcsize="10923f" o:gfxdata="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" fillcolor="#5a5a5a [2109]" stroked="f" strokeweight="1pt">
+              <v:roundrect w14:anchorId="196DC3BF" id="圓角矩形 14" o:spid="_x0000_s1037" style="position:absolute;margin-left:-1.25pt;margin-top:16.7pt;width:83.6pt;height:15.3pt;z-index:251648512;visibility:visible;mso-wrap-style:square;mso-width-percent:0;mso-height-percent:0;mso-wrap-distance-left:9pt;mso-wrap-distance-top:0;mso-wrap-distance-right:9pt;mso-wrap-distance-bottom:0;mso-position-horizontal:absolute;mso-position-horizontal-relative:text;mso-position-vertical:absolute;mso-position-vertical-relative:text;mso-width-percent:0;mso-height-percent:0;mso-width-relative:margin;mso-height-relative:margin;v-text-anchor:middle" arcsize="10923f" o:gfxdata="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" fillcolor="#5a5a5a [2109]" stroked="f" strokeweight="1pt">
                 <v:stroke joinstyle="miter"/>
                 <v:textbox inset=".5mm,0,.5mm,0">
                   <w:txbxContent>
@@ -11913,7 +10873,7 @@
           </mc:Choice>
           <mc:Fallback>
             <w:pict>
-              <v:roundrect w14:anchorId="1A4DC044" id="圓角矩形 9" o:spid="_x0000_s1038" style="position:absolute;margin-left:-.6pt;margin-top:16.6pt;width:30.35pt;height:15.3pt;z-index:251649536;visibility:visible;mso-wrap-style:square;mso-width-percent:0;mso-height-percent:0;mso-wrap-distance-left:9pt;mso-wrap-distance-top:0;mso-wrap-distance-right:9pt;mso-wrap-distance-bottom:0;mso-position-horizontal:absolute;mso-position-horizontal-relative:text;mso-position-vertical:absolute;mso-position-vertical-relative:text;mso-width-percent:0;mso-height-percent:0;mso-width-relative:margin;mso-height-relative:margin;v-text-anchor:middle" arcsize="10923f" o:gfxdata="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" fillcolor="#5a5a5a [2109]" stroked="f" strokeweight="1pt">
+              <v:roundrect w14:anchorId="1A4DC044" id="圓角矩形 9" o:spid="_x0000_s1038" style="position:absolute;margin-left:-.6pt;margin-top:16.6pt;width:30.35pt;height:15.3pt;z-index:251649536;visibility:visible;mso-wrap-style:square;mso-width-percent:0;mso-height-percent:0;mso-wrap-distance-left:9pt;mso-wrap-distance-top:0;mso-wrap-distance-right:9pt;mso-wrap-distance-bottom:0;mso-position-horizontal:absolute;mso-position-horizontal-relative:text;mso-position-vertical:absolute;mso-position-vertical-relative:text;mso-width-percent:0;mso-height-percent:0;mso-width-relative:margin;mso-height-relative:margin;v-text-anchor:middle" arcsize="10923f" o:gfxdata="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" fillcolor="#5a5a5a [2109]" stroked="f" strokeweight="1pt">
                 <v:stroke joinstyle="miter"/>
                 <v:textbox inset=".5mm,0,.5mm,0">
                   <w:txbxContent>
@@ -12177,7 +11137,7 @@
           </mc:Choice>
           <mc:Fallback>
             <w:pict>
-              <v:roundrect w14:anchorId="03BFD3A3" id="圓角矩形 13" o:spid="_x0000_s1039" style="position:absolute;margin-left:-.4pt;margin-top:16.65pt;width:49.3pt;height:15.3pt;z-index:251650560;visibility:visible;mso-wrap-style:square;mso-width-percent:0;mso-height-percent:0;mso-wrap-distance-left:9pt;mso-wrap-distance-top:0;mso-wrap-distance-right:9pt;mso-wrap-distance-bottom:0;mso-position-horizontal:absolute;mso-position-horizontal-relative:text;mso-position-vertical:absolute;mso-position-vertical-relative:text;mso-width-percent:0;mso-height-percent:0;mso-width-relative:margin;mso-height-relative:margin;v-text-anchor:middle" arcsize="10923f" o:gfxdata="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" fillcolor="#5a5a5a [2109]" stroked="f" strokeweight="1pt">
+              <v:roundrect w14:anchorId="03BFD3A3" id="圓角矩形 13" o:spid="_x0000_s1039" style="position:absolute;margin-left:-.4pt;margin-top:16.65pt;width:49.3pt;height:15.3pt;z-index:251650560;visibility:visible;mso-wrap-style:square;mso-width-percent:0;mso-height-percent:0;mso-wrap-distance-left:9pt;mso-wrap-distance-top:0;mso-wrap-distance-right:9pt;mso-wrap-distance-bottom:0;mso-position-horizontal:absolute;mso-position-horizontal-relative:text;mso-position-vertical:absolute;mso-position-vertical-relative:text;mso-width-percent:0;mso-height-percent:0;mso-width-relative:margin;mso-height-relative:margin;v-text-anchor:middle" arcsize="10923f" o:gfxdata="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" fillcolor="#5a5a5a [2109]" stroked="f" strokeweight="1pt">
                 <v:stroke joinstyle="miter"/>
                 <v:textbox inset=".5mm,0,.5mm,0">
                   <w:txbxContent>
@@ -12214,7 +11174,6 @@
         </w:rPr>
         <w:t xml:space="preserve">       </w:t>
       </w:r>
-      <w:proofErr w:type="gramStart"/>
       <w:r>
         <w:rPr>
           <w:rFonts w:ascii="Barlow Condensed Medium" w:eastAsia="華康中圓體" w:hAnsi="Barlow Condensed Medium"/>
@@ -12222,7 +11181,6 @@
         </w:rPr>
         <w:t>主堂</w:t>
       </w:r>
-      <w:proofErr w:type="gramEnd"/>
       <w:r>
         <w:rPr>
           <w:rFonts w:ascii="Barlow Condensed Medium" w:eastAsia="華康中圓體" w:hAnsi="Barlow Condensed Medium"/>
@@ -12366,7 +11324,6 @@
                                 <w:sz w:val="22"/>
                               </w:rPr>
                             </w:pPr>
-                            <w:proofErr w:type="gramStart"/>
                             <w:r>
                               <w:rPr>
                                 <w:rFonts w:ascii="Barlow Condensed Medium" w:eastAsia="華康儷中黑" w:hAnsi="Barlow Condensed Medium"/>
@@ -12374,7 +11331,6 @@
                               </w:rPr>
                               <w:t>教會臉書</w:t>
                             </w:r>
-                            <w:proofErr w:type="gramEnd"/>
                             <w:r>
                               <w:rPr>
                                 <w:rFonts w:ascii="Barlow Condensed Medium" w:eastAsia="華康儷中黑" w:hAnsi="Barlow Condensed Medium"/>
@@ -12417,7 +11373,7 @@
           </mc:Choice>
           <mc:Fallback>
             <w:pict>
-              <v:shape w14:anchorId="77C1E33A" id="_x0000_s1040" type="#_x0000_t202" style="position:absolute;margin-left:107.25pt;margin-top:6.2pt;width:125.55pt;height:16.3pt;z-index:251666944;visibility:visible;mso-wrap-style:square;mso-width-percent:0;mso-height-percent:0;mso-wrap-distance-left:9pt;mso-wrap-distance-top:3.6pt;mso-wrap-distance-right:9pt;mso-wrap-distance-bottom:3.6pt;mso-position-horizontal:absolute;mso-position-horizontal-relative:text;mso-position-vertical:absolute;mso-position-vertical-relative:text;mso-width-percent:0;mso-height-percent:0;mso-width-relative:margin;mso-height-relative:margin;v-text-anchor:top" o:gfxdata="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" filled="f" stroked="f">
+              <v:shape w14:anchorId="77C1E33A" id="_x0000_s1040" type="#_x0000_t202" style="position:absolute;margin-left:107.25pt;margin-top:6.2pt;width:125.55pt;height:16.3pt;z-index:251666944;visibility:visible;mso-wrap-style:square;mso-width-percent:0;mso-height-percent:0;mso-wrap-distance-left:9pt;mso-wrap-distance-top:3.6pt;mso-wrap-distance-right:9pt;mso-wrap-distance-bottom:3.6pt;mso-position-horizontal:absolute;mso-position-horizontal-relative:text;mso-position-vertical:absolute;mso-position-vertical-relative:text;mso-width-percent:0;mso-height-percent:0;mso-width-relative:margin;mso-height-relative:margin;v-text-anchor:top" o:gfxdata="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" filled="f" stroked="f">
                 <v:textbox inset="0,0,0,0">
                   <w:txbxContent>
                     <w:p>
@@ -12428,7 +11384,6 @@
                           <w:sz w:val="22"/>
                         </w:rPr>
                       </w:pPr>
-                      <w:proofErr w:type="gramStart"/>
                       <w:r>
                         <w:rPr>
                           <w:rFonts w:ascii="Barlow Condensed Medium" w:eastAsia="華康儷中黑" w:hAnsi="Barlow Condensed Medium"/>
@@ -12436,7 +11391,6 @@
                         </w:rPr>
                         <w:t>教會臉書</w:t>
                       </w:r>
-                      <w:proofErr w:type="gramEnd"/>
                       <w:r>
                         <w:rPr>
                           <w:rFonts w:ascii="Barlow Condensed Medium" w:eastAsia="華康儷中黑" w:hAnsi="Barlow Condensed Medium"/>
@@ -12494,19 +11448,8 @@
           <w:sz w:val="28"/>
           <w:szCs w:val="28"/>
         </w:rPr>
-        <w:t xml:space="preserve"> </w:t>
-      </w:r>
-      <w:proofErr w:type="gramStart"/>
-      <w:r>
-        <w:rPr>
-          <w:rFonts w:ascii="Old English Text MT" w:hAnsi="Old English Text MT"/>
-          <w:color w:val="404040" w:themeColor="text1" w:themeTint="BF"/>
-          <w:sz w:val="28"/>
-          <w:szCs w:val="28"/>
-        </w:rPr>
-        <w:t>Weekly</w:t>
-      </w:r>
-      <w:proofErr w:type="gramEnd"/>
+        <w:t xml:space="preserve"> Weekly</w:t>
+      </w:r>
     </w:p>
     <w:p>
       <w:pPr>
@@ -13354,7 +12297,7 @@
                 </mc:Choice>
                 <mc:Fallback>
                   <w:pict>
-                    <v:rect w14:anchorId="343BC9BA" id="矩形 8" o:spid="_x0000_s1041" style="position:absolute;left:0;text-align:left;margin-left:-.7pt;margin-top:2.7pt;width:18.75pt;height:92.3pt;z-index:251663872;visibility:visible;mso-wrap-style:square;mso-width-percent:0;mso-height-percent:0;mso-wrap-distance-left:9pt;mso-wrap-distance-top:0;mso-wrap-distance-right:9pt;mso-wrap-distance-bottom:0;mso-position-horizontal:absolute;mso-position-horizontal-relative:text;mso-position-vertical:absolute;mso-position-vertical-relative:text;mso-width-percent:0;mso-height-percent:0;mso-width-relative:margin;mso-height-relative:margin;v-text-anchor:middle" o:gfxdata="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" fillcolor="#5a5a5a [2109]" stroked="f" strokeweight="1pt">
+                    <v:rect w14:anchorId="343BC9BA" id="矩形 8" o:spid="_x0000_s1041" style="position:absolute;left:0;text-align:left;margin-left:-.7pt;margin-top:2.7pt;width:18.75pt;height:92.3pt;z-index:251663872;visibility:visible;mso-wrap-style:square;mso-width-percent:0;mso-height-percent:0;mso-wrap-distance-left:9pt;mso-wrap-distance-top:0;mso-wrap-distance-right:9pt;mso-wrap-distance-bottom:0;mso-position-horizontal:absolute;mso-position-horizontal-relative:text;mso-position-vertical:absolute;mso-position-vertical-relative:text;mso-width-percent:0;mso-height-percent:0;mso-width-relative:margin;mso-height-relative:margin;v-text-anchor:middle" o:gfxdata="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" fillcolor="#5a5a5a [2109]" stroked="f" strokeweight="1pt">
                       <v:textbox style="layout-flow:vertical-ideographic" inset="1mm,1mm,1mm,1mm">
                         <w:txbxContent>
                           <w:p>
@@ -13412,7 +12355,6 @@
                 <w:szCs w:val="20"/>
               </w:rPr>
             </w:pPr>
-            <w:proofErr w:type="gramStart"/>
             <w:r>
               <w:rPr>
                 <w:rFonts w:eastAsia="華康儷中黑" w:cstheme="minorHAnsi"/>
@@ -13423,7 +12365,6 @@
               </w:rPr>
               <w:t>序樂</w:t>
             </w:r>
-            <w:proofErr w:type="gramEnd"/>
           </w:p>
         </w:tc>
         <w:tc>
@@ -13559,7 +12500,6 @@
                 <w:szCs w:val="20"/>
               </w:rPr>
             </w:pPr>
-            <w:proofErr w:type="gramStart"/>
             <w:r>
               <w:rPr>
                 <w:rFonts w:eastAsia="華康儷中黑" w:cstheme="minorHAnsi"/>
@@ -13570,7 +12510,6 @@
               </w:rPr>
               <w:t>宣召</w:t>
             </w:r>
-            <w:proofErr w:type="gramEnd"/>
           </w:p>
         </w:tc>
         <w:tc>
@@ -14026,7 +12965,6 @@
                 <w:szCs w:val="20"/>
               </w:rPr>
             </w:pPr>
-            <w:proofErr w:type="gramStart"/>
             <w:r>
               <w:rPr>
                 <w:rFonts w:eastAsia="華康儷中黑" w:cstheme="minorHAnsi"/>
@@ -14037,7 +12975,6 @@
               </w:rPr>
               <w:t>啟應文</w:t>
             </w:r>
-            <w:proofErr w:type="gramEnd"/>
           </w:p>
         </w:tc>
         <w:tc>
@@ -14422,7 +13359,7 @@
                 </mc:Choice>
                 <mc:Fallback>
                   <w:pict>
-                    <v:rect w14:anchorId="363672F5" id="矩形 10" o:spid="_x0000_s1042" style="position:absolute;left:0;text-align:left;margin-left:-.7pt;margin-top:12.9pt;width:19.25pt;height:42.9pt;z-index:251659776;visibility:visible;mso-wrap-style:square;mso-width-percent:0;mso-height-percent:0;mso-wrap-distance-left:9pt;mso-wrap-distance-top:0;mso-wrap-distance-right:9pt;mso-wrap-distance-bottom:0;mso-position-horizontal:absolute;mso-position-horizontal-relative:text;mso-position-vertical:absolute;mso-position-vertical-relative:text;mso-width-percent:0;mso-height-percent:0;mso-width-relative:margin;mso-height-relative:margin;v-text-anchor:middle" o:gfxdata="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" fillcolor="#5a5a5a [2109]" stroked="f" strokeweight="1pt">
+                    <v:rect w14:anchorId="363672F5" id="矩形 10" o:spid="_x0000_s1042" style="position:absolute;left:0;text-align:left;margin-left:-.7pt;margin-top:12.9pt;width:19.25pt;height:42.9pt;z-index:251659776;visibility:visible;mso-wrap-style:square;mso-width-percent:0;mso-height-percent:0;mso-wrap-distance-left:9pt;mso-wrap-distance-top:0;mso-wrap-distance-right:9pt;mso-wrap-distance-bottom:0;mso-position-horizontal:absolute;mso-position-horizontal-relative:text;mso-position-vertical:absolute;mso-position-vertical-relative:text;mso-width-percent:0;mso-height-percent:0;mso-width-relative:margin;mso-height-relative:margin;v-text-anchor:middle" o:gfxdata="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" fillcolor="#5a5a5a [2109]" stroked="f" strokeweight="1pt">
                       <v:textbox style="layout-flow:vertical-ideographic" inset="1mm,1mm,1mm,1mm">
                         <w:txbxContent>
                           <w:p>
@@ -14521,7 +13458,6 @@
                 <w:szCs w:val="20"/>
               </w:rPr>
             </w:pPr>
-            <w:proofErr w:type="gramStart"/>
             <w:r>
               <w:rPr>
                 <w:rFonts w:ascii="Bahnschrift SemiBold Condensed" w:eastAsia="標楷體" w:hAnsi="Bahnschrift SemiBold Condensed" w:cstheme="minorHAnsi" w:hint="eastAsia"/>
@@ -14530,18 +13466,7 @@
                 <w:sz w:val="20"/>
                 <w:szCs w:val="20"/>
               </w:rPr>
-              <w:t>祂</w:t>
-            </w:r>
-            <w:proofErr w:type="gramEnd"/>
-            <w:r>
-              <w:rPr>
-                <w:rFonts w:ascii="Bahnschrift SemiBold Condensed" w:eastAsia="標楷體" w:hAnsi="Bahnschrift SemiBold Condensed" w:cstheme="minorHAnsi" w:hint="eastAsia"/>
-                <w:bCs/>
-                <w:w w:val="150"/>
-                <w:sz w:val="20"/>
-                <w:szCs w:val="20"/>
-              </w:rPr>
-              <w:t>的話</w:t>
+              <w:t>眼光</w:t>
             </w:r>
           </w:p>
         </w:tc>
@@ -14909,21 +13834,8 @@
                 <w:sz w:val="20"/>
                 <w:szCs w:val="20"/>
               </w:rPr>
-              <w:t>我仍要讚美</w:t>
-            </w:r>
-            <w:proofErr w:type="gramStart"/>
-            <w:r>
-              <w:rPr>
-                <w:rFonts w:ascii="標楷體" w:eastAsia="標楷體" w:hAnsi="標楷體" w:cstheme="minorHAnsi" w:hint="eastAsia"/>
-                <w:bCs/>
-                <w:color w:val="000000" w:themeColor="text1"/>
-                <w:w w:val="150"/>
-                <w:sz w:val="20"/>
-                <w:szCs w:val="20"/>
-              </w:rPr>
-              <w:t>祂</w:t>
-            </w:r>
-            <w:proofErr w:type="gramEnd"/>
+              <w:t>我仍要讚美祂</w:t>
+            </w:r>
           </w:p>
         </w:tc>
         <w:tc>
@@ -15240,7 +14152,7 @@
                 </mc:Choice>
                 <mc:Fallback>
                   <w:pict>
-                    <v:rect w14:anchorId="4D37C684" id="矩形 11" o:spid="_x0000_s1043" style="position:absolute;left:0;text-align:left;margin-left:-.7pt;margin-top:1.65pt;width:19.25pt;height:111.25pt;z-index:251657728;visibility:visible;mso-wrap-style:square;mso-width-percent:0;mso-height-percent:0;mso-wrap-distance-left:9pt;mso-wrap-distance-top:0;mso-wrap-distance-right:9pt;mso-wrap-distance-bottom:0;mso-position-horizontal:absolute;mso-position-horizontal-relative:text;mso-position-vertical:absolute;mso-position-vertical-relative:text;mso-width-percent:0;mso-height-percent:0;mso-width-relative:margin;mso-height-relative:margin;v-text-anchor:middle" o:gfxdata="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" fillcolor="#5a5a5a [2109]" stroked="f" strokeweight="1pt">
+                    <v:rect w14:anchorId="4D37C684" id="矩形 11" o:spid="_x0000_s1043" style="position:absolute;left:0;text-align:left;margin-left:-.7pt;margin-top:1.65pt;width:19.25pt;height:111.25pt;z-index:251657728;visibility:visible;mso-wrap-style:square;mso-width-percent:0;mso-height-percent:0;mso-wrap-distance-left:9pt;mso-wrap-distance-top:0;mso-wrap-distance-right:9pt;mso-wrap-distance-bottom:0;mso-position-horizontal:absolute;mso-position-horizontal-relative:text;mso-position-vertical:absolute;mso-position-vertical-relative:text;mso-width-percent:0;mso-height-percent:0;mso-width-relative:margin;mso-height-relative:margin;v-text-anchor:middle" o:gfxdata="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" fillcolor="#5a5a5a [2109]" stroked="f" strokeweight="1pt">
                       <v:textbox style="layout-flow:vertical-ideographic" inset="1mm,1mm,1mm,1mm">
                         <w:txbxContent>
                           <w:p>
@@ -15977,7 +14889,6 @@
                 <w:szCs w:val="20"/>
               </w:rPr>
             </w:pPr>
-            <w:proofErr w:type="gramStart"/>
             <w:r>
               <w:rPr>
                 <w:rFonts w:eastAsia="華康儷中黑" w:cstheme="minorHAnsi" w:hint="eastAsia"/>
@@ -15988,7 +14899,6 @@
               </w:rPr>
               <w:t>公禱</w:t>
             </w:r>
-            <w:proofErr w:type="gramEnd"/>
           </w:p>
         </w:tc>
         <w:tc>
@@ -16124,7 +15034,6 @@
                 <w:szCs w:val="20"/>
               </w:rPr>
             </w:pPr>
-            <w:proofErr w:type="gramStart"/>
             <w:r>
               <w:rPr>
                 <w:rFonts w:eastAsia="華康儷中黑" w:cstheme="minorHAnsi"/>
@@ -16135,7 +15044,6 @@
               </w:rPr>
               <w:t>頌榮</w:t>
             </w:r>
-            <w:proofErr w:type="gramEnd"/>
           </w:p>
         </w:tc>
         <w:tc>
@@ -16358,7 +15266,6 @@
               </w:rPr>
               <w:t xml:space="preserve">: </w:t>
             </w:r>
-            <w:proofErr w:type="gramStart"/>
             <w:r>
               <w:rPr>
                 <w:rFonts w:ascii="Bahnschrift SemiBold Condensed" w:eastAsia="標楷體" w:hAnsi="Bahnschrift SemiBold Condensed" w:cstheme="minorHAnsi" w:hint="eastAsia"/>
@@ -16368,7 +15275,6 @@
               </w:rPr>
               <w:t>阿們頌</w:t>
             </w:r>
-            <w:proofErr w:type="gramEnd"/>
           </w:p>
         </w:tc>
         <w:tc>
@@ -16465,7 +15371,6 @@
                 <w:szCs w:val="20"/>
               </w:rPr>
             </w:pPr>
-            <w:proofErr w:type="gramStart"/>
             <w:r>
               <w:rPr>
                 <w:rFonts w:eastAsia="華康儷中黑" w:cstheme="minorHAnsi" w:hint="eastAsia"/>
@@ -16476,7 +15381,6 @@
               </w:rPr>
               <w:t>殿樂</w:t>
             </w:r>
-            <w:proofErr w:type="gramEnd"/>
           </w:p>
         </w:tc>
         <w:tc>
@@ -17001,7 +15905,7 @@
           </mc:Choice>
           <mc:Fallback>
             <w:pict>
-              <v:line w14:anchorId="2F4118BA" id="直線接點 2" o:spid="_x0000_s1026" style="position:absolute;z-index:251653632;visibility:visible;mso-wrap-style:square;mso-height-percent:0;mso-wrap-distance-left:9pt;mso-wrap-distance-top:0;mso-wrap-distance-right:9pt;mso-wrap-distance-bottom:0;mso-position-horizontal:absolute;mso-position-horizontal-relative:page;mso-position-vertical:absolute;mso-position-vertical-relative:page;mso-height-percent:0;mso-height-relative:margin" from="687.75pt,19.85pt" to="687.75pt,709.8pt" o:gfxdata="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" strokecolor="black [3213]" strokeweight=".5pt">
+              <v:line w14:anchorId="5F15E11F" id="直線接點 2" o:spid="_x0000_s1026" style="position:absolute;z-index:251653632;visibility:visible;mso-wrap-style:square;mso-height-percent:0;mso-wrap-distance-left:9pt;mso-wrap-distance-top:0;mso-wrap-distance-right:9pt;mso-wrap-distance-bottom:0;mso-position-horizontal:absolute;mso-position-horizontal-relative:page;mso-position-vertical:absolute;mso-position-vertical-relative:page;mso-height-percent:0;mso-height-relative:margin" from="687.75pt,19.85pt" to="687.75pt,709.8pt" o:gfxdata="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" strokecolor="black [3213]" strokeweight=".5pt">
                 <v:stroke dashstyle="3 1" joinstyle="miter"/>
                 <w10:wrap anchorx="page" anchory="page"/>
               </v:line>
@@ -17138,9 +16042,8 @@
           <w:sz w:val="26"/>
           <w:szCs w:val="26"/>
         </w:rPr>
-        <w:t>我</w:t>
-      </w:r>
-      <w:proofErr w:type="gramStart"/>
+        <w:t>我的心啊，你啥事鬱悴？啥事佇我的內面</w:t>
+      </w:r>
       <w:r>
         <w:rPr>
           <w:rFonts w:ascii="標楷體" w:eastAsia="標楷體" w:hAnsi="標楷體" w:cs="Arial" w:hint="eastAsia"/>
@@ -17148,69 +16051,8 @@
           <w:sz w:val="26"/>
           <w:szCs w:val="26"/>
         </w:rPr>
-        <w:t>的心啊</w:t>
-      </w:r>
-      <w:proofErr w:type="gramEnd"/>
-      <w:r>
-        <w:rPr>
-          <w:rFonts w:ascii="標楷體" w:eastAsia="標楷體" w:hAnsi="標楷體" w:cs="Arial" w:hint="eastAsia"/>
-          <w:w w:val="80"/>
-          <w:sz w:val="26"/>
-          <w:szCs w:val="26"/>
-        </w:rPr>
-        <w:t>，你啥事鬱</w:t>
-      </w:r>
-      <w:proofErr w:type="gramStart"/>
-      <w:r>
-        <w:rPr>
-          <w:rFonts w:ascii="標楷體" w:eastAsia="標楷體" w:hAnsi="標楷體" w:cs="Arial" w:hint="eastAsia"/>
-          <w:w w:val="80"/>
-          <w:sz w:val="26"/>
-          <w:szCs w:val="26"/>
-        </w:rPr>
-        <w:t>悴</w:t>
-      </w:r>
-      <w:proofErr w:type="gramEnd"/>
-      <w:r>
-        <w:rPr>
-          <w:rFonts w:ascii="標楷體" w:eastAsia="標楷體" w:hAnsi="標楷體" w:cs="Arial" w:hint="eastAsia"/>
-          <w:w w:val="80"/>
-          <w:sz w:val="26"/>
-          <w:szCs w:val="26"/>
-        </w:rPr>
-        <w:t>？啥事</w:t>
-      </w:r>
-      <w:proofErr w:type="gramStart"/>
-      <w:r>
-        <w:rPr>
-          <w:rFonts w:ascii="標楷體" w:eastAsia="標楷體" w:hAnsi="標楷體" w:cs="Arial" w:hint="eastAsia"/>
-          <w:w w:val="80"/>
-          <w:sz w:val="26"/>
-          <w:szCs w:val="26"/>
-        </w:rPr>
-        <w:t>佇</w:t>
-      </w:r>
-      <w:proofErr w:type="gramEnd"/>
-      <w:r>
-        <w:rPr>
-          <w:rFonts w:ascii="標楷體" w:eastAsia="標楷體" w:hAnsi="標楷體" w:cs="Arial" w:hint="eastAsia"/>
-          <w:w w:val="80"/>
-          <w:sz w:val="26"/>
-          <w:szCs w:val="26"/>
-        </w:rPr>
-        <w:t>我的內面</w:t>
-      </w:r>
-      <w:r>
-        <w:rPr>
-          <w:rFonts w:ascii="標楷體" w:eastAsia="標楷體" w:hAnsi="標楷體" w:cs="Arial" w:hint="eastAsia"/>
-          <w:w w:val="80"/>
-          <w:sz w:val="26"/>
-          <w:szCs w:val="26"/>
-        </w:rPr>
         <w:t>著急？你著向望上帝，因為伊的面向我來拯救我；所以我猶久欲謳咾伊</w:t>
       </w:r>
-      <w:bookmarkStart w:id="6" w:name="_GoBack"/>
-      <w:bookmarkEnd w:id="6"/>
       <w:r>
         <w:rPr>
           <w:rFonts w:ascii="標楷體" w:eastAsia="標楷體" w:hAnsi="標楷體" w:cs="Arial" w:hint="eastAsia"/>
@@ -17299,29 +16141,7 @@
           <w:sz w:val="26"/>
           <w:szCs w:val="26"/>
         </w:rPr>
-        <w:t>我</w:t>
-      </w:r>
-      <w:proofErr w:type="gramStart"/>
-      <w:r>
-        <w:rPr>
-          <w:rFonts w:ascii="Calibri" w:eastAsia="華康中黑體" w:hAnsi="Calibri" w:cs="Calibri" w:hint="eastAsia"/>
-          <w:color w:val="000000"/>
-          <w:w w:val="80"/>
-          <w:sz w:val="26"/>
-          <w:szCs w:val="26"/>
-        </w:rPr>
-        <w:t>的心哪</w:t>
-      </w:r>
-      <w:proofErr w:type="gramEnd"/>
-      <w:r>
-        <w:rPr>
-          <w:rFonts w:ascii="Calibri" w:eastAsia="華康中黑體" w:hAnsi="Calibri" w:cs="Calibri" w:hint="eastAsia"/>
-          <w:color w:val="000000"/>
-          <w:w w:val="80"/>
-          <w:sz w:val="26"/>
-          <w:szCs w:val="26"/>
-        </w:rPr>
-        <w:t>、你為何憂悶</w:t>
+        <w:t>我的心哪、你為何憂悶</w:t>
       </w:r>
       <w:r>
         <w:rPr>
@@ -17461,7 +16281,6 @@
                 <w:w w:val="80"/>
               </w:rPr>
             </w:pPr>
-            <w:proofErr w:type="gramStart"/>
             <w:r>
               <w:rPr>
                 <w:rFonts w:ascii="Barlow Condensed Medium" w:eastAsia="華康中黑體" w:hAnsi="Barlow Condensed Medium" w:cstheme="minorHAnsi"/>
@@ -17469,7 +16288,6 @@
               </w:rPr>
               <w:t>主日事奉</w:t>
             </w:r>
-            <w:proofErr w:type="gramEnd"/>
           </w:p>
         </w:tc>
         <w:tc>
@@ -17500,17 +16318,8 @@
                 <w:rFonts w:ascii="Barlow Condensed Medium" w:eastAsia="華康中黑體" w:hAnsi="Barlow Condensed Medium" w:cstheme="minorHAnsi"/>
                 <w:w w:val="66"/>
               </w:rPr>
-              <w:t>本</w:t>
-            </w:r>
-            <w:proofErr w:type="gramStart"/>
-            <w:r>
-              <w:rPr>
-                <w:rFonts w:ascii="Barlow Condensed Medium" w:eastAsia="華康中黑體" w:hAnsi="Barlow Condensed Medium" w:cstheme="minorHAnsi"/>
-                <w:w w:val="66"/>
-              </w:rPr>
-              <w:t>週</w:t>
-            </w:r>
-            <w:proofErr w:type="gramEnd"/>
+              <w:t>本週</w:t>
+            </w:r>
             <w:r>
               <w:rPr>
                 <w:rFonts w:ascii="Barlow Condensed Medium" w:eastAsia="華康儷中黑" w:hAnsi="Barlow Condensed Medium" w:cstheme="minorHAnsi"/>
@@ -17620,17 +16429,8 @@
                 <w:rFonts w:ascii="Barlow Condensed Medium" w:eastAsia="華康中黑體" w:hAnsi="Barlow Condensed Medium" w:cstheme="minorHAnsi"/>
                 <w:w w:val="66"/>
               </w:rPr>
-              <w:t>下</w:t>
-            </w:r>
-            <w:proofErr w:type="gramStart"/>
-            <w:r>
-              <w:rPr>
-                <w:rFonts w:ascii="Barlow Condensed Medium" w:eastAsia="華康中黑體" w:hAnsi="Barlow Condensed Medium" w:cstheme="minorHAnsi"/>
-                <w:w w:val="66"/>
-              </w:rPr>
-              <w:t>週</w:t>
-            </w:r>
-            <w:proofErr w:type="gramEnd"/>
+              <w:t>下週</w:t>
+            </w:r>
             <w:r>
               <w:rPr>
                 <w:rFonts w:ascii="Barlow Condensed Medium" w:eastAsia="華康儷中黑" w:hAnsi="Barlow Condensed Medium" w:cstheme="minorHAnsi"/>
@@ -18078,7 +16878,6 @@
                 <w:szCs w:val="28"/>
               </w:rPr>
             </w:pPr>
-            <w:proofErr w:type="gramStart"/>
             <w:r>
               <w:rPr>
                 <w:rFonts w:ascii="Barlow Condensed Medium" w:eastAsia="華康正顏楷體W9" w:hAnsi="Barlow Condensed Medium" w:cstheme="minorHAnsi"/>
@@ -18088,7 +16887,6 @@
               </w:rPr>
               <w:t>月值月長執</w:t>
             </w:r>
-            <w:proofErr w:type="gramEnd"/>
             <w:r>
               <w:rPr>
                 <w:rFonts w:ascii="Barlow Condensed Medium" w:eastAsia="標楷體" w:hAnsi="Barlow Condensed Medium" w:cstheme="minorHAnsi"/>
@@ -19245,7 +18043,6 @@
                 <w:w w:val="80"/>
               </w:rPr>
             </w:pPr>
-            <w:proofErr w:type="gramStart"/>
             <w:r>
               <w:rPr>
                 <w:rFonts w:ascii="Barlow Condensed Medium" w:eastAsia="華康中黑體" w:hAnsi="Barlow Condensed Medium" w:cstheme="minorHAnsi"/>
@@ -19253,7 +18050,6 @@
               </w:rPr>
               <w:t>司獻</w:t>
             </w:r>
-            <w:proofErr w:type="gramEnd"/>
           </w:p>
         </w:tc>
         <w:tc>
@@ -19834,17 +18630,8 @@
                 <w:rFonts w:ascii="標楷體" w:eastAsia="標楷體" w:hAnsi="標楷體" w:cstheme="majorBidi" w:hint="eastAsia"/>
                 <w:szCs w:val="24"/>
               </w:rPr>
-              <w:t>孫翠</w:t>
-            </w:r>
-            <w:proofErr w:type="gramStart"/>
-            <w:r>
-              <w:rPr>
-                <w:rFonts w:ascii="標楷體" w:eastAsia="標楷體" w:hAnsi="標楷體" w:cstheme="majorBidi" w:hint="eastAsia"/>
-                <w:szCs w:val="24"/>
-              </w:rPr>
-              <w:t>璘</w:t>
-            </w:r>
-            <w:proofErr w:type="gramEnd"/>
+              <w:t>孫翠璘</w:t>
+            </w:r>
           </w:p>
         </w:tc>
         <w:tc>
@@ -20019,7 +18806,6 @@
                 <w:szCs w:val="24"/>
               </w:rPr>
             </w:pPr>
-            <w:proofErr w:type="gramStart"/>
             <w:r>
               <w:rPr>
                 <w:rFonts w:ascii="標楷體" w:eastAsia="標楷體" w:hAnsi="標楷體" w:cstheme="majorBidi"/>
@@ -20027,7 +18813,6 @@
               </w:rPr>
               <w:t>游陵珠</w:t>
             </w:r>
-            <w:proofErr w:type="gramEnd"/>
           </w:p>
         </w:tc>
         <w:tc>
@@ -20387,21 +19172,12 @@
                 <w:w w:val="80"/>
               </w:rPr>
             </w:pPr>
-            <w:proofErr w:type="gramStart"/>
             <w:r>
               <w:rPr>
                 <w:rFonts w:ascii="標楷體" w:eastAsia="標楷體" w:hAnsi="標楷體" w:cs="華康儷楷書" w:hint="eastAsia"/>
                 <w:w w:val="80"/>
               </w:rPr>
-              <w:t>拿細耳</w:t>
-            </w:r>
-            <w:proofErr w:type="gramEnd"/>
-            <w:r>
-              <w:rPr>
-                <w:rFonts w:ascii="標楷體" w:eastAsia="標楷體" w:hAnsi="標楷體" w:cs="華康儷楷書" w:hint="eastAsia"/>
-                <w:w w:val="80"/>
-              </w:rPr>
-              <w:t>小組</w:t>
+              <w:t>拿細耳小組</w:t>
             </w:r>
           </w:p>
         </w:tc>
@@ -20886,7 +19662,6 @@
                 <w:szCs w:val="24"/>
               </w:rPr>
             </w:pPr>
-            <w:proofErr w:type="gramStart"/>
             <w:r>
               <w:rPr>
                 <w:rFonts w:ascii="標楷體" w:eastAsia="標楷體" w:hAnsi="標楷體" w:cstheme="majorBidi" w:hint="eastAsia"/>
@@ -20894,7 +19669,6 @@
               </w:rPr>
               <w:t>楊竣傑</w:t>
             </w:r>
-            <w:proofErr w:type="gramEnd"/>
           </w:p>
         </w:tc>
         <w:tc>
@@ -21489,17 +20263,8 @@
                 <w:rFonts w:ascii="標楷體" w:eastAsia="標楷體" w:hAnsi="標楷體" w:cstheme="majorBidi" w:hint="eastAsia"/>
                 <w:szCs w:val="24"/>
               </w:rPr>
-              <w:t>孫翠</w:t>
-            </w:r>
-            <w:proofErr w:type="gramStart"/>
-            <w:r>
-              <w:rPr>
-                <w:rFonts w:ascii="標楷體" w:eastAsia="標楷體" w:hAnsi="標楷體" w:cstheme="majorBidi" w:hint="eastAsia"/>
-                <w:szCs w:val="24"/>
-              </w:rPr>
-              <w:t>璘</w:t>
-            </w:r>
-            <w:proofErr w:type="gramEnd"/>
+              <w:t>孫翠璘</w:t>
+            </w:r>
           </w:p>
         </w:tc>
         <w:tc>
@@ -22044,7 +20809,6 @@
                 <w:szCs w:val="24"/>
               </w:rPr>
             </w:pPr>
-            <w:proofErr w:type="gramStart"/>
             <w:r>
               <w:rPr>
                 <w:rFonts w:ascii="標楷體" w:eastAsia="標楷體" w:hAnsi="標楷體" w:cstheme="majorBidi" w:hint="eastAsia"/>
@@ -22052,7 +20816,6 @@
               </w:rPr>
               <w:t>蔡侑霖</w:t>
             </w:r>
-            <w:proofErr w:type="gramEnd"/>
           </w:p>
         </w:tc>
         <w:tc>
@@ -22288,7 +21051,6 @@
                 <w:w w:val="80"/>
               </w:rPr>
             </w:pPr>
-            <w:proofErr w:type="gramStart"/>
             <w:r>
               <w:rPr>
                 <w:rFonts w:ascii="Barlow Condensed Medium" w:eastAsia="華康中黑體" w:hAnsi="Barlow Condensed Medium" w:cstheme="minorHAnsi" w:hint="eastAsia"/>
@@ -22296,7 +21058,6 @@
               </w:rPr>
               <w:t>愛宴</w:t>
             </w:r>
-            <w:proofErr w:type="gramEnd"/>
           </w:p>
         </w:tc>
         <w:tc>
@@ -22450,7 +21211,6 @@
                 <w:w w:val="80"/>
               </w:rPr>
             </w:pPr>
-            <w:proofErr w:type="gramStart"/>
             <w:r>
               <w:rPr>
                 <w:rFonts w:ascii="Barlow Condensed Medium" w:eastAsia="華康中黑體" w:hAnsi="Barlow Condensed Medium" w:cstheme="minorHAnsi" w:hint="eastAsia"/>
@@ -22458,7 +21218,6 @@
               </w:rPr>
               <w:t>愛宴清洗</w:t>
             </w:r>
-            <w:proofErr w:type="gramEnd"/>
           </w:p>
         </w:tc>
         <w:tc>
@@ -22747,6 +21506,12 @@
                 <w:rFonts w:ascii="標楷體" w:eastAsia="標楷體" w:hAnsi="標楷體" w:cs="華康儷楷書"/>
               </w:rPr>
             </w:pPr>
+            <w:r>
+              <w:rPr>
+                <w:rFonts w:ascii="標楷體" w:eastAsia="標楷體" w:hAnsi="標楷體" w:cs="華康儷楷書" w:hint="eastAsia"/>
+              </w:rPr>
+              <w:t>黃彥彬</w:t>
+            </w:r>
           </w:p>
         </w:tc>
         <w:tc>
@@ -22770,6 +21535,12 @@
                 <w:szCs w:val="24"/>
               </w:rPr>
             </w:pPr>
+            <w:r>
+              <w:rPr>
+                <w:rFonts w:ascii="標楷體" w:eastAsia="標楷體" w:hAnsi="標楷體" w:hint="eastAsia"/>
+              </w:rPr>
+              <w:t>--</w:t>
+            </w:r>
           </w:p>
         </w:tc>
         <w:tc>
@@ -23134,7 +21905,7 @@
                 <w:w w:val="80"/>
                 <w:szCs w:val="24"/>
               </w:rPr>
-              <w:t>2</w:t>
+              <w:t>65</w:t>
             </w:r>
             <w:r>
               <w:rPr>
@@ -23142,7 +21913,7 @@
                 <w:w w:val="80"/>
                 <w:szCs w:val="24"/>
               </w:rPr>
-              <w:t>00</w:t>
+              <w:t>0</w:t>
             </w:r>
           </w:p>
         </w:tc>
@@ -23274,7 +22045,7 @@
                 <w:w w:val="80"/>
                 <w:szCs w:val="24"/>
               </w:rPr>
-              <w:t>1</w:t>
+              <w:t>3</w:t>
             </w:r>
             <w:r>
               <w:rPr>
@@ -23283,6 +22054,14 @@
                 <w:szCs w:val="24"/>
               </w:rPr>
               <w:t>1</w:t>
+            </w:r>
+            <w:r>
+              <w:rPr>
+                <w:rFonts w:ascii="Barlow Condensed Medium" w:eastAsia="標楷體" w:hAnsi="Barlow Condensed Medium" w:cstheme="minorHAnsi" w:hint="eastAsia"/>
+                <w:w w:val="80"/>
+                <w:szCs w:val="24"/>
+              </w:rPr>
+              <w:t>-1</w:t>
             </w:r>
             <w:r>
               <w:rPr>
@@ -23320,7 +22099,7 @@
                 <w:w w:val="80"/>
                 <w:szCs w:val="24"/>
               </w:rPr>
-              <w:t>3</w:t>
+              <w:t>1</w:t>
             </w:r>
             <w:r>
               <w:rPr>
@@ -23328,7 +22107,15 @@
                 <w:w w:val="80"/>
                 <w:szCs w:val="24"/>
               </w:rPr>
-              <w:t>,0</w:t>
+              <w:t>,</w:t>
+            </w:r>
+            <w:r>
+              <w:rPr>
+                <w:rFonts w:ascii="Barlow Condensed Medium" w:eastAsia="標楷體" w:hAnsi="Barlow Condensed Medium" w:cstheme="minorHAnsi" w:hint="eastAsia"/>
+                <w:w w:val="80"/>
+                <w:szCs w:val="24"/>
+              </w:rPr>
+              <w:t>6</w:t>
             </w:r>
             <w:r>
               <w:rPr>
@@ -23359,31 +22146,6 @@
                 <w:szCs w:val="24"/>
               </w:rPr>
             </w:pPr>
-            <w:r>
-              <w:rPr>
-                <w:rFonts w:ascii="Barlow Condensed Medium" w:eastAsia="標楷體" w:hAnsi="Barlow Condensed Medium" w:cstheme="minorHAnsi" w:hint="eastAsia"/>
-                <w:w w:val="80"/>
-                <w:szCs w:val="24"/>
-              </w:rPr>
-              <w:t>2</w:t>
-            </w:r>
-            <w:r>
-              <w:rPr>
-                <w:rFonts w:ascii="Barlow Condensed Medium" w:eastAsia="標楷體" w:hAnsi="Barlow Condensed Medium" w:cstheme="minorHAnsi" w:hint="eastAsia"/>
-                <w:w w:val="80"/>
-                <w:szCs w:val="24"/>
-              </w:rPr>
-              <w:t>3</w:t>
-            </w:r>
-            <w:r>
-              <w:rPr>
-                <w:rFonts w:ascii="Barlow Condensed Medium" w:eastAsia="標楷體" w:hAnsi="Barlow Condensed Medium" w:cstheme="minorHAnsi" w:hint="eastAsia"/>
-                <w:w w:val="80"/>
-                <w:szCs w:val="24"/>
-                <w:lang w:eastAsia="zh-HK"/>
-              </w:rPr>
-              <w:t>號</w:t>
-            </w:r>
           </w:p>
         </w:tc>
         <w:tc>
@@ -23405,30 +22167,6 @@
                 <w:szCs w:val="24"/>
               </w:rPr>
             </w:pPr>
-            <w:r>
-              <w:rPr>
-                <w:rFonts w:ascii="Barlow Condensed Medium" w:eastAsia="標楷體" w:hAnsi="Barlow Condensed Medium" w:cstheme="minorHAnsi" w:hint="eastAsia"/>
-                <w:w w:val="80"/>
-                <w:szCs w:val="24"/>
-              </w:rPr>
-              <w:t>3</w:t>
-            </w:r>
-            <w:r>
-              <w:rPr>
-                <w:rFonts w:ascii="Barlow Condensed Medium" w:eastAsia="標楷體" w:hAnsi="Barlow Condensed Medium" w:cstheme="minorHAnsi" w:hint="eastAsia"/>
-                <w:w w:val="80"/>
-                <w:szCs w:val="24"/>
-              </w:rPr>
-              <w:t>,0</w:t>
-            </w:r>
-            <w:r>
-              <w:rPr>
-                <w:rFonts w:ascii="Barlow Condensed Medium" w:eastAsia="標楷體" w:hAnsi="Barlow Condensed Medium" w:cstheme="minorHAnsi"/>
-                <w:w w:val="80"/>
-                <w:szCs w:val="24"/>
-              </w:rPr>
-              <w:t>00</w:t>
-            </w:r>
           </w:p>
         </w:tc>
         <w:tc>
@@ -23451,23 +22189,6 @@
                 <w:szCs w:val="24"/>
               </w:rPr>
             </w:pPr>
-            <w:r>
-              <w:rPr>
-                <w:rFonts w:ascii="Barlow Condensed Medium" w:eastAsia="標楷體" w:hAnsi="Barlow Condensed Medium" w:cstheme="minorHAnsi" w:hint="eastAsia"/>
-                <w:w w:val="80"/>
-                <w:szCs w:val="24"/>
-              </w:rPr>
-              <w:t>65</w:t>
-            </w:r>
-            <w:r>
-              <w:rPr>
-                <w:rFonts w:ascii="Barlow Condensed Medium" w:eastAsia="標楷體" w:hAnsi="Barlow Condensed Medium" w:cstheme="minorHAnsi" w:hint="eastAsia"/>
-                <w:w w:val="80"/>
-                <w:szCs w:val="24"/>
-                <w:lang w:eastAsia="zh-HK"/>
-              </w:rPr>
-              <w:t>號</w:t>
-            </w:r>
           </w:p>
         </w:tc>
         <w:tc>
@@ -23488,30 +22209,6 @@
                 <w:szCs w:val="24"/>
               </w:rPr>
             </w:pPr>
-            <w:r>
-              <w:rPr>
-                <w:rFonts w:ascii="Barlow Condensed Medium" w:eastAsia="標楷體" w:hAnsi="Barlow Condensed Medium" w:cstheme="minorHAnsi" w:hint="eastAsia"/>
-                <w:w w:val="80"/>
-                <w:szCs w:val="24"/>
-              </w:rPr>
-              <w:t>5</w:t>
-            </w:r>
-            <w:r>
-              <w:rPr>
-                <w:rFonts w:ascii="Barlow Condensed Medium" w:eastAsia="標楷體" w:hAnsi="Barlow Condensed Medium" w:cstheme="minorHAnsi" w:hint="eastAsia"/>
-                <w:w w:val="80"/>
-                <w:szCs w:val="24"/>
-              </w:rPr>
-              <w:t>,0</w:t>
-            </w:r>
-            <w:r>
-              <w:rPr>
-                <w:rFonts w:ascii="Barlow Condensed Medium" w:eastAsia="標楷體" w:hAnsi="Barlow Condensed Medium" w:cstheme="minorHAnsi"/>
-                <w:w w:val="80"/>
-                <w:szCs w:val="24"/>
-              </w:rPr>
-              <w:t>00</w:t>
-            </w:r>
           </w:p>
         </w:tc>
       </w:tr>
@@ -23560,31 +22257,6 @@
                 <w:szCs w:val="24"/>
               </w:rPr>
             </w:pPr>
-            <w:r>
-              <w:rPr>
-                <w:rFonts w:ascii="Barlow Condensed Medium" w:eastAsia="標楷體" w:hAnsi="Barlow Condensed Medium" w:cstheme="minorHAnsi" w:hint="eastAsia"/>
-                <w:w w:val="80"/>
-                <w:szCs w:val="24"/>
-              </w:rPr>
-              <w:t>6</w:t>
-            </w:r>
-            <w:r>
-              <w:rPr>
-                <w:rFonts w:ascii="Barlow Condensed Medium" w:eastAsia="標楷體" w:hAnsi="Barlow Condensed Medium" w:cstheme="minorHAnsi" w:hint="eastAsia"/>
-                <w:w w:val="80"/>
-                <w:szCs w:val="24"/>
-              </w:rPr>
-              <w:t>7</w:t>
-            </w:r>
-            <w:r>
-              <w:rPr>
-                <w:rFonts w:ascii="Barlow Condensed Medium" w:eastAsia="標楷體" w:hAnsi="Barlow Condensed Medium" w:cstheme="minorHAnsi" w:hint="eastAsia"/>
-                <w:w w:val="80"/>
-                <w:szCs w:val="24"/>
-                <w:lang w:eastAsia="zh-HK"/>
-              </w:rPr>
-              <w:t>號</w:t>
-            </w:r>
           </w:p>
         </w:tc>
         <w:tc>
@@ -23606,30 +22278,6 @@
                 <w:szCs w:val="24"/>
               </w:rPr>
             </w:pPr>
-            <w:r>
-              <w:rPr>
-                <w:rFonts w:ascii="Barlow Condensed Medium" w:eastAsia="標楷體" w:hAnsi="Barlow Condensed Medium" w:cstheme="minorHAnsi" w:hint="eastAsia"/>
-                <w:w w:val="80"/>
-                <w:szCs w:val="24"/>
-              </w:rPr>
-              <w:t>3</w:t>
-            </w:r>
-            <w:r>
-              <w:rPr>
-                <w:rFonts w:ascii="Barlow Condensed Medium" w:eastAsia="標楷體" w:hAnsi="Barlow Condensed Medium" w:cstheme="minorHAnsi" w:hint="eastAsia"/>
-                <w:w w:val="80"/>
-                <w:szCs w:val="24"/>
-              </w:rPr>
-              <w:t>,0</w:t>
-            </w:r>
-            <w:r>
-              <w:rPr>
-                <w:rFonts w:ascii="Barlow Condensed Medium" w:eastAsia="標楷體" w:hAnsi="Barlow Condensed Medium" w:cstheme="minorHAnsi"/>
-                <w:w w:val="80"/>
-                <w:szCs w:val="24"/>
-              </w:rPr>
-              <w:t>00</w:t>
-            </w:r>
           </w:p>
         </w:tc>
         <w:tc>
@@ -23651,23 +22299,6 @@
                 <w:szCs w:val="24"/>
               </w:rPr>
             </w:pPr>
-            <w:r>
-              <w:rPr>
-                <w:rFonts w:ascii="Barlow Condensed Medium" w:eastAsia="標楷體" w:hAnsi="Barlow Condensed Medium" w:cstheme="minorHAnsi" w:hint="eastAsia"/>
-                <w:w w:val="80"/>
-                <w:szCs w:val="24"/>
-              </w:rPr>
-              <w:t>7</w:t>
-            </w:r>
-            <w:r>
-              <w:rPr>
-                <w:rFonts w:ascii="Barlow Condensed Medium" w:eastAsia="標楷體" w:hAnsi="Barlow Condensed Medium" w:cstheme="minorHAnsi" w:hint="eastAsia"/>
-                <w:w w:val="80"/>
-                <w:szCs w:val="24"/>
-                <w:lang w:eastAsia="zh-HK"/>
-              </w:rPr>
-              <w:t>號</w:t>
-            </w:r>
           </w:p>
         </w:tc>
         <w:tc>
@@ -23689,30 +22320,6 @@
                 <w:szCs w:val="24"/>
               </w:rPr>
             </w:pPr>
-            <w:r>
-              <w:rPr>
-                <w:rFonts w:ascii="Barlow Condensed Medium" w:eastAsia="標楷體" w:hAnsi="Barlow Condensed Medium" w:cstheme="minorHAnsi" w:hint="eastAsia"/>
-                <w:w w:val="80"/>
-                <w:szCs w:val="24"/>
-              </w:rPr>
-              <w:t>9</w:t>
-            </w:r>
-            <w:r>
-              <w:rPr>
-                <w:rFonts w:ascii="Barlow Condensed Medium" w:eastAsia="標楷體" w:hAnsi="Barlow Condensed Medium" w:cstheme="minorHAnsi" w:hint="eastAsia"/>
-                <w:w w:val="80"/>
-                <w:szCs w:val="24"/>
-              </w:rPr>
-              <w:t>,0</w:t>
-            </w:r>
-            <w:r>
-              <w:rPr>
-                <w:rFonts w:ascii="Barlow Condensed Medium" w:eastAsia="標楷體" w:hAnsi="Barlow Condensed Medium" w:cstheme="minorHAnsi"/>
-                <w:w w:val="80"/>
-                <w:szCs w:val="24"/>
-              </w:rPr>
-              <w:t>00</w:t>
-            </w:r>
           </w:p>
         </w:tc>
         <w:tc>
@@ -23735,31 +22342,6 @@
                 <w:szCs w:val="24"/>
               </w:rPr>
             </w:pPr>
-            <w:r>
-              <w:rPr>
-                <w:rFonts w:ascii="Barlow Condensed Medium" w:eastAsia="標楷體" w:hAnsi="Barlow Condensed Medium" w:cstheme="minorHAnsi" w:hint="eastAsia"/>
-                <w:w w:val="80"/>
-                <w:szCs w:val="24"/>
-              </w:rPr>
-              <w:t>7-</w:t>
-            </w:r>
-            <w:r>
-              <w:rPr>
-                <w:rFonts w:ascii="Barlow Condensed Medium" w:eastAsia="標楷體" w:hAnsi="Barlow Condensed Medium" w:cstheme="minorHAnsi" w:hint="eastAsia"/>
-                <w:w w:val="80"/>
-                <w:szCs w:val="24"/>
-              </w:rPr>
-              <w:t>1</w:t>
-            </w:r>
-            <w:r>
-              <w:rPr>
-                <w:rFonts w:ascii="Barlow Condensed Medium" w:eastAsia="標楷體" w:hAnsi="Barlow Condensed Medium" w:cstheme="minorHAnsi" w:hint="eastAsia"/>
-                <w:w w:val="80"/>
-                <w:szCs w:val="24"/>
-                <w:lang w:eastAsia="zh-HK"/>
-              </w:rPr>
-              <w:t>號</w:t>
-            </w:r>
           </w:p>
         </w:tc>
         <w:tc>
@@ -23780,38 +22362,6 @@
                 <w:szCs w:val="24"/>
               </w:rPr>
             </w:pPr>
-            <w:r>
-              <w:rPr>
-                <w:rFonts w:ascii="Barlow Condensed Medium" w:eastAsia="標楷體" w:hAnsi="Barlow Condensed Medium" w:cstheme="minorHAnsi" w:hint="eastAsia"/>
-                <w:w w:val="80"/>
-                <w:szCs w:val="24"/>
-              </w:rPr>
-              <w:t>5</w:t>
-            </w:r>
-            <w:r>
-              <w:rPr>
-                <w:rFonts w:ascii="Barlow Condensed Medium" w:eastAsia="標楷體" w:hAnsi="Barlow Condensed Medium" w:cstheme="minorHAnsi" w:hint="eastAsia"/>
-                <w:w w:val="80"/>
-                <w:szCs w:val="24"/>
-              </w:rPr>
-              <w:t>,</w:t>
-            </w:r>
-            <w:r>
-              <w:rPr>
-                <w:rFonts w:ascii="Barlow Condensed Medium" w:eastAsia="標楷體" w:hAnsi="Barlow Condensed Medium" w:cstheme="minorHAnsi" w:hint="eastAsia"/>
-                <w:w w:val="80"/>
-                <w:szCs w:val="24"/>
-              </w:rPr>
-              <w:t>6</w:t>
-            </w:r>
-            <w:r>
-              <w:rPr>
-                <w:rFonts w:ascii="Barlow Condensed Medium" w:eastAsia="標楷體" w:hAnsi="Barlow Condensed Medium" w:cstheme="minorHAnsi"/>
-                <w:w w:val="80"/>
-                <w:szCs w:val="24"/>
-              </w:rPr>
-              <w:t>00</w:t>
-            </w:r>
           </w:p>
         </w:tc>
       </w:tr>
@@ -23839,6 +22389,39 @@
                 <w:szCs w:val="24"/>
               </w:rPr>
             </w:pPr>
+            <w:r>
+              <w:rPr>
+                <w:rFonts w:ascii="Barlow Condensed Medium" w:eastAsia="華康中黑體" w:hAnsi="Barlow Condensed Medium" w:cstheme="minorHAnsi"/>
+                <w:w w:val="80"/>
+                <w:szCs w:val="24"/>
+              </w:rPr>
+              <w:sym w:font="Wingdings 2" w:char="F0AE"/>
+            </w:r>
+            <w:r>
+              <w:rPr>
+                <w:rFonts w:ascii="Barlow Condensed Medium" w:eastAsia="華康中黑體" w:hAnsi="Barlow Condensed Medium" w:cstheme="minorHAnsi" w:hint="eastAsia"/>
+                <w:w w:val="80"/>
+                <w:szCs w:val="24"/>
+                <w:lang w:eastAsia="zh-HK"/>
+              </w:rPr>
+              <w:t>感恩</w:t>
+            </w:r>
+            <w:r>
+              <w:rPr>
+                <w:rFonts w:ascii="Barlow Condensed Medium" w:eastAsia="華康中黑體" w:hAnsi="Barlow Condensed Medium" w:cstheme="minorHAnsi"/>
+                <w:w w:val="80"/>
+                <w:szCs w:val="24"/>
+              </w:rPr>
+              <w:t>奉獻</w:t>
+            </w:r>
+            <w:r>
+              <w:rPr>
+                <w:rFonts w:ascii="Barlow Condensed Medium" w:eastAsia="華康中黑體" w:hAnsi="Barlow Condensed Medium" w:cstheme="minorHAnsi"/>
+                <w:w w:val="80"/>
+                <w:szCs w:val="24"/>
+              </w:rPr>
+              <w:t>:</w:t>
+            </w:r>
           </w:p>
         </w:tc>
         <w:tc>
@@ -23860,6 +22443,23 @@
                 <w:szCs w:val="24"/>
               </w:rPr>
             </w:pPr>
+            <w:r>
+              <w:rPr>
+                <w:rFonts w:ascii="Barlow Condensed Medium" w:eastAsia="標楷體" w:hAnsi="Barlow Condensed Medium" w:cstheme="minorHAnsi" w:hint="eastAsia"/>
+                <w:w w:val="80"/>
+                <w:szCs w:val="24"/>
+              </w:rPr>
+              <w:t>39</w:t>
+            </w:r>
+            <w:r>
+              <w:rPr>
+                <w:rFonts w:ascii="Barlow Condensed Medium" w:eastAsia="標楷體" w:hAnsi="Barlow Condensed Medium" w:cstheme="minorHAnsi" w:hint="eastAsia"/>
+                <w:w w:val="80"/>
+                <w:szCs w:val="24"/>
+                <w:lang w:eastAsia="zh-HK"/>
+              </w:rPr>
+              <w:t>號</w:t>
+            </w:r>
           </w:p>
         </w:tc>
         <w:tc>
@@ -23881,6 +22481,22 @@
                 <w:szCs w:val="24"/>
               </w:rPr>
             </w:pPr>
+            <w:r>
+              <w:rPr>
+                <w:rFonts w:ascii="Barlow Condensed Medium" w:eastAsia="標楷體" w:hAnsi="Barlow Condensed Medium" w:cstheme="minorHAnsi" w:hint="eastAsia"/>
+                <w:w w:val="80"/>
+                <w:szCs w:val="24"/>
+              </w:rPr>
+              <w:t>5</w:t>
+            </w:r>
+            <w:r>
+              <w:rPr>
+                <w:rFonts w:ascii="Barlow Condensed Medium" w:eastAsia="標楷體" w:hAnsi="Barlow Condensed Medium" w:cstheme="minorHAnsi"/>
+                <w:w w:val="80"/>
+                <w:szCs w:val="24"/>
+              </w:rPr>
+              <w:t>00</w:t>
+            </w:r>
           </w:p>
         </w:tc>
         <w:tc>
@@ -23992,39 +22608,6 @@
                 <w:szCs w:val="24"/>
               </w:rPr>
             </w:pPr>
-            <w:r>
-              <w:rPr>
-                <w:rFonts w:ascii="Barlow Condensed Medium" w:eastAsia="華康中黑體" w:hAnsi="Barlow Condensed Medium" w:cstheme="minorHAnsi"/>
-                <w:w w:val="80"/>
-                <w:szCs w:val="24"/>
-              </w:rPr>
-              <w:sym w:font="Wingdings 2" w:char="F0AE"/>
-            </w:r>
-            <w:r>
-              <w:rPr>
-                <w:rFonts w:ascii="Barlow Condensed Medium" w:eastAsia="華康中黑體" w:hAnsi="Barlow Condensed Medium" w:cstheme="minorHAnsi" w:hint="eastAsia"/>
-                <w:w w:val="80"/>
-                <w:szCs w:val="24"/>
-                <w:lang w:eastAsia="zh-HK"/>
-              </w:rPr>
-              <w:t>感恩</w:t>
-            </w:r>
-            <w:r>
-              <w:rPr>
-                <w:rFonts w:ascii="Barlow Condensed Medium" w:eastAsia="華康中黑體" w:hAnsi="Barlow Condensed Medium" w:cstheme="minorHAnsi"/>
-                <w:w w:val="80"/>
-                <w:szCs w:val="24"/>
-              </w:rPr>
-              <w:t>奉獻</w:t>
-            </w:r>
-            <w:r>
-              <w:rPr>
-                <w:rFonts w:ascii="Barlow Condensed Medium" w:eastAsia="華康中黑體" w:hAnsi="Barlow Condensed Medium" w:cstheme="minorHAnsi"/>
-                <w:w w:val="80"/>
-                <w:szCs w:val="24"/>
-              </w:rPr>
-              <w:t>:</w:t>
-            </w:r>
           </w:p>
         </w:tc>
         <w:tc>
@@ -24046,31 +22629,6 @@
                 <w:szCs w:val="24"/>
               </w:rPr>
             </w:pPr>
-            <w:r>
-              <w:rPr>
-                <w:rFonts w:ascii="Barlow Condensed Medium" w:eastAsia="標楷體" w:hAnsi="Barlow Condensed Medium" w:cstheme="minorHAnsi" w:hint="eastAsia"/>
-                <w:w w:val="80"/>
-                <w:szCs w:val="24"/>
-              </w:rPr>
-              <w:t>1</w:t>
-            </w:r>
-            <w:r>
-              <w:rPr>
-                <w:rFonts w:ascii="Barlow Condensed Medium" w:eastAsia="標楷體" w:hAnsi="Barlow Condensed Medium" w:cstheme="minorHAnsi" w:hint="eastAsia"/>
-                <w:w w:val="80"/>
-                <w:szCs w:val="24"/>
-              </w:rPr>
-              <w:t>2</w:t>
-            </w:r>
-            <w:r>
-              <w:rPr>
-                <w:rFonts w:ascii="Barlow Condensed Medium" w:eastAsia="標楷體" w:hAnsi="Barlow Condensed Medium" w:cstheme="minorHAnsi" w:hint="eastAsia"/>
-                <w:w w:val="80"/>
-                <w:szCs w:val="24"/>
-                <w:lang w:eastAsia="zh-HK"/>
-              </w:rPr>
-              <w:t>號</w:t>
-            </w:r>
           </w:p>
         </w:tc>
         <w:tc>
@@ -24092,30 +22650,6 @@
                 <w:szCs w:val="24"/>
               </w:rPr>
             </w:pPr>
-            <w:r>
-              <w:rPr>
-                <w:rFonts w:ascii="Barlow Condensed Medium" w:eastAsia="標楷體" w:hAnsi="Barlow Condensed Medium" w:cstheme="minorHAnsi" w:hint="eastAsia"/>
-                <w:w w:val="80"/>
-                <w:szCs w:val="24"/>
-              </w:rPr>
-              <w:t>2</w:t>
-            </w:r>
-            <w:r>
-              <w:rPr>
-                <w:rFonts w:ascii="Barlow Condensed Medium" w:eastAsia="標楷體" w:hAnsi="Barlow Condensed Medium" w:cstheme="minorHAnsi" w:hint="eastAsia"/>
-                <w:w w:val="80"/>
-                <w:szCs w:val="24"/>
-              </w:rPr>
-              <w:t>,0</w:t>
-            </w:r>
-            <w:r>
-              <w:rPr>
-                <w:rFonts w:ascii="Barlow Condensed Medium" w:eastAsia="標楷體" w:hAnsi="Barlow Condensed Medium" w:cstheme="minorHAnsi"/>
-                <w:w w:val="80"/>
-                <w:szCs w:val="24"/>
-              </w:rPr>
-              <w:t>00</w:t>
-            </w:r>
           </w:p>
         </w:tc>
         <w:tc>
@@ -24137,31 +22671,6 @@
                 <w:szCs w:val="24"/>
               </w:rPr>
             </w:pPr>
-            <w:r>
-              <w:rPr>
-                <w:rFonts w:ascii="Barlow Condensed Medium" w:eastAsia="標楷體" w:hAnsi="Barlow Condensed Medium" w:cstheme="minorHAnsi" w:hint="eastAsia"/>
-                <w:w w:val="80"/>
-                <w:szCs w:val="24"/>
-              </w:rPr>
-              <w:t>2</w:t>
-            </w:r>
-            <w:r>
-              <w:rPr>
-                <w:rFonts w:ascii="Barlow Condensed Medium" w:eastAsia="標楷體" w:hAnsi="Barlow Condensed Medium" w:cstheme="minorHAnsi" w:hint="eastAsia"/>
-                <w:w w:val="80"/>
-                <w:szCs w:val="24"/>
-              </w:rPr>
-              <w:t>3</w:t>
-            </w:r>
-            <w:r>
-              <w:rPr>
-                <w:rFonts w:ascii="Barlow Condensed Medium" w:eastAsia="標楷體" w:hAnsi="Barlow Condensed Medium" w:cstheme="minorHAnsi" w:hint="eastAsia"/>
-                <w:w w:val="80"/>
-                <w:szCs w:val="24"/>
-                <w:lang w:eastAsia="zh-HK"/>
-              </w:rPr>
-              <w:t>號</w:t>
-            </w:r>
           </w:p>
         </w:tc>
         <w:tc>
@@ -24183,30 +22692,6 @@
                 <w:szCs w:val="24"/>
               </w:rPr>
             </w:pPr>
-            <w:r>
-              <w:rPr>
-                <w:rFonts w:ascii="Barlow Condensed Medium" w:eastAsia="標楷體" w:hAnsi="Barlow Condensed Medium" w:cstheme="minorHAnsi" w:hint="eastAsia"/>
-                <w:w w:val="80"/>
-                <w:szCs w:val="24"/>
-              </w:rPr>
-              <w:t>1</w:t>
-            </w:r>
-            <w:r>
-              <w:rPr>
-                <w:rFonts w:ascii="Barlow Condensed Medium" w:eastAsia="標楷體" w:hAnsi="Barlow Condensed Medium" w:cstheme="minorHAnsi" w:hint="eastAsia"/>
-                <w:w w:val="80"/>
-                <w:szCs w:val="24"/>
-              </w:rPr>
-              <w:t>,0</w:t>
-            </w:r>
-            <w:r>
-              <w:rPr>
-                <w:rFonts w:ascii="Barlow Condensed Medium" w:eastAsia="標楷體" w:hAnsi="Barlow Condensed Medium" w:cstheme="minorHAnsi"/>
-                <w:w w:val="80"/>
-                <w:szCs w:val="24"/>
-              </w:rPr>
-              <w:t>00</w:t>
-            </w:r>
           </w:p>
         </w:tc>
         <w:tc>
@@ -24229,23 +22714,6 @@
                 <w:szCs w:val="24"/>
               </w:rPr>
             </w:pPr>
-            <w:r>
-              <w:rPr>
-                <w:rFonts w:ascii="Barlow Condensed Medium" w:eastAsia="標楷體" w:hAnsi="Barlow Condensed Medium" w:cstheme="minorHAnsi" w:hint="eastAsia"/>
-                <w:w w:val="80"/>
-                <w:szCs w:val="24"/>
-              </w:rPr>
-              <w:t>24</w:t>
-            </w:r>
-            <w:r>
-              <w:rPr>
-                <w:rFonts w:ascii="Barlow Condensed Medium" w:eastAsia="標楷體" w:hAnsi="Barlow Condensed Medium" w:cstheme="minorHAnsi" w:hint="eastAsia"/>
-                <w:w w:val="80"/>
-                <w:szCs w:val="24"/>
-                <w:lang w:eastAsia="zh-HK"/>
-              </w:rPr>
-              <w:t>號</w:t>
-            </w:r>
           </w:p>
         </w:tc>
         <w:tc>
@@ -24266,42 +22734,17 @@
                 <w:szCs w:val="24"/>
               </w:rPr>
             </w:pPr>
-            <w:r>
-              <w:rPr>
-                <w:rFonts w:ascii="Barlow Condensed Medium" w:eastAsia="標楷體" w:hAnsi="Barlow Condensed Medium" w:cstheme="minorHAnsi" w:hint="eastAsia"/>
-                <w:w w:val="80"/>
-                <w:szCs w:val="24"/>
-              </w:rPr>
-              <w:t>1,</w:t>
-            </w:r>
-            <w:r>
-              <w:rPr>
-                <w:rFonts w:ascii="Barlow Condensed Medium" w:eastAsia="標楷體" w:hAnsi="Barlow Condensed Medium" w:cstheme="minorHAnsi" w:hint="eastAsia"/>
-                <w:w w:val="80"/>
-                <w:szCs w:val="24"/>
-              </w:rPr>
-              <w:t>0</w:t>
-            </w:r>
-            <w:r>
-              <w:rPr>
-                <w:rFonts w:ascii="Barlow Condensed Medium" w:eastAsia="標楷體" w:hAnsi="Barlow Condensed Medium" w:cstheme="minorHAnsi"/>
-                <w:w w:val="80"/>
-                <w:szCs w:val="24"/>
-              </w:rPr>
-              <w:t>00</w:t>
-            </w:r>
           </w:p>
         </w:tc>
       </w:tr>
       <w:tr>
         <w:trPr>
-          <w:gridBefore w:val="2"/>
-          <w:wBefore w:w="114" w:type="dxa"/>
           <w:trHeight w:hRule="exact" w:val="340"/>
         </w:trPr>
         <w:tc>
           <w:tcPr>
-            <w:tcW w:w="1622" w:type="dxa"/>
+            <w:tcW w:w="1736" w:type="dxa"/>
+            <w:gridSpan w:val="3"/>
             <w:tcMar>
               <w:left w:w="28" w:type="dxa"/>
               <w:right w:w="28" w:type="dxa"/>
@@ -24311,12 +22754,54 @@
           <w:p>
             <w:pPr>
               <w:snapToGrid w:val="0"/>
+              <w:jc w:val="both"/>
               <w:rPr>
                 <w:rFonts w:ascii="Barlow Condensed Medium" w:eastAsia="華康中黑體" w:hAnsi="Barlow Condensed Medium" w:cstheme="minorHAnsi"/>
                 <w:w w:val="80"/>
                 <w:szCs w:val="24"/>
               </w:rPr>
             </w:pPr>
+            <w:r>
+              <w:rPr>
+                <w:rFonts w:ascii="Barlow Condensed Medium" w:eastAsia="華康中黑體" w:hAnsi="Barlow Condensed Medium" w:cstheme="minorHAnsi"/>
+                <w:w w:val="80"/>
+                <w:szCs w:val="24"/>
+              </w:rPr>
+              <w:sym w:font="Wingdings 2" w:char="F0AE"/>
+            </w:r>
+            <w:r>
+              <w:rPr>
+                <w:rFonts w:ascii="Barlow Condensed Medium" w:eastAsia="華康中黑體" w:hAnsi="Barlow Condensed Medium" w:cstheme="minorHAnsi" w:hint="eastAsia"/>
+                <w:w w:val="80"/>
+                <w:szCs w:val="24"/>
+                <w:lang w:eastAsia="zh-HK"/>
+              </w:rPr>
+              <w:t>為</w:t>
+            </w:r>
+            <w:r>
+              <w:rPr>
+                <w:rFonts w:ascii="Barlow Condensed Medium" w:eastAsia="華康中黑體" w:hAnsi="Barlow Condensed Medium" w:cstheme="minorHAnsi" w:hint="eastAsia"/>
+                <w:w w:val="80"/>
+                <w:szCs w:val="24"/>
+              </w:rPr>
+              <w:t>松年團契</w:t>
+            </w:r>
+            <w:r>
+              <w:rPr>
+                <w:rFonts w:ascii="Barlow Condensed Medium" w:eastAsia="華康中黑體" w:hAnsi="Barlow Condensed Medium" w:cstheme="minorHAnsi" w:hint="eastAsia"/>
+                <w:w w:val="80"/>
+                <w:szCs w:val="24"/>
+              </w:rPr>
+              <w:t>奉獻</w:t>
+            </w:r>
+            <w:r>
+              <w:rPr>
+                <w:rFonts w:ascii="Barlow Condensed Medium" w:eastAsia="華康中黑體" w:hAnsi="Barlow Condensed Medium" w:cstheme="minorHAnsi"/>
+                <w:w w:val="80"/>
+                <w:szCs w:val="24"/>
+              </w:rPr>
+              <w:t>:</w:t>
+            </w:r>
           </w:p>
         </w:tc>
         <w:tc>
@@ -24344,31 +22829,7 @@
                 <w:w w:val="80"/>
                 <w:szCs w:val="24"/>
               </w:rPr>
-              <w:t>2</w:t>
-            </w:r>
-            <w:r>
-              <w:rPr>
-                <w:rFonts w:ascii="Barlow Condensed Medium" w:eastAsia="標楷體" w:hAnsi="Barlow Condensed Medium" w:cstheme="minorHAnsi" w:hint="eastAsia"/>
-                <w:w w:val="80"/>
-                <w:szCs w:val="24"/>
-              </w:rPr>
-              <w:t>4</w:t>
-            </w:r>
-            <w:r>
-              <w:rPr>
-                <w:rFonts w:ascii="Barlow Condensed Medium" w:eastAsia="標楷體" w:hAnsi="Barlow Condensed Medium" w:cstheme="minorHAnsi" w:hint="eastAsia"/>
-                <w:w w:val="80"/>
-                <w:szCs w:val="24"/>
-              </w:rPr>
-              <w:t>-</w:t>
-            </w:r>
-            <w:r>
-              <w:rPr>
-                <w:rFonts w:ascii="Barlow Condensed Medium" w:eastAsia="標楷體" w:hAnsi="Barlow Condensed Medium" w:cstheme="minorHAnsi" w:hint="eastAsia"/>
-                <w:w w:val="80"/>
-                <w:szCs w:val="24"/>
-              </w:rPr>
-              <w:t>1</w:t>
+              <w:t>30</w:t>
             </w:r>
             <w:r>
               <w:rPr>
@@ -24410,11 +22871,19 @@
             </w:r>
             <w:r>
               <w:rPr>
+                <w:rFonts w:ascii="Barlow Condensed Medium" w:eastAsia="標楷體" w:hAnsi="Barlow Condensed Medium" w:cstheme="minorHAnsi"/>
+                <w:w w:val="80"/>
+                <w:szCs w:val="24"/>
+              </w:rPr>
+              <w:t>,</w:t>
+            </w:r>
+            <w:r>
+              <w:rPr>
                 <w:rFonts w:ascii="Barlow Condensed Medium" w:eastAsia="標楷體" w:hAnsi="Barlow Condensed Medium" w:cstheme="minorHAnsi" w:hint="eastAsia"/>
                 <w:w w:val="80"/>
                 <w:szCs w:val="24"/>
               </w:rPr>
-              <w:t>,0</w:t>
+              <w:t>0</w:t>
             </w:r>
             <w:r>
               <w:rPr>
@@ -24445,39 +22914,6 @@
                 <w:szCs w:val="24"/>
               </w:rPr>
             </w:pPr>
-            <w:r>
-              <w:rPr>
-                <w:rFonts w:ascii="Barlow Condensed Medium" w:eastAsia="標楷體" w:hAnsi="Barlow Condensed Medium" w:cstheme="minorHAnsi" w:hint="eastAsia"/>
-                <w:w w:val="80"/>
-                <w:szCs w:val="24"/>
-              </w:rPr>
-              <w:t>7</w:t>
-            </w:r>
-            <w:r>
-              <w:rPr>
-                <w:rFonts w:ascii="Barlow Condensed Medium" w:eastAsia="標楷體" w:hAnsi="Barlow Condensed Medium" w:cstheme="minorHAnsi" w:hint="eastAsia"/>
-                <w:w w:val="80"/>
-                <w:szCs w:val="24"/>
-              </w:rPr>
-              <w:t>-</w:t>
-            </w:r>
-            <w:r>
-              <w:rPr>
-                <w:rFonts w:ascii="Barlow Condensed Medium" w:eastAsia="標楷體" w:hAnsi="Barlow Condensed Medium" w:cstheme="minorHAnsi" w:hint="eastAsia"/>
-                <w:w w:val="80"/>
-                <w:szCs w:val="24"/>
-              </w:rPr>
-              <w:t>1</w:t>
-            </w:r>
-            <w:r>
-              <w:rPr>
-                <w:rFonts w:ascii="Barlow Condensed Medium" w:eastAsia="標楷體" w:hAnsi="Barlow Condensed Medium" w:cstheme="minorHAnsi" w:hint="eastAsia"/>
-                <w:w w:val="80"/>
-                <w:szCs w:val="24"/>
-                <w:lang w:eastAsia="zh-HK"/>
-              </w:rPr>
-              <w:t>號</w:t>
-            </w:r>
           </w:p>
         </w:tc>
         <w:tc>
@@ -24499,38 +22935,6 @@
                 <w:szCs w:val="24"/>
               </w:rPr>
             </w:pPr>
-            <w:r>
-              <w:rPr>
-                <w:rFonts w:ascii="Barlow Condensed Medium" w:eastAsia="標楷體" w:hAnsi="Barlow Condensed Medium" w:cstheme="minorHAnsi" w:hint="eastAsia"/>
-                <w:w w:val="80"/>
-                <w:szCs w:val="24"/>
-              </w:rPr>
-              <w:t>1</w:t>
-            </w:r>
-            <w:r>
-              <w:rPr>
-                <w:rFonts w:ascii="Barlow Condensed Medium" w:eastAsia="標楷體" w:hAnsi="Barlow Condensed Medium" w:cstheme="minorHAnsi" w:hint="eastAsia"/>
-                <w:w w:val="80"/>
-                <w:szCs w:val="24"/>
-              </w:rPr>
-              <w:t>,</w:t>
-            </w:r>
-            <w:r>
-              <w:rPr>
-                <w:rFonts w:ascii="Barlow Condensed Medium" w:eastAsia="標楷體" w:hAnsi="Barlow Condensed Medium" w:cstheme="minorHAnsi" w:hint="eastAsia"/>
-                <w:w w:val="80"/>
-                <w:szCs w:val="24"/>
-              </w:rPr>
-              <w:t>0</w:t>
-            </w:r>
-            <w:r>
-              <w:rPr>
-                <w:rFonts w:ascii="Barlow Condensed Medium" w:eastAsia="標楷體" w:hAnsi="Barlow Condensed Medium" w:cstheme="minorHAnsi"/>
-                <w:w w:val="80"/>
-                <w:szCs w:val="24"/>
-              </w:rPr>
-              <w:t>00</w:t>
-            </w:r>
           </w:p>
         </w:tc>
         <w:tc>
@@ -24578,13 +22982,12 @@
       </w:tr>
       <w:tr>
         <w:trPr>
-          <w:gridBefore w:val="2"/>
-          <w:wBefore w:w="114" w:type="dxa"/>
           <w:trHeight w:hRule="exact" w:val="340"/>
         </w:trPr>
         <w:tc>
           <w:tcPr>
-            <w:tcW w:w="1622" w:type="dxa"/>
+            <w:tcW w:w="1736" w:type="dxa"/>
+            <w:gridSpan w:val="3"/>
             <w:tcMar>
               <w:left w:w="28" w:type="dxa"/>
               <w:right w:w="28" w:type="dxa"/>
@@ -24594,6 +22997,7 @@
           <w:p>
             <w:pPr>
               <w:snapToGrid w:val="0"/>
+              <w:jc w:val="both"/>
               <w:rPr>
                 <w:rFonts w:ascii="Barlow Condensed Medium" w:eastAsia="華康中黑體" w:hAnsi="Barlow Condensed Medium" w:cstheme="minorHAnsi"/>
                 <w:w w:val="80"/>
@@ -24731,12 +23135,14 @@
       </w:tr>
       <w:tr>
         <w:trPr>
+          <w:gridBefore w:val="1"/>
+          <w:wBefore w:w="34" w:type="dxa"/>
           <w:trHeight w:hRule="exact" w:val="340"/>
         </w:trPr>
         <w:tc>
           <w:tcPr>
-            <w:tcW w:w="1736" w:type="dxa"/>
-            <w:gridSpan w:val="3"/>
+            <w:tcW w:w="1702" w:type="dxa"/>
+            <w:gridSpan w:val="2"/>
             <w:tcMar>
               <w:left w:w="28" w:type="dxa"/>
               <w:right w:w="28" w:type="dxa"/>
@@ -24776,23 +23182,7 @@
                 <w:w w:val="80"/>
                 <w:szCs w:val="24"/>
               </w:rPr>
-              <w:t>松年團契</w:t>
-            </w:r>
-            <w:r>
-              <w:rPr>
-                <w:rFonts w:ascii="Barlow Condensed Medium" w:eastAsia="華康中黑體" w:hAnsi="Barlow Condensed Medium" w:cstheme="minorHAnsi" w:hint="eastAsia"/>
-                <w:w w:val="80"/>
-                <w:szCs w:val="24"/>
-              </w:rPr>
-              <w:t>奉獻</w:t>
-            </w:r>
-            <w:r>
-              <w:rPr>
-                <w:rFonts w:ascii="Barlow Condensed Medium" w:eastAsia="華康中黑體" w:hAnsi="Barlow Condensed Medium" w:cstheme="minorHAnsi"/>
-                <w:w w:val="80"/>
-                <w:szCs w:val="24"/>
-              </w:rPr>
-              <w:t>:</w:t>
+              <w:t>教會教育事工</w:t>
             </w:r>
           </w:p>
         </w:tc>
@@ -24821,15 +23211,7 @@
                 <w:w w:val="80"/>
                 <w:szCs w:val="24"/>
               </w:rPr>
-              <w:t>2</w:t>
-            </w:r>
-            <w:r>
-              <w:rPr>
-                <w:rFonts w:ascii="Barlow Condensed Medium" w:eastAsia="標楷體" w:hAnsi="Barlow Condensed Medium" w:cstheme="minorHAnsi" w:hint="eastAsia"/>
-                <w:w w:val="80"/>
-                <w:szCs w:val="24"/>
-              </w:rPr>
-              <w:t>3</w:t>
+              <w:t>6</w:t>
             </w:r>
             <w:r>
               <w:rPr>
@@ -24920,7 +23302,7 @@
                 <w:w w:val="80"/>
                 <w:szCs w:val="24"/>
               </w:rPr>
-              <w:t>7</w:t>
+              <w:t>9-1</w:t>
             </w:r>
             <w:r>
               <w:rPr>
@@ -25006,6 +23388,23 @@
                 <w:szCs w:val="24"/>
               </w:rPr>
             </w:pPr>
+            <w:r>
+              <w:rPr>
+                <w:rFonts w:ascii="Barlow Condensed Medium" w:eastAsia="標楷體" w:hAnsi="Barlow Condensed Medium" w:cstheme="minorHAnsi" w:hint="eastAsia"/>
+                <w:w w:val="80"/>
+                <w:szCs w:val="24"/>
+              </w:rPr>
+              <w:t>17</w:t>
+            </w:r>
+            <w:r>
+              <w:rPr>
+                <w:rFonts w:ascii="Barlow Condensed Medium" w:eastAsia="標楷體" w:hAnsi="Barlow Condensed Medium" w:cstheme="minorHAnsi" w:hint="eastAsia"/>
+                <w:w w:val="80"/>
+                <w:szCs w:val="24"/>
+                <w:lang w:eastAsia="zh-HK"/>
+              </w:rPr>
+              <w:t>號</w:t>
+            </w:r>
           </w:p>
         </w:tc>
         <w:tc>
@@ -25026,17 +23425,51 @@
                 <w:szCs w:val="24"/>
               </w:rPr>
             </w:pPr>
+            <w:r>
+              <w:rPr>
+                <w:rFonts w:ascii="Barlow Condensed Medium" w:eastAsia="標楷體" w:hAnsi="Barlow Condensed Medium" w:cstheme="minorHAnsi" w:hint="eastAsia"/>
+                <w:w w:val="80"/>
+                <w:szCs w:val="24"/>
+              </w:rPr>
+              <w:t>1</w:t>
+            </w:r>
+            <w:r>
+              <w:rPr>
+                <w:rFonts w:ascii="Barlow Condensed Medium" w:eastAsia="標楷體" w:hAnsi="Barlow Condensed Medium" w:cstheme="minorHAnsi"/>
+                <w:w w:val="80"/>
+                <w:szCs w:val="24"/>
+              </w:rPr>
+              <w:t>,</w:t>
+            </w:r>
+            <w:r>
+              <w:rPr>
+                <w:rFonts w:ascii="Barlow Condensed Medium" w:eastAsia="標楷體" w:hAnsi="Barlow Condensed Medium" w:cstheme="minorHAnsi" w:hint="eastAsia"/>
+                <w:w w:val="80"/>
+                <w:szCs w:val="24"/>
+              </w:rPr>
+              <w:t>0</w:t>
+            </w:r>
+            <w:r>
+              <w:rPr>
+                <w:rFonts w:ascii="Barlow Condensed Medium" w:eastAsia="標楷體" w:hAnsi="Barlow Condensed Medium" w:cstheme="minorHAnsi"/>
+                <w:w w:val="80"/>
+                <w:szCs w:val="24"/>
+              </w:rPr>
+              <w:t>00</w:t>
+            </w:r>
           </w:p>
         </w:tc>
       </w:tr>
       <w:tr>
         <w:trPr>
+          <w:gridBefore w:val="1"/>
+          <w:wBefore w:w="34" w:type="dxa"/>
           <w:trHeight w:hRule="exact" w:val="340"/>
         </w:trPr>
         <w:tc>
           <w:tcPr>
-            <w:tcW w:w="1736" w:type="dxa"/>
-            <w:gridSpan w:val="3"/>
+            <w:tcW w:w="1702" w:type="dxa"/>
+            <w:gridSpan w:val="2"/>
             <w:tcMar>
               <w:left w:w="28" w:type="dxa"/>
               <w:right w:w="28" w:type="dxa"/>
@@ -25053,6 +23486,22 @@
                 <w:szCs w:val="24"/>
               </w:rPr>
             </w:pPr>
+            <w:r>
+              <w:rPr>
+                <w:rFonts w:ascii="Barlow Condensed Medium" w:eastAsia="華康中黑體" w:hAnsi="Barlow Condensed Medium" w:cstheme="minorHAnsi" w:hint="eastAsia"/>
+                <w:w w:val="80"/>
+                <w:szCs w:val="24"/>
+              </w:rPr>
+              <w:t>奉獻</w:t>
+            </w:r>
+            <w:r>
+              <w:rPr>
+                <w:rFonts w:ascii="Barlow Condensed Medium" w:eastAsia="華康中黑體" w:hAnsi="Barlow Condensed Medium" w:cstheme="minorHAnsi" w:hint="eastAsia"/>
+                <w:w w:val="80"/>
+                <w:szCs w:val="24"/>
+              </w:rPr>
+              <w:t>:</w:t>
+            </w:r>
           </w:p>
         </w:tc>
         <w:tc>
@@ -25074,6 +23523,23 @@
                 <w:szCs w:val="24"/>
               </w:rPr>
             </w:pPr>
+            <w:r>
+              <w:rPr>
+                <w:rFonts w:ascii="Barlow Condensed Medium" w:eastAsia="標楷體" w:hAnsi="Barlow Condensed Medium" w:cstheme="minorHAnsi" w:hint="eastAsia"/>
+                <w:w w:val="80"/>
+                <w:szCs w:val="24"/>
+              </w:rPr>
+              <w:t>22</w:t>
+            </w:r>
+            <w:r>
+              <w:rPr>
+                <w:rFonts w:ascii="Barlow Condensed Medium" w:eastAsia="標楷體" w:hAnsi="Barlow Condensed Medium" w:cstheme="minorHAnsi" w:hint="eastAsia"/>
+                <w:w w:val="80"/>
+                <w:szCs w:val="24"/>
+                <w:lang w:eastAsia="zh-HK"/>
+              </w:rPr>
+              <w:t>號</w:t>
+            </w:r>
           </w:p>
         </w:tc>
         <w:tc>
@@ -25095,6 +23561,38 @@
                 <w:szCs w:val="24"/>
               </w:rPr>
             </w:pPr>
+            <w:r>
+              <w:rPr>
+                <w:rFonts w:ascii="Barlow Condensed Medium" w:eastAsia="標楷體" w:hAnsi="Barlow Condensed Medium" w:cstheme="minorHAnsi" w:hint="eastAsia"/>
+                <w:w w:val="80"/>
+                <w:szCs w:val="24"/>
+              </w:rPr>
+              <w:t>1</w:t>
+            </w:r>
+            <w:r>
+              <w:rPr>
+                <w:rFonts w:ascii="Barlow Condensed Medium" w:eastAsia="標楷體" w:hAnsi="Barlow Condensed Medium" w:cstheme="minorHAnsi"/>
+                <w:w w:val="80"/>
+                <w:szCs w:val="24"/>
+              </w:rPr>
+              <w:t>,</w:t>
+            </w:r>
+            <w:r>
+              <w:rPr>
+                <w:rFonts w:ascii="Barlow Condensed Medium" w:eastAsia="標楷體" w:hAnsi="Barlow Condensed Medium" w:cstheme="minorHAnsi" w:hint="eastAsia"/>
+                <w:w w:val="80"/>
+                <w:szCs w:val="24"/>
+              </w:rPr>
+              <w:t>0</w:t>
+            </w:r>
+            <w:r>
+              <w:rPr>
+                <w:rFonts w:ascii="Barlow Condensed Medium" w:eastAsia="標楷體" w:hAnsi="Barlow Condensed Medium" w:cstheme="minorHAnsi"/>
+                <w:w w:val="80"/>
+                <w:szCs w:val="24"/>
+              </w:rPr>
+              <w:t>00</w:t>
+            </w:r>
           </w:p>
         </w:tc>
         <w:tc>
@@ -25116,6 +23614,23 @@
                 <w:szCs w:val="24"/>
               </w:rPr>
             </w:pPr>
+            <w:r>
+              <w:rPr>
+                <w:rFonts w:ascii="Barlow Condensed Medium" w:eastAsia="標楷體" w:hAnsi="Barlow Condensed Medium" w:cstheme="minorHAnsi" w:hint="eastAsia"/>
+                <w:w w:val="80"/>
+                <w:szCs w:val="24"/>
+              </w:rPr>
+              <w:t>30</w:t>
+            </w:r>
+            <w:r>
+              <w:rPr>
+                <w:rFonts w:ascii="Barlow Condensed Medium" w:eastAsia="標楷體" w:hAnsi="Barlow Condensed Medium" w:cstheme="minorHAnsi" w:hint="eastAsia"/>
+                <w:w w:val="80"/>
+                <w:szCs w:val="24"/>
+                <w:lang w:eastAsia="zh-HK"/>
+              </w:rPr>
+              <w:t>號</w:t>
+            </w:r>
           </w:p>
         </w:tc>
         <w:tc>
@@ -25137,6 +23652,22 @@
                 <w:szCs w:val="24"/>
               </w:rPr>
             </w:pPr>
+            <w:r>
+              <w:rPr>
+                <w:rFonts w:ascii="Barlow Condensed Medium" w:eastAsia="標楷體" w:hAnsi="Barlow Condensed Medium" w:cstheme="minorHAnsi" w:hint="eastAsia"/>
+                <w:w w:val="80"/>
+                <w:szCs w:val="24"/>
+              </w:rPr>
+              <w:t>5</w:t>
+            </w:r>
+            <w:r>
+              <w:rPr>
+                <w:rFonts w:ascii="Barlow Condensed Medium" w:eastAsia="標楷體" w:hAnsi="Barlow Condensed Medium" w:cstheme="minorHAnsi"/>
+                <w:w w:val="80"/>
+                <w:szCs w:val="24"/>
+              </w:rPr>
+              <w:t>00</w:t>
+            </w:r>
           </w:p>
         </w:tc>
         <w:tc>
@@ -25159,6 +23690,30 @@
                 <w:szCs w:val="24"/>
               </w:rPr>
             </w:pPr>
+            <w:r>
+              <w:rPr>
+                <w:rFonts w:ascii="Barlow Condensed Medium" w:eastAsia="標楷體" w:hAnsi="Barlow Condensed Medium" w:cstheme="minorHAnsi" w:hint="eastAsia"/>
+                <w:w w:val="80"/>
+                <w:szCs w:val="24"/>
+              </w:rPr>
+              <w:t>有志</w:t>
+            </w:r>
+            <w:r>
+              <w:rPr>
+                <w:rFonts w:ascii="Barlow Condensed Medium" w:eastAsia="標楷體" w:hAnsi="Barlow Condensed Medium" w:cstheme="minorHAnsi" w:hint="eastAsia"/>
+                <w:w w:val="80"/>
+                <w:szCs w:val="24"/>
+              </w:rPr>
+              <w:t>*</w:t>
+            </w:r>
+            <w:r>
+              <w:rPr>
+                <w:rFonts w:ascii="Barlow Condensed Medium" w:eastAsia="標楷體" w:hAnsi="Barlow Condensed Medium" w:cstheme="minorHAnsi" w:hint="eastAsia"/>
+                <w:w w:val="80"/>
+                <w:szCs w:val="24"/>
+              </w:rPr>
+              <w:t>3</w:t>
+            </w:r>
           </w:p>
         </w:tc>
         <w:tc>
@@ -25179,455 +23734,22 @@
                 <w:szCs w:val="24"/>
               </w:rPr>
             </w:pPr>
-          </w:p>
-        </w:tc>
-      </w:tr>
-      <w:tr>
-        <w:trPr>
-          <w:gridBefore w:val="1"/>
-          <w:wBefore w:w="34" w:type="dxa"/>
-          <w:trHeight w:hRule="exact" w:val="340"/>
-        </w:trPr>
-        <w:tc>
-          <w:tcPr>
-            <w:tcW w:w="1702" w:type="dxa"/>
-            <w:gridSpan w:val="2"/>
-            <w:tcMar>
-              <w:left w:w="28" w:type="dxa"/>
-              <w:right w:w="28" w:type="dxa"/>
-            </w:tcMar>
-            <w:vAlign w:val="center"/>
-          </w:tcPr>
-          <w:p>
-            <w:pPr>
-              <w:snapToGrid w:val="0"/>
-              <w:jc w:val="both"/>
-              <w:rPr>
-                <w:rFonts w:ascii="Barlow Condensed Medium" w:eastAsia="華康中黑體" w:hAnsi="Barlow Condensed Medium" w:cstheme="minorHAnsi"/>
+            <w:r>
+              <w:rPr>
+                <w:rFonts w:ascii="Barlow Condensed Medium" w:eastAsia="標楷體" w:hAnsi="Barlow Condensed Medium" w:cstheme="minorHAnsi" w:hint="eastAsia"/>
                 <w:w w:val="80"/>
                 <w:szCs w:val="24"/>
               </w:rPr>
-            </w:pPr>
-            <w:r>
-              <w:rPr>
-                <w:rFonts w:ascii="Barlow Condensed Medium" w:eastAsia="華康中黑體" w:hAnsi="Barlow Condensed Medium" w:cstheme="minorHAnsi"/>
-                <w:w w:val="80"/>
-                <w:szCs w:val="24"/>
-              </w:rPr>
-              <w:sym w:font="Wingdings 2" w:char="F0AE"/>
-            </w:r>
-            <w:r>
-              <w:rPr>
-                <w:rFonts w:ascii="Barlow Condensed Medium" w:eastAsia="華康中黑體" w:hAnsi="Barlow Condensed Medium" w:cstheme="minorHAnsi" w:hint="eastAsia"/>
-                <w:w w:val="80"/>
-                <w:szCs w:val="24"/>
-                <w:lang w:eastAsia="zh-HK"/>
-              </w:rPr>
-              <w:t>為</w:t>
-            </w:r>
-            <w:r>
-              <w:rPr>
-                <w:rFonts w:ascii="Barlow Condensed Medium" w:eastAsia="華康中黑體" w:hAnsi="Barlow Condensed Medium" w:cstheme="minorHAnsi" w:hint="eastAsia"/>
-                <w:w w:val="80"/>
-                <w:szCs w:val="24"/>
-              </w:rPr>
-              <w:t>聖歌隊</w:t>
-            </w:r>
-            <w:r>
-              <w:rPr>
-                <w:rFonts w:ascii="Barlow Condensed Medium" w:eastAsia="華康中黑體" w:hAnsi="Barlow Condensed Medium" w:cstheme="minorHAnsi" w:hint="eastAsia"/>
-                <w:w w:val="80"/>
-                <w:szCs w:val="24"/>
-              </w:rPr>
-              <w:t>奉獻</w:t>
-            </w:r>
-            <w:r>
-              <w:rPr>
-                <w:rFonts w:ascii="Barlow Condensed Medium" w:eastAsia="華康中黑體" w:hAnsi="Barlow Condensed Medium" w:cstheme="minorHAnsi"/>
-                <w:w w:val="80"/>
-                <w:szCs w:val="24"/>
-              </w:rPr>
-              <w:t>:</w:t>
-            </w:r>
-          </w:p>
-        </w:tc>
-        <w:tc>
-          <w:tcPr>
-            <w:tcW w:w="685" w:type="dxa"/>
-            <w:tcMar>
-              <w:left w:w="28" w:type="dxa"/>
-              <w:right w:w="28" w:type="dxa"/>
-            </w:tcMar>
-            <w:vAlign w:val="center"/>
-          </w:tcPr>
-          <w:p>
-            <w:pPr>
-              <w:snapToGrid w:val="0"/>
-              <w:jc w:val="right"/>
+              <w:t>3</w:t>
+            </w:r>
+            <w:r>
               <w:rPr>
                 <w:rFonts w:ascii="Barlow Condensed Medium" w:eastAsia="標楷體" w:hAnsi="Barlow Condensed Medium" w:cstheme="minorHAnsi"/>
                 <w:w w:val="80"/>
                 <w:szCs w:val="24"/>
               </w:rPr>
-            </w:pPr>
-            <w:r>
-              <w:rPr>
-                <w:rFonts w:ascii="Barlow Condensed Medium" w:eastAsia="標楷體" w:hAnsi="Barlow Condensed Medium" w:cstheme="minorHAnsi" w:hint="eastAsia"/>
-                <w:w w:val="80"/>
-                <w:szCs w:val="24"/>
-              </w:rPr>
-              <w:t>62</w:t>
-            </w:r>
-            <w:r>
-              <w:rPr>
-                <w:rFonts w:ascii="Barlow Condensed Medium" w:eastAsia="標楷體" w:hAnsi="Barlow Condensed Medium" w:cstheme="minorHAnsi" w:hint="eastAsia"/>
-                <w:w w:val="80"/>
-                <w:szCs w:val="24"/>
-                <w:lang w:eastAsia="zh-HK"/>
-              </w:rPr>
-              <w:t>號</w:t>
-            </w:r>
-          </w:p>
-        </w:tc>
-        <w:tc>
-          <w:tcPr>
-            <w:tcW w:w="685" w:type="dxa"/>
-            <w:tcMar>
-              <w:left w:w="113" w:type="dxa"/>
-              <w:right w:w="28" w:type="dxa"/>
-            </w:tcMar>
-            <w:vAlign w:val="center"/>
-          </w:tcPr>
-          <w:p>
-            <w:pPr>
-              <w:snapToGrid w:val="0"/>
-              <w:ind w:leftChars="-2" w:left="-5" w:rightChars="-3" w:right="-7"/>
-              <w:rPr>
-                <w:rFonts w:ascii="Barlow Condensed Medium" w:eastAsia="標楷體" w:hAnsi="Barlow Condensed Medium" w:cstheme="minorHAnsi"/>
-                <w:w w:val="80"/>
-                <w:szCs w:val="24"/>
-              </w:rPr>
-            </w:pPr>
-            <w:r>
-              <w:rPr>
-                <w:rFonts w:ascii="Barlow Condensed Medium" w:eastAsia="標楷體" w:hAnsi="Barlow Condensed Medium" w:cstheme="minorHAnsi" w:hint="eastAsia"/>
-                <w:w w:val="80"/>
-                <w:szCs w:val="24"/>
-              </w:rPr>
-              <w:t>2</w:t>
-            </w:r>
-            <w:r>
-              <w:rPr>
-                <w:rFonts w:ascii="Barlow Condensed Medium" w:eastAsia="標楷體" w:hAnsi="Barlow Condensed Medium" w:cstheme="minorHAnsi"/>
-                <w:w w:val="80"/>
-                <w:szCs w:val="24"/>
-              </w:rPr>
-              <w:t>,</w:t>
-            </w:r>
-            <w:r>
-              <w:rPr>
-                <w:rFonts w:ascii="Barlow Condensed Medium" w:eastAsia="標楷體" w:hAnsi="Barlow Condensed Medium" w:cstheme="minorHAnsi" w:hint="eastAsia"/>
-                <w:w w:val="80"/>
-                <w:szCs w:val="24"/>
-              </w:rPr>
-              <w:t>0</w:t>
-            </w:r>
-            <w:r>
-              <w:rPr>
-                <w:rFonts w:ascii="Barlow Condensed Medium" w:eastAsia="標楷體" w:hAnsi="Barlow Condensed Medium" w:cstheme="minorHAnsi"/>
-                <w:w w:val="80"/>
-                <w:szCs w:val="24"/>
-              </w:rPr>
               <w:t>00</w:t>
             </w:r>
-          </w:p>
-        </w:tc>
-        <w:tc>
-          <w:tcPr>
-            <w:tcW w:w="686" w:type="dxa"/>
-            <w:tcMar>
-              <w:left w:w="28" w:type="dxa"/>
-              <w:right w:w="28" w:type="dxa"/>
-            </w:tcMar>
-            <w:vAlign w:val="center"/>
-          </w:tcPr>
-          <w:p>
-            <w:pPr>
-              <w:snapToGrid w:val="0"/>
-              <w:jc w:val="right"/>
-              <w:rPr>
-                <w:rFonts w:ascii="Barlow Condensed Medium" w:eastAsia="標楷體" w:hAnsi="Barlow Condensed Medium" w:cstheme="minorHAnsi"/>
-                <w:w w:val="80"/>
-                <w:szCs w:val="24"/>
-              </w:rPr>
-            </w:pPr>
-            <w:r>
-              <w:rPr>
-                <w:rFonts w:ascii="Barlow Condensed Medium" w:eastAsia="標楷體" w:hAnsi="Barlow Condensed Medium" w:cstheme="minorHAnsi" w:hint="eastAsia"/>
-                <w:w w:val="80"/>
-                <w:szCs w:val="24"/>
-              </w:rPr>
-              <w:t>7</w:t>
-            </w:r>
-            <w:r>
-              <w:rPr>
-                <w:rFonts w:ascii="Barlow Condensed Medium" w:eastAsia="標楷體" w:hAnsi="Barlow Condensed Medium" w:cstheme="minorHAnsi" w:hint="eastAsia"/>
-                <w:w w:val="80"/>
-                <w:szCs w:val="24"/>
-                <w:lang w:eastAsia="zh-HK"/>
-              </w:rPr>
-              <w:t>號</w:t>
-            </w:r>
-          </w:p>
-        </w:tc>
-        <w:tc>
-          <w:tcPr>
-            <w:tcW w:w="682" w:type="dxa"/>
-            <w:gridSpan w:val="2"/>
-            <w:tcMar>
-              <w:left w:w="113" w:type="dxa"/>
-              <w:right w:w="28" w:type="dxa"/>
-            </w:tcMar>
-            <w:vAlign w:val="center"/>
-          </w:tcPr>
-          <w:p>
-            <w:pPr>
-              <w:snapToGrid w:val="0"/>
-              <w:rPr>
-                <w:rFonts w:ascii="Barlow Condensed Medium" w:eastAsia="標楷體" w:hAnsi="Barlow Condensed Medium" w:cstheme="minorHAnsi"/>
-                <w:w w:val="80"/>
-                <w:szCs w:val="24"/>
-              </w:rPr>
-            </w:pPr>
-            <w:r>
-              <w:rPr>
-                <w:rFonts w:ascii="Barlow Condensed Medium" w:eastAsia="標楷體" w:hAnsi="Barlow Condensed Medium" w:cstheme="minorHAnsi" w:hint="eastAsia"/>
-                <w:w w:val="80"/>
-                <w:szCs w:val="24"/>
-              </w:rPr>
-              <w:t>1</w:t>
-            </w:r>
-            <w:r>
-              <w:rPr>
-                <w:rFonts w:ascii="Barlow Condensed Medium" w:eastAsia="標楷體" w:hAnsi="Barlow Condensed Medium" w:cstheme="minorHAnsi"/>
-                <w:w w:val="80"/>
-                <w:szCs w:val="24"/>
-              </w:rPr>
-              <w:t>,</w:t>
-            </w:r>
-            <w:r>
-              <w:rPr>
-                <w:rFonts w:ascii="Barlow Condensed Medium" w:eastAsia="標楷體" w:hAnsi="Barlow Condensed Medium" w:cstheme="minorHAnsi" w:hint="eastAsia"/>
-                <w:w w:val="80"/>
-                <w:szCs w:val="24"/>
-              </w:rPr>
-              <w:t>0</w:t>
-            </w:r>
-            <w:r>
-              <w:rPr>
-                <w:rFonts w:ascii="Barlow Condensed Medium" w:eastAsia="標楷體" w:hAnsi="Barlow Condensed Medium" w:cstheme="minorHAnsi"/>
-                <w:w w:val="80"/>
-                <w:szCs w:val="24"/>
-              </w:rPr>
-              <w:t>00</w:t>
-            </w:r>
-          </w:p>
-        </w:tc>
-        <w:tc>
-          <w:tcPr>
-            <w:tcW w:w="683" w:type="dxa"/>
-            <w:gridSpan w:val="2"/>
-            <w:tcMar>
-              <w:left w:w="28" w:type="dxa"/>
-              <w:right w:w="28" w:type="dxa"/>
-            </w:tcMar>
-            <w:vAlign w:val="center"/>
-          </w:tcPr>
-          <w:p>
-            <w:pPr>
-              <w:snapToGrid w:val="0"/>
-              <w:jc w:val="right"/>
-              <w:rPr>
-                <w:rFonts w:ascii="Barlow Condensed Medium" w:eastAsia="標楷體" w:hAnsi="Barlow Condensed Medium" w:cstheme="minorHAnsi"/>
-                <w:w w:val="80"/>
-                <w:szCs w:val="24"/>
-              </w:rPr>
-            </w:pPr>
-          </w:p>
-        </w:tc>
-        <w:tc>
-          <w:tcPr>
-            <w:tcW w:w="683" w:type="dxa"/>
-            <w:tcMar>
-              <w:left w:w="113" w:type="dxa"/>
-              <w:right w:w="28" w:type="dxa"/>
-            </w:tcMar>
-            <w:vAlign w:val="center"/>
-          </w:tcPr>
-          <w:p>
-            <w:pPr>
-              <w:snapToGrid w:val="0"/>
-              <w:rPr>
-                <w:rFonts w:ascii="Barlow Condensed Medium" w:eastAsia="標楷體" w:hAnsi="Barlow Condensed Medium" w:cstheme="minorHAnsi"/>
-                <w:w w:val="80"/>
-                <w:szCs w:val="24"/>
-              </w:rPr>
-            </w:pPr>
-          </w:p>
-        </w:tc>
-      </w:tr>
-      <w:tr>
-        <w:trPr>
-          <w:gridBefore w:val="1"/>
-          <w:wBefore w:w="34" w:type="dxa"/>
-          <w:trHeight w:hRule="exact" w:val="340"/>
-        </w:trPr>
-        <w:tc>
-          <w:tcPr>
-            <w:tcW w:w="1702" w:type="dxa"/>
-            <w:gridSpan w:val="2"/>
-            <w:tcMar>
-              <w:left w:w="28" w:type="dxa"/>
-              <w:right w:w="28" w:type="dxa"/>
-            </w:tcMar>
-            <w:vAlign w:val="center"/>
-          </w:tcPr>
-          <w:p>
-            <w:pPr>
-              <w:snapToGrid w:val="0"/>
-              <w:jc w:val="both"/>
-              <w:rPr>
-                <w:rFonts w:ascii="Barlow Condensed Medium" w:eastAsia="華康中黑體" w:hAnsi="Barlow Condensed Medium" w:cstheme="minorHAnsi"/>
-                <w:w w:val="80"/>
-                <w:szCs w:val="24"/>
-              </w:rPr>
-            </w:pPr>
-          </w:p>
-        </w:tc>
-        <w:tc>
-          <w:tcPr>
-            <w:tcW w:w="685" w:type="dxa"/>
-            <w:tcMar>
-              <w:left w:w="28" w:type="dxa"/>
-              <w:right w:w="28" w:type="dxa"/>
-            </w:tcMar>
-            <w:vAlign w:val="center"/>
-          </w:tcPr>
-          <w:p>
-            <w:pPr>
-              <w:snapToGrid w:val="0"/>
-              <w:jc w:val="right"/>
-              <w:rPr>
-                <w:rFonts w:ascii="Barlow Condensed Medium" w:eastAsia="標楷體" w:hAnsi="Barlow Condensed Medium" w:cstheme="minorHAnsi"/>
-                <w:w w:val="80"/>
-                <w:szCs w:val="24"/>
-              </w:rPr>
-            </w:pPr>
-          </w:p>
-        </w:tc>
-        <w:tc>
-          <w:tcPr>
-            <w:tcW w:w="685" w:type="dxa"/>
-            <w:tcMar>
-              <w:left w:w="113" w:type="dxa"/>
-              <w:right w:w="28" w:type="dxa"/>
-            </w:tcMar>
-            <w:vAlign w:val="center"/>
-          </w:tcPr>
-          <w:p>
-            <w:pPr>
-              <w:snapToGrid w:val="0"/>
-              <w:ind w:leftChars="-2" w:left="-5" w:rightChars="-3" w:right="-7"/>
-              <w:rPr>
-                <w:rFonts w:ascii="Barlow Condensed Medium" w:eastAsia="標楷體" w:hAnsi="Barlow Condensed Medium" w:cstheme="minorHAnsi"/>
-                <w:w w:val="80"/>
-                <w:szCs w:val="24"/>
-              </w:rPr>
-            </w:pPr>
-          </w:p>
-        </w:tc>
-        <w:tc>
-          <w:tcPr>
-            <w:tcW w:w="686" w:type="dxa"/>
-            <w:tcMar>
-              <w:left w:w="28" w:type="dxa"/>
-              <w:right w:w="28" w:type="dxa"/>
-            </w:tcMar>
-            <w:vAlign w:val="center"/>
-          </w:tcPr>
-          <w:p>
-            <w:pPr>
-              <w:snapToGrid w:val="0"/>
-              <w:jc w:val="right"/>
-              <w:rPr>
-                <w:rFonts w:ascii="Barlow Condensed Medium" w:eastAsia="標楷體" w:hAnsi="Barlow Condensed Medium" w:cstheme="minorHAnsi"/>
-                <w:w w:val="80"/>
-                <w:szCs w:val="24"/>
-              </w:rPr>
-            </w:pPr>
-          </w:p>
-        </w:tc>
-        <w:tc>
-          <w:tcPr>
-            <w:tcW w:w="682" w:type="dxa"/>
-            <w:gridSpan w:val="2"/>
-            <w:tcMar>
-              <w:left w:w="113" w:type="dxa"/>
-              <w:right w:w="28" w:type="dxa"/>
-            </w:tcMar>
-            <w:vAlign w:val="center"/>
-          </w:tcPr>
-          <w:p>
-            <w:pPr>
-              <w:snapToGrid w:val="0"/>
-              <w:rPr>
-                <w:rFonts w:ascii="Barlow Condensed Medium" w:eastAsia="標楷體" w:hAnsi="Barlow Condensed Medium" w:cstheme="minorHAnsi"/>
-                <w:w w:val="80"/>
-                <w:szCs w:val="24"/>
-              </w:rPr>
-            </w:pPr>
-          </w:p>
-        </w:tc>
-        <w:tc>
-          <w:tcPr>
-            <w:tcW w:w="683" w:type="dxa"/>
-            <w:gridSpan w:val="2"/>
-            <w:tcMar>
-              <w:left w:w="28" w:type="dxa"/>
-              <w:right w:w="28" w:type="dxa"/>
-            </w:tcMar>
-            <w:vAlign w:val="center"/>
-          </w:tcPr>
-          <w:p>
-            <w:pPr>
-              <w:snapToGrid w:val="0"/>
-              <w:jc w:val="right"/>
-              <w:rPr>
-                <w:rFonts w:ascii="Barlow Condensed Medium" w:eastAsia="標楷體" w:hAnsi="Barlow Condensed Medium" w:cstheme="minorHAnsi"/>
-                <w:w w:val="80"/>
-                <w:szCs w:val="24"/>
-              </w:rPr>
-            </w:pPr>
-          </w:p>
-        </w:tc>
-        <w:tc>
-          <w:tcPr>
-            <w:tcW w:w="683" w:type="dxa"/>
-            <w:tcMar>
-              <w:left w:w="113" w:type="dxa"/>
-              <w:right w:w="28" w:type="dxa"/>
-            </w:tcMar>
-            <w:vAlign w:val="center"/>
-          </w:tcPr>
-          <w:p>
-            <w:pPr>
-              <w:snapToGrid w:val="0"/>
-              <w:rPr>
-                <w:rFonts w:ascii="Barlow Condensed Medium" w:eastAsia="標楷體" w:hAnsi="Barlow Condensed Medium" w:cstheme="minorHAnsi"/>
-                <w:w w:val="80"/>
-                <w:szCs w:val="24"/>
-              </w:rPr>
-            </w:pPr>
           </w:p>
         </w:tc>
       </w:tr>
@@ -25966,7 +24088,6 @@
                 <w:szCs w:val="20"/>
               </w:rPr>
             </w:pPr>
-            <w:proofErr w:type="gramStart"/>
             <w:r>
               <w:rPr>
                 <w:rFonts w:ascii="Barlow Condensed Medium" w:eastAsia="華康儷中黑" w:hAnsi="Barlow Condensed Medium" w:cstheme="minorHAnsi"/>
@@ -25976,7 +24097,6 @@
               </w:rPr>
               <w:t>一</w:t>
             </w:r>
-            <w:proofErr w:type="gramEnd"/>
             <w:r>
               <w:rPr>
                 <w:rFonts w:ascii="Barlow Condensed Medium" w:eastAsia="華康儷中黑" w:hAnsi="Barlow Condensed Medium" w:cstheme="minorHAnsi"/>
@@ -26351,7 +24471,6 @@
                 <w:szCs w:val="20"/>
               </w:rPr>
             </w:pPr>
-            <w:proofErr w:type="gramStart"/>
             <w:r>
               <w:rPr>
                 <w:rFonts w:ascii="Barlow Condensed Medium" w:eastAsia="華康儷中黑" w:hAnsi="Barlow Condensed Medium" w:cstheme="minorHAnsi"/>
@@ -26361,7 +24480,6 @@
               </w:rPr>
               <w:t>三</w:t>
             </w:r>
-            <w:proofErr w:type="gramEnd"/>
             <w:r>
               <w:rPr>
                 <w:rFonts w:ascii="Barlow Condensed Medium" w:eastAsia="華康儷中黑" w:hAnsi="Barlow Condensed Medium" w:cstheme="minorHAnsi"/>
@@ -27154,7 +25272,6 @@
           </wp:anchor>
         </w:drawing>
       </w:r>
-      <w:proofErr w:type="gramStart"/>
       <w:r>
         <w:rPr>
           <w:rFonts w:ascii="Yanone Kaffeesatz Regular" w:eastAsia="華康儷中黑" w:hAnsi="Yanone Kaffeesatz Regular" w:cs="Arial"/>
@@ -27164,7 +25281,6 @@
         </w:rPr>
         <w:t>註</w:t>
       </w:r>
-      <w:proofErr w:type="gramEnd"/>
       <w:r>
         <w:rPr>
           <w:rFonts w:ascii="Yanone Kaffeesatz Regular" w:eastAsia="華康儷中黑" w:hAnsi="Yanone Kaffeesatz Regular" w:cs="Arial" w:hint="eastAsia"/>
@@ -27331,7 +25447,6 @@
         </w:rPr>
         <w:t>，</w:t>
       </w:r>
-      <w:proofErr w:type="gramStart"/>
       <w:r>
         <w:rPr>
           <w:rFonts w:ascii="Yanone Kaffeesatz Regular" w:eastAsia="華康儷中黑" w:hAnsi="Yanone Kaffeesatz Regular" w:cs="Arial" w:hint="eastAsia"/>
@@ -27357,17 +25472,7 @@
           <w:sz w:val="26"/>
           <w:szCs w:val="26"/>
         </w:rPr>
-        <w:t>省略</w:t>
-      </w:r>
-      <w:proofErr w:type="gramEnd"/>
-      <w:r>
-        <w:rPr>
-          <w:rFonts w:ascii="Yanone Kaffeesatz Regular" w:eastAsia="華康儷中黑" w:hAnsi="Yanone Kaffeesatz Regular" w:cs="Arial" w:hint="eastAsia"/>
-          <w:w w:val="60"/>
-          <w:sz w:val="26"/>
-          <w:szCs w:val="26"/>
-        </w:rPr>
-        <w:t>章</w:t>
+        <w:t>省略章</w:t>
       </w:r>
       <w:r>
         <w:rPr>
@@ -27517,7 +25622,6 @@
           <w:szCs w:val="26"/>
         </w:rPr>
       </w:pPr>
-      <w:proofErr w:type="gramStart"/>
       <w:r>
         <w:rPr>
           <w:rFonts w:ascii="Barlow Condensed Medium" w:eastAsia="華康儷中黑" w:hAnsi="Barlow Condensed Medium" w:cs="Arial" w:hint="eastAsia"/>
@@ -27525,17 +25629,7 @@
           <w:sz w:val="26"/>
           <w:szCs w:val="26"/>
         </w:rPr>
-        <w:t>鑰</w:t>
-      </w:r>
-      <w:proofErr w:type="gramEnd"/>
-      <w:r>
-        <w:rPr>
-          <w:rFonts w:ascii="Barlow Condensed Medium" w:eastAsia="華康儷中黑" w:hAnsi="Barlow Condensed Medium" w:cs="Arial" w:hint="eastAsia"/>
-          <w:w w:val="80"/>
-          <w:sz w:val="26"/>
-          <w:szCs w:val="26"/>
-        </w:rPr>
-        <w:t>節</w:t>
+        <w:t>鑰節</w:t>
       </w:r>
       <w:r>
         <w:rPr>
@@ -27767,19 +25861,8 @@
                 <w:sz w:val="26"/>
                 <w:szCs w:val="26"/>
               </w:rPr>
-              <w:t xml:space="preserve">為何正直人讚美　</w:t>
-            </w:r>
-            <w:proofErr w:type="gramStart"/>
-            <w:r>
-              <w:rPr>
-                <w:rFonts w:ascii="Barlow Condensed Medium" w:eastAsia="華康中黑體" w:hAnsi="Barlow Condensed Medium" w:cs="Arial" w:hint="eastAsia"/>
-                <w:w w:val="75"/>
-                <w:sz w:val="26"/>
-                <w:szCs w:val="26"/>
-              </w:rPr>
-              <w:t>神是合宜</w:t>
-            </w:r>
-            <w:proofErr w:type="gramEnd"/>
+              <w:t>為何正直人讚美　神是合宜</w:t>
+            </w:r>
             <w:r>
               <w:rPr>
                 <w:rFonts w:ascii="Barlow Condensed Medium" w:eastAsia="華康中黑體" w:hAnsi="Barlow Condensed Medium" w:cs="Arial" w:hint="eastAsia"/>
@@ -27922,27 +26005,7 @@
                 <w:sz w:val="26"/>
                 <w:szCs w:val="26"/>
               </w:rPr>
-              <w:t xml:space="preserve">為何要向　</w:t>
-            </w:r>
-            <w:proofErr w:type="gramStart"/>
-            <w:r>
-              <w:rPr>
-                <w:rFonts w:ascii="Barlow Condensed Medium" w:eastAsia="華康中黑體" w:hAnsi="Barlow Condensed Medium" w:cs="Arial" w:hint="eastAsia"/>
-                <w:w w:val="75"/>
-                <w:sz w:val="26"/>
-                <w:szCs w:val="26"/>
-              </w:rPr>
-              <w:t>神唱新</w:t>
-            </w:r>
-            <w:proofErr w:type="gramEnd"/>
-            <w:r>
-              <w:rPr>
-                <w:rFonts w:ascii="Barlow Condensed Medium" w:eastAsia="華康中黑體" w:hAnsi="Barlow Condensed Medium" w:cs="Arial" w:hint="eastAsia"/>
-                <w:w w:val="75"/>
-                <w:sz w:val="26"/>
-                <w:szCs w:val="26"/>
-              </w:rPr>
-              <w:t>的歌</w:t>
+              <w:t>為何要向　神唱新的歌</w:t>
             </w:r>
             <w:r>
               <w:rPr>
@@ -28361,47 +26424,7 @@
           <w:sz w:val="26"/>
           <w:szCs w:val="26"/>
         </w:rPr>
-        <w:t>就要</w:t>
-      </w:r>
-      <w:proofErr w:type="gramStart"/>
-      <w:r>
-        <w:rPr>
-          <w:rFonts w:ascii="Barlow Condensed Medium" w:eastAsia="標楷體" w:hAnsi="Barlow Condensed Medium" w:cstheme="minorHAnsi" w:hint="eastAsia"/>
-          <w:w w:val="80"/>
-          <w:sz w:val="26"/>
-          <w:szCs w:val="26"/>
-        </w:rPr>
-        <w:t>把祭物</w:t>
-      </w:r>
-      <w:proofErr w:type="gramEnd"/>
-      <w:r>
-        <w:rPr>
-          <w:rFonts w:ascii="Barlow Condensed Medium" w:eastAsia="標楷體" w:hAnsi="Barlow Condensed Medium" w:cstheme="minorHAnsi" w:hint="eastAsia"/>
-          <w:w w:val="80"/>
-          <w:sz w:val="26"/>
-          <w:szCs w:val="26"/>
-        </w:rPr>
-        <w:t>留在壇前，先去跟弟兄和好，然後來</w:t>
-      </w:r>
-      <w:proofErr w:type="gramStart"/>
-      <w:r>
-        <w:rPr>
-          <w:rFonts w:ascii="Barlow Condensed Medium" w:eastAsia="標楷體" w:hAnsi="Barlow Condensed Medium" w:cstheme="minorHAnsi" w:hint="eastAsia"/>
-          <w:w w:val="80"/>
-          <w:sz w:val="26"/>
-          <w:szCs w:val="26"/>
-        </w:rPr>
-        <w:t>獻祭物</w:t>
-      </w:r>
-      <w:proofErr w:type="gramEnd"/>
-      <w:r>
-        <w:rPr>
-          <w:rFonts w:ascii="Barlow Condensed Medium" w:eastAsia="標楷體" w:hAnsi="Barlow Condensed Medium" w:cstheme="minorHAnsi" w:hint="eastAsia"/>
-          <w:w w:val="80"/>
-          <w:sz w:val="26"/>
-          <w:szCs w:val="26"/>
-        </w:rPr>
-        <w:t>。</w:t>
+        <w:t>就要把祭物留在壇前，先去跟弟兄和好，然後來獻祭物。</w:t>
       </w:r>
       <w:r>
         <w:rPr>
@@ -28478,27 +26501,7 @@
           <w:sz w:val="26"/>
           <w:szCs w:val="26"/>
         </w:rPr>
-        <w:t>有主日學、聖歌隊和各團契，可能有財務吃緊的狀況，請兄</w:t>
-      </w:r>
-      <w:proofErr w:type="gramStart"/>
-      <w:r>
-        <w:rPr>
-          <w:rFonts w:ascii="Barlow Condensed Medium" w:eastAsia="標楷體" w:hAnsi="Barlow Condensed Medium" w:cstheme="minorHAnsi" w:hint="eastAsia"/>
-          <w:w w:val="80"/>
-          <w:sz w:val="26"/>
-          <w:szCs w:val="26"/>
-        </w:rPr>
-        <w:t>姊</w:t>
-      </w:r>
-      <w:proofErr w:type="gramEnd"/>
-      <w:r>
-        <w:rPr>
-          <w:rFonts w:ascii="Barlow Condensed Medium" w:eastAsia="標楷體" w:hAnsi="Barlow Condensed Medium" w:cstheme="minorHAnsi" w:hint="eastAsia"/>
-          <w:w w:val="80"/>
-          <w:sz w:val="26"/>
-          <w:szCs w:val="26"/>
-        </w:rPr>
-        <w:t>能關心且指名來奉獻。</w:t>
+        <w:t>有主日學、聖歌隊和各團契，可能有財務吃緊的狀況，請兄姊能關心且指名來奉獻。</w:t>
       </w:r>
     </w:p>
     <w:p>
@@ -28592,7 +26595,7 @@
           </mc:Choice>
           <mc:Fallback>
             <w:pict>
-              <v:line w14:anchorId="754BE37C" id="直線接點 6" o:spid="_x0000_s1026" style="position:absolute;z-index:251659264;visibility:visible;mso-wrap-style:square;mso-width-percent:0;mso-height-percent:0;mso-wrap-distance-left:9pt;mso-wrap-distance-top:0;mso-wrap-distance-right:9pt;mso-wrap-distance-bottom:0;mso-position-horizontal:absolute;mso-position-horizontal-relative:page;mso-position-vertical:absolute;mso-position-vertical-relative:page;mso-width-percent:0;mso-height-percent:0;mso-width-relative:margin;mso-height-relative:margin" from="343.9pt,19.85pt" to="345.05pt,710.95pt" o:gfxdata="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" strokecolor="black [3213]" strokeweight=".5pt">
+              <v:line w14:anchorId="52632ADB" id="直線接點 6" o:spid="_x0000_s1026" style="position:absolute;z-index:251659264;visibility:visible;mso-wrap-style:square;mso-width-percent:0;mso-height-percent:0;mso-wrap-distance-left:9pt;mso-wrap-distance-top:0;mso-wrap-distance-right:9pt;mso-wrap-distance-bottom:0;mso-position-horizontal:absolute;mso-position-horizontal-relative:page;mso-position-vertical:absolute;mso-position-vertical-relative:page;mso-width-percent:0;mso-height-percent:0;mso-width-relative:margin;mso-height-relative:margin" from="343.9pt,19.85pt" to="345.05pt,710.95pt" o:gfxdata="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" strokecolor="black [3213]" strokeweight=".5pt">
                 <v:stroke dashstyle="3 1" joinstyle="miter"/>
                 <w10:wrap anchorx="page" anchory="page"/>
               </v:line>
@@ -28669,7 +26672,7 @@
           </mc:Choice>
           <mc:Fallback>
             <w:pict>
-              <v:line w14:anchorId="5B7D3752" id="直線接點 4" o:spid="_x0000_s1026" style="position:absolute;z-index:251657216;visibility:visible;mso-wrap-style:square;mso-width-percent:0;mso-height-percent:0;mso-wrap-distance-left:9pt;mso-wrap-distance-top:0;mso-wrap-distance-right:9pt;mso-wrap-distance-bottom:0;mso-position-horizontal:absolute;mso-position-horizontal-relative:page;mso-position-vertical:absolute;mso-position-vertical-relative:page;mso-width-percent:0;mso-height-percent:0;mso-width-relative:margin;mso-height-relative:margin" from="343.9pt,19.85pt" to="345.05pt,710.95pt" o:gfxdata="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" strokecolor="black [3213]" strokeweight=".5pt">
+              <v:line w14:anchorId="6576CB27" id="直線接點 4" o:spid="_x0000_s1026" style="position:absolute;z-index:251657216;visibility:visible;mso-wrap-style:square;mso-width-percent:0;mso-height-percent:0;mso-wrap-distance-left:9pt;mso-wrap-distance-top:0;mso-wrap-distance-right:9pt;mso-wrap-distance-bottom:0;mso-position-horizontal:absolute;mso-position-horizontal-relative:page;mso-position-vertical:absolute;mso-position-vertical-relative:page;mso-width-percent:0;mso-height-percent:0;mso-width-relative:margin;mso-height-relative:margin" from="343.9pt,19.85pt" to="345.05pt,710.95pt" o:gfxdata="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" strokecolor="black [3213]" strokeweight=".5pt">
                 <v:stroke dashstyle="3 1" joinstyle="miter"/>
                 <w10:wrap anchorx="page" anchory="page"/>
               </v:line>
@@ -28691,7 +26694,6 @@
         </w:rPr>
         <w:t>本</w:t>
       </w:r>
-      <w:proofErr w:type="gramStart"/>
       <w:r>
         <w:rPr>
           <w:rFonts w:ascii="Barlow Condensed Medium" w:eastAsia="華康正顏楷體W9" w:hAnsi="Barlow Condensed Medium" w:cstheme="minorHAnsi"/>
@@ -28699,7 +26701,6 @@
         </w:rPr>
         <w:t>週講章</w:t>
       </w:r>
-      <w:proofErr w:type="gramEnd"/>
       <w:r>
         <w:rPr>
           <w:rFonts w:ascii="Barlow Condensed Medium" w:eastAsia="華康正顏楷體W9" w:hAnsi="Barlow Condensed Medium" w:cstheme="minorHAnsi"/>
@@ -29036,27 +27037,7 @@
           <w:sz w:val="26"/>
           <w:szCs w:val="26"/>
         </w:rPr>
-        <w:t xml:space="preserve">詩人直接表露出讚美　</w:t>
-      </w:r>
-      <w:proofErr w:type="gramStart"/>
-      <w:r>
-        <w:rPr>
-          <w:rFonts w:ascii="Barlow Condensed Medium" w:eastAsia="華康儷中黑" w:hAnsi="Barlow Condensed Medium" w:hint="eastAsia"/>
-          <w:w w:val="72"/>
-          <w:sz w:val="26"/>
-          <w:szCs w:val="26"/>
-        </w:rPr>
-        <w:t>神最重要</w:t>
-      </w:r>
-      <w:proofErr w:type="gramEnd"/>
-      <w:r>
-        <w:rPr>
-          <w:rFonts w:ascii="Barlow Condensed Medium" w:eastAsia="華康儷中黑" w:hAnsi="Barlow Condensed Medium" w:hint="eastAsia"/>
-          <w:w w:val="72"/>
-          <w:sz w:val="26"/>
-          <w:szCs w:val="26"/>
-        </w:rPr>
-        <w:t>的三件事。首先是第一節，義人，就是正直的人，讚美　神才是合宜的。反過來惡人或是虛偽的人，不配讚美　神。</w:t>
+        <w:t>詩人直接表露出讚美　神最重要的三件事。首先是第一節，義人，就是正直的人，讚美　神才是合宜的。反過來惡人或是虛偽的人，不配讚美　神。</w:t>
       </w:r>
       <w:r>
         <w:rPr>
@@ -29065,107 +27046,7 @@
           <w:sz w:val="26"/>
           <w:szCs w:val="26"/>
         </w:rPr>
-        <w:t>換句話說，就是詩能呈現如同真理一樣的真誠和信實，就是唱詩的人的行為表現和詩本身所歌頌的價值必須是一致的。反過來，什麼樣的人愛唱什麼樣的歌，也可以反映出</w:t>
-      </w:r>
-      <w:proofErr w:type="gramStart"/>
-      <w:r>
-        <w:rPr>
-          <w:rFonts w:ascii="Barlow Condensed Medium" w:eastAsia="華康細黑體" w:hAnsi="Barlow Condensed Medium" w:cs="微軟正黑體" w:hint="eastAsia"/>
-          <w:w w:val="72"/>
-          <w:sz w:val="26"/>
-          <w:szCs w:val="26"/>
-        </w:rPr>
-        <w:t>一</w:t>
-      </w:r>
-      <w:proofErr w:type="gramEnd"/>
-      <w:r>
-        <w:rPr>
-          <w:rFonts w:ascii="Barlow Condensed Medium" w:eastAsia="華康細黑體" w:hAnsi="Barlow Condensed Medium" w:cs="微軟正黑體" w:hint="eastAsia"/>
-          <w:w w:val="72"/>
-          <w:sz w:val="26"/>
-          <w:szCs w:val="26"/>
-        </w:rPr>
-        <w:t>個人的人生觀、價值觀，甚至信仰的深度。因此，</w:t>
-      </w:r>
-      <w:proofErr w:type="gramStart"/>
-      <w:r>
-        <w:rPr>
-          <w:rFonts w:ascii="Barlow Condensed Medium" w:eastAsia="華康細黑體" w:hAnsi="Barlow Condensed Medium" w:cs="微軟正黑體" w:hint="eastAsia"/>
-          <w:w w:val="72"/>
-          <w:sz w:val="26"/>
-          <w:szCs w:val="26"/>
-        </w:rPr>
-        <w:t>人若唱著</w:t>
-      </w:r>
-      <w:proofErr w:type="gramEnd"/>
-      <w:r>
-        <w:rPr>
-          <w:rFonts w:ascii="Barlow Condensed Medium" w:eastAsia="華康細黑體" w:hAnsi="Barlow Condensed Medium" w:cs="微軟正黑體" w:hint="eastAsia"/>
-          <w:w w:val="72"/>
-          <w:sz w:val="26"/>
-          <w:szCs w:val="26"/>
-        </w:rPr>
-        <w:t>公義和憐憫的詩歌讚美　神，自己卻不懂什麼是公義和憐憫，也不願意去行，就失去了讚美，甚至唱歌本身的意義，唱得再</w:t>
-      </w:r>
-      <w:proofErr w:type="gramStart"/>
-      <w:r>
-        <w:rPr>
-          <w:rFonts w:ascii="Barlow Condensed Medium" w:eastAsia="華康細黑體" w:hAnsi="Barlow Condensed Medium" w:cs="微軟正黑體" w:hint="eastAsia"/>
-          <w:w w:val="72"/>
-          <w:sz w:val="26"/>
-          <w:szCs w:val="26"/>
-        </w:rPr>
-        <w:t>好再美卻</w:t>
-      </w:r>
-      <w:proofErr w:type="gramEnd"/>
-      <w:r>
-        <w:rPr>
-          <w:rFonts w:ascii="Barlow Condensed Medium" w:eastAsia="華康細黑體" w:hAnsi="Barlow Condensed Medium" w:cs="微軟正黑體" w:hint="eastAsia"/>
-          <w:w w:val="72"/>
-          <w:sz w:val="26"/>
-          <w:szCs w:val="26"/>
-        </w:rPr>
-        <w:t>少了真心。</w:t>
-      </w:r>
-      <w:proofErr w:type="gramStart"/>
-      <w:r>
-        <w:rPr>
-          <w:rFonts w:ascii="Barlow Condensed Medium" w:eastAsia="華康細黑體" w:hAnsi="Barlow Condensed Medium" w:cs="微軟正黑體" w:hint="eastAsia"/>
-          <w:w w:val="72"/>
-          <w:sz w:val="26"/>
-          <w:szCs w:val="26"/>
-        </w:rPr>
-        <w:t>再者，</w:t>
-      </w:r>
-      <w:proofErr w:type="gramEnd"/>
-      <w:r>
-        <w:rPr>
-          <w:rFonts w:ascii="Barlow Condensed Medium" w:eastAsia="華康細黑體" w:hAnsi="Barlow Condensed Medium" w:cs="微軟正黑體" w:hint="eastAsia"/>
-          <w:w w:val="72"/>
-          <w:sz w:val="26"/>
-          <w:szCs w:val="26"/>
-        </w:rPr>
-        <w:t>唱詩就如同一種信仰告白，你必須要認識你所讚美的對象，又因為價值的認同而追隨和行動，以證明你所唱的是內心真正的認同。</w:t>
-      </w:r>
-      <w:proofErr w:type="gramStart"/>
-      <w:r>
-        <w:rPr>
-          <w:rFonts w:ascii="Barlow Condensed Medium" w:eastAsia="華康細黑體" w:hAnsi="Barlow Condensed Medium" w:cs="微軟正黑體" w:hint="eastAsia"/>
-          <w:w w:val="72"/>
-          <w:sz w:val="26"/>
-          <w:szCs w:val="26"/>
-        </w:rPr>
-        <w:t>比如，</w:t>
-      </w:r>
-      <w:proofErr w:type="gramEnd"/>
-      <w:r>
-        <w:rPr>
-          <w:rFonts w:ascii="Barlow Condensed Medium" w:eastAsia="華康細黑體" w:hAnsi="Barlow Condensed Medium" w:cs="微軟正黑體" w:hint="eastAsia"/>
-          <w:w w:val="72"/>
-          <w:sz w:val="26"/>
-          <w:szCs w:val="26"/>
-        </w:rPr>
-        <w:t>最近要選擇，興起了「洋流」。請問「洋流」的核心價值是什麼？就是溫暖。因為認同溫暖，人就追隨和歌頌。</w:t>
+        <w:t>換句話說，就是詩能呈現如同真理一樣的真誠和信實，就是唱詩的人的行為表現和詩本身所歌頌的價值必須是一致的。反過來，什麼樣的人愛唱什麼樣的歌，也可以反映出一個人的人生觀、價值觀，甚至信仰的深度。因此，人若唱著公義和憐憫的詩歌讚美　神，自己卻不懂什麼是公義和憐憫，也不願意去行，就失去了讚美，甚至唱歌本身的意義，唱得再好再美卻少了真心。再者，唱詩就如同一種信仰告白，你必須要認識你所讚美的對象，又因為價值的認同而追隨和行動，以證明你所唱的是內心真正的認同。比如，最近要選擇，興起了「洋流」。請問「洋流」的核心價值是什麼？就是溫暖。因為認同溫暖，人就追隨和歌頌。</w:t>
       </w:r>
     </w:p>
     <w:p>
@@ -29224,9 +27105,8 @@
           <w:sz w:val="26"/>
           <w:szCs w:val="26"/>
         </w:rPr>
-        <w:t>技巧再重要也不能取代意義，就是人用精緻、</w:t>
-      </w:r>
-      <w:proofErr w:type="gramStart"/>
+        <w:t>技巧再重要也不能取代意義，就是人用精緻、焠煉，甚至意義的創造，要來歌頌那至高和完全的　神。像釀酒，像熬煉</w:t>
+      </w:r>
       <w:r>
         <w:rPr>
           <w:rFonts w:ascii="Barlow Condensed Medium" w:eastAsia="華康細黑體" w:hAnsi="Barlow Condensed Medium" w:cs="微軟正黑體" w:hint="eastAsia"/>
@@ -29234,9 +27114,8 @@
           <w:sz w:val="26"/>
           <w:szCs w:val="26"/>
         </w:rPr>
-        <w:t>焠</w:t>
-      </w:r>
-      <w:proofErr w:type="gramEnd"/>
+        <w:t>金銀，又像　神自己用創造述說全新的意義，就是力求所獻的能夠完美</w:t>
+      </w:r>
       <w:r>
         <w:rPr>
           <w:rFonts w:ascii="Barlow Condensed Medium" w:eastAsia="華康細黑體" w:hAnsi="Barlow Condensed Medium" w:cs="微軟正黑體" w:hint="eastAsia"/>
@@ -29244,9 +27123,8 @@
           <w:sz w:val="26"/>
           <w:szCs w:val="26"/>
         </w:rPr>
-        <w:t>煉，甚至意義的創造，要來歌頌那至高和完全的　神。像釀酒，</w:t>
-      </w:r>
-      <w:proofErr w:type="gramStart"/>
+        <w:t>。想起母親病重臥床的時候，整理她可能不能親自</w:t>
+      </w:r>
       <w:r>
         <w:rPr>
           <w:rFonts w:ascii="Barlow Condensed Medium" w:eastAsia="華康細黑體" w:hAnsi="Barlow Condensed Medium" w:cs="微軟正黑體" w:hint="eastAsia"/>
@@ -29254,9 +27132,8 @@
           <w:sz w:val="26"/>
           <w:szCs w:val="26"/>
         </w:rPr>
-        <w:t>像熬煉</w:t>
-      </w:r>
-      <w:proofErr w:type="gramEnd"/>
+        <w:t>再</w:t>
+      </w:r>
       <w:r>
         <w:rPr>
           <w:rFonts w:ascii="Barlow Condensed Medium" w:eastAsia="華康細黑體" w:hAnsi="Barlow Condensed Medium" w:cs="微軟正黑體" w:hint="eastAsia"/>
@@ -29264,7 +27141,7 @@
           <w:sz w:val="26"/>
           <w:szCs w:val="26"/>
         </w:rPr>
-        <w:t>金銀，又像　神自己用創造述說全新的意義，就是力求所獻的能夠完美</w:t>
+        <w:t>使用的聖詩、聖經，裡面還夾著幾張以前的十元鈔票，</w:t>
       </w:r>
       <w:r>
         <w:rPr>
@@ -29273,54 +27150,7 @@
           <w:sz w:val="26"/>
           <w:szCs w:val="26"/>
         </w:rPr>
-        <w:t>。想起母親病重臥床的時候，整理她可能不能親自</w:t>
-      </w:r>
-      <w:r>
-        <w:rPr>
-          <w:rFonts w:ascii="Barlow Condensed Medium" w:eastAsia="華康細黑體" w:hAnsi="Barlow Condensed Medium" w:cs="微軟正黑體" w:hint="eastAsia"/>
-          <w:w w:val="72"/>
-          <w:sz w:val="26"/>
-          <w:szCs w:val="26"/>
-        </w:rPr>
-        <w:t>再</w:t>
-      </w:r>
-      <w:r>
-        <w:rPr>
-          <w:rFonts w:ascii="Barlow Condensed Medium" w:eastAsia="華康細黑體" w:hAnsi="Barlow Condensed Medium" w:cs="微軟正黑體" w:hint="eastAsia"/>
-          <w:w w:val="72"/>
-          <w:sz w:val="26"/>
-          <w:szCs w:val="26"/>
-        </w:rPr>
-        <w:t>使用的聖詩、聖經，裡面還夾著幾張以前的十元鈔票，</w:t>
-      </w:r>
-      <w:r>
-        <w:rPr>
-          <w:rFonts w:ascii="Barlow Condensed Medium" w:eastAsia="華康細黑體" w:hAnsi="Barlow Condensed Medium" w:cs="微軟正黑體" w:hint="eastAsia"/>
-          <w:w w:val="72"/>
-          <w:sz w:val="26"/>
-          <w:szCs w:val="26"/>
-        </w:rPr>
-        <w:t>平整如同新鈔。小時候就知道母親有這個習慣，會把收到的新鈔夾起來收著。小時候家庭並不寬裕，</w:t>
-      </w:r>
-      <w:proofErr w:type="gramStart"/>
-      <w:r>
-        <w:rPr>
-          <w:rFonts w:ascii="Barlow Condensed Medium" w:eastAsia="華康細黑體" w:hAnsi="Barlow Condensed Medium" w:cs="微軟正黑體" w:hint="eastAsia"/>
-          <w:w w:val="72"/>
-          <w:sz w:val="26"/>
-          <w:szCs w:val="26"/>
-        </w:rPr>
-        <w:t>親母還是儘</w:t>
-      </w:r>
-      <w:proofErr w:type="gramEnd"/>
-      <w:r>
-        <w:rPr>
-          <w:rFonts w:ascii="Barlow Condensed Medium" w:eastAsia="華康細黑體" w:hAnsi="Barlow Condensed Medium" w:cs="微軟正黑體" w:hint="eastAsia"/>
-          <w:w w:val="72"/>
-          <w:sz w:val="26"/>
-          <w:szCs w:val="26"/>
-        </w:rPr>
-        <w:t>可能地，把最好的獻給　神。</w:t>
+        <w:t>平整如同新鈔。小時候就知道母親有這個習慣，會把收到的新鈔夾起來收著。小時候家庭並不寬裕，親母還是儘可能地，把最好的獻給　神。</w:t>
       </w:r>
     </w:p>
     <w:p>
@@ -29352,9 +27182,8 @@
           <w:sz w:val="26"/>
           <w:szCs w:val="26"/>
         </w:rPr>
-        <w:t xml:space="preserve">先知書常提到，　</w:t>
-      </w:r>
-      <w:proofErr w:type="gramStart"/>
+        <w:t>先知書常提到，　神要作新事讓祂的百姓想起祂。而詩人常說的就是唱新歌，是反過來</w:t>
+      </w:r>
       <w:r>
         <w:rPr>
           <w:rFonts w:ascii="Barlow Condensed Medium" w:eastAsia="華康細黑體" w:hAnsi="Barlow Condensed Medium" w:cs="微軟正黑體" w:hint="eastAsia"/>
@@ -29362,9 +27191,8 @@
           <w:sz w:val="26"/>
           <w:szCs w:val="26"/>
         </w:rPr>
-        <w:t>神要作</w:t>
-      </w:r>
-      <w:proofErr w:type="gramEnd"/>
+        <w:t>提醒自己，不可以讓　神在他身上作的新事被遺忘，而是要作成新歌記念和長長久久稱頌。而新的故事和新的歌</w:t>
+      </w:r>
       <w:r>
         <w:rPr>
           <w:rFonts w:ascii="Barlow Condensed Medium" w:eastAsia="華康細黑體" w:hAnsi="Barlow Condensed Medium" w:cs="微軟正黑體" w:hint="eastAsia"/>
@@ -29372,9 +27200,8 @@
           <w:sz w:val="26"/>
           <w:szCs w:val="26"/>
         </w:rPr>
-        <w:t>新事讓</w:t>
-      </w:r>
-      <w:proofErr w:type="gramStart"/>
+        <w:t>藉著新鮮感，激發人的好奇和興趣的效果，又激勵人反省和改變</w:t>
+      </w:r>
       <w:r>
         <w:rPr>
           <w:rFonts w:ascii="Barlow Condensed Medium" w:eastAsia="華康細黑體" w:hAnsi="Barlow Condensed Medium" w:cs="微軟正黑體" w:hint="eastAsia"/>
@@ -29382,9 +27209,8 @@
           <w:sz w:val="26"/>
           <w:szCs w:val="26"/>
         </w:rPr>
-        <w:t>祂</w:t>
-      </w:r>
-      <w:proofErr w:type="gramEnd"/>
+        <w:t>。</w:t>
+      </w:r>
       <w:r>
         <w:rPr>
           <w:rFonts w:ascii="Barlow Condensed Medium" w:eastAsia="華康細黑體" w:hAnsi="Barlow Condensed Medium" w:cs="微軟正黑體" w:hint="eastAsia"/>
@@ -29392,163 +27218,7 @@
           <w:sz w:val="26"/>
           <w:szCs w:val="26"/>
         </w:rPr>
-        <w:t>的百姓想起</w:t>
-      </w:r>
-      <w:proofErr w:type="gramStart"/>
-      <w:r>
-        <w:rPr>
-          <w:rFonts w:ascii="Barlow Condensed Medium" w:eastAsia="華康細黑體" w:hAnsi="Barlow Condensed Medium" w:cs="微軟正黑體" w:hint="eastAsia"/>
-          <w:w w:val="72"/>
-          <w:sz w:val="26"/>
-          <w:szCs w:val="26"/>
-        </w:rPr>
-        <w:t>祂</w:t>
-      </w:r>
-      <w:proofErr w:type="gramEnd"/>
-      <w:r>
-        <w:rPr>
-          <w:rFonts w:ascii="Barlow Condensed Medium" w:eastAsia="華康細黑體" w:hAnsi="Barlow Condensed Medium" w:cs="微軟正黑體" w:hint="eastAsia"/>
-          <w:w w:val="72"/>
-          <w:sz w:val="26"/>
-          <w:szCs w:val="26"/>
-        </w:rPr>
-        <w:t>。而詩人</w:t>
-      </w:r>
-      <w:proofErr w:type="gramStart"/>
-      <w:r>
-        <w:rPr>
-          <w:rFonts w:ascii="Barlow Condensed Medium" w:eastAsia="華康細黑體" w:hAnsi="Barlow Condensed Medium" w:cs="微軟正黑體" w:hint="eastAsia"/>
-          <w:w w:val="72"/>
-          <w:sz w:val="26"/>
-          <w:szCs w:val="26"/>
-        </w:rPr>
-        <w:t>常說的就是</w:t>
-      </w:r>
-      <w:proofErr w:type="gramEnd"/>
-      <w:r>
-        <w:rPr>
-          <w:rFonts w:ascii="Barlow Condensed Medium" w:eastAsia="華康細黑體" w:hAnsi="Barlow Condensed Medium" w:cs="微軟正黑體" w:hint="eastAsia"/>
-          <w:w w:val="72"/>
-          <w:sz w:val="26"/>
-          <w:szCs w:val="26"/>
-        </w:rPr>
-        <w:t>唱新歌，是反過來</w:t>
-      </w:r>
-      <w:r>
-        <w:rPr>
-          <w:rFonts w:ascii="Barlow Condensed Medium" w:eastAsia="華康細黑體" w:hAnsi="Barlow Condensed Medium" w:cs="微軟正黑體" w:hint="eastAsia"/>
-          <w:w w:val="72"/>
-          <w:sz w:val="26"/>
-          <w:szCs w:val="26"/>
-        </w:rPr>
-        <w:t>提醒自己，不可以讓　神在他身上作的新事被遺忘，而是要作成新歌記念和長長久久稱頌。而新的故事和新的歌</w:t>
-      </w:r>
-      <w:r>
-        <w:rPr>
-          <w:rFonts w:ascii="Barlow Condensed Medium" w:eastAsia="華康細黑體" w:hAnsi="Barlow Condensed Medium" w:cs="微軟正黑體" w:hint="eastAsia"/>
-          <w:w w:val="72"/>
-          <w:sz w:val="26"/>
-          <w:szCs w:val="26"/>
-        </w:rPr>
-        <w:t>藉著新鮮感，激發人的好奇和興趣的效果，又激勵人反省和改變</w:t>
-      </w:r>
-      <w:r>
-        <w:rPr>
-          <w:rFonts w:ascii="Barlow Condensed Medium" w:eastAsia="華康細黑體" w:hAnsi="Barlow Condensed Medium" w:cs="微軟正黑體" w:hint="eastAsia"/>
-          <w:w w:val="72"/>
-          <w:sz w:val="26"/>
-          <w:szCs w:val="26"/>
-        </w:rPr>
-        <w:t>。</w:t>
-      </w:r>
-      <w:r>
-        <w:rPr>
-          <w:rFonts w:ascii="Barlow Condensed Medium" w:eastAsia="華康細黑體" w:hAnsi="Barlow Condensed Medium" w:cs="微軟正黑體" w:hint="eastAsia"/>
-          <w:w w:val="72"/>
-          <w:sz w:val="26"/>
-          <w:szCs w:val="26"/>
-        </w:rPr>
-        <w:t>有一次，有個會友是國小老師，跟我說週報上</w:t>
-      </w:r>
-      <w:proofErr w:type="gramStart"/>
-      <w:r>
-        <w:rPr>
-          <w:rFonts w:ascii="Barlow Condensed Medium" w:eastAsia="華康細黑體" w:hAnsi="Barlow Condensed Medium" w:cs="微軟正黑體" w:hint="eastAsia"/>
-          <w:w w:val="72"/>
-          <w:sz w:val="26"/>
-          <w:szCs w:val="26"/>
-        </w:rPr>
-        <w:t>寫言字</w:t>
-      </w:r>
-      <w:proofErr w:type="gramEnd"/>
-      <w:r>
-        <w:rPr>
-          <w:rFonts w:ascii="Barlow Condensed Medium" w:eastAsia="華康細黑體" w:hAnsi="Barlow Condensed Medium" w:cs="微軟正黑體" w:hint="eastAsia"/>
-          <w:w w:val="72"/>
-          <w:sz w:val="26"/>
-          <w:szCs w:val="26"/>
-        </w:rPr>
-        <w:t>旁的「記念」錯了，要寫</w:t>
-      </w:r>
-      <w:proofErr w:type="gramStart"/>
-      <w:r>
-        <w:rPr>
-          <w:rFonts w:ascii="Barlow Condensed Medium" w:eastAsia="華康細黑體" w:hAnsi="Barlow Condensed Medium" w:cs="微軟正黑體" w:hint="eastAsia"/>
-          <w:w w:val="72"/>
-          <w:sz w:val="26"/>
-          <w:szCs w:val="26"/>
-        </w:rPr>
-        <w:t>糸</w:t>
-      </w:r>
-      <w:proofErr w:type="gramEnd"/>
-      <w:r>
-        <w:rPr>
-          <w:rFonts w:ascii="Barlow Condensed Medium" w:eastAsia="華康細黑體" w:hAnsi="Barlow Condensed Medium" w:cs="微軟正黑體" w:hint="eastAsia"/>
-          <w:w w:val="72"/>
-          <w:sz w:val="26"/>
-          <w:szCs w:val="26"/>
-        </w:rPr>
-        <w:t>字旁的「紀念」才對。其實我是有斟酙過用詞的，聖經上會出現言字旁的記念比較多，強調人要想起來，不要遺忘，是指可能再發生的事，是作動詞。然而，</w:t>
-      </w:r>
-      <w:proofErr w:type="gramStart"/>
-      <w:r>
-        <w:rPr>
-          <w:rFonts w:ascii="Barlow Condensed Medium" w:eastAsia="華康細黑體" w:hAnsi="Barlow Condensed Medium" w:cs="微軟正黑體" w:hint="eastAsia"/>
-          <w:w w:val="72"/>
-          <w:sz w:val="26"/>
-          <w:szCs w:val="26"/>
-        </w:rPr>
-        <w:t>糸</w:t>
-      </w:r>
-      <w:proofErr w:type="gramEnd"/>
-      <w:r>
-        <w:rPr>
-          <w:rFonts w:ascii="Barlow Condensed Medium" w:eastAsia="華康細黑體" w:hAnsi="Barlow Condensed Medium" w:cs="微軟正黑體" w:hint="eastAsia"/>
-          <w:w w:val="72"/>
-          <w:sz w:val="26"/>
-          <w:szCs w:val="26"/>
-        </w:rPr>
-        <w:t>字旁的紀念是指過去的事物或死去的人，是名詞，像紀念品、紀念日，指不會再發生的事物。如果我們心中只存在</w:t>
-      </w:r>
-      <w:proofErr w:type="gramStart"/>
-      <w:r>
-        <w:rPr>
-          <w:rFonts w:ascii="Barlow Condensed Medium" w:eastAsia="華康細黑體" w:hAnsi="Barlow Condensed Medium" w:cs="微軟正黑體" w:hint="eastAsia"/>
-          <w:w w:val="72"/>
-          <w:sz w:val="26"/>
-          <w:szCs w:val="26"/>
-        </w:rPr>
-        <w:t>糸</w:t>
-      </w:r>
-      <w:proofErr w:type="gramEnd"/>
-      <w:r>
-        <w:rPr>
-          <w:rFonts w:ascii="Barlow Condensed Medium" w:eastAsia="華康細黑體" w:hAnsi="Barlow Condensed Medium" w:cs="微軟正黑體" w:hint="eastAsia"/>
-          <w:w w:val="72"/>
-          <w:sz w:val="26"/>
-          <w:szCs w:val="26"/>
-        </w:rPr>
-        <w:t>字旁的紀念，那就不會有什麼新事發生了。</w:t>
+        <w:t>有一次，有個會友是國小老師，跟我說週報上寫言字旁的「記念」錯了，要寫糸字旁的「紀念」才對。其實我是有斟酙過用詞的，聖經上會出現言字旁的記念比較多，強調人要想起來，不要遺忘，是指可能再發生的事，是作動詞。然而，糸字旁的紀念是指過去的事物或死去的人，是名詞，像紀念品、紀念日，指不會再發生的事物。如果我們心中只存在糸字旁的紀念，那就不會有什麼新事發生了。</w:t>
       </w:r>
     </w:p>
     <w:p>
@@ -29597,9 +27267,8 @@
           <w:sz w:val="26"/>
           <w:szCs w:val="26"/>
         </w:rPr>
-        <w:t>讓人想起「</w:t>
-      </w:r>
-      <w:proofErr w:type="gramStart"/>
+        <w:t>讓人想起「伯牙絕弦」的故事，出自《呂式春秋‧本味》。在古老中國的秋春時代，伯牙是一位善彈七弦琴的琴師，他有一位知音叫鐘子其。鐘子其在聽伯牙彈琴的時候，不時發出讚嘆，他可以聽出樂聲中雄魏如泰山，流暢如江河的意境。後來鐘子其死了，伯牙就割斷琴弦，摔破琴，從此不再彈琴了。簡單說，什麼是知音，就是真正欣賞你的人。或許有人表現出很懂你的樣子，卻不是知音。最近不是有</w:t>
+      </w:r>
       <w:r>
         <w:rPr>
           <w:rFonts w:ascii="Cambria" w:eastAsia="華康細黑體" w:hAnsi="Cambria" w:cs="Cambria" w:hint="eastAsia"/>
@@ -29607,9 +27276,8 @@
           <w:sz w:val="26"/>
           <w:szCs w:val="26"/>
         </w:rPr>
-        <w:t>伯牙絕弦</w:t>
-      </w:r>
-      <w:proofErr w:type="gramEnd"/>
+        <w:t>日本企業顧客個資外洩</w:t>
+      </w:r>
       <w:r>
         <w:rPr>
           <w:rFonts w:ascii="Cambria" w:eastAsia="華康細黑體" w:hAnsi="Cambria" w:cs="Cambria" w:hint="eastAsia"/>
@@ -29617,9 +27285,8 @@
           <w:sz w:val="26"/>
           <w:szCs w:val="26"/>
         </w:rPr>
-        <w:t>」的故事，出自《呂式春秋‧本味》。在古老中國</w:t>
-      </w:r>
-      <w:proofErr w:type="gramStart"/>
+        <w:t>，鬧得很大。網路駭客也想很懂你，才能</w:t>
+      </w:r>
       <w:r>
         <w:rPr>
           <w:rFonts w:ascii="Cambria" w:eastAsia="華康細黑體" w:hAnsi="Cambria" w:cs="Cambria" w:hint="eastAsia"/>
@@ -29627,9 +27294,8 @@
           <w:sz w:val="26"/>
           <w:szCs w:val="26"/>
         </w:rPr>
-        <w:t>的秋春時代</w:t>
-      </w:r>
-      <w:proofErr w:type="gramEnd"/>
+        <w:t>騙你。又在神學院讀書的時候，心理學諮商的課程很熱門，有人大大推廣可以用在教會的諮商輔導事工上。但是真正上過課的人都知道，老師都會告訴你諮商輔導的倫理很重要。因為它是兩面刃，一面可以幫助人認識自己，一面卻可以把人洗腦或藉求助者的依賴和信任來控制人。這就是我不喜歡人格分析測驗或是什麼星座、塔羅牌算命的原因，因為它給人心理暗示，你就是什麼樣的人，不是欣賞你，而是限制了你。但是，　神認識我們卻不一樣。</w:t>
+      </w:r>
       <w:r>
         <w:rPr>
           <w:rFonts w:ascii="Cambria" w:eastAsia="華康細黑體" w:hAnsi="Cambria" w:cs="Cambria" w:hint="eastAsia"/>
@@ -29637,9 +27303,8 @@
           <w:sz w:val="26"/>
           <w:szCs w:val="26"/>
         </w:rPr>
-        <w:t>，</w:t>
-      </w:r>
-      <w:proofErr w:type="gramStart"/>
+        <w:t>15</w:t>
+      </w:r>
       <w:r>
         <w:rPr>
           <w:rFonts w:ascii="Cambria" w:eastAsia="華康細黑體" w:hAnsi="Cambria" w:cs="Cambria" w:hint="eastAsia"/>
@@ -29647,213 +27312,7 @@
           <w:sz w:val="26"/>
           <w:szCs w:val="26"/>
         </w:rPr>
-        <w:t>伯牙是一位善彈</w:t>
-      </w:r>
-      <w:proofErr w:type="gramEnd"/>
-      <w:r>
-        <w:rPr>
-          <w:rFonts w:ascii="Cambria" w:eastAsia="華康細黑體" w:hAnsi="Cambria" w:cs="Cambria" w:hint="eastAsia"/>
-          <w:w w:val="72"/>
-          <w:sz w:val="26"/>
-          <w:szCs w:val="26"/>
-        </w:rPr>
-        <w:t>七弦琴的琴師，他有一位知音叫鐘子其。鐘子其在</w:t>
-      </w:r>
-      <w:proofErr w:type="gramStart"/>
-      <w:r>
-        <w:rPr>
-          <w:rFonts w:ascii="Cambria" w:eastAsia="華康細黑體" w:hAnsi="Cambria" w:cs="Cambria" w:hint="eastAsia"/>
-          <w:w w:val="72"/>
-          <w:sz w:val="26"/>
-          <w:szCs w:val="26"/>
-        </w:rPr>
-        <w:t>聽伯牙</w:t>
-      </w:r>
-      <w:proofErr w:type="gramEnd"/>
-      <w:r>
-        <w:rPr>
-          <w:rFonts w:ascii="Cambria" w:eastAsia="華康細黑體" w:hAnsi="Cambria" w:cs="Cambria" w:hint="eastAsia"/>
-          <w:w w:val="72"/>
-          <w:sz w:val="26"/>
-          <w:szCs w:val="26"/>
-        </w:rPr>
-        <w:t>彈琴的時候，不時發出讚嘆，他可以聽出樂聲中雄魏如泰山，流暢如江河的意境。後來鐘子其死了，</w:t>
-      </w:r>
-      <w:proofErr w:type="gramStart"/>
-      <w:r>
-        <w:rPr>
-          <w:rFonts w:ascii="Cambria" w:eastAsia="華康細黑體" w:hAnsi="Cambria" w:cs="Cambria" w:hint="eastAsia"/>
-          <w:w w:val="72"/>
-          <w:sz w:val="26"/>
-          <w:szCs w:val="26"/>
-        </w:rPr>
-        <w:t>伯牙就</w:t>
-      </w:r>
-      <w:proofErr w:type="gramEnd"/>
-      <w:r>
-        <w:rPr>
-          <w:rFonts w:ascii="Cambria" w:eastAsia="華康細黑體" w:hAnsi="Cambria" w:cs="Cambria" w:hint="eastAsia"/>
-          <w:w w:val="72"/>
-          <w:sz w:val="26"/>
-          <w:szCs w:val="26"/>
-        </w:rPr>
-        <w:t>割斷琴弦，</w:t>
-      </w:r>
-      <w:proofErr w:type="gramStart"/>
-      <w:r>
-        <w:rPr>
-          <w:rFonts w:ascii="Cambria" w:eastAsia="華康細黑體" w:hAnsi="Cambria" w:cs="Cambria" w:hint="eastAsia"/>
-          <w:w w:val="72"/>
-          <w:sz w:val="26"/>
-          <w:szCs w:val="26"/>
-        </w:rPr>
-        <w:t>摔破琴</w:t>
-      </w:r>
-      <w:proofErr w:type="gramEnd"/>
-      <w:r>
-        <w:rPr>
-          <w:rFonts w:ascii="Cambria" w:eastAsia="華康細黑體" w:hAnsi="Cambria" w:cs="Cambria" w:hint="eastAsia"/>
-          <w:w w:val="72"/>
-          <w:sz w:val="26"/>
-          <w:szCs w:val="26"/>
-        </w:rPr>
-        <w:t>，從此不再彈琴了。簡單說，什麼是知音，就是真正欣賞你的人。或許有人表現出很懂你的樣子，卻不是知音。最近不是有</w:t>
-      </w:r>
-      <w:r>
-        <w:rPr>
-          <w:rFonts w:ascii="Cambria" w:eastAsia="華康細黑體" w:hAnsi="Cambria" w:cs="Cambria" w:hint="eastAsia"/>
-          <w:w w:val="72"/>
-          <w:sz w:val="26"/>
-          <w:szCs w:val="26"/>
-        </w:rPr>
-        <w:t>日本企業顧客</w:t>
-      </w:r>
-      <w:proofErr w:type="gramStart"/>
-      <w:r>
-        <w:rPr>
-          <w:rFonts w:ascii="Cambria" w:eastAsia="華康細黑體" w:hAnsi="Cambria" w:cs="Cambria" w:hint="eastAsia"/>
-          <w:w w:val="72"/>
-          <w:sz w:val="26"/>
-          <w:szCs w:val="26"/>
-        </w:rPr>
-        <w:t>個</w:t>
-      </w:r>
-      <w:proofErr w:type="gramEnd"/>
-      <w:r>
-        <w:rPr>
-          <w:rFonts w:ascii="Cambria" w:eastAsia="華康細黑體" w:hAnsi="Cambria" w:cs="Cambria" w:hint="eastAsia"/>
-          <w:w w:val="72"/>
-          <w:sz w:val="26"/>
-          <w:szCs w:val="26"/>
-        </w:rPr>
-        <w:t>資外</w:t>
-      </w:r>
-      <w:proofErr w:type="gramStart"/>
-      <w:r>
-        <w:rPr>
-          <w:rFonts w:ascii="Cambria" w:eastAsia="華康細黑體" w:hAnsi="Cambria" w:cs="Cambria" w:hint="eastAsia"/>
-          <w:w w:val="72"/>
-          <w:sz w:val="26"/>
-          <w:szCs w:val="26"/>
-        </w:rPr>
-        <w:t>洩</w:t>
-      </w:r>
-      <w:proofErr w:type="gramEnd"/>
-      <w:r>
-        <w:rPr>
-          <w:rFonts w:ascii="Cambria" w:eastAsia="華康細黑體" w:hAnsi="Cambria" w:cs="Cambria" w:hint="eastAsia"/>
-          <w:w w:val="72"/>
-          <w:sz w:val="26"/>
-          <w:szCs w:val="26"/>
-        </w:rPr>
-        <w:t>，鬧得很大。網路駭客也想很懂你，才能</w:t>
-      </w:r>
-      <w:r>
-        <w:rPr>
-          <w:rFonts w:ascii="Cambria" w:eastAsia="華康細黑體" w:hAnsi="Cambria" w:cs="Cambria" w:hint="eastAsia"/>
-          <w:w w:val="72"/>
-          <w:sz w:val="26"/>
-          <w:szCs w:val="26"/>
-        </w:rPr>
-        <w:t>騙你。又在神學院讀書的時候，心理學諮商的課程很熱門，有人大大推廣可以用在教會的諮商輔導事工上。但是真正上過課的人都知道，老師都會告訴你諮商輔導的倫理很重要。因為它是兩面</w:t>
-      </w:r>
-      <w:proofErr w:type="gramStart"/>
-      <w:r>
-        <w:rPr>
-          <w:rFonts w:ascii="Cambria" w:eastAsia="華康細黑體" w:hAnsi="Cambria" w:cs="Cambria" w:hint="eastAsia"/>
-          <w:w w:val="72"/>
-          <w:sz w:val="26"/>
-          <w:szCs w:val="26"/>
-        </w:rPr>
-        <w:t>刃</w:t>
-      </w:r>
-      <w:proofErr w:type="gramEnd"/>
-      <w:r>
-        <w:rPr>
-          <w:rFonts w:ascii="Cambria" w:eastAsia="華康細黑體" w:hAnsi="Cambria" w:cs="Cambria" w:hint="eastAsia"/>
-          <w:w w:val="72"/>
-          <w:sz w:val="26"/>
-          <w:szCs w:val="26"/>
-        </w:rPr>
-        <w:t>，一面可以幫助人認識自己，一面卻可以把人洗腦或藉求助者的依賴和信任來控制人。這就是我不喜歡人格分析測驗或是什麼星座、塔羅牌算命的原因，因為它給人心理暗示，你就是什麼樣的人，不是欣賞你，而是限制了你。但是，　神認識我們卻不一樣。</w:t>
-      </w:r>
-      <w:r>
-        <w:rPr>
-          <w:rFonts w:ascii="Cambria" w:eastAsia="華康細黑體" w:hAnsi="Cambria" w:cs="Cambria" w:hint="eastAsia"/>
-          <w:w w:val="72"/>
-          <w:sz w:val="26"/>
-          <w:szCs w:val="26"/>
-        </w:rPr>
-        <w:t>15</w:t>
-      </w:r>
-      <w:r>
-        <w:rPr>
-          <w:rFonts w:ascii="Cambria" w:eastAsia="華康細黑體" w:hAnsi="Cambria" w:cs="Cambria" w:hint="eastAsia"/>
-          <w:w w:val="72"/>
-          <w:sz w:val="26"/>
-          <w:szCs w:val="26"/>
-        </w:rPr>
-        <w:t>節說：「他是那創造眾人的心，了解他們一切作為的。」最懂得人的就是　神，然而</w:t>
-      </w:r>
-      <w:proofErr w:type="gramStart"/>
-      <w:r>
-        <w:rPr>
-          <w:rFonts w:ascii="Cambria" w:eastAsia="華康細黑體" w:hAnsi="Cambria" w:cs="Cambria" w:hint="eastAsia"/>
-          <w:w w:val="72"/>
-          <w:sz w:val="26"/>
-          <w:szCs w:val="26"/>
-        </w:rPr>
-        <w:t>祂</w:t>
-      </w:r>
-      <w:proofErr w:type="gramEnd"/>
-      <w:r>
-        <w:rPr>
-          <w:rFonts w:ascii="Cambria" w:eastAsia="華康細黑體" w:hAnsi="Cambria" w:cs="Cambria" w:hint="eastAsia"/>
-          <w:w w:val="72"/>
-          <w:sz w:val="26"/>
-          <w:szCs w:val="26"/>
-        </w:rPr>
-        <w:t>卻給人自由，欣賞人一切作為，也讓人來尋求</w:t>
-      </w:r>
-      <w:proofErr w:type="gramStart"/>
-      <w:r>
-        <w:rPr>
-          <w:rFonts w:ascii="Cambria" w:eastAsia="華康細黑體" w:hAnsi="Cambria" w:cs="Cambria" w:hint="eastAsia"/>
-          <w:w w:val="72"/>
-          <w:sz w:val="26"/>
-          <w:szCs w:val="26"/>
-        </w:rPr>
-        <w:t>祂</w:t>
-      </w:r>
-      <w:proofErr w:type="gramEnd"/>
-      <w:r>
-        <w:rPr>
-          <w:rFonts w:ascii="Cambria" w:eastAsia="華康細黑體" w:hAnsi="Cambria" w:cs="Cambria" w:hint="eastAsia"/>
-          <w:w w:val="72"/>
-          <w:sz w:val="26"/>
-          <w:szCs w:val="26"/>
-        </w:rPr>
-        <w:t>。所以，能找到像這樣的知音是幸福的。</w:t>
+        <w:t>節說：「他是那創造眾人的心，了解他們一切作為的。」最懂得人的就是　神，然而祂卻給人自由，欣賞人一切作為，也讓人來尋求祂。所以，能找到像這樣的知音是幸福的。</w:t>
       </w:r>
     </w:p>
     <w:p>
@@ -29912,47 +27371,7 @@
           <w:sz w:val="26"/>
           <w:szCs w:val="26"/>
         </w:rPr>
-        <w:t xml:space="preserve">是經歷　</w:t>
-      </w:r>
-      <w:proofErr w:type="gramStart"/>
-      <w:r>
-        <w:rPr>
-          <w:rFonts w:ascii="Barlow Condensed Medium" w:eastAsia="華康儷中黑" w:hAnsi="Barlow Condensed Medium" w:hint="eastAsia"/>
-          <w:w w:val="72"/>
-          <w:sz w:val="26"/>
-          <w:szCs w:val="26"/>
-        </w:rPr>
-        <w:t>神讓生命</w:t>
-      </w:r>
-      <w:proofErr w:type="gramEnd"/>
-      <w:r>
-        <w:rPr>
-          <w:rFonts w:ascii="Barlow Condensed Medium" w:eastAsia="華康儷中黑" w:hAnsi="Barlow Condensed Medium" w:hint="eastAsia"/>
-          <w:w w:val="72"/>
-          <w:sz w:val="26"/>
-          <w:szCs w:val="26"/>
-        </w:rPr>
-        <w:t>成長的第一步。等候不是什麼都不作，而是積極思想和尋求　神的心意，當人發現</w:t>
-      </w:r>
-      <w:proofErr w:type="gramStart"/>
-      <w:r>
-        <w:rPr>
-          <w:rFonts w:ascii="Barlow Condensed Medium" w:eastAsia="華康儷中黑" w:hAnsi="Barlow Condensed Medium" w:hint="eastAsia"/>
-          <w:w w:val="72"/>
-          <w:sz w:val="26"/>
-          <w:szCs w:val="26"/>
-        </w:rPr>
-        <w:t>祂</w:t>
-      </w:r>
-      <w:proofErr w:type="gramEnd"/>
-      <w:r>
-        <w:rPr>
-          <w:rFonts w:ascii="Barlow Condensed Medium" w:eastAsia="華康儷中黑" w:hAnsi="Barlow Condensed Medium" w:hint="eastAsia"/>
-          <w:w w:val="72"/>
-          <w:sz w:val="26"/>
-          <w:szCs w:val="26"/>
-        </w:rPr>
-        <w:t>的心意成全，讚美的新歌就自然出現了。</w:t>
+        <w:t>是經歷　神讓生命成長的第一步。等候不是什麼都不作，而是積極思想和尋求　神的心意，當人發現祂的心意成全，讚美的新歌就自然出現了。</w:t>
       </w:r>
       <w:r>
         <w:rPr>
@@ -29993,7 +27412,7 @@
 </file>
 
 <file path=word/endnotes.xml><?xml version="1.0" encoding="utf-8"?>
-<w:endnotes xmlns:wpc="http://schemas.microsoft.com/office/word/2010/wordprocessingCanvas" xmlns:mc="http://schemas.openxmlformats.org/markup-compatibility/2006" xmlns:o="urn:schemas-microsoft-com:office:office" xmlns:r="http://schemas.openxmlformats.org/officeDocument/2006/relationships" xmlns:m="http://schemas.openxmlformats.org/officeDocument/2006/math" xmlns:v="urn:schemas-microsoft-com:vml" xmlns:wp14="http://schemas.microsoft.com/office/word/2010/wordprocessingDrawing" xmlns:wp="http://schemas.openxmlformats.org/drawingml/2006/wordprocessingDrawing" xmlns:w10="urn:schemas-microsoft-com:office:word" xmlns:w="http://schemas.openxmlformats.org/wordprocessingml/2006/main" xmlns:w14="http://schemas.microsoft.com/office/word/2010/wordml" xmlns:w15="http://schemas.microsoft.com/office/word/2012/wordml" xmlns:wpg="http://schemas.microsoft.com/office/word/2010/wordprocessingGroup" xmlns:wpi="http://schemas.microsoft.com/office/word/2010/wordprocessingInk" xmlns:wne="http://schemas.microsoft.com/office/word/2006/wordml" xmlns:wps="http://schemas.microsoft.com/office/word/2010/wordprocessingShape" mc:Ignorable="w14 w15 wp14">
+<w:endnotes xmlns:wpc="http://schemas.microsoft.com/office/word/2010/wordprocessingCanvas" xmlns:cx="http://schemas.microsoft.com/office/drawing/2014/chartex" xmlns:cx1="http://schemas.microsoft.com/office/drawing/2015/9/8/chartex" xmlns:cx2="http://schemas.microsoft.com/office/drawing/2015/10/21/chartex" xmlns:cx3="http://schemas.microsoft.com/office/drawing/2016/5/9/chartex" xmlns:cx4="http://schemas.microsoft.com/office/drawing/2016/5/10/chartex" xmlns:cx5="http://schemas.microsoft.com/office/drawing/2016/5/11/chartex" xmlns:cx6="http://schemas.microsoft.com/office/drawing/2016/5/12/chartex" xmlns:cx7="http://schemas.microsoft.com/office/drawing/2016/5/13/chartex" xmlns:cx8="http://schemas.microsoft.com/office/drawing/2016/5/14/chartex" xmlns:mc="http://schemas.openxmlformats.org/markup-compatibility/2006" xmlns:aink="http://schemas.microsoft.com/office/drawing/2016/ink" xmlns:am3d="http://schemas.microsoft.com/office/drawing/2017/model3d" xmlns:o="urn:schemas-microsoft-com:office:office" xmlns:oel="http://schemas.microsoft.com/office/2019/extlst" xmlns:r="http://schemas.openxmlformats.org/officeDocument/2006/relationships" xmlns:m="http://schemas.openxmlformats.org/officeDocument/2006/math" xmlns:v="urn:schemas-microsoft-com:vml" xmlns:wp14="http://schemas.microsoft.com/office/word/2010/wordprocessingDrawing" xmlns:wp="http://schemas.openxmlformats.org/drawingml/2006/wordprocessingDrawing" xmlns:w10="urn:schemas-microsoft-com:office:word" xmlns:w="http://schemas.openxmlformats.org/wordprocessingml/2006/main" xmlns:w14="http://schemas.microsoft.com/office/word/2010/wordml" xmlns:w15="http://schemas.microsoft.com/office/word/2012/wordml" xmlns:w16cex="http://schemas.microsoft.com/office/word/2018/wordml/cex" xmlns:w16cid="http://schemas.microsoft.com/office/word/2016/wordml/cid" xmlns:w16="http://schemas.microsoft.com/office/word/2018/wordml" xmlns:w16sdtdh="http://schemas.microsoft.com/office/word/2020/wordml/sdtdatahash" xmlns:w16se="http://schemas.microsoft.com/office/word/2015/wordml/symex" xmlns:wpg="http://schemas.microsoft.com/office/word/2010/wordprocessingGroup" xmlns:wpi="http://schemas.microsoft.com/office/word/2010/wordprocessingInk" xmlns:wne="http://schemas.microsoft.com/office/word/2006/wordml" xmlns:wps="http://schemas.microsoft.com/office/word/2010/wordprocessingShape" mc:Ignorable="w14 w15 w16se w16cid w16 w16cex w16sdtdh wp14">
   <w:endnote w:type="separator" w:id="-1">
     <w:p>
       <w:r>
@@ -30012,7 +27431,7 @@
 </file>
 
 <file path=word/footnotes.xml><?xml version="1.0" encoding="utf-8"?>
-<w:footnotes xmlns:wpc="http://schemas.microsoft.com/office/word/2010/wordprocessingCanvas" xmlns:mc="http://schemas.openxmlformats.org/markup-compatibility/2006" xmlns:o="urn:schemas-microsoft-com:office:office" xmlns:r="http://schemas.openxmlformats.org/officeDocument/2006/relationships" xmlns:m="http://schemas.openxmlformats.org/officeDocument/2006/math" xmlns:v="urn:schemas-microsoft-com:vml" xmlns:wp14="http://schemas.microsoft.com/office/word/2010/wordprocessingDrawing" xmlns:wp="http://schemas.openxmlformats.org/drawingml/2006/wordprocessingDrawing" xmlns:w10="urn:schemas-microsoft-com:office:word" xmlns:w="http://schemas.openxmlformats.org/wordprocessingml/2006/main" xmlns:w14="http://schemas.microsoft.com/office/word/2010/wordml" xmlns:w15="http://schemas.microsoft.com/office/word/2012/wordml" xmlns:wpg="http://schemas.microsoft.com/office/word/2010/wordprocessingGroup" xmlns:wpi="http://schemas.microsoft.com/office/word/2010/wordprocessingInk" xmlns:wne="http://schemas.microsoft.com/office/word/2006/wordml" xmlns:wps="http://schemas.microsoft.com/office/word/2010/wordprocessingShape" mc:Ignorable="w14 w15 wp14">
+<w:footnotes xmlns:wpc="http://schemas.microsoft.com/office/word/2010/wordprocessingCanvas" xmlns:cx="http://schemas.microsoft.com/office/drawing/2014/chartex" xmlns:cx1="http://schemas.microsoft.com/office/drawing/2015/9/8/chartex" xmlns:cx2="http://schemas.microsoft.com/office/drawing/2015/10/21/chartex" xmlns:cx3="http://schemas.microsoft.com/office/drawing/2016/5/9/chartex" xmlns:cx4="http://schemas.microsoft.com/office/drawing/2016/5/10/chartex" xmlns:cx5="http://schemas.microsoft.com/office/drawing/2016/5/11/chartex" xmlns:cx6="http://schemas.microsoft.com/office/drawing/2016/5/12/chartex" xmlns:cx7="http://schemas.microsoft.com/office/drawing/2016/5/13/chartex" xmlns:cx8="http://schemas.microsoft.com/office/drawing/2016/5/14/chartex" xmlns:mc="http://schemas.openxmlformats.org/markup-compatibility/2006" xmlns:aink="http://schemas.microsoft.com/office/drawing/2016/ink" xmlns:am3d="http://schemas.microsoft.com/office/drawing/2017/model3d" xmlns:o="urn:schemas-microsoft-com:office:office" xmlns:oel="http://schemas.microsoft.com/office/2019/extlst" xmlns:r="http://schemas.openxmlformats.org/officeDocument/2006/relationships" xmlns:m="http://schemas.openxmlformats.org/officeDocument/2006/math" xmlns:v="urn:schemas-microsoft-com:vml" xmlns:wp14="http://schemas.microsoft.com/office/word/2010/wordprocessingDrawing" xmlns:wp="http://schemas.openxmlformats.org/drawingml/2006/wordprocessingDrawing" xmlns:w10="urn:schemas-microsoft-com:office:word" xmlns:w="http://schemas.openxmlformats.org/wordprocessingml/2006/main" xmlns:w14="http://schemas.microsoft.com/office/word/2010/wordml" xmlns:w15="http://schemas.microsoft.com/office/word/2012/wordml" xmlns:w16cex="http://schemas.microsoft.com/office/word/2018/wordml/cex" xmlns:w16cid="http://schemas.microsoft.com/office/word/2016/wordml/cid" xmlns:w16="http://schemas.microsoft.com/office/word/2018/wordml" xmlns:w16sdtdh="http://schemas.microsoft.com/office/word/2020/wordml/sdtdatahash" xmlns:w16se="http://schemas.microsoft.com/office/word/2015/wordml/symex" xmlns:wpg="http://schemas.microsoft.com/office/word/2010/wordprocessingGroup" xmlns:wpi="http://schemas.microsoft.com/office/word/2010/wordprocessingInk" xmlns:wne="http://schemas.microsoft.com/office/word/2006/wordml" xmlns:wps="http://schemas.microsoft.com/office/word/2010/wordprocessingShape" mc:Ignorable="w14 w15 w16se w16cid w16 w16cex w16sdtdh wp14">
   <w:footnote w:type="separator" w:id="-1">
     <w:p>
       <w:r>
@@ -30031,7 +27450,7 @@
 </file>
 
 <file path=word/header1.xml><?xml version="1.0" encoding="utf-8"?>
-<w:hdr xmlns:wpc="http://schemas.microsoft.com/office/word/2010/wordprocessingCanvas" xmlns:mc="http://schemas.openxmlformats.org/markup-compatibility/2006" xmlns:o="urn:schemas-microsoft-com:office:office" xmlns:r="http://schemas.openxmlformats.org/officeDocument/2006/relationships" xmlns:m="http://schemas.openxmlformats.org/officeDocument/2006/math" xmlns:v="urn:schemas-microsoft-com:vml" xmlns:wp14="http://schemas.microsoft.com/office/word/2010/wordprocessingDrawing" xmlns:wp="http://schemas.openxmlformats.org/drawingml/2006/wordprocessingDrawing" xmlns:w10="urn:schemas-microsoft-com:office:word" xmlns:w="http://schemas.openxmlformats.org/wordprocessingml/2006/main" xmlns:w14="http://schemas.microsoft.com/office/word/2010/wordml" xmlns:w15="http://schemas.microsoft.com/office/word/2012/wordml" xmlns:wpg="http://schemas.microsoft.com/office/word/2010/wordprocessingGroup" xmlns:wpi="http://schemas.microsoft.com/office/word/2010/wordprocessingInk" xmlns:wne="http://schemas.microsoft.com/office/word/2006/wordml" xmlns:wps="http://schemas.microsoft.com/office/word/2010/wordprocessingShape" mc:Ignorable="w14 w15 wp14">
+<w:hdr xmlns:wpc="http://schemas.microsoft.com/office/word/2010/wordprocessingCanvas" xmlns:cx="http://schemas.microsoft.com/office/drawing/2014/chartex" xmlns:cx1="http://schemas.microsoft.com/office/drawing/2015/9/8/chartex" xmlns:cx2="http://schemas.microsoft.com/office/drawing/2015/10/21/chartex" xmlns:cx3="http://schemas.microsoft.com/office/drawing/2016/5/9/chartex" xmlns:cx4="http://schemas.microsoft.com/office/drawing/2016/5/10/chartex" xmlns:cx5="http://schemas.microsoft.com/office/drawing/2016/5/11/chartex" xmlns:cx6="http://schemas.microsoft.com/office/drawing/2016/5/12/chartex" xmlns:cx7="http://schemas.microsoft.com/office/drawing/2016/5/13/chartex" xmlns:cx8="http://schemas.microsoft.com/office/drawing/2016/5/14/chartex" xmlns:mc="http://schemas.openxmlformats.org/markup-compatibility/2006" xmlns:aink="http://schemas.microsoft.com/office/drawing/2016/ink" xmlns:am3d="http://schemas.microsoft.com/office/drawing/2017/model3d" xmlns:o="urn:schemas-microsoft-com:office:office" xmlns:oel="http://schemas.microsoft.com/office/2019/extlst" xmlns:r="http://schemas.openxmlformats.org/officeDocument/2006/relationships" xmlns:m="http://schemas.openxmlformats.org/officeDocument/2006/math" xmlns:v="urn:schemas-microsoft-com:vml" xmlns:wp14="http://schemas.microsoft.com/office/word/2010/wordprocessingDrawing" xmlns:wp="http://schemas.openxmlformats.org/drawingml/2006/wordprocessingDrawing" xmlns:w10="urn:schemas-microsoft-com:office:word" xmlns:w="http://schemas.openxmlformats.org/wordprocessingml/2006/main" xmlns:w14="http://schemas.microsoft.com/office/word/2010/wordml" xmlns:w15="http://schemas.microsoft.com/office/word/2012/wordml" xmlns:w16cex="http://schemas.microsoft.com/office/word/2018/wordml/cex" xmlns:w16cid="http://schemas.microsoft.com/office/word/2016/wordml/cid" xmlns:w16="http://schemas.microsoft.com/office/word/2018/wordml" xmlns:w16sdtdh="http://schemas.microsoft.com/office/word/2020/wordml/sdtdatahash" xmlns:w16se="http://schemas.microsoft.com/office/word/2015/wordml/symex" xmlns:wpg="http://schemas.microsoft.com/office/word/2010/wordprocessingGroup" xmlns:wpi="http://schemas.microsoft.com/office/word/2010/wordprocessingInk" xmlns:wne="http://schemas.microsoft.com/office/word/2006/wordml" xmlns:wps="http://schemas.microsoft.com/office/word/2010/wordprocessingShape" mc:Ignorable="w14 w15 w16se w16cid w16 w16cex w16sdtdh wp14">
   <w:p>
     <w:pPr>
       <w:pStyle w:val="a4"/>
@@ -30489,7 +27908,7 @@
 </file>
 
 <file path=word/header2.xml><?xml version="1.0" encoding="utf-8"?>
-<w:hdr xmlns:wpc="http://schemas.microsoft.com/office/word/2010/wordprocessingCanvas" xmlns:mc="http://schemas.openxmlformats.org/markup-compatibility/2006" xmlns:o="urn:schemas-microsoft-com:office:office" xmlns:r="http://schemas.openxmlformats.org/officeDocument/2006/relationships" xmlns:m="http://schemas.openxmlformats.org/officeDocument/2006/math" xmlns:v="urn:schemas-microsoft-com:vml" xmlns:wp14="http://schemas.microsoft.com/office/word/2010/wordprocessingDrawing" xmlns:wp="http://schemas.openxmlformats.org/drawingml/2006/wordprocessingDrawing" xmlns:w10="urn:schemas-microsoft-com:office:word" xmlns:w="http://schemas.openxmlformats.org/wordprocessingml/2006/main" xmlns:w14="http://schemas.microsoft.com/office/word/2010/wordml" xmlns:w15="http://schemas.microsoft.com/office/word/2012/wordml" xmlns:wpg="http://schemas.microsoft.com/office/word/2010/wordprocessingGroup" xmlns:wpi="http://schemas.microsoft.com/office/word/2010/wordprocessingInk" xmlns:wne="http://schemas.microsoft.com/office/word/2006/wordml" xmlns:wps="http://schemas.microsoft.com/office/word/2010/wordprocessingShape" mc:Ignorable="w14 w15 wp14">
+<w:hdr xmlns:wpc="http://schemas.microsoft.com/office/word/2010/wordprocessingCanvas" xmlns:cx="http://schemas.microsoft.com/office/drawing/2014/chartex" xmlns:cx1="http://schemas.microsoft.com/office/drawing/2015/9/8/chartex" xmlns:cx2="http://schemas.microsoft.com/office/drawing/2015/10/21/chartex" xmlns:cx3="http://schemas.microsoft.com/office/drawing/2016/5/9/chartex" xmlns:cx4="http://schemas.microsoft.com/office/drawing/2016/5/10/chartex" xmlns:cx5="http://schemas.microsoft.com/office/drawing/2016/5/11/chartex" xmlns:cx6="http://schemas.microsoft.com/office/drawing/2016/5/12/chartex" xmlns:cx7="http://schemas.microsoft.com/office/drawing/2016/5/13/chartex" xmlns:cx8="http://schemas.microsoft.com/office/drawing/2016/5/14/chartex" xmlns:mc="http://schemas.openxmlformats.org/markup-compatibility/2006" xmlns:aink="http://schemas.microsoft.com/office/drawing/2016/ink" xmlns:am3d="http://schemas.microsoft.com/office/drawing/2017/model3d" xmlns:o="urn:schemas-microsoft-com:office:office" xmlns:oel="http://schemas.microsoft.com/office/2019/extlst" xmlns:r="http://schemas.openxmlformats.org/officeDocument/2006/relationships" xmlns:m="http://schemas.openxmlformats.org/officeDocument/2006/math" xmlns:v="urn:schemas-microsoft-com:vml" xmlns:wp14="http://schemas.microsoft.com/office/word/2010/wordprocessingDrawing" xmlns:wp="http://schemas.openxmlformats.org/drawingml/2006/wordprocessingDrawing" xmlns:w10="urn:schemas-microsoft-com:office:word" xmlns:w="http://schemas.openxmlformats.org/wordprocessingml/2006/main" xmlns:w14="http://schemas.microsoft.com/office/word/2010/wordml" xmlns:w15="http://schemas.microsoft.com/office/word/2012/wordml" xmlns:w16cex="http://schemas.microsoft.com/office/word/2018/wordml/cex" xmlns:w16cid="http://schemas.microsoft.com/office/word/2016/wordml/cid" xmlns:w16="http://schemas.microsoft.com/office/word/2018/wordml" xmlns:w16sdtdh="http://schemas.microsoft.com/office/word/2020/wordml/sdtdatahash" xmlns:w16se="http://schemas.microsoft.com/office/word/2015/wordml/symex" xmlns:wpg="http://schemas.microsoft.com/office/word/2010/wordprocessingGroup" xmlns:wpi="http://schemas.microsoft.com/office/word/2010/wordprocessingInk" xmlns:wne="http://schemas.microsoft.com/office/word/2006/wordml" xmlns:wps="http://schemas.microsoft.com/office/word/2010/wordprocessingShape" mc:Ignorable="w14 w15 w16se w16cid w16 w16cex w16sdtdh wp14">
   <w:p>
     <w:pPr>
       <w:pStyle w:val="a4"/>
@@ -30947,7 +28366,7 @@
 </file>
 
 <file path=word/header3.xml><?xml version="1.0" encoding="utf-8"?>
-<w:hdr xmlns:wpc="http://schemas.microsoft.com/office/word/2010/wordprocessingCanvas" xmlns:mc="http://schemas.openxmlformats.org/markup-compatibility/2006" xmlns:o="urn:schemas-microsoft-com:office:office" xmlns:r="http://schemas.openxmlformats.org/officeDocument/2006/relationships" xmlns:m="http://schemas.openxmlformats.org/officeDocument/2006/math" xmlns:v="urn:schemas-microsoft-com:vml" xmlns:wp14="http://schemas.microsoft.com/office/word/2010/wordprocessingDrawing" xmlns:wp="http://schemas.openxmlformats.org/drawingml/2006/wordprocessingDrawing" xmlns:w10="urn:schemas-microsoft-com:office:word" xmlns:w="http://schemas.openxmlformats.org/wordprocessingml/2006/main" xmlns:w14="http://schemas.microsoft.com/office/word/2010/wordml" xmlns:w15="http://schemas.microsoft.com/office/word/2012/wordml" xmlns:wpg="http://schemas.microsoft.com/office/word/2010/wordprocessingGroup" xmlns:wpi="http://schemas.microsoft.com/office/word/2010/wordprocessingInk" xmlns:wne="http://schemas.microsoft.com/office/word/2006/wordml" xmlns:wps="http://schemas.microsoft.com/office/word/2010/wordprocessingShape" mc:Ignorable="w14 w15 wp14">
+<w:hdr xmlns:wpc="http://schemas.microsoft.com/office/word/2010/wordprocessingCanvas" xmlns:cx="http://schemas.microsoft.com/office/drawing/2014/chartex" xmlns:cx1="http://schemas.microsoft.com/office/drawing/2015/9/8/chartex" xmlns:cx2="http://schemas.microsoft.com/office/drawing/2015/10/21/chartex" xmlns:cx3="http://schemas.microsoft.com/office/drawing/2016/5/9/chartex" xmlns:cx4="http://schemas.microsoft.com/office/drawing/2016/5/10/chartex" xmlns:cx5="http://schemas.microsoft.com/office/drawing/2016/5/11/chartex" xmlns:cx6="http://schemas.microsoft.com/office/drawing/2016/5/12/chartex" xmlns:cx7="http://schemas.microsoft.com/office/drawing/2016/5/13/chartex" xmlns:cx8="http://schemas.microsoft.com/office/drawing/2016/5/14/chartex" xmlns:mc="http://schemas.openxmlformats.org/markup-compatibility/2006" xmlns:aink="http://schemas.microsoft.com/office/drawing/2016/ink" xmlns:am3d="http://schemas.microsoft.com/office/drawing/2017/model3d" xmlns:o="urn:schemas-microsoft-com:office:office" xmlns:oel="http://schemas.microsoft.com/office/2019/extlst" xmlns:r="http://schemas.openxmlformats.org/officeDocument/2006/relationships" xmlns:m="http://schemas.openxmlformats.org/officeDocument/2006/math" xmlns:v="urn:schemas-microsoft-com:vml" xmlns:wp14="http://schemas.microsoft.com/office/word/2010/wordprocessingDrawing" xmlns:wp="http://schemas.openxmlformats.org/drawingml/2006/wordprocessingDrawing" xmlns:w10="urn:schemas-microsoft-com:office:word" xmlns:w="http://schemas.openxmlformats.org/wordprocessingml/2006/main" xmlns:w14="http://schemas.microsoft.com/office/word/2010/wordml" xmlns:w15="http://schemas.microsoft.com/office/word/2012/wordml" xmlns:w16cex="http://schemas.microsoft.com/office/word/2018/wordml/cex" xmlns:w16cid="http://schemas.microsoft.com/office/word/2016/wordml/cid" xmlns:w16="http://schemas.microsoft.com/office/word/2018/wordml" xmlns:w16sdtdh="http://schemas.microsoft.com/office/word/2020/wordml/sdtdatahash" xmlns:w16se="http://schemas.microsoft.com/office/word/2015/wordml/symex" xmlns:wpg="http://schemas.microsoft.com/office/word/2010/wordprocessingGroup" xmlns:wpi="http://schemas.microsoft.com/office/word/2010/wordprocessingInk" xmlns:wne="http://schemas.microsoft.com/office/word/2006/wordml" xmlns:wps="http://schemas.microsoft.com/office/word/2010/wordprocessingShape" mc:Ignorable="w14 w15 w16se w16cid w16 w16cex w16sdtdh wp14">
   <w:p>
     <w:pPr>
       <w:pStyle w:val="a4"/>
@@ -31405,7 +28824,7 @@
 </file>
 
 <file path=word/header4.xml><?xml version="1.0" encoding="utf-8"?>
-<w:hdr xmlns:wpc="http://schemas.microsoft.com/office/word/2010/wordprocessingCanvas" xmlns:mc="http://schemas.openxmlformats.org/markup-compatibility/2006" xmlns:o="urn:schemas-microsoft-com:office:office" xmlns:r="http://schemas.openxmlformats.org/officeDocument/2006/relationships" xmlns:m="http://schemas.openxmlformats.org/officeDocument/2006/math" xmlns:v="urn:schemas-microsoft-com:vml" xmlns:wp14="http://schemas.microsoft.com/office/word/2010/wordprocessingDrawing" xmlns:wp="http://schemas.openxmlformats.org/drawingml/2006/wordprocessingDrawing" xmlns:w10="urn:schemas-microsoft-com:office:word" xmlns:w="http://schemas.openxmlformats.org/wordprocessingml/2006/main" xmlns:w14="http://schemas.microsoft.com/office/word/2010/wordml" xmlns:w15="http://schemas.microsoft.com/office/word/2012/wordml" xmlns:wpg="http://schemas.microsoft.com/office/word/2010/wordprocessingGroup" xmlns:wpi="http://schemas.microsoft.com/office/word/2010/wordprocessingInk" xmlns:wne="http://schemas.microsoft.com/office/word/2006/wordml" xmlns:wps="http://schemas.microsoft.com/office/word/2010/wordprocessingShape" mc:Ignorable="w14 w15 wp14">
+<w:hdr xmlns:wpc="http://schemas.microsoft.com/office/word/2010/wordprocessingCanvas" xmlns:cx="http://schemas.microsoft.com/office/drawing/2014/chartex" xmlns:cx1="http://schemas.microsoft.com/office/drawing/2015/9/8/chartex" xmlns:cx2="http://schemas.microsoft.com/office/drawing/2015/10/21/chartex" xmlns:cx3="http://schemas.microsoft.com/office/drawing/2016/5/9/chartex" xmlns:cx4="http://schemas.microsoft.com/office/drawing/2016/5/10/chartex" xmlns:cx5="http://schemas.microsoft.com/office/drawing/2016/5/11/chartex" xmlns:cx6="http://schemas.microsoft.com/office/drawing/2016/5/12/chartex" xmlns:cx7="http://schemas.microsoft.com/office/drawing/2016/5/13/chartex" xmlns:cx8="http://schemas.microsoft.com/office/drawing/2016/5/14/chartex" xmlns:mc="http://schemas.openxmlformats.org/markup-compatibility/2006" xmlns:aink="http://schemas.microsoft.com/office/drawing/2016/ink" xmlns:am3d="http://schemas.microsoft.com/office/drawing/2017/model3d" xmlns:o="urn:schemas-microsoft-com:office:office" xmlns:oel="http://schemas.microsoft.com/office/2019/extlst" xmlns:r="http://schemas.openxmlformats.org/officeDocument/2006/relationships" xmlns:m="http://schemas.openxmlformats.org/officeDocument/2006/math" xmlns:v="urn:schemas-microsoft-com:vml" xmlns:wp14="http://schemas.microsoft.com/office/word/2010/wordprocessingDrawing" xmlns:wp="http://schemas.openxmlformats.org/drawingml/2006/wordprocessingDrawing" xmlns:w10="urn:schemas-microsoft-com:office:word" xmlns:w="http://schemas.openxmlformats.org/wordprocessingml/2006/main" xmlns:w14="http://schemas.microsoft.com/office/word/2010/wordml" xmlns:w15="http://schemas.microsoft.com/office/word/2012/wordml" xmlns:w16cex="http://schemas.microsoft.com/office/word/2018/wordml/cex" xmlns:w16cid="http://schemas.microsoft.com/office/word/2016/wordml/cid" xmlns:w16="http://schemas.microsoft.com/office/word/2018/wordml" xmlns:w16sdtdh="http://schemas.microsoft.com/office/word/2020/wordml/sdtdatahash" xmlns:w16se="http://schemas.microsoft.com/office/word/2015/wordml/symex" xmlns:wpg="http://schemas.microsoft.com/office/word/2010/wordprocessingGroup" xmlns:wpi="http://schemas.microsoft.com/office/word/2010/wordprocessingInk" xmlns:wne="http://schemas.microsoft.com/office/word/2006/wordml" xmlns:wps="http://schemas.microsoft.com/office/word/2010/wordprocessingShape" mc:Ignorable="w14 w15 w16se w16cid w16 w16cex w16sdtdh wp14">
   <w:p>
     <w:pPr>
       <w:pStyle w:val="a4"/>
@@ -31863,7 +29282,7 @@
 </file>
 
 <file path=word/numbering.xml><?xml version="1.0" encoding="utf-8"?>
-<w:numbering xmlns:wpc="http://schemas.microsoft.com/office/word/2010/wordprocessingCanvas" xmlns:mc="http://schemas.openxmlformats.org/markup-compatibility/2006" xmlns:o="urn:schemas-microsoft-com:office:office" xmlns:r="http://schemas.openxmlformats.org/officeDocument/2006/relationships" xmlns:m="http://schemas.openxmlformats.org/officeDocument/2006/math" xmlns:v="urn:schemas-microsoft-com:vml" xmlns:wp14="http://schemas.microsoft.com/office/word/2010/wordprocessingDrawing" xmlns:wp="http://schemas.openxmlformats.org/drawingml/2006/wordprocessingDrawing" xmlns:w10="urn:schemas-microsoft-com:office:word" xmlns:w="http://schemas.openxmlformats.org/wordprocessingml/2006/main" xmlns:w14="http://schemas.microsoft.com/office/word/2010/wordml" xmlns:w15="http://schemas.microsoft.com/office/word/2012/wordml" xmlns:wpg="http://schemas.microsoft.com/office/word/2010/wordprocessingGroup" xmlns:wpi="http://schemas.microsoft.com/office/word/2010/wordprocessingInk" xmlns:wne="http://schemas.microsoft.com/office/word/2006/wordml" xmlns:wps="http://schemas.microsoft.com/office/word/2010/wordprocessingShape" mc:Ignorable="w14 w15 wp14">
+<w:numbering xmlns:wpc="http://schemas.microsoft.com/office/word/2010/wordprocessingCanvas" xmlns:cx="http://schemas.microsoft.com/office/drawing/2014/chartex" xmlns:cx1="http://schemas.microsoft.com/office/drawing/2015/9/8/chartex" xmlns:cx2="http://schemas.microsoft.com/office/drawing/2015/10/21/chartex" xmlns:cx3="http://schemas.microsoft.com/office/drawing/2016/5/9/chartex" xmlns:cx4="http://schemas.microsoft.com/office/drawing/2016/5/10/chartex" xmlns:cx5="http://schemas.microsoft.com/office/drawing/2016/5/11/chartex" xmlns:cx6="http://schemas.microsoft.com/office/drawing/2016/5/12/chartex" xmlns:cx7="http://schemas.microsoft.com/office/drawing/2016/5/13/chartex" xmlns:cx8="http://schemas.microsoft.com/office/drawing/2016/5/14/chartex" xmlns:mc="http://schemas.openxmlformats.org/markup-compatibility/2006" xmlns:aink="http://schemas.microsoft.com/office/drawing/2016/ink" xmlns:am3d="http://schemas.microsoft.com/office/drawing/2017/model3d" xmlns:o="urn:schemas-microsoft-com:office:office" xmlns:oel="http://schemas.microsoft.com/office/2019/extlst" xmlns:r="http://schemas.openxmlformats.org/officeDocument/2006/relationships" xmlns:m="http://schemas.openxmlformats.org/officeDocument/2006/math" xmlns:v="urn:schemas-microsoft-com:vml" xmlns:wp14="http://schemas.microsoft.com/office/word/2010/wordprocessingDrawing" xmlns:wp="http://schemas.openxmlformats.org/drawingml/2006/wordprocessingDrawing" xmlns:w10="urn:schemas-microsoft-com:office:word" xmlns:w="http://schemas.openxmlformats.org/wordprocessingml/2006/main" xmlns:w14="http://schemas.microsoft.com/office/word/2010/wordml" xmlns:w15="http://schemas.microsoft.com/office/word/2012/wordml" xmlns:w16cex="http://schemas.microsoft.com/office/word/2018/wordml/cex" xmlns:w16cid="http://schemas.microsoft.com/office/word/2016/wordml/cid" xmlns:w16="http://schemas.microsoft.com/office/word/2018/wordml" xmlns:w16sdtdh="http://schemas.microsoft.com/office/word/2020/wordml/sdtdatahash" xmlns:w16se="http://schemas.microsoft.com/office/word/2015/wordml/symex" xmlns:wpg="http://schemas.microsoft.com/office/word/2010/wordprocessingGroup" xmlns:wpi="http://schemas.microsoft.com/office/word/2010/wordprocessingInk" xmlns:wne="http://schemas.microsoft.com/office/word/2006/wordml" xmlns:wps="http://schemas.microsoft.com/office/word/2010/wordprocessingShape" mc:Ignorable="w14 w15 w16se w16cid w16 w16cex w16sdtdh wp14">
   <w:abstractNum w:abstractNumId="0" w15:restartNumberingAfterBreak="0">
     <w:nsid w:val="0397573A"/>
     <w:multiLevelType w:val="hybridMultilevel"/>
@@ -33644,71 +31063,71 @@
       </w:pPr>
     </w:lvl>
   </w:abstractNum>
-  <w:num w:numId="1">
+  <w:num w:numId="1" w16cid:durableId="1070924920">
     <w:abstractNumId w:val="19"/>
   </w:num>
-  <w:num w:numId="2">
+  <w:num w:numId="2" w16cid:durableId="1541476573">
     <w:abstractNumId w:val="5"/>
   </w:num>
-  <w:num w:numId="3">
+  <w:num w:numId="3" w16cid:durableId="2083601860">
     <w:abstractNumId w:val="9"/>
   </w:num>
-  <w:num w:numId="4">
+  <w:num w:numId="4" w16cid:durableId="1173497031">
     <w:abstractNumId w:val="3"/>
   </w:num>
-  <w:num w:numId="5">
+  <w:num w:numId="5" w16cid:durableId="285891815">
     <w:abstractNumId w:val="10"/>
   </w:num>
-  <w:num w:numId="6">
+  <w:num w:numId="6" w16cid:durableId="1480729128">
     <w:abstractNumId w:val="18"/>
   </w:num>
-  <w:num w:numId="7">
+  <w:num w:numId="7" w16cid:durableId="179710483">
     <w:abstractNumId w:val="17"/>
   </w:num>
-  <w:num w:numId="8">
+  <w:num w:numId="8" w16cid:durableId="453133332">
     <w:abstractNumId w:val="8"/>
   </w:num>
-  <w:num w:numId="9">
+  <w:num w:numId="9" w16cid:durableId="798915700">
     <w:abstractNumId w:val="14"/>
   </w:num>
-  <w:num w:numId="10">
+  <w:num w:numId="10" w16cid:durableId="846138821">
     <w:abstractNumId w:val="4"/>
   </w:num>
-  <w:num w:numId="11">
+  <w:num w:numId="11" w16cid:durableId="1819875867">
     <w:abstractNumId w:val="11"/>
   </w:num>
-  <w:num w:numId="12">
+  <w:num w:numId="12" w16cid:durableId="1151140572">
     <w:abstractNumId w:val="2"/>
   </w:num>
-  <w:num w:numId="13">
+  <w:num w:numId="13" w16cid:durableId="1453134878">
     <w:abstractNumId w:val="12"/>
   </w:num>
-  <w:num w:numId="14">
+  <w:num w:numId="14" w16cid:durableId="1553466967">
     <w:abstractNumId w:val="13"/>
   </w:num>
-  <w:num w:numId="15">
+  <w:num w:numId="15" w16cid:durableId="1524782235">
     <w:abstractNumId w:val="1"/>
   </w:num>
-  <w:num w:numId="16">
+  <w:num w:numId="16" w16cid:durableId="1535918585">
     <w:abstractNumId w:val="0"/>
   </w:num>
-  <w:num w:numId="17">
+  <w:num w:numId="17" w16cid:durableId="1393038256">
     <w:abstractNumId w:val="15"/>
   </w:num>
-  <w:num w:numId="18">
+  <w:num w:numId="18" w16cid:durableId="1060712937">
     <w:abstractNumId w:val="7"/>
   </w:num>
-  <w:num w:numId="19">
+  <w:num w:numId="19" w16cid:durableId="840436628">
     <w:abstractNumId w:val="6"/>
   </w:num>
-  <w:num w:numId="20">
+  <w:num w:numId="20" w16cid:durableId="903641969">
     <w:abstractNumId w:val="16"/>
   </w:num>
 </w:numbering>
 </file>
 
 <file path=word/styles.xml><?xml version="1.0" encoding="utf-8"?>
-<w:styles xmlns:mc="http://schemas.openxmlformats.org/markup-compatibility/2006" xmlns:r="http://schemas.openxmlformats.org/officeDocument/2006/relationships" xmlns:w="http://schemas.openxmlformats.org/wordprocessingml/2006/main" xmlns:w14="http://schemas.microsoft.com/office/word/2010/wordml" xmlns:w15="http://schemas.microsoft.com/office/word/2012/wordml" mc:Ignorable="w14 w15">
+<w:styles xmlns:mc="http://schemas.openxmlformats.org/markup-compatibility/2006" xmlns:r="http://schemas.openxmlformats.org/officeDocument/2006/relationships" xmlns:w="http://schemas.openxmlformats.org/wordprocessingml/2006/main" xmlns:w14="http://schemas.microsoft.com/office/word/2010/wordml" xmlns:w15="http://schemas.microsoft.com/office/word/2012/wordml" xmlns:w16cex="http://schemas.microsoft.com/office/word/2018/wordml/cex" xmlns:w16cid="http://schemas.microsoft.com/office/word/2016/wordml/cid" xmlns:w16="http://schemas.microsoft.com/office/word/2018/wordml" xmlns:w16sdtdh="http://schemas.microsoft.com/office/word/2020/wordml/sdtdatahash" xmlns:w16se="http://schemas.microsoft.com/office/word/2015/wordml/symex" mc:Ignorable="w14 w15 w16se w16cid w16 w16cex w16sdtdh">
   <w:docDefaults>
     <w:rPrDefault>
       <w:rPr>
@@ -33721,7 +31140,7 @@
     </w:rPrDefault>
     <w:pPrDefault/>
   </w:docDefaults>
-  <w:latentStyles w:defLockedState="0" w:defUIPriority="99" w:defSemiHidden="0" w:defUnhideWhenUsed="0" w:defQFormat="0" w:count="371">
+  <w:latentStyles w:defLockedState="0" w:defUIPriority="99" w:defSemiHidden="0" w:defUnhideWhenUsed="0" w:defQFormat="0" w:count="376">
     <w:lsdException w:name="Normal" w:uiPriority="0" w:qFormat="1"/>
     <w:lsdException w:name="heading 1" w:uiPriority="9" w:qFormat="1"/>
     <w:lsdException w:name="heading 2" w:semiHidden="1" w:uiPriority="9" w:unhideWhenUsed="1" w:qFormat="1"/>
@@ -34093,6 +31512,11 @@
     <w:lsdException w:name="List Table 5 Dark Accent 6" w:uiPriority="50"/>
     <w:lsdException w:name="List Table 6 Colorful Accent 6" w:uiPriority="51"/>
     <w:lsdException w:name="List Table 7 Colorful Accent 6" w:uiPriority="52"/>
+    <w:lsdException w:name="Mention" w:semiHidden="1" w:unhideWhenUsed="1"/>
+    <w:lsdException w:name="Smart Hyperlink" w:semiHidden="1" w:unhideWhenUsed="1"/>
+    <w:lsdException w:name="Hashtag" w:semiHidden="1" w:unhideWhenUsed="1"/>
+    <w:lsdException w:name="Unresolved Mention" w:semiHidden="1" w:unhideWhenUsed="1"/>
+    <w:lsdException w:name="Smart Link" w:semiHidden="1" w:unhideWhenUsed="1"/>
   </w:latentStyles>
   <w:style w:type="paragraph" w:default="1" w:styleId="a">
     <w:name w:val="Normal"/>

--- a/新泰週報20261025[2643]B4F.docx
+++ b/新泰週報20261025[2643]B4F.docx
@@ -1,6 +1,6 @@
 
 <file path=word/document.xml><?xml version="1.0" encoding="utf-8"?>
-<w:document xmlns:wpc="http://schemas.microsoft.com/office/word/2010/wordprocessingCanvas" xmlns:cx="http://schemas.microsoft.com/office/drawing/2014/chartex" xmlns:cx1="http://schemas.microsoft.com/office/drawing/2015/9/8/chartex" xmlns:cx2="http://schemas.microsoft.com/office/drawing/2015/10/21/chartex" xmlns:cx3="http://schemas.microsoft.com/office/drawing/2016/5/9/chartex" xmlns:cx4="http://schemas.microsoft.com/office/drawing/2016/5/10/chartex" xmlns:cx5="http://schemas.microsoft.com/office/drawing/2016/5/11/chartex" xmlns:cx6="http://schemas.microsoft.com/office/drawing/2016/5/12/chartex" xmlns:cx7="http://schemas.microsoft.com/office/drawing/2016/5/13/chartex" xmlns:cx8="http://schemas.microsoft.com/office/drawing/2016/5/14/chartex" xmlns:mc="http://schemas.openxmlformats.org/markup-compatibility/2006" xmlns:aink="http://schemas.microsoft.com/office/drawing/2016/ink" xmlns:am3d="http://schemas.microsoft.com/office/drawing/2017/model3d" xmlns:o="urn:schemas-microsoft-com:office:office" xmlns:oel="http://schemas.microsoft.com/office/2019/extlst" xmlns:r="http://schemas.openxmlformats.org/officeDocument/2006/relationships" xmlns:m="http://schemas.openxmlformats.org/officeDocument/2006/math" xmlns:v="urn:schemas-microsoft-com:vml" xmlns:wp14="http://schemas.microsoft.com/office/word/2010/wordprocessingDrawing" xmlns:wp="http://schemas.openxmlformats.org/drawingml/2006/wordprocessingDrawing" xmlns:w10="urn:schemas-microsoft-com:office:word" xmlns:w="http://schemas.openxmlformats.org/wordprocessingml/2006/main" xmlns:w14="http://schemas.microsoft.com/office/word/2010/wordml" xmlns:w15="http://schemas.microsoft.com/office/word/2012/wordml" xmlns:w16cex="http://schemas.microsoft.com/office/word/2018/wordml/cex" xmlns:w16cid="http://schemas.microsoft.com/office/word/2016/wordml/cid" xmlns:w16="http://schemas.microsoft.com/office/word/2018/wordml" xmlns:w16sdtdh="http://schemas.microsoft.com/office/word/2020/wordml/sdtdatahash" xmlns:w16se="http://schemas.microsoft.com/office/word/2015/wordml/symex" xmlns:wpg="http://schemas.microsoft.com/office/word/2010/wordprocessingGroup" xmlns:wpi="http://schemas.microsoft.com/office/word/2010/wordprocessingInk" xmlns:wne="http://schemas.microsoft.com/office/word/2006/wordml" xmlns:wps="http://schemas.microsoft.com/office/word/2010/wordprocessingShape" mc:Ignorable="w14 w15 w16se w16cid w16 w16cex w16sdtdh wp14">
+<w:document xmlns:wpc="http://schemas.microsoft.com/office/word/2010/wordprocessingCanvas" xmlns:mc="http://schemas.openxmlformats.org/markup-compatibility/2006" xmlns:o="urn:schemas-microsoft-com:office:office" xmlns:r="http://schemas.openxmlformats.org/officeDocument/2006/relationships" xmlns:m="http://schemas.openxmlformats.org/officeDocument/2006/math" xmlns:v="urn:schemas-microsoft-com:vml" xmlns:wp14="http://schemas.microsoft.com/office/word/2010/wordprocessingDrawing" xmlns:wp="http://schemas.openxmlformats.org/drawingml/2006/wordprocessingDrawing" xmlns:w10="urn:schemas-microsoft-com:office:word" xmlns:w="http://schemas.openxmlformats.org/wordprocessingml/2006/main" xmlns:w14="http://schemas.microsoft.com/office/word/2010/wordml" xmlns:w15="http://schemas.microsoft.com/office/word/2012/wordml" xmlns:wpg="http://schemas.microsoft.com/office/word/2010/wordprocessingGroup" xmlns:wpi="http://schemas.microsoft.com/office/word/2010/wordprocessingInk" xmlns:wne="http://schemas.microsoft.com/office/word/2006/wordml" xmlns:wps="http://schemas.microsoft.com/office/word/2010/wordprocessingShape" mc:Ignorable="w14 w15 wp14">
   <w:body>
     <w:p>
       <w:pPr>
@@ -642,253 +642,12 @@
             </w:pPr>
             <w:r>
               <w:rPr>
-                <w:rFonts w:ascii="Barlow Condensed Medium" w:eastAsia="標楷體" w:hAnsi="Barlow Condensed Medium" w:cs="Segoe UI Symbol" w:hint="eastAsia"/>
-                <w:w w:val="90"/>
-                <w:sz w:val="26"/>
-                <w:szCs w:val="26"/>
-              </w:rPr>
-              <w:t>「</w:t>
-            </w:r>
-            <w:r>
-              <w:rPr>
-                <w:rFonts w:ascii="Barlow Condensed Medium" w:eastAsia="標楷體" w:hAnsi="Barlow Condensed Medium" w:cs="Segoe UI Symbol" w:hint="eastAsia"/>
-                <w:w w:val="90"/>
-                <w:sz w:val="26"/>
-                <w:szCs w:val="26"/>
-              </w:rPr>
-              <w:t>2</w:t>
-            </w:r>
-            <w:r>
-              <w:rPr>
-                <w:rFonts w:ascii="Barlow Condensed Medium" w:eastAsia="標楷體" w:hAnsi="Barlow Condensed Medium" w:cs="Segoe UI Symbol"/>
-                <w:w w:val="90"/>
-                <w:sz w:val="26"/>
-                <w:szCs w:val="26"/>
-              </w:rPr>
-              <w:t>026</w:t>
-            </w:r>
-            <w:r>
-              <w:rPr>
-                <w:rFonts w:ascii="Barlow Condensed Medium" w:eastAsia="標楷體" w:hAnsi="Barlow Condensed Medium" w:cs="Segoe UI Symbol" w:hint="eastAsia"/>
-                <w:w w:val="90"/>
-                <w:sz w:val="26"/>
-                <w:szCs w:val="26"/>
-              </w:rPr>
-              <w:t>年北中青年日聯合禱告會」</w:t>
-            </w:r>
-            <w:r>
-              <w:rPr>
-                <w:rFonts w:ascii="Barlow Condensed Medium" w:eastAsia="標楷體" w:hAnsi="Barlow Condensed Medium" w:cs="Segoe UI Symbol"/>
-                <w:w w:val="90"/>
-                <w:sz w:val="26"/>
-                <w:szCs w:val="26"/>
-              </w:rPr>
-              <w:t>將</w:t>
-            </w:r>
-            <w:r>
-              <w:rPr>
-                <w:rFonts w:ascii="Barlow Condensed Medium" w:eastAsia="標楷體" w:hAnsi="Barlow Condensed Medium" w:cs="Segoe UI Symbol" w:hint="eastAsia"/>
-                <w:w w:val="90"/>
-                <w:sz w:val="26"/>
-                <w:szCs w:val="26"/>
-              </w:rPr>
-              <w:t>延期至</w:t>
-            </w:r>
-            <w:r>
-              <w:rPr>
-                <w:rFonts w:ascii="Barlow Condensed Medium" w:eastAsia="標楷體" w:hAnsi="Barlow Condensed Medium" w:cs="Segoe UI Symbol" w:hint="eastAsia"/>
-                <w:w w:val="90"/>
-                <w:sz w:val="26"/>
-                <w:szCs w:val="26"/>
-              </w:rPr>
-              <w:t>10</w:t>
-            </w:r>
-            <w:r>
-              <w:rPr>
-                <w:rFonts w:ascii="Barlow Condensed Medium" w:eastAsia="標楷體" w:hAnsi="Barlow Condensed Medium" w:cs="Segoe UI Symbol"/>
-                <w:w w:val="90"/>
-                <w:sz w:val="26"/>
-                <w:szCs w:val="26"/>
-              </w:rPr>
-              <w:t>/</w:t>
-            </w:r>
-            <w:r>
-              <w:rPr>
-                <w:rFonts w:ascii="Barlow Condensed Medium" w:eastAsia="標楷體" w:hAnsi="Barlow Condensed Medium" w:cs="Segoe UI Symbol" w:hint="eastAsia"/>
-                <w:w w:val="90"/>
-                <w:sz w:val="26"/>
-                <w:szCs w:val="26"/>
-              </w:rPr>
-              <w:t>31(</w:t>
-            </w:r>
-            <w:r>
-              <w:rPr>
-                <w:rFonts w:ascii="Barlow Condensed Medium" w:eastAsia="標楷體" w:hAnsi="Barlow Condensed Medium" w:cs="Segoe UI Symbol" w:hint="eastAsia"/>
-                <w:w w:val="90"/>
-                <w:sz w:val="26"/>
-                <w:szCs w:val="26"/>
-              </w:rPr>
-              <w:t>六</w:t>
-            </w:r>
-            <w:r>
-              <w:rPr>
-                <w:rFonts w:ascii="Barlow Condensed Medium" w:eastAsia="標楷體" w:hAnsi="Barlow Condensed Medium" w:cs="Segoe UI Symbol" w:hint="eastAsia"/>
-                <w:w w:val="90"/>
-                <w:sz w:val="26"/>
-                <w:szCs w:val="26"/>
-              </w:rPr>
-              <w:t>)</w:t>
-            </w:r>
-            <w:r>
-              <w:rPr>
-                <w:rFonts w:ascii="Barlow Condensed Medium" w:eastAsia="標楷體" w:hAnsi="Barlow Condensed Medium" w:cs="Segoe UI Symbol"/>
-                <w:w w:val="90"/>
-                <w:sz w:val="26"/>
-                <w:szCs w:val="26"/>
-              </w:rPr>
-              <w:t>下午</w:t>
-            </w:r>
-            <w:r>
-              <w:rPr>
-                <w:rFonts w:ascii="Barlow Condensed Medium" w:eastAsia="標楷體" w:hAnsi="Barlow Condensed Medium" w:cs="Segoe UI Symbol" w:hint="eastAsia"/>
-                <w:w w:val="90"/>
-                <w:sz w:val="26"/>
-                <w:szCs w:val="26"/>
-              </w:rPr>
-              <w:t>15</w:t>
-            </w:r>
-            <w:r>
-              <w:rPr>
-                <w:rFonts w:ascii="Barlow Condensed Medium" w:eastAsia="標楷體" w:hAnsi="Barlow Condensed Medium" w:cs="Segoe UI Symbol"/>
-                <w:w w:val="90"/>
-                <w:sz w:val="26"/>
-                <w:szCs w:val="26"/>
-              </w:rPr>
-              <w:t>:</w:t>
-            </w:r>
-            <w:r>
-              <w:rPr>
-                <w:rFonts w:ascii="Barlow Condensed Medium" w:eastAsia="標楷體" w:hAnsi="Barlow Condensed Medium" w:cs="Segoe UI Symbol"/>
-                <w:w w:val="90"/>
-                <w:sz w:val="26"/>
-                <w:szCs w:val="26"/>
-              </w:rPr>
-              <w:t>0</w:t>
-            </w:r>
-            <w:r>
-              <w:rPr>
-                <w:rFonts w:ascii="Barlow Condensed Medium" w:eastAsia="標楷體" w:hAnsi="Barlow Condensed Medium" w:cs="Segoe UI Symbol" w:hint="eastAsia"/>
-                <w:w w:val="90"/>
-                <w:sz w:val="26"/>
-                <w:szCs w:val="26"/>
-              </w:rPr>
-              <w:t>0-16:30</w:t>
-            </w:r>
-            <w:r>
-              <w:rPr>
-                <w:rFonts w:ascii="Barlow Condensed Medium" w:eastAsia="標楷體" w:hAnsi="Barlow Condensed Medium" w:cs="Segoe UI Symbol" w:hint="eastAsia"/>
-                <w:w w:val="90"/>
-                <w:sz w:val="26"/>
-                <w:szCs w:val="26"/>
-              </w:rPr>
-              <w:t>假大稻埕教會舉行</w:t>
-            </w:r>
-            <w:r>
-              <w:rPr>
-                <w:rFonts w:ascii="Barlow Condensed Medium" w:eastAsia="標楷體" w:hAnsi="Barlow Condensed Medium" w:cs="Segoe UI Symbol"/>
-                <w:w w:val="90"/>
-                <w:sz w:val="26"/>
-                <w:szCs w:val="26"/>
-              </w:rPr>
-              <w:t>。</w:t>
-            </w:r>
-          </w:p>
-        </w:tc>
-      </w:tr>
-      <w:tr>
-        <w:tc>
-          <w:tcPr>
-            <w:tcW w:w="299" w:type="dxa"/>
-            <w:tcBorders>
-              <w:top w:val="nil"/>
-              <w:left w:val="nil"/>
-              <w:bottom w:val="nil"/>
-              <w:right w:val="nil"/>
-            </w:tcBorders>
-            <w:tcMar>
-              <w:left w:w="28" w:type="dxa"/>
-              <w:right w:w="28" w:type="dxa"/>
-            </w:tcMar>
-          </w:tcPr>
-          <w:p>
-            <w:pPr>
-              <w:snapToGrid w:val="0"/>
-              <w:spacing w:line="300" w:lineRule="exact"/>
-              <w:ind w:rightChars="11" w:right="26"/>
-              <w:jc w:val="right"/>
-              <w:rPr>
-                <w:rFonts w:ascii="Barlow Condensed Medium" w:eastAsia="華康細黑體" w:hAnsi="Barlow Condensed Medium"/>
-                <w:w w:val="90"/>
-                <w:sz w:val="26"/>
-                <w:szCs w:val="26"/>
-              </w:rPr>
-            </w:pPr>
-            <w:r>
-              <w:rPr>
-                <w:rFonts w:ascii="Barlow Condensed Medium" w:eastAsia="華康細黑體" w:hAnsi="Barlow Condensed Medium" w:hint="eastAsia"/>
-                <w:w w:val="90"/>
-                <w:sz w:val="26"/>
-                <w:szCs w:val="26"/>
-              </w:rPr>
-              <w:t>2</w:t>
-            </w:r>
-            <w:r>
-              <w:rPr>
-                <w:rFonts w:ascii="Barlow Condensed Medium" w:eastAsia="華康細黑體" w:hAnsi="Barlow Condensed Medium" w:hint="eastAsia"/>
-                <w:w w:val="90"/>
-                <w:sz w:val="26"/>
-                <w:szCs w:val="26"/>
-              </w:rPr>
-              <w:t>.</w:t>
-            </w:r>
-          </w:p>
-        </w:tc>
-        <w:tc>
-          <w:tcPr>
-            <w:tcW w:w="5622" w:type="dxa"/>
-            <w:tcBorders>
-              <w:top w:val="nil"/>
-              <w:left w:val="nil"/>
-              <w:bottom w:val="nil"/>
-              <w:right w:val="nil"/>
-            </w:tcBorders>
-            <w:tcMar>
-              <w:left w:w="28" w:type="dxa"/>
-              <w:right w:w="28" w:type="dxa"/>
-            </w:tcMar>
-          </w:tcPr>
-          <w:p>
-            <w:pPr>
-              <w:kinsoku w:val="0"/>
-              <w:snapToGrid w:val="0"/>
-              <w:spacing w:line="300" w:lineRule="exact"/>
-              <w:jc w:val="both"/>
-              <w:rPr>
                 <w:rFonts w:ascii="Barlow Condensed Medium" w:eastAsia="標楷體" w:hAnsi="Barlow Condensed Medium" w:cs="Segoe UI Symbol"/>
                 <w:noProof/>
                 <w:w w:val="90"/>
                 <w:sz w:val="26"/>
                 <w:szCs w:val="26"/>
                 <w:lang w:bidi="he-IL"/>
-              </w:rPr>
-            </w:pPr>
-            <w:r>
-              <w:rPr>
-                <w:rFonts w:ascii="Barlow Condensed Medium" w:eastAsia="標楷體" w:hAnsi="Barlow Condensed Medium" w:cs="Segoe UI Symbol"/>
-                <w:noProof/>
-                <w:w w:val="90"/>
-                <w:sz w:val="26"/>
-                <w:szCs w:val="26"/>
               </w:rPr>
               <w:drawing>
                 <wp:anchor distT="0" distB="0" distL="114300" distR="114300" simplePos="0" relativeHeight="251655168" behindDoc="0" locked="0" layoutInCell="1" allowOverlap="1" wp14:anchorId="152DAB53" wp14:editId="38E957F4">
@@ -1101,7 +860,7 @@
                 <w:sz w:val="26"/>
                 <w:szCs w:val="26"/>
               </w:rPr>
-              <w:t>3</w:t>
+              <w:t>2</w:t>
             </w:r>
             <w:r>
               <w:rPr>
@@ -1148,6 +907,7 @@
                 <w:w w:val="90"/>
                 <w:sz w:val="26"/>
                 <w:szCs w:val="26"/>
+                <w:lang w:bidi="he-IL"/>
               </w:rPr>
               <w:drawing>
                 <wp:anchor distT="0" distB="0" distL="114300" distR="114300" simplePos="0" relativeHeight="251660288" behindDoc="0" locked="0" layoutInCell="1" allowOverlap="1" wp14:anchorId="4E3C86A5" wp14:editId="775EB7E0">
@@ -1358,7 +1118,16 @@
                 <w:sz w:val="26"/>
                 <w:szCs w:val="26"/>
               </w:rPr>
-              <w:t>4.</w:t>
+              <w:t>3</w:t>
+            </w:r>
+            <w:r>
+              <w:rPr>
+                <w:rFonts w:ascii="Barlow Condensed Medium" w:eastAsia="華康細黑體" w:hAnsi="Barlow Condensed Medium" w:hint="eastAsia"/>
+                <w:w w:val="90"/>
+                <w:sz w:val="26"/>
+                <w:szCs w:val="26"/>
+              </w:rPr>
+              <w:t>.</w:t>
             </w:r>
           </w:p>
         </w:tc>
@@ -1384,22 +1153,11 @@
               <w:jc w:val="both"/>
               <w:rPr>
                 <w:rFonts w:ascii="Barlow Condensed Medium" w:eastAsia="標楷體" w:hAnsi="Barlow Condensed Medium" w:cs="Segoe UI Symbol"/>
-                <w:noProof/>
                 <w:w w:val="90"/>
                 <w:sz w:val="26"/>
                 <w:szCs w:val="26"/>
-                <w:lang w:bidi="he-IL"/>
-              </w:rPr>
-            </w:pPr>
-            <w:r>
-              <w:rPr>
-                <w:rFonts w:ascii="Segoe UI Symbol" w:eastAsia="標楷體" w:hAnsi="Segoe UI Symbol" w:cs="Segoe UI Symbol"/>
-                <w:w w:val="90"/>
-                <w:sz w:val="26"/>
-                <w:szCs w:val="26"/>
-              </w:rPr>
-              <w:t>★</w:t>
-            </w:r>
+              </w:rPr>
+            </w:pPr>
             <w:r>
               <w:rPr>
                 <w:rFonts w:ascii="Barlow Condensed Medium" w:eastAsia="標楷體" w:hAnsi="Barlow Condensed Medium" w:cs="Segoe UI Symbol" w:hint="eastAsia"/>
@@ -1407,7 +1165,16 @@
                 <w:sz w:val="26"/>
                 <w:szCs w:val="26"/>
               </w:rPr>
-              <w:t>城中教會</w:t>
+              <w:t>救恩教會</w:t>
+            </w:r>
+            <w:r>
+              <w:rPr>
+                <w:rFonts w:ascii="Barlow Condensed Medium" w:eastAsia="標楷體" w:hAnsi="Barlow Condensed Medium" w:cs="Segoe UI Symbol"/>
+                <w:w w:val="90"/>
+                <w:sz w:val="26"/>
+                <w:szCs w:val="26"/>
+              </w:rPr>
+              <w:t>將於</w:t>
             </w:r>
             <w:r>
               <w:rPr>
@@ -1416,7 +1183,16 @@
                 <w:sz w:val="26"/>
                 <w:szCs w:val="26"/>
               </w:rPr>
-              <w:t>將於</w:t>
+              <w:t>10</w:t>
+            </w:r>
+            <w:r>
+              <w:rPr>
+                <w:rFonts w:ascii="Barlow Condensed Medium" w:eastAsia="標楷體" w:hAnsi="Barlow Condensed Medium" w:cs="Segoe UI Symbol"/>
+                <w:w w:val="90"/>
+                <w:sz w:val="26"/>
+                <w:szCs w:val="26"/>
+              </w:rPr>
+              <w:t>/</w:t>
             </w:r>
             <w:r>
               <w:rPr>
@@ -1425,7 +1201,7 @@
                 <w:sz w:val="26"/>
                 <w:szCs w:val="26"/>
               </w:rPr>
-              <w:t>1</w:t>
+              <w:t>25</w:t>
             </w:r>
             <w:r>
               <w:rPr>
@@ -1434,7 +1210,16 @@
                 <w:sz w:val="26"/>
                 <w:szCs w:val="26"/>
               </w:rPr>
-              <w:t>0</w:t>
+              <w:t>主日</w:t>
+            </w:r>
+            <w:r>
+              <w:rPr>
+                <w:rFonts w:ascii="Barlow Condensed Medium" w:eastAsia="標楷體" w:hAnsi="Barlow Condensed Medium" w:cs="Segoe UI Symbol"/>
+                <w:w w:val="90"/>
+                <w:sz w:val="26"/>
+                <w:szCs w:val="26"/>
+              </w:rPr>
+              <w:t>下午</w:t>
             </w:r>
             <w:r>
               <w:rPr>
@@ -1443,7 +1228,16 @@
                 <w:sz w:val="26"/>
                 <w:szCs w:val="26"/>
               </w:rPr>
-              <w:t>/</w:t>
+              <w:t>3</w:t>
+            </w:r>
+            <w:r>
+              <w:rPr>
+                <w:rFonts w:ascii="Barlow Condensed Medium" w:eastAsia="標楷體" w:hAnsi="Barlow Condensed Medium" w:cs="Segoe UI Symbol"/>
+                <w:w w:val="90"/>
+                <w:sz w:val="26"/>
+                <w:szCs w:val="26"/>
+              </w:rPr>
+              <w:t>:</w:t>
             </w:r>
             <w:r>
               <w:rPr>
@@ -1452,7 +1246,16 @@
                 <w:sz w:val="26"/>
                 <w:szCs w:val="26"/>
               </w:rPr>
-              <w:t>18</w:t>
+              <w:t>3</w:t>
+            </w:r>
+            <w:r>
+              <w:rPr>
+                <w:rFonts w:ascii="Barlow Condensed Medium" w:eastAsia="標楷體" w:hAnsi="Barlow Condensed Medium" w:cs="Segoe UI Symbol"/>
+                <w:w w:val="90"/>
+                <w:sz w:val="26"/>
+                <w:szCs w:val="26"/>
+              </w:rPr>
+              <w:t>0</w:t>
             </w:r>
             <w:r>
               <w:rPr>
@@ -1461,52 +1264,16 @@
                 <w:sz w:val="26"/>
                 <w:szCs w:val="26"/>
               </w:rPr>
-              <w:t>主日下午</w:t>
-            </w:r>
-            <w:r>
-              <w:rPr>
-                <w:rFonts w:ascii="Barlow Condensed Medium" w:eastAsia="標楷體" w:hAnsi="Barlow Condensed Medium" w:cs="Segoe UI Symbol" w:hint="eastAsia"/>
+              <w:t>假三重埔教會舉行李恩忻傳道師封立牧師暨就任教育牧師授職感恩禮拜</w:t>
+            </w:r>
+            <w:r>
+              <w:rPr>
+                <w:rFonts w:ascii="Barlow Condensed Medium" w:eastAsia="標楷體" w:hAnsi="Barlow Condensed Medium" w:cs="Segoe UI Symbol"/>
                 <w:w w:val="90"/>
                 <w:sz w:val="26"/>
                 <w:szCs w:val="26"/>
               </w:rPr>
-              <w:t>3:30</w:t>
-            </w:r>
-            <w:r>
-              <w:rPr>
-                <w:rFonts w:ascii="Barlow Condensed Medium" w:eastAsia="標楷體" w:hAnsi="Barlow Condensed Medium" w:cs="Segoe UI Symbol" w:hint="eastAsia"/>
-                <w:w w:val="90"/>
-                <w:sz w:val="26"/>
-                <w:szCs w:val="26"/>
-              </w:rPr>
-              <w:t>舉行</w:t>
-            </w:r>
-            <w:r>
-              <w:rPr>
-                <w:rFonts w:ascii="Barlow Condensed Medium" w:eastAsia="標楷體" w:hAnsi="Barlow Condensed Medium" w:cs="Segoe UI Symbol" w:hint="eastAsia"/>
-                <w:w w:val="90"/>
-                <w:sz w:val="26"/>
-                <w:szCs w:val="26"/>
-              </w:rPr>
-              <w:t>蘇子騰</w:t>
-            </w:r>
-            <w:r>
-              <w:rPr>
-                <w:rFonts w:ascii="Barlow Condensed Medium" w:eastAsia="標楷體" w:hAnsi="Barlow Condensed Medium" w:cs="Segoe UI Symbol" w:hint="eastAsia"/>
-                <w:w w:val="90"/>
-                <w:sz w:val="26"/>
-                <w:szCs w:val="26"/>
-              </w:rPr>
-              <w:t>傳道師封立牧師</w:t>
-            </w:r>
-            <w:r>
-              <w:rPr>
-                <w:rFonts w:ascii="Barlow Condensed Medium" w:eastAsia="標楷體" w:hAnsi="Barlow Condensed Medium" w:cs="Segoe UI Symbol" w:hint="eastAsia"/>
-                <w:w w:val="90"/>
-                <w:sz w:val="26"/>
-                <w:szCs w:val="26"/>
-              </w:rPr>
-              <w:t>暨就任第九任牧師授職感恩禮拜。</w:t>
+              <w:t>。</w:t>
             </w:r>
           </w:p>
         </w:tc>
@@ -1546,7 +1313,7 @@
                 <w:sz w:val="26"/>
                 <w:szCs w:val="26"/>
               </w:rPr>
-              <w:t>5.</w:t>
+              <w:t>4.</w:t>
             </w:r>
           </w:p>
         </w:tc>
@@ -1584,16 +1351,7 @@
                 <w:sz w:val="26"/>
                 <w:szCs w:val="26"/>
               </w:rPr>
-              <w:t>救恩教會</w:t>
-            </w:r>
-            <w:r>
-              <w:rPr>
-                <w:rFonts w:ascii="Barlow Condensed Medium" w:eastAsia="標楷體" w:hAnsi="Barlow Condensed Medium" w:cs="Segoe UI Symbol"/>
-                <w:w w:val="90"/>
-                <w:sz w:val="26"/>
-                <w:szCs w:val="26"/>
-              </w:rPr>
-              <w:t>將於</w:t>
+              <w:t>重新教會</w:t>
             </w:r>
             <w:r>
               <w:rPr>
@@ -1602,16 +1360,7 @@
                 <w:sz w:val="26"/>
                 <w:szCs w:val="26"/>
               </w:rPr>
-              <w:t>10</w:t>
-            </w:r>
-            <w:r>
-              <w:rPr>
-                <w:rFonts w:ascii="Barlow Condensed Medium" w:eastAsia="標楷體" w:hAnsi="Barlow Condensed Medium" w:cs="Segoe UI Symbol"/>
-                <w:w w:val="90"/>
-                <w:sz w:val="26"/>
-                <w:szCs w:val="26"/>
-              </w:rPr>
-              <w:t>/</w:t>
+              <w:t>將於</w:t>
             </w:r>
             <w:r>
               <w:rPr>
@@ -1620,7 +1369,7 @@
                 <w:sz w:val="26"/>
                 <w:szCs w:val="26"/>
               </w:rPr>
-              <w:t>25</w:t>
+              <w:t>1</w:t>
             </w:r>
             <w:r>
               <w:rPr>
@@ -1629,16 +1378,7 @@
                 <w:sz w:val="26"/>
                 <w:szCs w:val="26"/>
               </w:rPr>
-              <w:t>主日</w:t>
-            </w:r>
-            <w:r>
-              <w:rPr>
-                <w:rFonts w:ascii="Barlow Condensed Medium" w:eastAsia="標楷體" w:hAnsi="Barlow Condensed Medium" w:cs="Segoe UI Symbol"/>
-                <w:w w:val="90"/>
-                <w:sz w:val="26"/>
-                <w:szCs w:val="26"/>
-              </w:rPr>
-              <w:t>下午</w:t>
+              <w:t>1</w:t>
             </w:r>
             <w:r>
               <w:rPr>
@@ -1647,16 +1387,7 @@
                 <w:sz w:val="26"/>
                 <w:szCs w:val="26"/>
               </w:rPr>
-              <w:t>3</w:t>
-            </w:r>
-            <w:r>
-              <w:rPr>
-                <w:rFonts w:ascii="Barlow Condensed Medium" w:eastAsia="標楷體" w:hAnsi="Barlow Condensed Medium" w:cs="Segoe UI Symbol"/>
-                <w:w w:val="90"/>
-                <w:sz w:val="26"/>
-                <w:szCs w:val="26"/>
-              </w:rPr>
-              <w:t>:</w:t>
+              <w:t>/</w:t>
             </w:r>
             <w:r>
               <w:rPr>
@@ -1665,16 +1396,7 @@
                 <w:sz w:val="26"/>
                 <w:szCs w:val="26"/>
               </w:rPr>
-              <w:t>3</w:t>
-            </w:r>
-            <w:r>
-              <w:rPr>
-                <w:rFonts w:ascii="Barlow Condensed Medium" w:eastAsia="標楷體" w:hAnsi="Barlow Condensed Medium" w:cs="Segoe UI Symbol"/>
-                <w:w w:val="90"/>
-                <w:sz w:val="26"/>
-                <w:szCs w:val="26"/>
-              </w:rPr>
-              <w:t>0</w:t>
+              <w:t>8</w:t>
             </w:r>
             <w:r>
               <w:rPr>
@@ -1683,16 +1405,52 @@
                 <w:sz w:val="26"/>
                 <w:szCs w:val="26"/>
               </w:rPr>
-              <w:t>假三重埔教會舉行李恩忻傳道師封立牧師暨就任教育牧師授職感恩禮拜</w:t>
-            </w:r>
-            <w:r>
-              <w:rPr>
-                <w:rFonts w:ascii="Barlow Condensed Medium" w:eastAsia="標楷體" w:hAnsi="Barlow Condensed Medium" w:cs="Segoe UI Symbol"/>
+              <w:t>主日下午</w:t>
+            </w:r>
+            <w:r>
+              <w:rPr>
+                <w:rFonts w:ascii="Barlow Condensed Medium" w:eastAsia="標楷體" w:hAnsi="Barlow Condensed Medium" w:cs="Segoe UI Symbol" w:hint="eastAsia"/>
                 <w:w w:val="90"/>
                 <w:sz w:val="26"/>
                 <w:szCs w:val="26"/>
               </w:rPr>
-              <w:t>。</w:t>
+              <w:t>3:30</w:t>
+            </w:r>
+            <w:r>
+              <w:rPr>
+                <w:rFonts w:ascii="Barlow Condensed Medium" w:eastAsia="標楷體" w:hAnsi="Barlow Condensed Medium" w:cs="Segoe UI Symbol" w:hint="eastAsia"/>
+                <w:w w:val="90"/>
+                <w:sz w:val="26"/>
+                <w:szCs w:val="26"/>
+              </w:rPr>
+              <w:t>舉行</w:t>
+            </w:r>
+            <w:r>
+              <w:rPr>
+                <w:rFonts w:ascii="Barlow Condensed Medium" w:eastAsia="標楷體" w:hAnsi="Barlow Condensed Medium" w:cs="Segoe UI Symbol" w:hint="eastAsia"/>
+                <w:w w:val="90"/>
+                <w:sz w:val="26"/>
+                <w:szCs w:val="26"/>
+              </w:rPr>
+              <w:t>徐儀芬</w:t>
+            </w:r>
+            <w:r>
+              <w:rPr>
+                <w:rFonts w:ascii="Barlow Condensed Medium" w:eastAsia="標楷體" w:hAnsi="Barlow Condensed Medium" w:cs="Segoe UI Symbol" w:hint="eastAsia"/>
+                <w:w w:val="90"/>
+                <w:sz w:val="26"/>
+                <w:szCs w:val="26"/>
+              </w:rPr>
+              <w:t>傳道師封立牧師</w:t>
+            </w:r>
+            <w:r>
+              <w:rPr>
+                <w:rFonts w:ascii="Barlow Condensed Medium" w:eastAsia="標楷體" w:hAnsi="Barlow Condensed Medium" w:cs="Segoe UI Symbol" w:hint="eastAsia"/>
+                <w:w w:val="90"/>
+                <w:sz w:val="26"/>
+                <w:szCs w:val="26"/>
+              </w:rPr>
+              <w:t>暨就任第六任牧師授職感恩禮拜。</w:t>
             </w:r>
           </w:p>
         </w:tc>
@@ -1732,7 +1490,16 @@
                 <w:sz w:val="26"/>
                 <w:szCs w:val="26"/>
               </w:rPr>
-              <w:t>6.</w:t>
+              <w:t>5</w:t>
+            </w:r>
+            <w:r>
+              <w:rPr>
+                <w:rFonts w:ascii="Barlow Condensed Medium" w:eastAsia="華康細黑體" w:hAnsi="Barlow Condensed Medium" w:hint="eastAsia"/>
+                <w:w w:val="90"/>
+                <w:sz w:val="26"/>
+                <w:szCs w:val="26"/>
+              </w:rPr>
+              <w:t>.</w:t>
             </w:r>
           </w:p>
         </w:tc>
@@ -1779,7 +1546,7 @@
                 <w:sz w:val="26"/>
                 <w:szCs w:val="26"/>
               </w:rPr>
-              <w:t>重新教會</w:t>
+              <w:t>第</w:t>
             </w:r>
             <w:r>
               <w:rPr>
@@ -1788,7 +1555,7 @@
                 <w:sz w:val="26"/>
                 <w:szCs w:val="26"/>
               </w:rPr>
-              <w:t>將於</w:t>
+              <w:t>64</w:t>
             </w:r>
             <w:r>
               <w:rPr>
@@ -1797,7 +1564,7 @@
                 <w:sz w:val="26"/>
                 <w:szCs w:val="26"/>
               </w:rPr>
-              <w:t>1</w:t>
+              <w:t>屆大專聖經神學研究班「起初，罪後」研讀《創世記》將於</w:t>
             </w:r>
             <w:r>
               <w:rPr>
@@ -1806,7 +1573,7 @@
                 <w:sz w:val="26"/>
                 <w:szCs w:val="26"/>
               </w:rPr>
-              <w:t>1</w:t>
+              <w:t>2027/01/25~30(</w:t>
             </w:r>
             <w:r>
               <w:rPr>
@@ -1815,7 +1582,7 @@
                 <w:sz w:val="26"/>
                 <w:szCs w:val="26"/>
               </w:rPr>
-              <w:t>/</w:t>
+              <w:t>一</w:t>
             </w:r>
             <w:r>
               <w:rPr>
@@ -1824,7 +1591,7 @@
                 <w:sz w:val="26"/>
                 <w:szCs w:val="26"/>
               </w:rPr>
-              <w:t>8</w:t>
+              <w:t>~</w:t>
             </w:r>
             <w:r>
               <w:rPr>
@@ -1833,7 +1600,7 @@
                 <w:sz w:val="26"/>
                 <w:szCs w:val="26"/>
               </w:rPr>
-              <w:t>主日下午</w:t>
+              <w:t>六</w:t>
             </w:r>
             <w:r>
               <w:rPr>
@@ -1842,7 +1609,7 @@
                 <w:sz w:val="26"/>
                 <w:szCs w:val="26"/>
               </w:rPr>
-              <w:t>3:30</w:t>
+              <w:t>)</w:t>
             </w:r>
             <w:r>
               <w:rPr>
@@ -1851,7 +1618,7 @@
                 <w:sz w:val="26"/>
                 <w:szCs w:val="26"/>
               </w:rPr>
-              <w:t>舉行</w:t>
+              <w:t>在新竹聖經學院舉行</w:t>
             </w:r>
             <w:r>
               <w:rPr>
@@ -1860,7 +1627,7 @@
                 <w:sz w:val="26"/>
                 <w:szCs w:val="26"/>
               </w:rPr>
-              <w:t>徐儀芬</w:t>
+              <w:t>。</w:t>
             </w:r>
             <w:r>
               <w:rPr>
@@ -1869,7 +1636,94 @@
                 <w:sz w:val="26"/>
                 <w:szCs w:val="26"/>
               </w:rPr>
-              <w:t>傳道師封立牧師</w:t>
+              <w:t>詳見公佈欄。</w:t>
+            </w:r>
+          </w:p>
+        </w:tc>
+      </w:tr>
+      <w:tr>
+        <w:tc>
+          <w:tcPr>
+            <w:tcW w:w="299" w:type="dxa"/>
+            <w:tcBorders>
+              <w:top w:val="nil"/>
+              <w:left w:val="nil"/>
+              <w:bottom w:val="nil"/>
+              <w:right w:val="nil"/>
+            </w:tcBorders>
+            <w:tcMar>
+              <w:left w:w="28" w:type="dxa"/>
+              <w:right w:w="28" w:type="dxa"/>
+            </w:tcMar>
+          </w:tcPr>
+          <w:p>
+            <w:pPr>
+              <w:snapToGrid w:val="0"/>
+              <w:spacing w:line="300" w:lineRule="exact"/>
+              <w:ind w:rightChars="11" w:right="26"/>
+              <w:jc w:val="right"/>
+              <w:rPr>
+                <w:rFonts w:ascii="Barlow Condensed Medium" w:eastAsia="華康細黑體" w:hAnsi="Barlow Condensed Medium"/>
+                <w:w w:val="90"/>
+                <w:sz w:val="26"/>
+                <w:szCs w:val="26"/>
+              </w:rPr>
+            </w:pPr>
+            <w:r>
+              <w:rPr>
+                <w:rFonts w:ascii="Barlow Condensed Medium" w:eastAsia="華康細黑體" w:hAnsi="Barlow Condensed Medium" w:hint="eastAsia"/>
+                <w:w w:val="90"/>
+                <w:sz w:val="26"/>
+                <w:szCs w:val="26"/>
+              </w:rPr>
+              <w:t>6</w:t>
+            </w:r>
+            <w:r>
+              <w:rPr>
+                <w:rFonts w:ascii="Barlow Condensed Medium" w:eastAsia="華康細黑體" w:hAnsi="Barlow Condensed Medium" w:hint="eastAsia"/>
+                <w:w w:val="90"/>
+                <w:sz w:val="26"/>
+                <w:szCs w:val="26"/>
+              </w:rPr>
+              <w:t>.</w:t>
+            </w:r>
+          </w:p>
+        </w:tc>
+        <w:tc>
+          <w:tcPr>
+            <w:tcW w:w="5622" w:type="dxa"/>
+            <w:tcBorders>
+              <w:top w:val="nil"/>
+              <w:left w:val="nil"/>
+              <w:bottom w:val="nil"/>
+              <w:right w:val="nil"/>
+            </w:tcBorders>
+            <w:tcMar>
+              <w:left w:w="28" w:type="dxa"/>
+              <w:right w:w="28" w:type="dxa"/>
+            </w:tcMar>
+          </w:tcPr>
+          <w:p>
+            <w:pPr>
+              <w:kinsoku w:val="0"/>
+              <w:snapToGrid w:val="0"/>
+              <w:spacing w:line="300" w:lineRule="exact"/>
+              <w:jc w:val="both"/>
+              <w:rPr>
+                <w:rFonts w:ascii="Barlow Condensed Medium" w:eastAsia="標楷體" w:hAnsi="Barlow Condensed Medium" w:cs="Segoe UI Symbol"/>
+                <w:w w:val="90"/>
+                <w:sz w:val="26"/>
+                <w:szCs w:val="26"/>
+              </w:rPr>
+            </w:pPr>
+            <w:r>
+              <w:rPr>
+                <w:rFonts w:ascii="Segoe UI Symbol" w:eastAsia="標楷體" w:hAnsi="Segoe UI Symbol" w:cs="Segoe UI Symbol"/>
+                <w:w w:val="90"/>
+                <w:sz w:val="26"/>
+                <w:szCs w:val="26"/>
+              </w:rPr>
+              <w:t>★</w:t>
             </w:r>
             <w:r>
               <w:rPr>
@@ -1878,7 +1732,70 @@
                 <w:sz w:val="26"/>
                 <w:szCs w:val="26"/>
               </w:rPr>
-              <w:t>暨就任第六任牧師授職感恩禮拜。</w:t>
+              <w:t>日光少年營「在黑暗中看見贖光」將於</w:t>
+            </w:r>
+            <w:r>
+              <w:rPr>
+                <w:rFonts w:ascii="Barlow Condensed Medium" w:eastAsia="標楷體" w:hAnsi="Barlow Condensed Medium" w:cs="Segoe UI Symbol" w:hint="eastAsia"/>
+                <w:w w:val="90"/>
+                <w:sz w:val="26"/>
+                <w:szCs w:val="26"/>
+              </w:rPr>
+              <w:t>2027/01/31-02/03(</w:t>
+            </w:r>
+            <w:r>
+              <w:rPr>
+                <w:rFonts w:ascii="Barlow Condensed Medium" w:eastAsia="標楷體" w:hAnsi="Barlow Condensed Medium" w:cs="Segoe UI Symbol" w:hint="eastAsia"/>
+                <w:w w:val="90"/>
+                <w:sz w:val="26"/>
+                <w:szCs w:val="26"/>
+              </w:rPr>
+              <w:t>日</w:t>
+            </w:r>
+            <w:r>
+              <w:rPr>
+                <w:rFonts w:ascii="Barlow Condensed Medium" w:eastAsia="標楷體" w:hAnsi="Barlow Condensed Medium" w:cs="Segoe UI Symbol" w:hint="eastAsia"/>
+                <w:w w:val="90"/>
+                <w:sz w:val="26"/>
+                <w:szCs w:val="26"/>
+              </w:rPr>
+              <w:t>~</w:t>
+            </w:r>
+            <w:r>
+              <w:rPr>
+                <w:rFonts w:ascii="Barlow Condensed Medium" w:eastAsia="標楷體" w:hAnsi="Barlow Condensed Medium" w:cs="Segoe UI Symbol" w:hint="eastAsia"/>
+                <w:w w:val="90"/>
+                <w:sz w:val="26"/>
+                <w:szCs w:val="26"/>
+              </w:rPr>
+              <w:t>三</w:t>
+            </w:r>
+            <w:r>
+              <w:rPr>
+                <w:rFonts w:ascii="Barlow Condensed Medium" w:eastAsia="標楷體" w:hAnsi="Barlow Condensed Medium" w:cs="Segoe UI Symbol" w:hint="eastAsia"/>
+                <w:w w:val="90"/>
+                <w:sz w:val="26"/>
+                <w:szCs w:val="26"/>
+              </w:rPr>
+              <w:t>)</w:t>
+            </w:r>
+            <w:r>
+              <w:rPr>
+                <w:rFonts w:ascii="Barlow Condensed Medium" w:eastAsia="標楷體" w:hAnsi="Barlow Condensed Medium" w:cs="Segoe UI Symbol" w:hint="eastAsia"/>
+                <w:w w:val="90"/>
+                <w:sz w:val="26"/>
+                <w:szCs w:val="26"/>
+              </w:rPr>
+              <w:t>在謝緯紀念營地舉行，詳見公佈欄</w:t>
+            </w:r>
+            <w:r>
+              <w:rPr>
+                <w:rFonts w:ascii="Barlow Condensed Medium" w:eastAsia="標楷體" w:hAnsi="Barlow Condensed Medium" w:cs="Segoe UI Symbol" w:hint="eastAsia"/>
+                <w:w w:val="90"/>
+                <w:sz w:val="26"/>
+                <w:szCs w:val="26"/>
+              </w:rPr>
+              <w:t>。</w:t>
             </w:r>
           </w:p>
         </w:tc>
@@ -2019,7 +1936,7 @@
                 <w:szCs w:val="26"/>
                 <w:lang w:bidi="he-IL"/>
               </w:rPr>
-              <w:t>(10/18)</w:t>
+              <w:t>(10/25)</w:t>
             </w:r>
             <w:r>
               <w:rPr>
@@ -2030,7 +1947,7 @@
                 <w:szCs w:val="26"/>
                 <w:lang w:bidi="he-IL"/>
               </w:rPr>
-              <w:t>為教會教育事工奉獻主日並於主日禮拜中慶祝重陽節，</w:t>
+              <w:t>勵友中心特派陳家鳳姊妹</w:t>
             </w:r>
             <w:r>
               <w:rPr>
@@ -2041,7 +1958,83 @@
                 <w:szCs w:val="26"/>
                 <w:lang w:bidi="he-IL"/>
               </w:rPr>
-              <w:t>致贈</w:t>
+              <w:t>前來本會報告關懷失學青少年的事工。</w:t>
+            </w:r>
+          </w:p>
+        </w:tc>
+      </w:tr>
+      <w:tr>
+        <w:tc>
+          <w:tcPr>
+            <w:tcW w:w="280" w:type="dxa"/>
+          </w:tcPr>
+          <w:p>
+            <w:pPr>
+              <w:snapToGrid w:val="0"/>
+              <w:spacing w:line="300" w:lineRule="exact"/>
+              <w:ind w:rightChars="11" w:right="26"/>
+              <w:jc w:val="right"/>
+              <w:rPr>
+                <w:rFonts w:ascii="Barlow Condensed Medium" w:eastAsia="華康細黑體" w:hAnsi="Barlow Condensed Medium"/>
+                <w:w w:val="90"/>
+                <w:sz w:val="26"/>
+                <w:szCs w:val="26"/>
+              </w:rPr>
+            </w:pPr>
+            <w:r>
+              <w:rPr>
+                <w:rFonts w:ascii="Barlow Condensed Medium" w:eastAsia="華康細黑體" w:hAnsi="Barlow Condensed Medium" w:hint="eastAsia"/>
+                <w:w w:val="90"/>
+                <w:sz w:val="26"/>
+                <w:szCs w:val="26"/>
+              </w:rPr>
+              <w:t>2.</w:t>
+            </w:r>
+          </w:p>
+        </w:tc>
+        <w:tc>
+          <w:tcPr>
+            <w:tcW w:w="5641" w:type="dxa"/>
+          </w:tcPr>
+          <w:p>
+            <w:pPr>
+              <w:kinsoku w:val="0"/>
+              <w:snapToGrid w:val="0"/>
+              <w:spacing w:line="300" w:lineRule="exact"/>
+              <w:jc w:val="both"/>
+              <w:rPr>
+                <w:rFonts w:ascii="Barlow Condensed Medium" w:eastAsia="標楷體" w:hAnsi="Barlow Condensed Medium" w:cs="Segoe UI Symbol"/>
+                <w:w w:val="90"/>
+                <w:sz w:val="26"/>
+                <w:szCs w:val="26"/>
+              </w:rPr>
+            </w:pPr>
+            <w:r>
+              <w:rPr>
+                <w:rFonts w:ascii="Segoe UI Symbol" w:eastAsia="標楷體" w:hAnsi="Segoe UI Symbol" w:cs="Segoe UI Symbol"/>
+                <w:w w:val="90"/>
+                <w:sz w:val="26"/>
+                <w:szCs w:val="26"/>
+              </w:rPr>
+              <w:t>★</w:t>
+            </w:r>
+            <w:r>
+              <w:rPr>
+                <w:rFonts w:ascii="Segoe UI Symbol" w:eastAsia="標楷體" w:hAnsi="Segoe UI Symbol" w:cs="Segoe UI Symbol" w:hint="eastAsia"/>
+                <w:w w:val="90"/>
+                <w:sz w:val="26"/>
+                <w:szCs w:val="26"/>
+              </w:rPr>
+              <w:t>下主日</w:t>
+            </w:r>
+            <w:r>
+              <w:rPr>
+                <w:rFonts w:ascii="Segoe UI Symbol" w:eastAsia="標楷體" w:hAnsi="Segoe UI Symbol" w:cs="Segoe UI Symbol" w:hint="eastAsia"/>
+                <w:w w:val="90"/>
+                <w:sz w:val="26"/>
+                <w:szCs w:val="26"/>
+              </w:rPr>
+              <w:t>(</w:t>
             </w:r>
             <w:r>
               <w:rPr>
@@ -2052,7 +2045,7 @@
                 <w:szCs w:val="26"/>
                 <w:lang w:bidi="he-IL"/>
               </w:rPr>
-              <w:t>70</w:t>
+              <w:t>11/1)</w:t>
             </w:r>
             <w:r>
               <w:rPr>
@@ -2063,7 +2056,7 @@
                 <w:szCs w:val="26"/>
                 <w:lang w:bidi="he-IL"/>
               </w:rPr>
-              <w:t>歲以上長者禮卷。</w:t>
+              <w:t>主日野外禮拜，請繼續報名。當日早上</w:t>
             </w:r>
             <w:r>
               <w:rPr>
@@ -2074,7 +2067,7 @@
                 <w:szCs w:val="26"/>
                 <w:lang w:bidi="he-IL"/>
               </w:rPr>
-              <w:t>願　神祝福</w:t>
+              <w:t>07:45</w:t>
             </w:r>
             <w:r>
               <w:rPr>
@@ -2085,7 +2078,7 @@
                 <w:szCs w:val="26"/>
                 <w:lang w:bidi="he-IL"/>
               </w:rPr>
-              <w:t>所有</w:t>
+              <w:t>教會集合，</w:t>
             </w:r>
             <w:r>
               <w:rPr>
@@ -2096,7 +2089,7 @@
                 <w:szCs w:val="26"/>
                 <w:lang w:bidi="he-IL"/>
               </w:rPr>
-              <w:t>長輩</w:t>
+              <w:t>08:00</w:t>
             </w:r>
             <w:r>
               <w:rPr>
@@ -2107,7 +2100,7 @@
                 <w:szCs w:val="26"/>
                 <w:lang w:bidi="he-IL"/>
               </w:rPr>
-              <w:t>們</w:t>
+              <w:t>搭車出發。</w:t>
             </w:r>
             <w:r>
               <w:rPr>
@@ -2118,7 +2111,7 @@
                 <w:szCs w:val="26"/>
                 <w:lang w:bidi="he-IL"/>
               </w:rPr>
-              <w:t>，賜下</w:t>
+              <w:t>10:00</w:t>
             </w:r>
             <w:r>
               <w:rPr>
@@ -2129,7 +2122,7 @@
                 <w:szCs w:val="26"/>
                 <w:lang w:bidi="he-IL"/>
               </w:rPr>
-              <w:t>生命</w:t>
+              <w:t>新竹聖經學院禮拜，</w:t>
             </w:r>
             <w:r>
               <w:rPr>
@@ -2140,7 +2133,7 @@
                 <w:szCs w:val="26"/>
                 <w:lang w:bidi="he-IL"/>
               </w:rPr>
-              <w:t>的冠冕</w:t>
+              <w:t>12:00</w:t>
             </w:r>
             <w:r>
               <w:rPr>
@@ -2151,65 +2144,7 @@
                 <w:szCs w:val="26"/>
                 <w:lang w:bidi="he-IL"/>
               </w:rPr>
-              <w:t>。</w:t>
-            </w:r>
-          </w:p>
-        </w:tc>
-      </w:tr>
-      <w:tr>
-        <w:tc>
-          <w:tcPr>
-            <w:tcW w:w="280" w:type="dxa"/>
-          </w:tcPr>
-          <w:p>
-            <w:pPr>
-              <w:snapToGrid w:val="0"/>
-              <w:spacing w:line="300" w:lineRule="exact"/>
-              <w:ind w:rightChars="11" w:right="26"/>
-              <w:jc w:val="right"/>
-              <w:rPr>
-                <w:rFonts w:ascii="Barlow Condensed Medium" w:eastAsia="華康細黑體" w:hAnsi="Barlow Condensed Medium"/>
-                <w:w w:val="90"/>
-                <w:sz w:val="26"/>
-                <w:szCs w:val="26"/>
-              </w:rPr>
-            </w:pPr>
-            <w:r>
-              <w:rPr>
-                <w:rFonts w:ascii="Barlow Condensed Medium" w:eastAsia="華康細黑體" w:hAnsi="Barlow Condensed Medium" w:hint="eastAsia"/>
-                <w:w w:val="90"/>
-                <w:sz w:val="26"/>
-                <w:szCs w:val="26"/>
-              </w:rPr>
-              <w:t>2.</w:t>
-            </w:r>
-          </w:p>
-        </w:tc>
-        <w:tc>
-          <w:tcPr>
-            <w:tcW w:w="5641" w:type="dxa"/>
-          </w:tcPr>
-          <w:p>
-            <w:pPr>
-              <w:kinsoku w:val="0"/>
-              <w:snapToGrid w:val="0"/>
-              <w:spacing w:line="300" w:lineRule="exact"/>
-              <w:jc w:val="both"/>
-              <w:rPr>
-                <w:rFonts w:ascii="Barlow Condensed Medium" w:eastAsia="標楷體" w:hAnsi="Barlow Condensed Medium" w:cs="Segoe UI Symbol"/>
-                <w:w w:val="90"/>
-                <w:sz w:val="26"/>
-                <w:szCs w:val="26"/>
-              </w:rPr>
-            </w:pPr>
-            <w:r>
-              <w:rPr>
-                <w:rFonts w:ascii="Segoe UI Symbol" w:eastAsia="標楷體" w:hAnsi="Segoe UI Symbol" w:cs="Segoe UI Symbol"/>
-                <w:w w:val="90"/>
-                <w:sz w:val="26"/>
-                <w:szCs w:val="26"/>
-              </w:rPr>
-              <w:t>★</w:t>
+              <w:t>南寮漁港海產午宴，回程參觀永安漁港，白沙岬燈塔，草漯沙丘地質公園，約</w:t>
             </w:r>
             <w:r>
               <w:rPr>
@@ -2220,7 +2155,7 @@
                 <w:szCs w:val="26"/>
                 <w:lang w:bidi="he-IL"/>
               </w:rPr>
-              <w:t>本主日</w:t>
+              <w:t>18:00</w:t>
             </w:r>
             <w:r>
               <w:rPr>
@@ -2231,8 +2166,66 @@
                 <w:szCs w:val="26"/>
                 <w:lang w:bidi="he-IL"/>
               </w:rPr>
-              <w:t>慶祝本會設教</w:t>
-            </w:r>
+              <w:t>回到教會。</w:t>
+            </w:r>
+          </w:p>
+        </w:tc>
+      </w:tr>
+      <w:tr>
+        <w:tc>
+          <w:tcPr>
+            <w:tcW w:w="280" w:type="dxa"/>
+          </w:tcPr>
+          <w:p>
+            <w:pPr>
+              <w:snapToGrid w:val="0"/>
+              <w:spacing w:line="300" w:lineRule="exact"/>
+              <w:ind w:rightChars="11" w:right="26"/>
+              <w:jc w:val="right"/>
+              <w:rPr>
+                <w:rFonts w:ascii="Barlow Condensed Medium" w:eastAsia="華康細黑體" w:hAnsi="Barlow Condensed Medium"/>
+                <w:w w:val="90"/>
+                <w:sz w:val="26"/>
+                <w:szCs w:val="26"/>
+              </w:rPr>
+            </w:pPr>
+            <w:r>
+              <w:rPr>
+                <w:rFonts w:ascii="Barlow Condensed Medium" w:eastAsia="華康細黑體" w:hAnsi="Barlow Condensed Medium" w:hint="eastAsia"/>
+                <w:w w:val="90"/>
+                <w:sz w:val="26"/>
+                <w:szCs w:val="26"/>
+              </w:rPr>
+              <w:t>3</w:t>
+            </w:r>
+            <w:r>
+              <w:rPr>
+                <w:rFonts w:ascii="Barlow Condensed Medium" w:eastAsia="華康細黑體" w:hAnsi="Barlow Condensed Medium" w:hint="eastAsia"/>
+                <w:w w:val="90"/>
+                <w:sz w:val="26"/>
+                <w:szCs w:val="26"/>
+              </w:rPr>
+              <w:t>.</w:t>
+            </w:r>
+          </w:p>
+        </w:tc>
+        <w:tc>
+          <w:tcPr>
+            <w:tcW w:w="5641" w:type="dxa"/>
+          </w:tcPr>
+          <w:p>
+            <w:pPr>
+              <w:kinsoku w:val="0"/>
+              <w:snapToGrid w:val="0"/>
+              <w:spacing w:line="300" w:lineRule="exact"/>
+              <w:jc w:val="both"/>
+              <w:rPr>
+                <w:rFonts w:ascii="Barlow Condensed Medium" w:eastAsia="標楷體" w:hAnsi="Barlow Condensed Medium" w:cs="Segoe UI Symbol"/>
+                <w:w w:val="90"/>
+                <w:sz w:val="26"/>
+                <w:szCs w:val="26"/>
+              </w:rPr>
+            </w:pPr>
             <w:r>
               <w:rPr>
                 <w:rFonts w:ascii="Barlow Condensed Medium" w:eastAsia="標楷體" w:hAnsi="Barlow Condensed Medium" w:cs="Segoe UI Symbol" w:hint="eastAsia"/>
@@ -2242,7 +2235,7 @@
                 <w:szCs w:val="26"/>
                 <w:lang w:bidi="he-IL"/>
               </w:rPr>
-              <w:t>33</w:t>
+              <w:t>今年下半年度的洗禮，預定在</w:t>
             </w:r>
             <w:r>
               <w:rPr>
@@ -2253,74 +2246,7 @@
                 <w:szCs w:val="26"/>
                 <w:lang w:bidi="he-IL"/>
               </w:rPr>
-              <w:t>週年，有愛餐加菜和切蛋糕。</w:t>
-            </w:r>
-          </w:p>
-        </w:tc>
-      </w:tr>
-      <w:tr>
-        <w:tc>
-          <w:tcPr>
-            <w:tcW w:w="280" w:type="dxa"/>
-          </w:tcPr>
-          <w:p>
-            <w:pPr>
-              <w:snapToGrid w:val="0"/>
-              <w:spacing w:line="300" w:lineRule="exact"/>
-              <w:ind w:rightChars="11" w:right="26"/>
-              <w:jc w:val="right"/>
-              <w:rPr>
-                <w:rFonts w:ascii="Barlow Condensed Medium" w:eastAsia="華康細黑體" w:hAnsi="Barlow Condensed Medium"/>
-                <w:w w:val="90"/>
-                <w:sz w:val="26"/>
-                <w:szCs w:val="26"/>
-              </w:rPr>
-            </w:pPr>
-            <w:r>
-              <w:rPr>
-                <w:rFonts w:ascii="Barlow Condensed Medium" w:eastAsia="華康細黑體" w:hAnsi="Barlow Condensed Medium" w:hint="eastAsia"/>
-                <w:w w:val="90"/>
-                <w:sz w:val="26"/>
-                <w:szCs w:val="26"/>
-              </w:rPr>
-              <w:t>3</w:t>
-            </w:r>
-            <w:r>
-              <w:rPr>
-                <w:rFonts w:ascii="Barlow Condensed Medium" w:eastAsia="華康細黑體" w:hAnsi="Barlow Condensed Medium" w:hint="eastAsia"/>
-                <w:w w:val="90"/>
-                <w:sz w:val="26"/>
-                <w:szCs w:val="26"/>
-              </w:rPr>
-              <w:t>.</w:t>
-            </w:r>
-          </w:p>
-        </w:tc>
-        <w:tc>
-          <w:tcPr>
-            <w:tcW w:w="5641" w:type="dxa"/>
-          </w:tcPr>
-          <w:p>
-            <w:pPr>
-              <w:kinsoku w:val="0"/>
-              <w:snapToGrid w:val="0"/>
-              <w:spacing w:line="300" w:lineRule="exact"/>
-              <w:jc w:val="both"/>
-              <w:rPr>
-                <w:rFonts w:ascii="Barlow Condensed Medium" w:eastAsia="標楷體" w:hAnsi="Barlow Condensed Medium" w:cs="Segoe UI Symbol"/>
-                <w:w w:val="90"/>
-                <w:sz w:val="26"/>
-                <w:szCs w:val="26"/>
-              </w:rPr>
-            </w:pPr>
-            <w:r>
-              <w:rPr>
-                <w:rFonts w:ascii="Segoe UI Symbol" w:eastAsia="標楷體" w:hAnsi="Segoe UI Symbol" w:cs="Segoe UI Symbol"/>
-                <w:w w:val="90"/>
-                <w:sz w:val="26"/>
-                <w:szCs w:val="26"/>
-              </w:rPr>
-              <w:t>★</w:t>
+              <w:t>12/13</w:t>
             </w:r>
             <w:r>
               <w:rPr>
@@ -2331,7 +2257,7 @@
                 <w:szCs w:val="26"/>
                 <w:lang w:bidi="he-IL"/>
               </w:rPr>
-              <w:t>下主日</w:t>
+              <w:t>主日。成人或小兒洗禮請向王牧師報名。成人需要上慕道班</w:t>
             </w:r>
             <w:r>
               <w:rPr>
@@ -2342,7 +2268,74 @@
                 <w:szCs w:val="26"/>
                 <w:lang w:bidi="he-IL"/>
               </w:rPr>
-              <w:t>(10/25)</w:t>
+              <w:t>。</w:t>
+            </w:r>
+          </w:p>
+        </w:tc>
+      </w:tr>
+      <w:tr>
+        <w:tc>
+          <w:tcPr>
+            <w:tcW w:w="280" w:type="dxa"/>
+          </w:tcPr>
+          <w:p>
+            <w:pPr>
+              <w:snapToGrid w:val="0"/>
+              <w:spacing w:line="300" w:lineRule="exact"/>
+              <w:ind w:rightChars="11" w:right="26"/>
+              <w:jc w:val="right"/>
+              <w:rPr>
+                <w:rFonts w:ascii="Barlow Condensed Medium" w:eastAsia="華康細黑體" w:hAnsi="Barlow Condensed Medium"/>
+                <w:w w:val="90"/>
+                <w:sz w:val="26"/>
+                <w:szCs w:val="26"/>
+              </w:rPr>
+            </w:pPr>
+            <w:r>
+              <w:rPr>
+                <w:rFonts w:ascii="Barlow Condensed Medium" w:eastAsia="華康細黑體" w:hAnsi="Barlow Condensed Medium" w:hint="eastAsia"/>
+                <w:w w:val="90"/>
+                <w:sz w:val="26"/>
+                <w:szCs w:val="26"/>
+              </w:rPr>
+              <w:t>4</w:t>
+            </w:r>
+            <w:r>
+              <w:rPr>
+                <w:rFonts w:ascii="Barlow Condensed Medium" w:eastAsia="華康細黑體" w:hAnsi="Barlow Condensed Medium" w:hint="eastAsia"/>
+                <w:w w:val="90"/>
+                <w:sz w:val="26"/>
+                <w:szCs w:val="26"/>
+              </w:rPr>
+              <w:t>.</w:t>
+            </w:r>
+          </w:p>
+        </w:tc>
+        <w:tc>
+          <w:tcPr>
+            <w:tcW w:w="5641" w:type="dxa"/>
+          </w:tcPr>
+          <w:p>
+            <w:pPr>
+              <w:kinsoku w:val="0"/>
+              <w:snapToGrid w:val="0"/>
+              <w:spacing w:line="300" w:lineRule="exact"/>
+              <w:jc w:val="both"/>
+              <w:rPr>
+                <w:rFonts w:ascii="Barlow Condensed Medium" w:eastAsia="標楷體" w:hAnsi="Barlow Condensed Medium" w:cs="Segoe UI Symbol"/>
+                <w:w w:val="90"/>
+                <w:sz w:val="26"/>
+                <w:szCs w:val="26"/>
+              </w:rPr>
+            </w:pPr>
+            <w:r>
+              <w:rPr>
+                <w:rFonts w:ascii="Barlow Condensed Medium" w:eastAsia="標楷體" w:hAnsi="Barlow Condensed Medium" w:cs="Segoe UI Symbol" w:hint="eastAsia"/>
+                <w:w w:val="90"/>
+                <w:sz w:val="26"/>
+                <w:szCs w:val="26"/>
+              </w:rPr>
+              <w:t>邀請兄姊在主日禮拜中作</w:t>
             </w:r>
             <w:r>
               <w:rPr>
@@ -2353,74 +2346,7 @@
                 <w:szCs w:val="26"/>
                 <w:lang w:bidi="he-IL"/>
               </w:rPr>
-              <w:t>有勵友中心的同工前來本會報告關懷失學青少年的事工。</w:t>
-            </w:r>
-          </w:p>
-        </w:tc>
-      </w:tr>
-      <w:tr>
-        <w:tc>
-          <w:tcPr>
-            <w:tcW w:w="280" w:type="dxa"/>
-          </w:tcPr>
-          <w:p>
-            <w:pPr>
-              <w:snapToGrid w:val="0"/>
-              <w:spacing w:line="300" w:lineRule="exact"/>
-              <w:ind w:rightChars="11" w:right="26"/>
-              <w:jc w:val="right"/>
-              <w:rPr>
-                <w:rFonts w:ascii="Barlow Condensed Medium" w:eastAsia="華康細黑體" w:hAnsi="Barlow Condensed Medium"/>
-                <w:w w:val="90"/>
-                <w:sz w:val="26"/>
-                <w:szCs w:val="26"/>
-              </w:rPr>
-            </w:pPr>
-            <w:r>
-              <w:rPr>
-                <w:rFonts w:ascii="Barlow Condensed Medium" w:eastAsia="華康細黑體" w:hAnsi="Barlow Condensed Medium" w:hint="eastAsia"/>
-                <w:w w:val="90"/>
-                <w:sz w:val="26"/>
-                <w:szCs w:val="26"/>
-              </w:rPr>
-              <w:t>4</w:t>
-            </w:r>
-            <w:r>
-              <w:rPr>
-                <w:rFonts w:ascii="Barlow Condensed Medium" w:eastAsia="華康細黑體" w:hAnsi="Barlow Condensed Medium" w:hint="eastAsia"/>
-                <w:w w:val="90"/>
-                <w:sz w:val="26"/>
-                <w:szCs w:val="26"/>
-              </w:rPr>
-              <w:t>.</w:t>
-            </w:r>
-          </w:p>
-        </w:tc>
-        <w:tc>
-          <w:tcPr>
-            <w:tcW w:w="5641" w:type="dxa"/>
-          </w:tcPr>
-          <w:p>
-            <w:pPr>
-              <w:kinsoku w:val="0"/>
-              <w:snapToGrid w:val="0"/>
-              <w:spacing w:line="300" w:lineRule="exact"/>
-              <w:jc w:val="both"/>
-              <w:rPr>
-                <w:rFonts w:ascii="Barlow Condensed Medium" w:eastAsia="標楷體" w:hAnsi="Barlow Condensed Medium" w:cs="Segoe UI Symbol"/>
-                <w:w w:val="90"/>
-                <w:sz w:val="26"/>
-                <w:szCs w:val="26"/>
-              </w:rPr>
-            </w:pPr>
-            <w:r>
-              <w:rPr>
-                <w:rFonts w:ascii="Segoe UI Symbol" w:eastAsia="標楷體" w:hAnsi="Segoe UI Symbol" w:cs="Segoe UI Symbol"/>
-                <w:w w:val="90"/>
-                <w:sz w:val="26"/>
-                <w:szCs w:val="26"/>
-              </w:rPr>
-              <w:t>★</w:t>
+              <w:t>5-10</w:t>
             </w:r>
             <w:r>
               <w:rPr>
@@ -2431,7 +2357,16 @@
                 <w:szCs w:val="26"/>
                 <w:lang w:bidi="he-IL"/>
               </w:rPr>
-              <w:t>11/1</w:t>
+              <w:t>鐘</w:t>
+            </w:r>
+            <w:r>
+              <w:rPr>
+                <w:rFonts w:ascii="Barlow Condensed Medium" w:eastAsia="標楷體" w:hAnsi="Barlow Condensed Medium" w:cs="Segoe UI Symbol" w:hint="eastAsia"/>
+                <w:w w:val="90"/>
+                <w:sz w:val="26"/>
+                <w:szCs w:val="26"/>
+              </w:rPr>
+              <w:t>個人見證。</w:t>
             </w:r>
             <w:r>
               <w:rPr>
@@ -2442,7 +2377,7 @@
                 <w:szCs w:val="26"/>
                 <w:lang w:bidi="he-IL"/>
               </w:rPr>
-              <w:t>主日野外禮拜</w:t>
+              <w:t>有感動的兄姊可以向王牧師報名</w:t>
             </w:r>
             <w:r>
               <w:rPr>
@@ -2453,138 +2388,6 @@
                 <w:szCs w:val="26"/>
                 <w:lang w:bidi="he-IL"/>
               </w:rPr>
-              <w:t>，</w:t>
-            </w:r>
-            <w:r>
-              <w:rPr>
-                <w:rFonts w:ascii="Barlow Condensed Medium" w:eastAsia="標楷體" w:hAnsi="Barlow Condensed Medium" w:cs="Segoe UI Symbol" w:hint="eastAsia"/>
-                <w:noProof/>
-                <w:w w:val="90"/>
-                <w:sz w:val="26"/>
-                <w:szCs w:val="26"/>
-                <w:lang w:bidi="he-IL"/>
-              </w:rPr>
-              <w:t>請繼續報名。當日</w:t>
-            </w:r>
-            <w:r>
-              <w:rPr>
-                <w:rFonts w:ascii="Barlow Condensed Medium" w:eastAsia="標楷體" w:hAnsi="Barlow Condensed Medium" w:cs="Segoe UI Symbol" w:hint="eastAsia"/>
-                <w:noProof/>
-                <w:w w:val="90"/>
-                <w:sz w:val="26"/>
-                <w:szCs w:val="26"/>
-                <w:lang w:bidi="he-IL"/>
-              </w:rPr>
-              <w:t>07:45</w:t>
-            </w:r>
-            <w:r>
-              <w:rPr>
-                <w:rFonts w:ascii="Barlow Condensed Medium" w:eastAsia="標楷體" w:hAnsi="Barlow Condensed Medium" w:cs="Segoe UI Symbol" w:hint="eastAsia"/>
-                <w:noProof/>
-                <w:w w:val="90"/>
-                <w:sz w:val="26"/>
-                <w:szCs w:val="26"/>
-                <w:lang w:bidi="he-IL"/>
-              </w:rPr>
-              <w:t>集合，</w:t>
-            </w:r>
-            <w:r>
-              <w:rPr>
-                <w:rFonts w:ascii="Barlow Condensed Medium" w:eastAsia="標楷體" w:hAnsi="Barlow Condensed Medium" w:cs="Segoe UI Symbol" w:hint="eastAsia"/>
-                <w:noProof/>
-                <w:w w:val="90"/>
-                <w:sz w:val="26"/>
-                <w:szCs w:val="26"/>
-                <w:lang w:bidi="he-IL"/>
-              </w:rPr>
-              <w:t>10:00</w:t>
-            </w:r>
-            <w:r>
-              <w:rPr>
-                <w:rFonts w:ascii="Barlow Condensed Medium" w:eastAsia="標楷體" w:hAnsi="Barlow Condensed Medium" w:cs="Segoe UI Symbol" w:hint="eastAsia"/>
-                <w:noProof/>
-                <w:w w:val="90"/>
-                <w:sz w:val="26"/>
-                <w:szCs w:val="26"/>
-                <w:lang w:bidi="he-IL"/>
-              </w:rPr>
-              <w:t>新竹聖經學院</w:t>
-            </w:r>
-            <w:r>
-              <w:rPr>
-                <w:rFonts w:ascii="Barlow Condensed Medium" w:eastAsia="標楷體" w:hAnsi="Barlow Condensed Medium" w:cs="Segoe UI Symbol" w:hint="eastAsia"/>
-                <w:noProof/>
-                <w:w w:val="90"/>
-                <w:sz w:val="26"/>
-                <w:szCs w:val="26"/>
-                <w:lang w:bidi="he-IL"/>
-              </w:rPr>
-              <w:t>禮拜</w:t>
-            </w:r>
-            <w:r>
-              <w:rPr>
-                <w:rFonts w:ascii="Barlow Condensed Medium" w:eastAsia="標楷體" w:hAnsi="Barlow Condensed Medium" w:cs="Segoe UI Symbol" w:hint="eastAsia"/>
-                <w:noProof/>
-                <w:w w:val="90"/>
-                <w:sz w:val="26"/>
-                <w:szCs w:val="26"/>
-                <w:lang w:bidi="he-IL"/>
-              </w:rPr>
-              <w:t>，</w:t>
-            </w:r>
-            <w:r>
-              <w:rPr>
-                <w:rFonts w:ascii="Barlow Condensed Medium" w:eastAsia="標楷體" w:hAnsi="Barlow Condensed Medium" w:cs="Segoe UI Symbol" w:hint="eastAsia"/>
-                <w:noProof/>
-                <w:w w:val="90"/>
-                <w:sz w:val="26"/>
-                <w:szCs w:val="26"/>
-                <w:lang w:bidi="he-IL"/>
-              </w:rPr>
-              <w:t>11:30</w:t>
-            </w:r>
-            <w:r>
-              <w:rPr>
-                <w:rFonts w:ascii="Barlow Condensed Medium" w:eastAsia="標楷體" w:hAnsi="Barlow Condensed Medium" w:cs="Segoe UI Symbol" w:hint="eastAsia"/>
-                <w:noProof/>
-                <w:w w:val="90"/>
-                <w:sz w:val="26"/>
-                <w:szCs w:val="26"/>
-                <w:lang w:bidi="he-IL"/>
-              </w:rPr>
-              <w:t>南寮漁港吃海產，回程參觀永安漁港，觀音燈塔，八里右岸賞落日，</w:t>
-            </w:r>
-            <w:r>
-              <w:rPr>
-                <w:rFonts w:ascii="Barlow Condensed Medium" w:eastAsia="標楷體" w:hAnsi="Barlow Condensed Medium" w:cs="Segoe UI Symbol" w:hint="eastAsia"/>
-                <w:noProof/>
-                <w:w w:val="90"/>
-                <w:sz w:val="26"/>
-                <w:szCs w:val="26"/>
-                <w:lang w:bidi="he-IL"/>
-              </w:rPr>
-              <w:t>18:00</w:t>
-            </w:r>
-            <w:r>
-              <w:rPr>
-                <w:rFonts w:ascii="Barlow Condensed Medium" w:eastAsia="標楷體" w:hAnsi="Barlow Condensed Medium" w:cs="Segoe UI Symbol" w:hint="eastAsia"/>
-                <w:noProof/>
-                <w:w w:val="90"/>
-                <w:sz w:val="26"/>
-                <w:szCs w:val="26"/>
-                <w:lang w:bidi="he-IL"/>
-              </w:rPr>
-              <w:t>回到教會</w:t>
-            </w:r>
-            <w:r>
-              <w:rPr>
-                <w:rFonts w:ascii="Barlow Condensed Medium" w:eastAsia="標楷體" w:hAnsi="Barlow Condensed Medium" w:cs="Segoe UI Symbol" w:hint="eastAsia"/>
-                <w:noProof/>
-                <w:w w:val="90"/>
-                <w:sz w:val="26"/>
-                <w:szCs w:val="26"/>
-                <w:lang w:bidi="he-IL"/>
-              </w:rPr>
               <w:t>。</w:t>
             </w:r>
           </w:p>
@@ -2608,24 +2411,6 @@
                 <w:szCs w:val="26"/>
               </w:rPr>
             </w:pPr>
-            <w:r>
-              <w:rPr>
-                <w:rFonts w:ascii="Barlow Condensed Medium" w:eastAsia="華康細黑體" w:hAnsi="Barlow Condensed Medium" w:hint="eastAsia"/>
-                <w:w w:val="90"/>
-                <w:sz w:val="26"/>
-                <w:szCs w:val="26"/>
-              </w:rPr>
-              <w:t>5</w:t>
-            </w:r>
-            <w:r>
-              <w:rPr>
-                <w:rFonts w:ascii="Barlow Condensed Medium" w:eastAsia="華康細黑體" w:hAnsi="Barlow Condensed Medium" w:hint="eastAsia"/>
-                <w:w w:val="90"/>
-                <w:sz w:val="26"/>
-                <w:szCs w:val="26"/>
-              </w:rPr>
-              <w:t>.</w:t>
-            </w:r>
           </w:p>
         </w:tc>
         <w:tc>
@@ -2645,223 +2430,6 @@
                 <w:szCs w:val="26"/>
               </w:rPr>
             </w:pPr>
-            <w:r>
-              <w:rPr>
-                <w:rFonts w:ascii="Segoe UI Symbol" w:eastAsia="標楷體" w:hAnsi="Segoe UI Symbol" w:cs="Segoe UI Symbol"/>
-                <w:w w:val="90"/>
-                <w:sz w:val="26"/>
-                <w:szCs w:val="26"/>
-              </w:rPr>
-              <w:t>★</w:t>
-            </w:r>
-            <w:r>
-              <w:rPr>
-                <w:rFonts w:ascii="Barlow Condensed Medium" w:eastAsia="標楷體" w:hAnsi="Barlow Condensed Medium" w:cs="Segoe UI Symbol" w:hint="eastAsia"/>
-                <w:noProof/>
-                <w:w w:val="90"/>
-                <w:sz w:val="26"/>
-                <w:szCs w:val="26"/>
-                <w:lang w:bidi="he-IL"/>
-              </w:rPr>
-              <w:t>今年下半年度的洗禮，預定在</w:t>
-            </w:r>
-            <w:r>
-              <w:rPr>
-                <w:rFonts w:ascii="Barlow Condensed Medium" w:eastAsia="標楷體" w:hAnsi="Barlow Condensed Medium" w:cs="Segoe UI Symbol" w:hint="eastAsia"/>
-                <w:noProof/>
-                <w:w w:val="90"/>
-                <w:sz w:val="26"/>
-                <w:szCs w:val="26"/>
-                <w:lang w:bidi="he-IL"/>
-              </w:rPr>
-              <w:t>12/13</w:t>
-            </w:r>
-            <w:r>
-              <w:rPr>
-                <w:rFonts w:ascii="Barlow Condensed Medium" w:eastAsia="標楷體" w:hAnsi="Barlow Condensed Medium" w:cs="Segoe UI Symbol" w:hint="eastAsia"/>
-                <w:noProof/>
-                <w:w w:val="90"/>
-                <w:sz w:val="26"/>
-                <w:szCs w:val="26"/>
-                <w:lang w:bidi="he-IL"/>
-              </w:rPr>
-              <w:t>主日。成人或小兒洗禮請向王牧師報名。成人需要上慕道班</w:t>
-            </w:r>
-            <w:r>
-              <w:rPr>
-                <w:rFonts w:ascii="Barlow Condensed Medium" w:eastAsia="標楷體" w:hAnsi="Barlow Condensed Medium" w:cs="Segoe UI Symbol" w:hint="eastAsia"/>
-                <w:noProof/>
-                <w:w w:val="90"/>
-                <w:sz w:val="26"/>
-                <w:szCs w:val="26"/>
-                <w:lang w:bidi="he-IL"/>
-              </w:rPr>
-              <w:t>(10/25</w:t>
-            </w:r>
-            <w:r>
-              <w:rPr>
-                <w:rFonts w:ascii="Barlow Condensed Medium" w:eastAsia="標楷體" w:hAnsi="Barlow Condensed Medium" w:cs="Segoe UI Symbol" w:hint="eastAsia"/>
-                <w:noProof/>
-                <w:w w:val="90"/>
-                <w:sz w:val="26"/>
-                <w:szCs w:val="26"/>
-                <w:lang w:bidi="he-IL"/>
-              </w:rPr>
-              <w:t>起</w:t>
-            </w:r>
-            <w:r>
-              <w:rPr>
-                <w:rFonts w:ascii="Barlow Condensed Medium" w:eastAsia="標楷體" w:hAnsi="Barlow Condensed Medium" w:cs="Segoe UI Symbol" w:hint="eastAsia"/>
-                <w:noProof/>
-                <w:w w:val="90"/>
-                <w:sz w:val="26"/>
-                <w:szCs w:val="26"/>
-                <w:lang w:bidi="he-IL"/>
-              </w:rPr>
-              <w:t>5</w:t>
-            </w:r>
-            <w:r>
-              <w:rPr>
-                <w:rFonts w:ascii="Barlow Condensed Medium" w:eastAsia="標楷體" w:hAnsi="Barlow Condensed Medium" w:cs="Segoe UI Symbol" w:hint="eastAsia"/>
-                <w:noProof/>
-                <w:w w:val="90"/>
-                <w:sz w:val="26"/>
-                <w:szCs w:val="26"/>
-                <w:lang w:bidi="he-IL"/>
-              </w:rPr>
-              <w:t>週</w:t>
-            </w:r>
-            <w:r>
-              <w:rPr>
-                <w:rFonts w:ascii="Barlow Condensed Medium" w:eastAsia="標楷體" w:hAnsi="Barlow Condensed Medium" w:cs="Segoe UI Symbol" w:hint="eastAsia"/>
-                <w:noProof/>
-                <w:w w:val="90"/>
-                <w:sz w:val="26"/>
-                <w:szCs w:val="26"/>
-                <w:lang w:bidi="he-IL"/>
-              </w:rPr>
-              <w:t>)</w:t>
-            </w:r>
-            <w:r>
-              <w:rPr>
-                <w:rFonts w:ascii="Barlow Condensed Medium" w:eastAsia="標楷體" w:hAnsi="Barlow Condensed Medium" w:cs="Segoe UI Symbol" w:hint="eastAsia"/>
-                <w:noProof/>
-                <w:w w:val="90"/>
-                <w:sz w:val="26"/>
-                <w:szCs w:val="26"/>
-                <w:lang w:bidi="he-IL"/>
-              </w:rPr>
-              <w:t>。</w:t>
-            </w:r>
-          </w:p>
-        </w:tc>
-      </w:tr>
-      <w:tr>
-        <w:tc>
-          <w:tcPr>
-            <w:tcW w:w="280" w:type="dxa"/>
-          </w:tcPr>
-          <w:p>
-            <w:pPr>
-              <w:snapToGrid w:val="0"/>
-              <w:spacing w:line="300" w:lineRule="exact"/>
-              <w:ind w:rightChars="11" w:right="26"/>
-              <w:jc w:val="right"/>
-              <w:rPr>
-                <w:rFonts w:ascii="Barlow Condensed Medium" w:eastAsia="華康細黑體" w:hAnsi="Barlow Condensed Medium"/>
-                <w:w w:val="90"/>
-                <w:sz w:val="26"/>
-                <w:szCs w:val="26"/>
-              </w:rPr>
-            </w:pPr>
-            <w:r>
-              <w:rPr>
-                <w:rFonts w:ascii="Barlow Condensed Medium" w:eastAsia="華康細黑體" w:hAnsi="Barlow Condensed Medium" w:hint="eastAsia"/>
-                <w:w w:val="90"/>
-                <w:sz w:val="26"/>
-                <w:szCs w:val="26"/>
-              </w:rPr>
-              <w:t>6.</w:t>
-            </w:r>
-          </w:p>
-        </w:tc>
-        <w:tc>
-          <w:tcPr>
-            <w:tcW w:w="5641" w:type="dxa"/>
-          </w:tcPr>
-          <w:p>
-            <w:pPr>
-              <w:kinsoku w:val="0"/>
-              <w:snapToGrid w:val="0"/>
-              <w:spacing w:line="300" w:lineRule="exact"/>
-              <w:jc w:val="both"/>
-              <w:rPr>
-                <w:rFonts w:ascii="Barlow Condensed Medium" w:eastAsia="標楷體" w:hAnsi="Barlow Condensed Medium" w:cs="Segoe UI Symbol"/>
-                <w:w w:val="90"/>
-                <w:sz w:val="26"/>
-                <w:szCs w:val="26"/>
-              </w:rPr>
-            </w:pPr>
-            <w:r>
-              <w:rPr>
-                <w:rFonts w:ascii="Segoe UI Symbol" w:eastAsia="標楷體" w:hAnsi="Segoe UI Symbol" w:cs="Segoe UI Symbol"/>
-                <w:w w:val="90"/>
-                <w:sz w:val="26"/>
-                <w:szCs w:val="26"/>
-              </w:rPr>
-              <w:t>★</w:t>
-            </w:r>
-            <w:r>
-              <w:rPr>
-                <w:rFonts w:ascii="Barlow Condensed Medium" w:eastAsia="標楷體" w:hAnsi="Barlow Condensed Medium" w:cs="Segoe UI Symbol" w:hint="eastAsia"/>
-                <w:w w:val="90"/>
-                <w:sz w:val="26"/>
-                <w:szCs w:val="26"/>
-              </w:rPr>
-              <w:t>邀請兄姊在主日禮拜中作</w:t>
-            </w:r>
-            <w:r>
-              <w:rPr>
-                <w:rFonts w:ascii="Barlow Condensed Medium" w:eastAsia="標楷體" w:hAnsi="Barlow Condensed Medium" w:cs="Segoe UI Symbol" w:hint="eastAsia"/>
-                <w:noProof/>
-                <w:w w:val="90"/>
-                <w:sz w:val="26"/>
-                <w:szCs w:val="26"/>
-                <w:lang w:bidi="he-IL"/>
-              </w:rPr>
-              <w:t>5-10</w:t>
-            </w:r>
-            <w:r>
-              <w:rPr>
-                <w:rFonts w:ascii="Barlow Condensed Medium" w:eastAsia="標楷體" w:hAnsi="Barlow Condensed Medium" w:cs="Segoe UI Symbol" w:hint="eastAsia"/>
-                <w:noProof/>
-                <w:w w:val="90"/>
-                <w:sz w:val="26"/>
-                <w:szCs w:val="26"/>
-                <w:lang w:bidi="he-IL"/>
-              </w:rPr>
-              <w:t>鐘</w:t>
-            </w:r>
-            <w:r>
-              <w:rPr>
-                <w:rFonts w:ascii="Barlow Condensed Medium" w:eastAsia="標楷體" w:hAnsi="Barlow Condensed Medium" w:cs="Segoe UI Symbol" w:hint="eastAsia"/>
-                <w:w w:val="90"/>
-                <w:sz w:val="26"/>
-                <w:szCs w:val="26"/>
-              </w:rPr>
-              <w:t>個人見證。</w:t>
-            </w:r>
-            <w:r>
-              <w:rPr>
-                <w:rFonts w:ascii="Barlow Condensed Medium" w:eastAsia="標楷體" w:hAnsi="Barlow Condensed Medium" w:cs="Segoe UI Symbol" w:hint="eastAsia"/>
-                <w:noProof/>
-                <w:w w:val="90"/>
-                <w:sz w:val="26"/>
-                <w:szCs w:val="26"/>
-                <w:lang w:bidi="he-IL"/>
-              </w:rPr>
-              <w:t>有感動的兄姊可以向王牧師報名，本主日邀請楊賜郎弟兄見證。</w:t>
-            </w:r>
           </w:p>
         </w:tc>
       </w:tr>
@@ -2877,6 +2445,8 @@
           <w:szCs w:val="28"/>
         </w:rPr>
       </w:pPr>
+      <w:bookmarkStart w:id="6" w:name="_GoBack"/>
+      <w:bookmarkEnd w:id="6"/>
       <w:r>
         <w:rPr>
           <w:rFonts w:ascii="Barlow Condensed Medium" w:eastAsia="華康正顏楷體W9" w:hAnsi="Barlow Condensed Medium" w:cstheme="minorHAnsi"/>
@@ -3563,6 +3133,9 @@
         </w:tc>
       </w:tr>
       <w:tr>
+        <w:trPr>
+          <w:trHeight w:val="182"/>
+        </w:trPr>
         <w:tc>
           <w:tcPr>
             <w:tcW w:w="336" w:type="dxa"/>
@@ -3638,7 +3211,25 @@
                 <w:sz w:val="26"/>
                 <w:szCs w:val="26"/>
               </w:rPr>
-              <w:t>李清貴。</w:t>
+              <w:t>李清貴</w:t>
+            </w:r>
+            <w:r>
+              <w:rPr>
+                <w:rFonts w:ascii="Barlow Condensed Medium" w:eastAsia="標楷體" w:hAnsi="Barlow Condensed Medium" w:cstheme="minorHAnsi" w:hint="eastAsia"/>
+                <w:w w:val="90"/>
+                <w:sz w:val="26"/>
+                <w:szCs w:val="26"/>
+              </w:rPr>
+              <w:t>、楊家華</w:t>
+            </w:r>
+            <w:r>
+              <w:rPr>
+                <w:rFonts w:ascii="Barlow Condensed Medium" w:eastAsia="標楷體" w:hAnsi="Barlow Condensed Medium" w:cstheme="minorHAnsi" w:hint="eastAsia"/>
+                <w:w w:val="90"/>
+                <w:sz w:val="26"/>
+                <w:szCs w:val="26"/>
+              </w:rPr>
+              <w:t>。</w:t>
             </w:r>
           </w:p>
         </w:tc>
@@ -3719,16 +3310,7 @@
                 <w:sz w:val="26"/>
                 <w:szCs w:val="26"/>
               </w:rPr>
-              <w:t>呂信男、</w:t>
-            </w:r>
-            <w:r>
-              <w:rPr>
-                <w:rFonts w:ascii="Barlow Condensed Medium" w:eastAsia="標楷體" w:hAnsi="Barlow Condensed Medium" w:cstheme="minorHAnsi" w:hint="eastAsia"/>
-                <w:w w:val="90"/>
-                <w:sz w:val="26"/>
-                <w:szCs w:val="26"/>
-              </w:rPr>
-              <w:t>楊家華</w:t>
+              <w:t>呂信男</w:t>
             </w:r>
             <w:r>
               <w:rPr>
@@ -4319,6 +3901,7 @@
       <w:r>
         <w:rPr>
           <w:noProof/>
+          <w:lang w:bidi="he-IL"/>
         </w:rPr>
         <mc:AlternateContent>
           <mc:Choice Requires="wpg">
@@ -4480,7 +4063,7 @@
           </mc:Choice>
           <mc:Fallback>
             <w:pict>
-              <v:group w14:anchorId="789743EB" id="群組 21" o:spid="_x0000_s1026" style="position:absolute;margin-left:538.15pt;margin-top:28.9pt;width:134.65pt;height:261.65pt;z-index:251664896;mso-position-horizontal-relative:page;mso-position-vertical-relative:page;mso-width-relative:margin;mso-height-relative:margin" coordsize="17094,33223" o:gfxdata="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">
+              <v:group w14:anchorId="789743EB" id="群組 21" o:spid="_x0000_s1026" style="position:absolute;margin-left:538.15pt;margin-top:28.9pt;width:134.65pt;height:261.65pt;z-index:251664896;mso-position-horizontal-relative:page;mso-position-vertical-relative:page;mso-width-relative:margin;mso-height-relative:margin" coordsize="17094,33223" o:gfxdata="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">
                 <v:shapetype id="_x0000_t75" coordsize="21600,21600" o:spt="75" o:preferrelative="t" path="m@4@5l@4@11@9@11@9@5xe" filled="f" stroked="f">
                   <v:stroke joinstyle="miter"/>
                   <v:formulas>
@@ -4500,10 +4083,11 @@
                   <v:path o:extrusionok="f" gradientshapeok="t" o:connecttype="rect"/>
                   <o:lock v:ext="edit" aspectratio="t"/>
                 </v:shapetype>
-                <v:shape id="圖片 18" o:spid="_x0000_s1027" type="#_x0000_t75" style="position:absolute;left:-8065;top:8065;width:33223;height:17094;rotation:90;visibility:visible;mso-wrap-style:square" o:gfxdata="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">
+                <v:shape id="圖片 18" o:spid="_x0000_s1027" type="#_x0000_t75" style="position:absolute;left:-8065;top:8065;width:33223;height:17094;rotation:90;visibility:visible;mso-wrap-style:square" o:gfxdata="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">
                   <v:imagedata r:id="rId11" o:title=""/>
+                  <v:path arrowok="t"/>
                 </v:shape>
-                <v:roundrect id="圓角矩形 7" o:spid="_x0000_s1028" style="position:absolute;left:1666;top:2875;width:14086;height:28296;visibility:visible;mso-wrap-style:square;v-text-anchor:top" arcsize="3131f" o:gfxdata="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" filled="f" stroked="f" strokeweight="2.5pt">
+                <v:roundrect id="圓角矩形 7" o:spid="_x0000_s1028" style="position:absolute;left:1666;top:2875;width:14086;height:28296;visibility:visible;mso-wrap-style:square;v-text-anchor:top" arcsize="3131f" o:gfxdata="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" filled="f" stroked="f" strokeweight="2.5pt">
                   <v:stroke joinstyle="miter"/>
                   <v:textbox style="layout-flow:vertical-ideographic" inset="1mm,1mm,1mm,1mm">
                     <w:txbxContent>
@@ -4563,6 +4147,7 @@
       <w:r>
         <w:rPr>
           <w:noProof/>
+          <w:lang w:bidi="he-IL"/>
         </w:rPr>
         <w:drawing>
           <wp:anchor distT="0" distB="0" distL="114300" distR="114300" simplePos="0" relativeHeight="251660800" behindDoc="0" locked="0" layoutInCell="1" allowOverlap="1" wp14:anchorId="0030E694" wp14:editId="45AC09EB">
@@ -4623,6 +4208,7 @@
       <w:r>
         <w:rPr>
           <w:noProof/>
+          <w:lang w:bidi="he-IL"/>
         </w:rPr>
         <w:drawing>
           <wp:anchor distT="0" distB="0" distL="114300" distR="114300" simplePos="0" relativeHeight="251655680" behindDoc="0" locked="0" layoutInCell="1" allowOverlap="1" wp14:anchorId="7EAAEB92" wp14:editId="2A3315A3">
@@ -4703,6 +4289,7 @@
       <w:r>
         <w:rPr>
           <w:noProof/>
+          <w:lang w:bidi="he-IL"/>
         </w:rPr>
         <mc:AlternateContent>
           <mc:Choice Requires="wpg">
@@ -6507,12 +6094,12 @@
           </mc:Choice>
           <mc:Fallback>
             <w:pict>
-              <v:group w14:anchorId="5DF93223" id="群組 24" o:spid="_x0000_s1029" style="position:absolute;margin-left:533.85pt;margin-top:298.55pt;width:140.3pt;height:259.35pt;z-index:251662848;mso-position-horizontal-relative:page;mso-position-vertical-relative:page;mso-width-relative:margin;mso-height-relative:margin" coordsize="17818,32941" o:gfxdata="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">
+              <v:group w14:anchorId="5DF93223" id="群組 24" o:spid="_x0000_s1029" style="position:absolute;margin-left:533.85pt;margin-top:298.55pt;width:140.3pt;height:259.35pt;z-index:251662848;mso-position-horizontal-relative:page;mso-position-vertical-relative:page;mso-width-relative:margin;mso-height-relative:margin" coordsize="17818,32941" o:gfxdata="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">
                 <v:shapetype id="_x0000_t202" coordsize="21600,21600" o:spt="202" path="m,l,21600r21600,l21600,xe">
                   <v:stroke joinstyle="miter"/>
                   <v:path gradientshapeok="t" o:connecttype="rect"/>
                 </v:shapetype>
-                <v:shape id="_x0000_s1030" type="#_x0000_t202" style="position:absolute;left:351;top:293;width:17279;height:32590;visibility:visible;mso-wrap-style:square;v-text-anchor:top" o:gfxdata="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" stroked="f">
+                <v:shape id="_x0000_s1030" type="#_x0000_t202" style="position:absolute;left:351;top:293;width:17279;height:32590;visibility:visible;mso-wrap-style:square;v-text-anchor:top" o:gfxdata="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" stroked="f">
                   <v:textbox inset="0,0,0,0">
                     <w:txbxContent>
                       <w:p>
@@ -8202,7 +7789,7 @@
                     </w:txbxContent>
                   </v:textbox>
                 </v:shape>
-                <v:roundrect id="圓角矩形 5" o:spid="_x0000_s1031" style="position:absolute;width:17818;height:32941;visibility:visible;mso-wrap-style:square;v-text-anchor:middle" arcsize="2169f" o:gfxdata="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" filled="f" strokecolor="#5a5a5a [2109]" strokeweight="2.5pt">
+                <v:roundrect id="圓角矩形 5" o:spid="_x0000_s1031" style="position:absolute;width:17818;height:32941;visibility:visible;mso-wrap-style:square;v-text-anchor:middle" arcsize="2169f" o:gfxdata="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" filled="f" strokecolor="#5a5a5a [2109]" strokeweight="2.5pt">
                   <v:stroke joinstyle="miter"/>
                 </v:roundrect>
                 <w10:wrap anchorx="page" anchory="page"/>
@@ -8259,6 +7846,7 @@
         <w:rPr>
           <w:rFonts w:ascii="Barlow Condensed Medium" w:hAnsi="Barlow Condensed Medium"/>
           <w:noProof/>
+          <w:lang w:bidi="he-IL"/>
         </w:rPr>
         <mc:AlternateContent>
           <mc:Choice Requires="wpg">
@@ -9271,8 +8859,8 @@
           </mc:Choice>
           <mc:Fallback>
             <w:pict>
-              <v:group w14:anchorId="0AB0FEB2" id="群組 19" o:spid="_x0000_s1032" style="position:absolute;left:0;text-align:left;margin-left:534.4pt;margin-top:567.3pt;width:140.6pt;height:130.1pt;z-index:251651584;mso-position-horizontal-relative:page;mso-position-vertical-relative:page;mso-width-relative:margin;mso-height-relative:margin" coordorigin="108" coordsize="17868,16510" o:gfxdata="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">
-                <v:shape id="_x0000_s1033" type="#_x0000_t202" style="position:absolute;left:317;top:444;width:17634;height:15621;visibility:visible;mso-wrap-style:square;v-text-anchor:top" o:gfxdata="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" stroked="f">
+              <v:group w14:anchorId="0AB0FEB2" id="群組 19" o:spid="_x0000_s1032" style="position:absolute;left:0;text-align:left;margin-left:534.4pt;margin-top:567.3pt;width:140.6pt;height:130.1pt;z-index:251651584;mso-position-horizontal-relative:page;mso-position-vertical-relative:page;mso-width-relative:margin;mso-height-relative:margin" coordorigin="108" coordsize="17868,16510" o:gfxdata="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">
+                <v:shape id="_x0000_s1033" type="#_x0000_t202" style="position:absolute;left:317;top:444;width:17634;height:15621;visibility:visible;mso-wrap-style:square;v-text-anchor:top" o:gfxdata="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" stroked="f">
                   <v:textbox inset="0,0,0,0">
                     <w:txbxContent>
                       <w:p>
@@ -10170,7 +9758,7 @@
                     </w:txbxContent>
                   </v:textbox>
                 </v:shape>
-                <v:roundrect id="圓角矩形 25" o:spid="_x0000_s1034" style="position:absolute;left:108;width:17869;height:16510;visibility:visible;mso-wrap-style:square;v-text-anchor:middle" arcsize="4542f" o:gfxdata="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" filled="f" strokecolor="#5a5a5a [2109]" strokeweight="2.5pt">
+                <v:roundrect id="圓角矩形 25" o:spid="_x0000_s1034" style="position:absolute;left:108;width:17869;height:16510;visibility:visible;mso-wrap-style:square;v-text-anchor:middle" arcsize="4542f" o:gfxdata="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" filled="f" strokecolor="#5a5a5a [2109]" strokeweight="2.5pt">
                   <v:stroke joinstyle="miter"/>
                 </v:roundrect>
                 <w10:wrap anchorx="page" anchory="page"/>
@@ -10217,6 +9805,7 @@
         <w:rPr>
           <w:rFonts w:ascii="Barlow Condensed Medium" w:hAnsi="Barlow Condensed Medium"/>
           <w:noProof/>
+          <w:lang w:bidi="he-IL"/>
         </w:rPr>
         <mc:AlternateContent>
           <mc:Choice Requires="wps">
@@ -10338,7 +9927,7 @@
           </mc:Choice>
           <mc:Fallback>
             <w:pict>
-              <v:shape w14:anchorId="76BD7DFF" id="文字方塊 2" o:spid="_x0000_s1035" type="#_x0000_t202" style="position:absolute;margin-left:31.4pt;margin-top:-54.1pt;width:109.8pt;height:110.6pt;z-index:251667968;visibility:visible;mso-wrap-style:square;mso-width-percent:0;mso-height-percent:200;mso-wrap-distance-left:9pt;mso-wrap-distance-top:3.6pt;mso-wrap-distance-right:9pt;mso-wrap-distance-bottom:3.6pt;mso-position-horizontal:absolute;mso-position-horizontal-relative:text;mso-position-vertical:absolute;mso-position-vertical-relative:text;mso-width-percent:0;mso-height-percent:200;mso-width-relative:margin;mso-height-relative:margin;v-text-anchor:top" o:gfxdata="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" filled="f" stroked="f">
+              <v:shape w14:anchorId="76BD7DFF" id="文字方塊 2" o:spid="_x0000_s1035" type="#_x0000_t202" style="position:absolute;margin-left:31.4pt;margin-top:-54.1pt;width:109.8pt;height:110.6pt;z-index:251667968;visibility:visible;mso-wrap-style:square;mso-width-percent:0;mso-height-percent:200;mso-wrap-distance-left:9pt;mso-wrap-distance-top:3.6pt;mso-wrap-distance-right:9pt;mso-wrap-distance-bottom:3.6pt;mso-position-horizontal:absolute;mso-position-horizontal-relative:text;mso-position-vertical:absolute;mso-position-vertical-relative:text;mso-width-percent:0;mso-height-percent:200;mso-width-relative:margin;mso-height-relative:margin;v-text-anchor:top" o:gfxdata="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" filled="f" stroked="f">
                 <v:textbox style="mso-fit-shape-to-text:t" inset="1mm,1mm,1mm,1mm">
                   <w:txbxContent>
                     <w:p>
@@ -10439,6 +10028,7 @@
         <w:rPr>
           <w:rFonts w:ascii="Barlow Condensed Medium" w:hAnsi="Barlow Condensed Medium"/>
           <w:noProof/>
+          <w:lang w:bidi="he-IL"/>
         </w:rPr>
         <mc:AlternateContent>
           <mc:Choice Requires="wps">
@@ -10537,7 +10127,7 @@
           </mc:Choice>
           <mc:Fallback>
             <w:pict>
-              <v:roundrect w14:anchorId="4775AEF3" id="圓角矩形 12" o:spid="_x0000_s1036" style="position:absolute;margin-left:-.9pt;margin-top:16.35pt;width:49.3pt;height:15.45pt;z-index:251647488;visibility:visible;mso-wrap-style:square;mso-width-percent:0;mso-height-percent:0;mso-wrap-distance-left:9pt;mso-wrap-distance-top:0;mso-wrap-distance-right:9pt;mso-wrap-distance-bottom:0;mso-position-horizontal:absolute;mso-position-horizontal-relative:text;mso-position-vertical:absolute;mso-position-vertical-relative:text;mso-width-percent:0;mso-height-percent:0;mso-width-relative:margin;mso-height-relative:margin;v-text-anchor:middle" arcsize="10923f" o:gfxdata="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" fillcolor="#5a5a5a [2109]" stroked="f" strokeweight="1pt">
+              <v:roundrect w14:anchorId="4775AEF3" id="圓角矩形 12" o:spid="_x0000_s1036" style="position:absolute;margin-left:-.9pt;margin-top:16.35pt;width:49.3pt;height:15.45pt;z-index:251647488;visibility:visible;mso-wrap-style:square;mso-width-percent:0;mso-height-percent:0;mso-wrap-distance-left:9pt;mso-wrap-distance-top:0;mso-wrap-distance-right:9pt;mso-wrap-distance-bottom:0;mso-position-horizontal:absolute;mso-position-horizontal-relative:text;mso-position-vertical:absolute;mso-position-vertical-relative:text;mso-width-percent:0;mso-height-percent:0;mso-width-relative:margin;mso-height-relative:margin;v-text-anchor:middle" arcsize="10923f" o:gfxdata="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" fillcolor="#5a5a5a [2109]" stroked="f" strokeweight="1pt">
                 <v:stroke joinstyle="miter"/>
                 <v:textbox inset=".5mm,0,.5mm,0">
                   <w:txbxContent>
@@ -10579,6 +10169,7 @@
         <w:rPr>
           <w:rFonts w:ascii="Barlow Condensed Medium" w:hAnsi="Barlow Condensed Medium"/>
           <w:noProof/>
+          <w:lang w:bidi="he-IL"/>
         </w:rPr>
         <mc:AlternateContent>
           <mc:Choice Requires="wps">
@@ -10677,7 +10268,7 @@
           </mc:Choice>
           <mc:Fallback>
             <w:pict>
-              <v:roundrect w14:anchorId="196DC3BF" id="圓角矩形 14" o:spid="_x0000_s1037" style="position:absolute;margin-left:-1.25pt;margin-top:16.7pt;width:83.6pt;height:15.3pt;z-index:251648512;visibility:visible;mso-wrap-style:square;mso-width-percent:0;mso-height-percent:0;mso-wrap-distance-left:9pt;mso-wrap-distance-top:0;mso-wrap-distance-right:9pt;mso-wrap-distance-bottom:0;mso-position-horizontal:absolute;mso-position-horizontal-relative:text;mso-position-vertical:absolute;mso-position-vertical-relative:text;mso-width-percent:0;mso-height-percent:0;mso-width-relative:margin;mso-height-relative:margin;v-text-anchor:middle" arcsize="10923f" o:gfxdata="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" fillcolor="#5a5a5a [2109]" stroked="f" strokeweight="1pt">
+              <v:roundrect w14:anchorId="196DC3BF" id="圓角矩形 14" o:spid="_x0000_s1037" style="position:absolute;margin-left:-1.25pt;margin-top:16.7pt;width:83.6pt;height:15.3pt;z-index:251648512;visibility:visible;mso-wrap-style:square;mso-width-percent:0;mso-height-percent:0;mso-wrap-distance-left:9pt;mso-wrap-distance-top:0;mso-wrap-distance-right:9pt;mso-wrap-distance-bottom:0;mso-position-horizontal:absolute;mso-position-horizontal-relative:text;mso-position-vertical:absolute;mso-position-vertical-relative:text;mso-width-percent:0;mso-height-percent:0;mso-width-relative:margin;mso-height-relative:margin;v-text-anchor:middle" arcsize="10923f" o:gfxdata="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" fillcolor="#5a5a5a [2109]" stroked="f" strokeweight="1pt">
                 <v:stroke joinstyle="miter"/>
                 <v:textbox inset=".5mm,0,.5mm,0">
                   <w:txbxContent>
@@ -10775,6 +10366,7 @@
         <w:rPr>
           <w:rFonts w:ascii="Barlow Condensed Medium" w:hAnsi="Barlow Condensed Medium"/>
           <w:noProof/>
+          <w:lang w:bidi="he-IL"/>
         </w:rPr>
         <mc:AlternateContent>
           <mc:Choice Requires="wps">
@@ -10873,7 +10465,7 @@
           </mc:Choice>
           <mc:Fallback>
             <w:pict>
-              <v:roundrect w14:anchorId="1A4DC044" id="圓角矩形 9" o:spid="_x0000_s1038" style="position:absolute;margin-left:-.6pt;margin-top:16.6pt;width:30.35pt;height:15.3pt;z-index:251649536;visibility:visible;mso-wrap-style:square;mso-width-percent:0;mso-height-percent:0;mso-wrap-distance-left:9pt;mso-wrap-distance-top:0;mso-wrap-distance-right:9pt;mso-wrap-distance-bottom:0;mso-position-horizontal:absolute;mso-position-horizontal-relative:text;mso-position-vertical:absolute;mso-position-vertical-relative:text;mso-width-percent:0;mso-height-percent:0;mso-width-relative:margin;mso-height-relative:margin;v-text-anchor:middle" arcsize="10923f" o:gfxdata="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" fillcolor="#5a5a5a [2109]" stroked="f" strokeweight="1pt">
+              <v:roundrect w14:anchorId="1A4DC044" id="圓角矩形 9" o:spid="_x0000_s1038" style="position:absolute;margin-left:-.6pt;margin-top:16.6pt;width:30.35pt;height:15.3pt;z-index:251649536;visibility:visible;mso-wrap-style:square;mso-width-percent:0;mso-height-percent:0;mso-wrap-distance-left:9pt;mso-wrap-distance-top:0;mso-wrap-distance-right:9pt;mso-wrap-distance-bottom:0;mso-position-horizontal:absolute;mso-position-horizontal-relative:text;mso-position-vertical:absolute;mso-position-vertical-relative:text;mso-width-percent:0;mso-height-percent:0;mso-width-relative:margin;mso-height-relative:margin;v-text-anchor:middle" arcsize="10923f" o:gfxdata="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" fillcolor="#5a5a5a [2109]" stroked="f" strokeweight="1pt">
                 <v:stroke joinstyle="miter"/>
                 <v:textbox inset=".5mm,0,.5mm,0">
                   <w:txbxContent>
@@ -10971,6 +10563,7 @@
         <w:rPr>
           <w:rFonts w:ascii="Barlow Condensed Medium" w:hAnsi="Barlow Condensed Medium"/>
           <w:noProof/>
+          <w:lang w:bidi="he-IL"/>
         </w:rPr>
         <w:drawing>
           <wp:anchor distT="0" distB="0" distL="114300" distR="114300" simplePos="0" relativeHeight="251654656" behindDoc="1" locked="0" layoutInCell="1" allowOverlap="1" wp14:anchorId="2AA2D55C" wp14:editId="23203011">
@@ -11039,6 +10632,7 @@
         <w:rPr>
           <w:rFonts w:ascii="Barlow Condensed Medium" w:hAnsi="Barlow Condensed Medium"/>
           <w:noProof/>
+          <w:lang w:bidi="he-IL"/>
         </w:rPr>
         <mc:AlternateContent>
           <mc:Choice Requires="wps">
@@ -11137,7 +10731,7 @@
           </mc:Choice>
           <mc:Fallback>
             <w:pict>
-              <v:roundrect w14:anchorId="03BFD3A3" id="圓角矩形 13" o:spid="_x0000_s1039" style="position:absolute;margin-left:-.4pt;margin-top:16.65pt;width:49.3pt;height:15.3pt;z-index:251650560;visibility:visible;mso-wrap-style:square;mso-width-percent:0;mso-height-percent:0;mso-wrap-distance-left:9pt;mso-wrap-distance-top:0;mso-wrap-distance-right:9pt;mso-wrap-distance-bottom:0;mso-position-horizontal:absolute;mso-position-horizontal-relative:text;mso-position-vertical:absolute;mso-position-vertical-relative:text;mso-width-percent:0;mso-height-percent:0;mso-width-relative:margin;mso-height-relative:margin;v-text-anchor:middle" arcsize="10923f" o:gfxdata="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" fillcolor="#5a5a5a [2109]" stroked="f" strokeweight="1pt">
+              <v:roundrect w14:anchorId="03BFD3A3" id="圓角矩形 13" o:spid="_x0000_s1039" style="position:absolute;margin-left:-.4pt;margin-top:16.65pt;width:49.3pt;height:15.3pt;z-index:251650560;visibility:visible;mso-wrap-style:square;mso-width-percent:0;mso-height-percent:0;mso-wrap-distance-left:9pt;mso-wrap-distance-top:0;mso-wrap-distance-right:9pt;mso-wrap-distance-bottom:0;mso-position-horizontal:absolute;mso-position-horizontal-relative:text;mso-position-vertical:absolute;mso-position-vertical-relative:text;mso-width-percent:0;mso-height-percent:0;mso-width-relative:margin;mso-height-relative:margin;v-text-anchor:middle" arcsize="10923f" o:gfxdata="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" fillcolor="#5a5a5a [2109]" stroked="f" strokeweight="1pt">
                 <v:stroke joinstyle="miter"/>
                 <v:textbox inset=".5mm,0,.5mm,0">
                   <w:txbxContent>
@@ -11273,6 +10867,7 @@
           <w:rFonts w:ascii="Barlow Condensed Medium" w:eastAsia="華康儷中黑" w:hAnsi="Barlow Condensed Medium"/>
           <w:noProof/>
           <w:w w:val="80"/>
+          <w:lang w:bidi="he-IL"/>
         </w:rPr>
         <mc:AlternateContent>
           <mc:Choice Requires="wps">
@@ -11373,7 +10968,7 @@
           </mc:Choice>
           <mc:Fallback>
             <w:pict>
-              <v:shape w14:anchorId="77C1E33A" id="_x0000_s1040" type="#_x0000_t202" style="position:absolute;margin-left:107.25pt;margin-top:6.2pt;width:125.55pt;height:16.3pt;z-index:251666944;visibility:visible;mso-wrap-style:square;mso-width-percent:0;mso-height-percent:0;mso-wrap-distance-left:9pt;mso-wrap-distance-top:3.6pt;mso-wrap-distance-right:9pt;mso-wrap-distance-bottom:3.6pt;mso-position-horizontal:absolute;mso-position-horizontal-relative:text;mso-position-vertical:absolute;mso-position-vertical-relative:text;mso-width-percent:0;mso-height-percent:0;mso-width-relative:margin;mso-height-relative:margin;v-text-anchor:top" o:gfxdata="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" filled="f" stroked="f">
+              <v:shape w14:anchorId="77C1E33A" id="_x0000_s1040" type="#_x0000_t202" style="position:absolute;margin-left:107.25pt;margin-top:6.2pt;width:125.55pt;height:16.3pt;z-index:251666944;visibility:visible;mso-wrap-style:square;mso-width-percent:0;mso-height-percent:0;mso-wrap-distance-left:9pt;mso-wrap-distance-top:3.6pt;mso-wrap-distance-right:9pt;mso-wrap-distance-bottom:3.6pt;mso-position-horizontal:absolute;mso-position-horizontal-relative:text;mso-position-vertical:absolute;mso-position-vertical-relative:text;mso-width-percent:0;mso-height-percent:0;mso-width-relative:margin;mso-height-relative:margin;v-text-anchor:top" o:gfxdata="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" filled="f" stroked="f">
                 <v:textbox inset="0,0,0,0">
                   <w:txbxContent>
                     <w:p>
@@ -12198,6 +11793,7 @@
                 <w:color w:val="000000" w:themeColor="text1"/>
                 <w:sz w:val="18"/>
                 <w:szCs w:val="18"/>
+                <w:lang w:bidi="he-IL"/>
               </w:rPr>
               <mc:AlternateContent>
                 <mc:Choice Requires="wps">
@@ -12297,7 +11893,7 @@
                 </mc:Choice>
                 <mc:Fallback>
                   <w:pict>
-                    <v:rect w14:anchorId="343BC9BA" id="矩形 8" o:spid="_x0000_s1041" style="position:absolute;left:0;text-align:left;margin-left:-.7pt;margin-top:2.7pt;width:18.75pt;height:92.3pt;z-index:251663872;visibility:visible;mso-wrap-style:square;mso-width-percent:0;mso-height-percent:0;mso-wrap-distance-left:9pt;mso-wrap-distance-top:0;mso-wrap-distance-right:9pt;mso-wrap-distance-bottom:0;mso-position-horizontal:absolute;mso-position-horizontal-relative:text;mso-position-vertical:absolute;mso-position-vertical-relative:text;mso-width-percent:0;mso-height-percent:0;mso-width-relative:margin;mso-height-relative:margin;v-text-anchor:middle" o:gfxdata="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" fillcolor="#5a5a5a [2109]" stroked="f" strokeweight="1pt">
+                    <v:rect w14:anchorId="343BC9BA" id="矩形 8" o:spid="_x0000_s1041" style="position:absolute;left:0;text-align:left;margin-left:-.7pt;margin-top:2.7pt;width:18.75pt;height:92.3pt;z-index:251663872;visibility:visible;mso-wrap-style:square;mso-width-percent:0;mso-height-percent:0;mso-wrap-distance-left:9pt;mso-wrap-distance-top:0;mso-wrap-distance-right:9pt;mso-wrap-distance-bottom:0;mso-position-horizontal:absolute;mso-position-horizontal-relative:text;mso-position-vertical:absolute;mso-position-vertical-relative:text;mso-width-percent:0;mso-height-percent:0;mso-width-relative:margin;mso-height-relative:margin;v-text-anchor:middle" o:gfxdata="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" fillcolor="#5a5a5a [2109]" stroked="f" strokeweight="1pt">
                       <v:textbox style="layout-flow:vertical-ideographic" inset="1mm,1mm,1mm,1mm">
                         <w:txbxContent>
                           <w:p>
@@ -13260,6 +12856,7 @@
                 <w:color w:val="000000" w:themeColor="text1"/>
                 <w:sz w:val="18"/>
                 <w:szCs w:val="18"/>
+                <w:lang w:bidi="he-IL"/>
               </w:rPr>
               <mc:AlternateContent>
                 <mc:Choice Requires="wps">
@@ -13359,7 +12956,7 @@
                 </mc:Choice>
                 <mc:Fallback>
                   <w:pict>
-                    <v:rect w14:anchorId="363672F5" id="矩形 10" o:spid="_x0000_s1042" style="position:absolute;left:0;text-align:left;margin-left:-.7pt;margin-top:12.9pt;width:19.25pt;height:42.9pt;z-index:251659776;visibility:visible;mso-wrap-style:square;mso-width-percent:0;mso-height-percent:0;mso-wrap-distance-left:9pt;mso-wrap-distance-top:0;mso-wrap-distance-right:9pt;mso-wrap-distance-bottom:0;mso-position-horizontal:absolute;mso-position-horizontal-relative:text;mso-position-vertical:absolute;mso-position-vertical-relative:text;mso-width-percent:0;mso-height-percent:0;mso-width-relative:margin;mso-height-relative:margin;v-text-anchor:middle" o:gfxdata="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" fillcolor="#5a5a5a [2109]" stroked="f" strokeweight="1pt">
+                    <v:rect w14:anchorId="363672F5" id="矩形 10" o:spid="_x0000_s1042" style="position:absolute;left:0;text-align:left;margin-left:-.7pt;margin-top:12.9pt;width:19.25pt;height:42.9pt;z-index:251659776;visibility:visible;mso-wrap-style:square;mso-width-percent:0;mso-height-percent:0;mso-wrap-distance-left:9pt;mso-wrap-distance-top:0;mso-wrap-distance-right:9pt;mso-wrap-distance-bottom:0;mso-position-horizontal:absolute;mso-position-horizontal-relative:text;mso-position-vertical:absolute;mso-position-vertical-relative:text;mso-width-percent:0;mso-height-percent:0;mso-width-relative:margin;mso-height-relative:margin;v-text-anchor:middle" o:gfxdata="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" fillcolor="#5a5a5a [2109]" stroked="f" strokeweight="1pt">
                       <v:textbox style="layout-flow:vertical-ideographic" inset="1mm,1mm,1mm,1mm">
                         <w:txbxContent>
                           <w:p>
@@ -14045,6 +13642,7 @@
                 <w:color w:val="000000" w:themeColor="text1"/>
                 <w:sz w:val="18"/>
                 <w:szCs w:val="18"/>
+                <w:lang w:bidi="he-IL"/>
               </w:rPr>
               <mc:AlternateContent>
                 <mc:Choice Requires="wps">
@@ -14152,7 +13750,7 @@
                 </mc:Choice>
                 <mc:Fallback>
                   <w:pict>
-                    <v:rect w14:anchorId="4D37C684" id="矩形 11" o:spid="_x0000_s1043" style="position:absolute;left:0;text-align:left;margin-left:-.7pt;margin-top:1.65pt;width:19.25pt;height:111.25pt;z-index:251657728;visibility:visible;mso-wrap-style:square;mso-width-percent:0;mso-height-percent:0;mso-wrap-distance-left:9pt;mso-wrap-distance-top:0;mso-wrap-distance-right:9pt;mso-wrap-distance-bottom:0;mso-position-horizontal:absolute;mso-position-horizontal-relative:text;mso-position-vertical:absolute;mso-position-vertical-relative:text;mso-width-percent:0;mso-height-percent:0;mso-width-relative:margin;mso-height-relative:margin;v-text-anchor:middle" o:gfxdata="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" fillcolor="#5a5a5a [2109]" stroked="f" strokeweight="1pt">
+                    <v:rect w14:anchorId="4D37C684" id="矩形 11" o:spid="_x0000_s1043" style="position:absolute;left:0;text-align:left;margin-left:-.7pt;margin-top:1.65pt;width:19.25pt;height:111.25pt;z-index:251657728;visibility:visible;mso-wrap-style:square;mso-width-percent:0;mso-height-percent:0;mso-wrap-distance-left:9pt;mso-wrap-distance-top:0;mso-wrap-distance-right:9pt;mso-wrap-distance-bottom:0;mso-position-horizontal:absolute;mso-position-horizontal-relative:text;mso-position-vertical:absolute;mso-position-vertical-relative:text;mso-width-percent:0;mso-height-percent:0;mso-width-relative:margin;mso-height-relative:margin;v-text-anchor:middle" o:gfxdata="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" fillcolor="#5a5a5a [2109]" stroked="f" strokeweight="1pt">
                       <v:textbox style="layout-flow:vertical-ideographic" inset="1mm,1mm,1mm,1mm">
                         <w:txbxContent>
                           <w:p>
@@ -15843,6 +15441,7 @@
         <w:rPr>
           <w:rFonts w:ascii="Bahnschrift SemiBold Condensed" w:eastAsia="華康細黑體" w:hAnsi="Bahnschrift SemiBold Condensed"/>
           <w:noProof/>
+          <w:lang w:bidi="he-IL"/>
         </w:rPr>
         <mc:AlternateContent>
           <mc:Choice Requires="wps">
@@ -15905,7 +15504,7 @@
           </mc:Choice>
           <mc:Fallback>
             <w:pict>
-              <v:line w14:anchorId="5F15E11F" id="直線接點 2" o:spid="_x0000_s1026" style="position:absolute;z-index:251653632;visibility:visible;mso-wrap-style:square;mso-height-percent:0;mso-wrap-distance-left:9pt;mso-wrap-distance-top:0;mso-wrap-distance-right:9pt;mso-wrap-distance-bottom:0;mso-position-horizontal:absolute;mso-position-horizontal-relative:page;mso-position-vertical:absolute;mso-position-vertical-relative:page;mso-height-percent:0;mso-height-relative:margin" from="687.75pt,19.85pt" to="687.75pt,709.8pt" o:gfxdata="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" strokecolor="black [3213]" strokeweight=".5pt">
+              <v:line w14:anchorId="3E8B5A21" id="直線接點 2" o:spid="_x0000_s1026" style="position:absolute;z-index:251653632;visibility:visible;mso-wrap-style:square;mso-height-percent:0;mso-wrap-distance-left:9pt;mso-wrap-distance-top:0;mso-wrap-distance-right:9pt;mso-wrap-distance-bottom:0;mso-position-horizontal:absolute;mso-position-horizontal-relative:page;mso-position-vertical:absolute;mso-position-vertical-relative:page;mso-height-percent:0;mso-height-relative:margin" from="687.75pt,19.85pt" to="687.75pt,709.8pt" o:gfxdata="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" strokecolor="black [3213]" strokeweight=".5pt">
                 <v:stroke dashstyle="3 1" joinstyle="miter"/>
                 <w10:wrap anchorx="page" anchory="page"/>
               </v:line>
@@ -16850,7 +16449,7 @@
                 <w:rFonts w:ascii="Barlow Condensed Medium" w:eastAsia="標楷體" w:hAnsi="Barlow Condensed Medium" w:cstheme="minorHAnsi" w:hint="eastAsia"/>
                 <w:w w:val="80"/>
               </w:rPr>
-              <w:t>10</w:t>
+              <w:t>16</w:t>
             </w:r>
           </w:p>
         </w:tc>
@@ -17154,7 +16753,7 @@
                 <w:rFonts w:ascii="Barlow Condensed Medium" w:eastAsia="標楷體" w:hAnsi="Barlow Condensed Medium" w:cstheme="minorHAnsi" w:hint="eastAsia"/>
                 <w:w w:val="80"/>
               </w:rPr>
-              <w:t>68</w:t>
+              <w:t>63</w:t>
             </w:r>
           </w:p>
         </w:tc>
@@ -18271,7 +17870,7 @@
                 <w:rFonts w:ascii="Barlow Condensed Medium" w:eastAsia="標楷體" w:hAnsi="Barlow Condensed Medium" w:cstheme="minorHAnsi" w:hint="eastAsia"/>
                 <w:w w:val="80"/>
               </w:rPr>
-              <w:t>17</w:t>
+              <w:t>16</w:t>
             </w:r>
           </w:p>
         </w:tc>
@@ -18542,7 +18141,7 @@
                 <w:rFonts w:ascii="Barlow Condensed Medium" w:eastAsia="標楷體" w:hAnsi="Barlow Condensed Medium" w:cstheme="minorHAnsi" w:hint="eastAsia"/>
                 <w:w w:val="80"/>
               </w:rPr>
-              <w:t>17</w:t>
+              <w:t>16</w:t>
             </w:r>
           </w:p>
         </w:tc>
@@ -18996,13 +18595,6 @@
                 <w:w w:val="80"/>
               </w:rPr>
             </w:pPr>
-            <w:r>
-              <w:rPr>
-                <w:rFonts w:ascii="Barlow Condensed Medium" w:eastAsia="標楷體" w:hAnsi="Barlow Condensed Medium" w:cstheme="minorHAnsi" w:hint="eastAsia"/>
-                <w:w w:val="80"/>
-              </w:rPr>
-              <w:t>3</w:t>
-            </w:r>
           </w:p>
         </w:tc>
         <w:tc>
@@ -19304,7 +18896,7 @@
                 <w:rFonts w:ascii="Barlow Condensed Medium" w:eastAsia="標楷體" w:hAnsi="Barlow Condensed Medium" w:cstheme="minorHAnsi" w:hint="eastAsia"/>
                 <w:w w:val="80"/>
               </w:rPr>
-              <w:t>6</w:t>
+              <w:t>5</w:t>
             </w:r>
           </w:p>
         </w:tc>
@@ -19586,7 +19178,7 @@
                 <w:rFonts w:ascii="Barlow Condensed Medium" w:eastAsia="標楷體" w:hAnsi="Barlow Condensed Medium" w:cstheme="minorHAnsi" w:hint="eastAsia"/>
                 <w:w w:val="80"/>
               </w:rPr>
-              <w:t>6</w:t>
+              <w:t>5</w:t>
             </w:r>
           </w:p>
         </w:tc>
@@ -20140,7 +19732,7 @@
                 <w:rFonts w:ascii="Barlow Condensed Medium" w:eastAsia="標楷體" w:hAnsi="Barlow Condensed Medium" w:cstheme="minorHAnsi" w:hint="eastAsia"/>
                 <w:w w:val="80"/>
               </w:rPr>
-              <w:t>--</w:t>
+              <w:t>13</w:t>
             </w:r>
           </w:p>
         </w:tc>
@@ -20998,7 +20590,7 @@
                 <w:rFonts w:ascii="Barlow Condensed Medium" w:eastAsia="標楷體" w:hAnsi="Barlow Condensed Medium" w:cstheme="minorHAnsi" w:hint="eastAsia"/>
                 <w:w w:val="80"/>
               </w:rPr>
-              <w:t>--</w:t>
+              <w:t>4</w:t>
             </w:r>
           </w:p>
         </w:tc>
@@ -24048,18 +23640,7 @@
                 <w:sz w:val="20"/>
                 <w:szCs w:val="20"/>
               </w:rPr>
-              <w:t>33*</w:t>
-            </w:r>
-            <w:r>
-              <w:rPr>
-                <w:rFonts w:ascii="Yanone Kaffeesatz Regular" w:eastAsia="華康儷中黑" w:hAnsi="Yanone Kaffeesatz Regular" w:cs="DaunPenh" w:hint="eastAsia"/>
-                <w:b/>
-                <w:bCs/>
-                <w:w w:val="125"/>
-                <w:sz w:val="20"/>
-                <w:szCs w:val="20"/>
-              </w:rPr>
-              <w:t>(1)</w:t>
+              <w:t>44*(17)</w:t>
             </w:r>
           </w:p>
         </w:tc>
@@ -24244,18 +23825,7 @@
                 <w:sz w:val="20"/>
                 <w:szCs w:val="20"/>
               </w:rPr>
-              <w:t>34*</w:t>
-            </w:r>
-            <w:r>
-              <w:rPr>
-                <w:rFonts w:ascii="Yanone Kaffeesatz Regular" w:eastAsia="華康儷中黑" w:hAnsi="Yanone Kaffeesatz Regular" w:cs="DaunPenh" w:hint="eastAsia"/>
-                <w:b/>
-                <w:bCs/>
-                <w:w w:val="125"/>
-                <w:sz w:val="20"/>
-                <w:szCs w:val="20"/>
-              </w:rPr>
-              <w:t>(9)</w:t>
+              <w:t>45*-46*(46:9)</w:t>
             </w:r>
           </w:p>
         </w:tc>
@@ -24431,18 +24001,7 @@
                 <w:sz w:val="20"/>
                 <w:szCs w:val="20"/>
               </w:rPr>
-              <w:t>35*</w:t>
-            </w:r>
-            <w:r>
-              <w:rPr>
-                <w:rFonts w:ascii="Yanone Kaffeesatz Regular" w:eastAsia="華康儷中黑" w:hAnsi="Yanone Kaffeesatz Regular" w:cs="DaunPenh" w:hint="eastAsia"/>
-                <w:b/>
-                <w:bCs/>
-                <w:w w:val="125"/>
-                <w:sz w:val="20"/>
-                <w:szCs w:val="20"/>
-              </w:rPr>
-              <w:t>(16-17)</w:t>
+              <w:t>47*-48*,53*(53:3)</w:t>
             </w:r>
           </w:p>
         </w:tc>
@@ -24618,18 +24177,7 @@
                 <w:sz w:val="20"/>
                 <w:szCs w:val="20"/>
               </w:rPr>
-              <w:t>37*</w:t>
-            </w:r>
-            <w:r>
-              <w:rPr>
-                <w:rFonts w:ascii="Yanone Kaffeesatz Regular" w:eastAsia="華康儷中黑" w:hAnsi="Yanone Kaffeesatz Regular" w:cs="DaunPenh" w:hint="eastAsia"/>
-                <w:b/>
-                <w:bCs/>
-                <w:w w:val="125"/>
-                <w:sz w:val="20"/>
-                <w:szCs w:val="20"/>
-              </w:rPr>
-              <w:t>(1,8)</w:t>
+              <w:t>49*,54*(49:15)</w:t>
             </w:r>
           </w:p>
         </w:tc>
@@ -24805,18 +24353,7 @@
                 <w:sz w:val="20"/>
                 <w:szCs w:val="20"/>
               </w:rPr>
-              <w:t>38*</w:t>
-            </w:r>
-            <w:r>
-              <w:rPr>
-                <w:rFonts w:ascii="Yanone Kaffeesatz Regular" w:eastAsia="華康儷中黑" w:hAnsi="Yanone Kaffeesatz Regular" w:cs="DaunPenh" w:hint="eastAsia"/>
-                <w:b/>
-                <w:bCs/>
-                <w:w w:val="125"/>
-                <w:sz w:val="20"/>
-                <w:szCs w:val="20"/>
-              </w:rPr>
-              <w:t>(18)</w:t>
+              <w:t>50*(23)</w:t>
             </w:r>
           </w:p>
         </w:tc>
@@ -24992,18 +24529,7 @@
                 <w:sz w:val="20"/>
                 <w:szCs w:val="20"/>
               </w:rPr>
-              <w:t>39*-40*</w:t>
-            </w:r>
-            <w:r>
-              <w:rPr>
-                <w:rFonts w:ascii="Yanone Kaffeesatz Regular" w:eastAsia="華康儷中黑" w:hAnsi="Yanone Kaffeesatz Regular" w:cs="DaunPenh" w:hint="eastAsia"/>
-                <w:b/>
-                <w:bCs/>
-                <w:w w:val="125"/>
-                <w:sz w:val="20"/>
-                <w:szCs w:val="20"/>
-              </w:rPr>
-              <w:t>(39:6-7)</w:t>
+              <w:t>51*-52*(51:10)</w:t>
             </w:r>
           </w:p>
         </w:tc>
@@ -25179,18 +24705,7 @@
                 <w:sz w:val="20"/>
                 <w:szCs w:val="20"/>
               </w:rPr>
-              <w:t>41*-43*</w:t>
-            </w:r>
-            <w:r>
-              <w:rPr>
-                <w:rFonts w:ascii="Yanone Kaffeesatz Regular" w:eastAsia="華康儷中黑" w:hAnsi="Yanone Kaffeesatz Regular" w:cs="DaunPenh" w:hint="eastAsia"/>
-                <w:b/>
-                <w:bCs/>
-                <w:w w:val="125"/>
-                <w:sz w:val="20"/>
-                <w:szCs w:val="20"/>
-              </w:rPr>
-              <w:t>(42:5)</w:t>
+              <w:t>55*(12,20)</w:t>
             </w:r>
           </w:p>
         </w:tc>
@@ -25215,6 +24730,7 @@
           <w:w w:val="60"/>
           <w:sz w:val="26"/>
           <w:szCs w:val="26"/>
+          <w:lang w:bidi="he-IL"/>
         </w:rPr>
         <w:drawing>
           <wp:anchor distT="0" distB="0" distL="114300" distR="114300" simplePos="0" relativeHeight="251652608" behindDoc="1" locked="0" layoutInCell="1" allowOverlap="1" wp14:anchorId="433B7986" wp14:editId="21CE1412">
@@ -25598,7 +25114,7 @@
           <w:sz w:val="26"/>
           <w:szCs w:val="26"/>
         </w:rPr>
-        <w:t>正直人的讚美</w:t>
+        <w:t>我仍要讚美祂</w:t>
       </w:r>
       <w:r>
         <w:rPr>
@@ -25650,7 +25166,7 @@
           <w:rFonts w:ascii="華康古印體" w:eastAsia="華康古印體" w:hAnsi="Barlow Condensed Medium" w:cs="Arial"/>
           <w:b/>
           <w:bCs/>
-          <w:w w:val="70"/>
+          <w:w w:val="75"/>
           <w:sz w:val="26"/>
           <w:szCs w:val="26"/>
         </w:rPr>
@@ -25664,23 +25180,19 @@
           <w:sz w:val="26"/>
           <w:szCs w:val="26"/>
         </w:rPr>
-        <w:t>義人哪！你們要靠著耶和華歡呼；正直人讚美主是合宜的。</w:t>
-      </w:r>
-    </w:p>
-    <w:p>
-      <w:pPr>
-        <w:kinsoku w:val="0"/>
-        <w:snapToGrid w:val="0"/>
-        <w:spacing w:line="300" w:lineRule="exact"/>
-        <w:rPr>
-          <w:rFonts w:ascii="華康古印體" w:eastAsia="華康古印體" w:hAnsi="Barlow Condensed Medium" w:cs="Arial"/>
+        <w:t>我的心哪，你為何憂悶？為何在我裏面煩躁？應當仰望神，我還要稱謝他，我當面的拯救</w:t>
+      </w:r>
+      <w:r>
+        <w:rPr>
+          <w:rFonts w:ascii="華康古印體" w:eastAsia="華康古印體" w:hAnsi="Barlow Condensed Medium" w:cs="Arial" w:hint="eastAsia"/>
           <w:b/>
           <w:bCs/>
-          <w:w w:val="75"/>
+          <w:w w:val="70"/>
           <w:sz w:val="26"/>
           <w:szCs w:val="26"/>
         </w:rPr>
-      </w:pPr>
+        <w:t>。</w:t>
+      </w:r>
       <w:r>
         <w:rPr>
           <w:rFonts w:ascii="Barlow Condensed Medium" w:eastAsia="華康儷中黑" w:hAnsi="Barlow Condensed Medium" w:cs="Calibri" w:hint="eastAsia"/>
@@ -25713,43 +25225,23 @@
       </w:r>
       <w:r>
         <w:rPr>
+          <w:rFonts w:ascii="Barlow Condensed Medium" w:eastAsia="華康儷中黑" w:hAnsi="Barlow Condensed Medium" w:cs="Calibri"/>
+          <w:bCs/>
+          <w:w w:val="70"/>
+          <w:sz w:val="26"/>
+          <w:szCs w:val="26"/>
+        </w:rPr>
+        <w:t>42:</w:t>
+      </w:r>
+      <w:r>
+        <w:rPr>
           <w:rFonts w:ascii="Barlow Condensed Medium" w:eastAsia="華康儷中黑" w:hAnsi="Barlow Condensed Medium" w:cs="Calibri" w:hint="eastAsia"/>
           <w:bCs/>
           <w:w w:val="70"/>
           <w:sz w:val="26"/>
           <w:szCs w:val="26"/>
         </w:rPr>
-        <w:t>33</w:t>
-      </w:r>
-      <w:r>
-        <w:rPr>
-          <w:rFonts w:ascii="Barlow Condensed Medium" w:eastAsia="華康儷中黑" w:hAnsi="Barlow Condensed Medium" w:cs="Calibri" w:hint="eastAsia"/>
-          <w:bCs/>
-          <w:w w:val="70"/>
-          <w:sz w:val="26"/>
-          <w:szCs w:val="26"/>
-        </w:rPr>
-        <w:t>:</w:t>
-      </w:r>
-      <w:r>
-        <w:rPr>
-          <w:rFonts w:ascii="Barlow Condensed Medium" w:eastAsia="華康儷中黑" w:hAnsi="Barlow Condensed Medium" w:cs="Calibri" w:hint="eastAsia"/>
-          <w:bCs/>
-          <w:w w:val="70"/>
-          <w:sz w:val="26"/>
-          <w:szCs w:val="26"/>
-        </w:rPr>
-        <w:t>1</w:t>
-      </w:r>
-      <w:r>
-        <w:rPr>
-          <w:rFonts w:ascii="Barlow Condensed Medium" w:eastAsia="華康儷中黑" w:hAnsi="Barlow Condensed Medium" w:cs="Calibri"/>
-          <w:bCs/>
-          <w:w w:val="70"/>
-          <w:sz w:val="26"/>
-          <w:szCs w:val="26"/>
-        </w:rPr>
-        <w:t>)</w:t>
+        <w:t>5)</w:t>
       </w:r>
     </w:p>
     <w:p>
@@ -25861,7 +25353,7 @@
                 <w:sz w:val="26"/>
                 <w:szCs w:val="26"/>
               </w:rPr>
-              <w:t>為何正直人讚美　神是合宜</w:t>
+              <w:t xml:space="preserve">　神如何成為詩人心靈的故鄉</w:t>
             </w:r>
             <w:r>
               <w:rPr>
@@ -25870,7 +25362,7 @@
                 <w:sz w:val="26"/>
                 <w:szCs w:val="26"/>
               </w:rPr>
-              <w:t>?</w:t>
+              <w:t xml:space="preserve">? </w:t>
             </w:r>
           </w:p>
         </w:tc>
@@ -25933,7 +25425,7 @@
                 <w:sz w:val="26"/>
                 <w:szCs w:val="26"/>
               </w:rPr>
-              <w:t>用詩與樂器提昇意境的目的</w:t>
+              <w:t>生命如水變化流動向何處</w:t>
             </w:r>
             <w:r>
               <w:rPr>
@@ -26005,7 +25497,7 @@
                 <w:sz w:val="26"/>
                 <w:szCs w:val="26"/>
               </w:rPr>
-              <w:t>為何要向　神唱新的歌</w:t>
+              <w:t>生命持守不變價值的意義</w:t>
             </w:r>
             <w:r>
               <w:rPr>
@@ -26086,7 +25578,7 @@
                 <w:sz w:val="26"/>
                 <w:szCs w:val="26"/>
               </w:rPr>
-              <w:t xml:space="preserve">　神的心意如何值得等候</w:t>
+              <w:t>人如何認識自己</w:t>
             </w:r>
             <w:r>
               <w:rPr>
@@ -26483,7 +25975,7 @@
           <w:sz w:val="26"/>
           <w:szCs w:val="26"/>
         </w:rPr>
-        <w:t xml:space="preserve"> </w:t>
+        <w:t>進入</w:t>
       </w:r>
       <w:r>
         <w:rPr>
@@ -26492,7 +25984,7 @@
           <w:sz w:val="26"/>
           <w:szCs w:val="26"/>
         </w:rPr>
-        <w:t>會計年度已進入最後一季，教會的下屬單位</w:t>
+        <w:t>會計年度最後一季，教會</w:t>
       </w:r>
       <w:r>
         <w:rPr>
@@ -26501,7 +25993,16 @@
           <w:sz w:val="26"/>
           <w:szCs w:val="26"/>
         </w:rPr>
-        <w:t>有主日學、聖歌隊和各團契，可能有財務吃緊的狀況，請兄姊能關心且指名來奉獻。</w:t>
+        <w:t>下屬單位</w:t>
+      </w:r>
+      <w:r>
+        <w:rPr>
+          <w:rFonts w:ascii="Barlow Condensed Medium" w:eastAsia="標楷體" w:hAnsi="Barlow Condensed Medium" w:cstheme="minorHAnsi" w:hint="eastAsia"/>
+          <w:w w:val="80"/>
+          <w:sz w:val="26"/>
+          <w:szCs w:val="26"/>
+        </w:rPr>
+        <w:t>有主日學、聖歌隊和各團契，可能有財務吃緊的，請兄姊能關心且指名來奉獻。</w:t>
       </w:r>
     </w:p>
     <w:p>
@@ -26530,6 +26031,7 @@
         <w:rPr>
           <w:rFonts w:ascii="Barlow Condensed Medium" w:hAnsi="Barlow Condensed Medium"/>
           <w:noProof/>
+          <w:lang w:bidi="he-IL"/>
         </w:rPr>
         <mc:AlternateContent>
           <mc:Choice Requires="wps">
@@ -26595,7 +26097,7 @@
           </mc:Choice>
           <mc:Fallback>
             <w:pict>
-              <v:line w14:anchorId="52632ADB" id="直線接點 6" o:spid="_x0000_s1026" style="position:absolute;z-index:251659264;visibility:visible;mso-wrap-style:square;mso-width-percent:0;mso-height-percent:0;mso-wrap-distance-left:9pt;mso-wrap-distance-top:0;mso-wrap-distance-right:9pt;mso-wrap-distance-bottom:0;mso-position-horizontal:absolute;mso-position-horizontal-relative:page;mso-position-vertical:absolute;mso-position-vertical-relative:page;mso-width-percent:0;mso-height-percent:0;mso-width-relative:margin;mso-height-relative:margin" from="343.9pt,19.85pt" to="345.05pt,710.95pt" o:gfxdata="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" strokecolor="black [3213]" strokeweight=".5pt">
+              <v:line w14:anchorId="6470BA9B" id="直線接點 6" o:spid="_x0000_s1026" style="position:absolute;z-index:251659264;visibility:visible;mso-wrap-style:square;mso-width-percent:0;mso-height-percent:0;mso-wrap-distance-left:9pt;mso-wrap-distance-top:0;mso-wrap-distance-right:9pt;mso-wrap-distance-bottom:0;mso-position-horizontal:absolute;mso-position-horizontal-relative:page;mso-position-vertical:absolute;mso-position-vertical-relative:page;mso-width-percent:0;mso-height-percent:0;mso-width-relative:margin;mso-height-relative:margin" from="343.9pt,19.85pt" to="345.05pt,710.95pt" o:gfxdata="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" strokecolor="black [3213]" strokeweight=".5pt">
                 <v:stroke dashstyle="3 1" joinstyle="miter"/>
                 <w10:wrap anchorx="page" anchory="page"/>
               </v:line>
@@ -26607,6 +26109,7 @@
         <w:rPr>
           <w:rFonts w:ascii="Barlow Condensed Medium" w:hAnsi="Barlow Condensed Medium"/>
           <w:noProof/>
+          <w:lang w:bidi="he-IL"/>
         </w:rPr>
         <mc:AlternateContent>
           <mc:Choice Requires="wps">
@@ -26672,7 +26175,7 @@
           </mc:Choice>
           <mc:Fallback>
             <w:pict>
-              <v:line w14:anchorId="6576CB27" id="直線接點 4" o:spid="_x0000_s1026" style="position:absolute;z-index:251657216;visibility:visible;mso-wrap-style:square;mso-width-percent:0;mso-height-percent:0;mso-wrap-distance-left:9pt;mso-wrap-distance-top:0;mso-wrap-distance-right:9pt;mso-wrap-distance-bottom:0;mso-position-horizontal:absolute;mso-position-horizontal-relative:page;mso-position-vertical:absolute;mso-position-vertical-relative:page;mso-width-percent:0;mso-height-percent:0;mso-width-relative:margin;mso-height-relative:margin" from="343.9pt,19.85pt" to="345.05pt,710.95pt" o:gfxdata="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" strokecolor="black [3213]" strokeweight=".5pt">
+              <v:line w14:anchorId="723FC290" id="直線接點 4" o:spid="_x0000_s1026" style="position:absolute;z-index:251657216;visibility:visible;mso-wrap-style:square;mso-width-percent:0;mso-height-percent:0;mso-wrap-distance-left:9pt;mso-wrap-distance-top:0;mso-wrap-distance-right:9pt;mso-wrap-distance-bottom:0;mso-position-horizontal:absolute;mso-position-horizontal-relative:page;mso-position-vertical:absolute;mso-position-vertical-relative:page;mso-width-percent:0;mso-height-percent:0;mso-width-relative:margin;mso-height-relative:margin" from="343.9pt,19.85pt" to="345.05pt,710.95pt" o:gfxdata="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" strokecolor="black [3213]" strokeweight=".5pt">
                 <v:stroke dashstyle="3 1" joinstyle="miter"/>
                 <w10:wrap anchorx="page" anchory="page"/>
               </v:line>
@@ -26864,7 +26367,7 @@
           <w:sz w:val="26"/>
           <w:szCs w:val="26"/>
         </w:rPr>
-        <w:t>正直人的讚美</w:t>
+        <w:t>我仍要讚美祂</w:t>
       </w:r>
       <w:r>
         <w:rPr>
@@ -26961,30 +26464,12 @@
             </w:r>
             <w:r>
               <w:rPr>
-                <w:rFonts w:ascii="Barlow Condensed Medium" w:eastAsia="華康儷中黑" w:hAnsi="Barlow Condensed Medium" w:cs="Calibri" w:hint="eastAsia"/>
-                <w:w w:val="72"/>
-                <w:sz w:val="26"/>
-                <w:szCs w:val="26"/>
-              </w:rPr>
-              <w:t>33</w:t>
-            </w:r>
-            <w:r>
-              <w:rPr>
                 <w:rFonts w:ascii="Barlow Condensed Medium" w:eastAsia="華康儷中黑" w:hAnsi="Barlow Condensed Medium" w:cs="Calibri"/>
                 <w:w w:val="72"/>
                 <w:sz w:val="26"/>
                 <w:szCs w:val="26"/>
               </w:rPr>
-              <w:t>:</w:t>
-            </w:r>
-            <w:r>
-              <w:rPr>
-                <w:rFonts w:ascii="Barlow Condensed Medium" w:eastAsia="華康儷中黑" w:hAnsi="Barlow Condensed Medium" w:cs="Calibri" w:hint="eastAsia"/>
-                <w:w w:val="72"/>
-                <w:sz w:val="26"/>
-                <w:szCs w:val="26"/>
-              </w:rPr>
-              <w:t>1-15</w:t>
+              <w:t>42:1-11</w:t>
             </w:r>
           </w:p>
         </w:tc>
@@ -27025,7 +26510,7 @@
         <w:jc w:val="both"/>
         <w:rPr>
           <w:rFonts w:ascii="Barlow Condensed Medium" w:eastAsia="華康細黑體" w:hAnsi="Barlow Condensed Medium" w:cs="微軟正黑體"/>
-          <w:w w:val="72"/>
+          <w:w w:val="80"/>
           <w:sz w:val="26"/>
           <w:szCs w:val="26"/>
         </w:rPr>
@@ -27033,20 +26518,218 @@
       <w:r>
         <w:rPr>
           <w:rFonts w:ascii="Barlow Condensed Medium" w:eastAsia="華康儷中黑" w:hAnsi="Barlow Condensed Medium" w:hint="eastAsia"/>
-          <w:w w:val="72"/>
+          <w:w w:val="80"/>
           <w:sz w:val="26"/>
           <w:szCs w:val="26"/>
         </w:rPr>
-        <w:t>詩人直接表露出讚美　神最重要的三件事。首先是第一節，義人，就是正直的人，讚美　神才是合宜的。反過來惡人或是虛偽的人，不配讚美　神。</w:t>
+        <w:t>詩人被迫流落異鄉，向　神傾訴思鄉之情。可能是失去國家的哀愁，加上對生命渺小、軟弱的體悟，發現自己更需要　神；堅信　神是自己唯一的拯救。</w:t>
       </w:r>
       <w:r>
         <w:rPr>
           <w:rFonts w:ascii="Barlow Condensed Medium" w:eastAsia="華康細黑體" w:hAnsi="Barlow Condensed Medium" w:cs="微軟正黑體" w:hint="eastAsia"/>
-          <w:w w:val="72"/>
+          <w:w w:val="80"/>
           <w:sz w:val="26"/>
           <w:szCs w:val="26"/>
         </w:rPr>
-        <w:t>換句話說，就是詩能呈現如同真理一樣的真誠和信實，就是唱詩的人的行為表現和詩本身所歌頌的價值必須是一致的。反過來，什麼樣的人愛唱什麼樣的歌，也可以反映出一個人的人生觀、價值觀，甚至信仰的深度。因此，人若唱著公義和憐憫的詩歌讚美　神，自己卻不懂什麼是公義和憐憫，也不願意去行，就失去了讚美，甚至唱歌本身的意義，唱得再好再美卻少了真心。再者，唱詩就如同一種信仰告白，你必須要認識你所讚美的對象，又因為價值的認同而追隨和行動，以證明你所唱的是內心真正的認同。比如，最近要選擇，興起了「洋流」。請問「洋流」的核心價值是什麼？就是溫暖。因為認同溫暖，人就追隨和歌頌。</w:t>
+        <w:t>開頭註解中的可拉，是屬利未支派，在出埃及的路上，背叛了　神，而被地所吞噬</w:t>
+      </w:r>
+      <w:r>
+        <w:rPr>
+          <w:rFonts w:ascii="Barlow Condensed Medium" w:eastAsia="華康細黑體" w:hAnsi="Barlow Condensed Medium" w:cs="微軟正黑體" w:hint="eastAsia"/>
+          <w:w w:val="80"/>
+          <w:sz w:val="26"/>
+          <w:szCs w:val="26"/>
+        </w:rPr>
+        <w:t>(</w:t>
+      </w:r>
+      <w:r>
+        <w:rPr>
+          <w:rFonts w:ascii="Barlow Condensed Medium" w:eastAsia="華康細黑體" w:hAnsi="Barlow Condensed Medium" w:cs="微軟正黑體" w:hint="eastAsia"/>
+          <w:w w:val="80"/>
+          <w:sz w:val="26"/>
+          <w:szCs w:val="26"/>
+        </w:rPr>
+        <w:t>民</w:t>
+      </w:r>
+      <w:r>
+        <w:rPr>
+          <w:rFonts w:ascii="Barlow Condensed Medium" w:eastAsia="華康細黑體" w:hAnsi="Barlow Condensed Medium" w:cs="微軟正黑體" w:hint="eastAsia"/>
+          <w:w w:val="80"/>
+          <w:sz w:val="26"/>
+          <w:szCs w:val="26"/>
+        </w:rPr>
+        <w:t>16:32)</w:t>
+      </w:r>
+      <w:r>
+        <w:rPr>
+          <w:rFonts w:ascii="Barlow Condensed Medium" w:eastAsia="華康細黑體" w:hAnsi="Barlow Condensed Medium" w:cs="微軟正黑體" w:hint="eastAsia"/>
+          <w:w w:val="80"/>
+          <w:sz w:val="26"/>
+          <w:szCs w:val="26"/>
+        </w:rPr>
+        <w:t>。但是可拉的眾子並沒有完全滅絕</w:t>
+      </w:r>
+      <w:r>
+        <w:rPr>
+          <w:rFonts w:ascii="Barlow Condensed Medium" w:eastAsia="華康細黑體" w:hAnsi="Barlow Condensed Medium" w:cs="微軟正黑體" w:hint="eastAsia"/>
+          <w:w w:val="80"/>
+          <w:sz w:val="26"/>
+          <w:szCs w:val="26"/>
+        </w:rPr>
+        <w:t>(</w:t>
+      </w:r>
+      <w:r>
+        <w:rPr>
+          <w:rFonts w:ascii="Barlow Condensed Medium" w:eastAsia="華康細黑體" w:hAnsi="Barlow Condensed Medium" w:cs="微軟正黑體" w:hint="eastAsia"/>
+          <w:w w:val="80"/>
+          <w:sz w:val="26"/>
+          <w:szCs w:val="26"/>
+        </w:rPr>
+        <w:t>民</w:t>
+      </w:r>
+      <w:r>
+        <w:rPr>
+          <w:rFonts w:ascii="Barlow Condensed Medium" w:eastAsia="華康細黑體" w:hAnsi="Barlow Condensed Medium" w:cs="微軟正黑體" w:hint="eastAsia"/>
+          <w:w w:val="80"/>
+          <w:sz w:val="26"/>
+          <w:szCs w:val="26"/>
+        </w:rPr>
+        <w:t>26:11)</w:t>
+      </w:r>
+      <w:r>
+        <w:rPr>
+          <w:rFonts w:ascii="Barlow Condensed Medium" w:eastAsia="華康細黑體" w:hAnsi="Barlow Condensed Medium" w:cs="微軟正黑體" w:hint="eastAsia"/>
+          <w:w w:val="80"/>
+          <w:sz w:val="26"/>
+          <w:szCs w:val="26"/>
+        </w:rPr>
+        <w:t>，在大衛的時代作了　神的殿</w:t>
+      </w:r>
+      <w:r>
+        <w:rPr>
+          <w:rFonts w:ascii="Barlow Condensed Medium" w:eastAsia="華康細黑體" w:hAnsi="Barlow Condensed Medium" w:cs="微軟正黑體" w:hint="eastAsia"/>
+          <w:w w:val="80"/>
+          <w:sz w:val="26"/>
+          <w:szCs w:val="26"/>
+        </w:rPr>
+        <w:t>(</w:t>
+      </w:r>
+      <w:r>
+        <w:rPr>
+          <w:rFonts w:ascii="Barlow Condensed Medium" w:eastAsia="華康細黑體" w:hAnsi="Barlow Condensed Medium" w:cs="微軟正黑體" w:hint="eastAsia"/>
+          <w:w w:val="80"/>
+          <w:sz w:val="26"/>
+          <w:szCs w:val="26"/>
+        </w:rPr>
+        <w:t>會幕</w:t>
+      </w:r>
+      <w:r>
+        <w:rPr>
+          <w:rFonts w:ascii="Barlow Condensed Medium" w:eastAsia="華康細黑體" w:hAnsi="Barlow Condensed Medium" w:cs="微軟正黑體" w:hint="eastAsia"/>
+          <w:w w:val="80"/>
+          <w:sz w:val="26"/>
+          <w:szCs w:val="26"/>
+        </w:rPr>
+        <w:t>)</w:t>
+      </w:r>
+      <w:r>
+        <w:rPr>
+          <w:rFonts w:ascii="Barlow Condensed Medium" w:eastAsia="華康細黑體" w:hAnsi="Barlow Condensed Medium" w:cs="微軟正黑體" w:hint="eastAsia"/>
+          <w:w w:val="80"/>
+          <w:sz w:val="26"/>
+          <w:szCs w:val="26"/>
+        </w:rPr>
+        <w:t>守門和唱歌的人</w:t>
+      </w:r>
+      <w:r>
+        <w:rPr>
+          <w:rFonts w:ascii="Barlow Condensed Medium" w:eastAsia="華康細黑體" w:hAnsi="Barlow Condensed Medium" w:cs="微軟正黑體" w:hint="eastAsia"/>
+          <w:w w:val="80"/>
+          <w:sz w:val="26"/>
+          <w:szCs w:val="26"/>
+        </w:rPr>
+        <w:t>(</w:t>
+      </w:r>
+      <w:r>
+        <w:rPr>
+          <w:rFonts w:ascii="Barlow Condensed Medium" w:eastAsia="華康細黑體" w:hAnsi="Barlow Condensed Medium" w:cs="微軟正黑體" w:hint="eastAsia"/>
+          <w:w w:val="80"/>
+          <w:sz w:val="26"/>
+          <w:szCs w:val="26"/>
+        </w:rPr>
+        <w:t>代上</w:t>
+      </w:r>
+      <w:r>
+        <w:rPr>
+          <w:rFonts w:ascii="Barlow Condensed Medium" w:eastAsia="華康細黑體" w:hAnsi="Barlow Condensed Medium" w:cs="微軟正黑體" w:hint="eastAsia"/>
+          <w:w w:val="80"/>
+          <w:sz w:val="26"/>
+          <w:szCs w:val="26"/>
+        </w:rPr>
+        <w:t xml:space="preserve">26:1, </w:t>
+      </w:r>
+      <w:r>
+        <w:rPr>
+          <w:rFonts w:ascii="Barlow Condensed Medium" w:eastAsia="華康細黑體" w:hAnsi="Barlow Condensed Medium" w:cs="微軟正黑體" w:hint="eastAsia"/>
+          <w:w w:val="80"/>
+          <w:sz w:val="26"/>
+          <w:szCs w:val="26"/>
+        </w:rPr>
+        <w:t>代下</w:t>
+      </w:r>
+      <w:r>
+        <w:rPr>
+          <w:rFonts w:ascii="Barlow Condensed Medium" w:eastAsia="華康細黑體" w:hAnsi="Barlow Condensed Medium" w:cs="微軟正黑體" w:hint="eastAsia"/>
+          <w:w w:val="80"/>
+          <w:sz w:val="26"/>
+          <w:szCs w:val="26"/>
+        </w:rPr>
+        <w:t>20:19)</w:t>
+      </w:r>
+      <w:r>
+        <w:rPr>
+          <w:rFonts w:ascii="Barlow Condensed Medium" w:eastAsia="華康細黑體" w:hAnsi="Barlow Condensed Medium" w:cs="微軟正黑體" w:hint="eastAsia"/>
+          <w:w w:val="80"/>
+          <w:sz w:val="26"/>
+          <w:szCs w:val="26"/>
+        </w:rPr>
+        <w:t>。所以，是可拉的子孫所作或是由他們保留下來，年代應該是比大衛更晚。又</w:t>
+      </w:r>
+      <w:r>
+        <w:rPr>
+          <w:rFonts w:ascii="Barlow Condensed Medium" w:eastAsia="華康細黑體" w:hAnsi="Barlow Condensed Medium" w:cs="微軟正黑體" w:hint="eastAsia"/>
+          <w:w w:val="80"/>
+          <w:sz w:val="26"/>
+          <w:szCs w:val="26"/>
+        </w:rPr>
+        <w:t>42</w:t>
+      </w:r>
+      <w:r>
+        <w:rPr>
+          <w:rFonts w:ascii="Barlow Condensed Medium" w:eastAsia="華康細黑體" w:hAnsi="Barlow Condensed Medium" w:cs="微軟正黑體" w:hint="eastAsia"/>
+          <w:w w:val="80"/>
+          <w:sz w:val="26"/>
+          <w:szCs w:val="26"/>
+        </w:rPr>
+        <w:t>篇作為詩篇第二卷的第一首詩，稱　神為耶羅欣的作品年代又比稱耶和華的晚了兩百多年，就是主前</w:t>
+      </w:r>
+      <w:r>
+        <w:rPr>
+          <w:rFonts w:ascii="Barlow Condensed Medium" w:eastAsia="華康細黑體" w:hAnsi="Barlow Condensed Medium" w:cs="微軟正黑體" w:hint="eastAsia"/>
+          <w:w w:val="80"/>
+          <w:sz w:val="26"/>
+          <w:szCs w:val="26"/>
+        </w:rPr>
+        <w:t>800</w:t>
+      </w:r>
+      <w:r>
+        <w:rPr>
+          <w:rFonts w:ascii="Barlow Condensed Medium" w:eastAsia="華康細黑體" w:hAnsi="Barlow Condensed Medium" w:cs="微軟正黑體" w:hint="eastAsia"/>
+          <w:w w:val="80"/>
+          <w:sz w:val="26"/>
+          <w:szCs w:val="26"/>
+        </w:rPr>
+        <w:t>年之後，甚至被擄的時期。所以，詩人的經歷比較可能是被流放到以色列的北境，或是在被擄的途中經過那裡。但是他的心卻仍留在耶路撒冷的聖殿裡。</w:t>
       </w:r>
     </w:p>
     <w:p>
@@ -27057,7 +26740,7 @@
         <w:jc w:val="both"/>
         <w:rPr>
           <w:rFonts w:ascii="Barlow Condensed Medium" w:eastAsia="華康細黑體" w:hAnsi="Barlow Condensed Medium" w:cs="微軟正黑體"/>
-          <w:w w:val="72"/>
+          <w:w w:val="80"/>
           <w:sz w:val="26"/>
           <w:szCs w:val="26"/>
         </w:rPr>
@@ -27065,92 +26748,20 @@
       <w:r>
         <w:rPr>
           <w:rFonts w:ascii="Barlow Condensed Medium" w:eastAsia="華康儷中黑" w:hAnsi="Barlow Condensed Medium" w:hint="eastAsia"/>
-          <w:w w:val="72"/>
+          <w:w w:val="80"/>
           <w:sz w:val="26"/>
           <w:szCs w:val="26"/>
         </w:rPr>
-        <w:t>其次是第二節，要用詩加上樂</w:t>
-      </w:r>
-      <w:r>
-        <w:rPr>
-          <w:rFonts w:ascii="Barlow Condensed Medium" w:eastAsia="華康儷中黑" w:hAnsi="Barlow Condensed Medium" w:hint="eastAsia"/>
-          <w:w w:val="72"/>
+        <w:t>生命的大哉問。溪水、眼淚、深淵、洪濤和波浪點出生命「活」的意境，生命有需要、感動或悔悟，有恐懼、降服和經驗　神的拯救；生命在流動中成長。</w:t>
+      </w:r>
+      <w:r>
+        <w:rPr>
+          <w:rFonts w:ascii="Barlow Condensed Medium" w:eastAsia="華康細黑體" w:hAnsi="Barlow Condensed Medium" w:cs="微軟正黑體" w:hint="eastAsia"/>
+          <w:w w:val="80"/>
           <w:sz w:val="26"/>
           <w:szCs w:val="26"/>
         </w:rPr>
-        <w:t>器的伴奏變成歌，以最高的文學形式，加上和諧的樂音，以呈現人內心</w:t>
-      </w:r>
-      <w:r>
-        <w:rPr>
-          <w:rFonts w:ascii="Barlow Condensed Medium" w:eastAsia="華康儷中黑" w:hAnsi="Barlow Condensed Medium" w:hint="eastAsia"/>
-          <w:w w:val="72"/>
-          <w:sz w:val="26"/>
-          <w:szCs w:val="26"/>
-        </w:rPr>
-        <w:t>真誠的感受和意境。完全的美感獻給完全的　神。</w:t>
-      </w:r>
-      <w:r>
-        <w:rPr>
-          <w:rFonts w:ascii="Barlow Condensed Medium" w:eastAsia="華康細黑體" w:hAnsi="Barlow Condensed Medium" w:cs="微軟正黑體" w:hint="eastAsia"/>
-          <w:w w:val="72"/>
-          <w:sz w:val="26"/>
-          <w:szCs w:val="26"/>
-        </w:rPr>
-        <w:t>作詩、歌唱和彈奏樂器的技能說它是訓練出來的專業，又不能完全這麼說，更多的是耳濡目染和天生的音樂細胞。但是，無論如何</w:t>
-      </w:r>
-      <w:r>
-        <w:rPr>
-          <w:rFonts w:ascii="Barlow Condensed Medium" w:eastAsia="華康細黑體" w:hAnsi="Barlow Condensed Medium" w:cs="微軟正黑體" w:hint="eastAsia"/>
-          <w:w w:val="72"/>
-          <w:sz w:val="26"/>
-          <w:szCs w:val="26"/>
-        </w:rPr>
-        <w:t>技巧再重要也不能取代意義，就是人用精緻、焠煉，甚至意義的創造，要來歌頌那至高和完全的　神。像釀酒，像熬煉</w:t>
-      </w:r>
-      <w:r>
-        <w:rPr>
-          <w:rFonts w:ascii="Barlow Condensed Medium" w:eastAsia="華康細黑體" w:hAnsi="Barlow Condensed Medium" w:cs="微軟正黑體" w:hint="eastAsia"/>
-          <w:w w:val="72"/>
-          <w:sz w:val="26"/>
-          <w:szCs w:val="26"/>
-        </w:rPr>
-        <w:t>金銀，又像　神自己用創造述說全新的意義，就是力求所獻的能夠完美</w:t>
-      </w:r>
-      <w:r>
-        <w:rPr>
-          <w:rFonts w:ascii="Barlow Condensed Medium" w:eastAsia="華康細黑體" w:hAnsi="Barlow Condensed Medium" w:cs="微軟正黑體" w:hint="eastAsia"/>
-          <w:w w:val="72"/>
-          <w:sz w:val="26"/>
-          <w:szCs w:val="26"/>
-        </w:rPr>
-        <w:t>。想起母親病重臥床的時候，整理她可能不能親自</w:t>
-      </w:r>
-      <w:r>
-        <w:rPr>
-          <w:rFonts w:ascii="Barlow Condensed Medium" w:eastAsia="華康細黑體" w:hAnsi="Barlow Condensed Medium" w:cs="微軟正黑體" w:hint="eastAsia"/>
-          <w:w w:val="72"/>
-          <w:sz w:val="26"/>
-          <w:szCs w:val="26"/>
-        </w:rPr>
-        <w:t>再</w:t>
-      </w:r>
-      <w:r>
-        <w:rPr>
-          <w:rFonts w:ascii="Barlow Condensed Medium" w:eastAsia="華康細黑體" w:hAnsi="Barlow Condensed Medium" w:cs="微軟正黑體" w:hint="eastAsia"/>
-          <w:w w:val="72"/>
-          <w:sz w:val="26"/>
-          <w:szCs w:val="26"/>
-        </w:rPr>
-        <w:t>使用的聖詩、聖經，裡面還夾著幾張以前的十元鈔票，</w:t>
-      </w:r>
-      <w:r>
-        <w:rPr>
-          <w:rFonts w:ascii="Barlow Condensed Medium" w:eastAsia="華康細黑體" w:hAnsi="Barlow Condensed Medium" w:cs="微軟正黑體" w:hint="eastAsia"/>
-          <w:w w:val="72"/>
-          <w:sz w:val="26"/>
-          <w:szCs w:val="26"/>
-        </w:rPr>
-        <w:t>平整如同新鈔。小時候就知道母親有這個習慣，會把收到的新鈔夾起來收著。小時候家庭並不寬裕，親母還是儘可能地，把最好的獻給　神。</w:t>
+        <w:t>一開始說我的心切慕你，更好的翻譯是我的靈或是我的生命的存在，指的是生命活著直接的需要。像鹿切慕溪水，其實地球上所有的生命基本上都離不開水，所以我們稱地球是顆藍色的星球。藉由水衍生出生命的領悟力直接被觸動的種種時刻。無論是敵人不義壓迫，或是自己的軟弱、沮喪和罪的誘惑，就像由兩千多公尺高的黑門山上的雪水傾洩而下，形成瀑布和洪流，巨大的聲響在山下的深淵回盪，充滿死亡的恐懼和絕望，是人所無法阻擋的。因此，詩人發現到人的渺小，降服在　神對生命一切的安排之下。不但認識了自己，也更加地明白，他的生命離不開　神。</w:t>
       </w:r>
     </w:p>
     <w:p>
@@ -27161,7 +26772,7 @@
         <w:jc w:val="both"/>
         <w:rPr>
           <w:rFonts w:ascii="Barlow Condensed Medium" w:eastAsia="華康細黑體" w:hAnsi="Barlow Condensed Medium" w:cs="微軟正黑體"/>
-          <w:w w:val="72"/>
+          <w:w w:val="80"/>
           <w:sz w:val="26"/>
           <w:szCs w:val="26"/>
         </w:rPr>
@@ -27169,56 +26780,92 @@
       <w:r>
         <w:rPr>
           <w:rFonts w:ascii="Barlow Condensed Medium" w:eastAsia="華康儷中黑" w:hAnsi="Barlow Condensed Medium" w:hint="eastAsia"/>
-          <w:w w:val="72"/>
+          <w:w w:val="80"/>
           <w:sz w:val="26"/>
           <w:szCs w:val="26"/>
         </w:rPr>
-        <w:t>第三就是唱新的歌，就是述說生命經歷　神的新的故事。因為是　神自己的作為，就配得人的稱頌和讚美。而人也在新的事中成長，更加認識　神。</w:t>
+        <w:t>信心是不斷地自我確認，守住一個承諾。　神的永活、慈愛和當面的拯救，相對於敵人和世界的嘲笑、逼迫和內心無助的沮喪；生命因為對的堅持而有勇氣。</w:t>
       </w:r>
       <w:r>
         <w:rPr>
           <w:rFonts w:ascii="Barlow Condensed Medium" w:eastAsia="華康細黑體" w:hAnsi="Barlow Condensed Medium" w:cs="微軟正黑體" w:hint="eastAsia"/>
-          <w:w w:val="72"/>
+          <w:w w:val="80"/>
           <w:sz w:val="26"/>
           <w:szCs w:val="26"/>
         </w:rPr>
-        <w:t>先知書常提到，　神要作新事讓祂的百姓想起祂。而詩人常說的就是唱新歌，是反過來</w:t>
+        <w:t>第</w:t>
       </w:r>
       <w:r>
         <w:rPr>
           <w:rFonts w:ascii="Barlow Condensed Medium" w:eastAsia="華康細黑體" w:hAnsi="Barlow Condensed Medium" w:cs="微軟正黑體" w:hint="eastAsia"/>
-          <w:w w:val="72"/>
+          <w:w w:val="80"/>
           <w:sz w:val="26"/>
           <w:szCs w:val="26"/>
         </w:rPr>
-        <w:t>提醒自己，不可以讓　神在他身上作的新事被遺忘，而是要作成新歌記念和長長久久稱頌。而新的故事和新的歌</w:t>
+        <w:t>5</w:t>
       </w:r>
       <w:r>
         <w:rPr>
           <w:rFonts w:ascii="Barlow Condensed Medium" w:eastAsia="華康細黑體" w:hAnsi="Barlow Condensed Medium" w:cs="微軟正黑體" w:hint="eastAsia"/>
-          <w:w w:val="72"/>
+          <w:w w:val="80"/>
           <w:sz w:val="26"/>
           <w:szCs w:val="26"/>
         </w:rPr>
-        <w:t>藉著新鮮感，激發人的好奇和興趣的效果，又激勵人反省和改變</w:t>
+        <w:t>和第</w:t>
       </w:r>
       <w:r>
         <w:rPr>
           <w:rFonts w:ascii="Barlow Condensed Medium" w:eastAsia="華康細黑體" w:hAnsi="Barlow Condensed Medium" w:cs="微軟正黑體" w:hint="eastAsia"/>
-          <w:w w:val="72"/>
+          <w:w w:val="80"/>
           <w:sz w:val="26"/>
           <w:szCs w:val="26"/>
         </w:rPr>
-        <w:t>。</w:t>
+        <w:t>11</w:t>
       </w:r>
       <w:r>
         <w:rPr>
           <w:rFonts w:ascii="Barlow Condensed Medium" w:eastAsia="華康細黑體" w:hAnsi="Barlow Condensed Medium" w:cs="微軟正黑體" w:hint="eastAsia"/>
-          <w:w w:val="72"/>
+          <w:w w:val="80"/>
           <w:sz w:val="26"/>
           <w:szCs w:val="26"/>
         </w:rPr>
-        <w:t>有一次，有個會友是國小老師，跟我說週報上寫言字旁的「記念」錯了，要寫糸字旁的「紀念」才對。其實我是有斟酙過用詞的，聖經上會出現言字旁的記念比較多，強調人要想起來，不要遺忘，是指可能再發生的事，是作動詞。然而，糸字旁的紀念是指過去的事物或死去的人，是名詞，像紀念品、紀念日，指不會再發生的事物。如果我們心中只存在糸字旁的紀念，那就不會有什麼新事發生了。</w:t>
+        <w:t>節，還有</w:t>
+      </w:r>
+      <w:r>
+        <w:rPr>
+          <w:rFonts w:ascii="Barlow Condensed Medium" w:eastAsia="華康細黑體" w:hAnsi="Barlow Condensed Medium" w:cs="微軟正黑體" w:hint="eastAsia"/>
+          <w:w w:val="80"/>
+          <w:sz w:val="26"/>
+          <w:szCs w:val="26"/>
+        </w:rPr>
+        <w:t>43</w:t>
+      </w:r>
+      <w:r>
+        <w:rPr>
+          <w:rFonts w:ascii="Barlow Condensed Medium" w:eastAsia="華康細黑體" w:hAnsi="Barlow Condensed Medium" w:cs="微軟正黑體" w:hint="eastAsia"/>
+          <w:w w:val="80"/>
+          <w:sz w:val="26"/>
+          <w:szCs w:val="26"/>
+        </w:rPr>
+        <w:t>篇的第</w:t>
+      </w:r>
+      <w:r>
+        <w:rPr>
+          <w:rFonts w:ascii="Barlow Condensed Medium" w:eastAsia="華康細黑體" w:hAnsi="Barlow Condensed Medium" w:cs="微軟正黑體" w:hint="eastAsia"/>
+          <w:w w:val="80"/>
+          <w:sz w:val="26"/>
+          <w:szCs w:val="26"/>
+        </w:rPr>
+        <w:t>5</w:t>
+      </w:r>
+      <w:r>
+        <w:rPr>
+          <w:rFonts w:ascii="Barlow Condensed Medium" w:eastAsia="華康細黑體" w:hAnsi="Barlow Condensed Medium" w:cs="微軟正黑體" w:hint="eastAsia"/>
+          <w:w w:val="80"/>
+          <w:sz w:val="26"/>
+          <w:szCs w:val="26"/>
+        </w:rPr>
+        <w:t>節，幾乎一模一樣。是詩人用自問自答的形式的信仰告白。在祂的面前或我的面前的拯救，被翻譯成他的笑臉幫助我或祂面前的榮光，意思就是　神看見了我，在意了我，就是我的拯救了。不論是　神認可了我的行為，或是接受了我在罪中的懺悔，都是我的拯救。而信仰經歷的最高峰，就是被　神所拯救，生命得重生，也得自由，最重要的得到足以面對任何困難或是自己的罪的勇氣，因為有　神同在。這世界誤導人、使人迷失，認為勇氣是可以拿槍射殺自己的老師和同學，或是拿刀刺殺一個只是在網路上追踪到的人。網路上的挑戰遊戲或法國街頭抗議變成搶劫都不是勇氣。而耶穌示範了真正的勇氣，就是愛人、事奉人，堅持作　神所喜悅的事，為拯救生命願意付上自己生命的代價。</w:t>
       </w:r>
     </w:p>
     <w:p>
@@ -27228,7 +26875,7 @@
         <w:spacing w:afterLines="50" w:after="165" w:line="300" w:lineRule="exact"/>
         <w:rPr>
           <w:rFonts w:ascii="Cambria" w:eastAsia="華康細黑體" w:hAnsi="Cambria" w:cs="Cambria"/>
-          <w:w w:val="72"/>
+          <w:w w:val="80"/>
           <w:sz w:val="26"/>
           <w:szCs w:val="26"/>
         </w:rPr>
@@ -27236,7 +26883,7 @@
       <w:r>
         <w:rPr>
           <w:rFonts w:ascii="Barlow Condensed Medium" w:eastAsia="華康儷中黑" w:hAnsi="Barlow Condensed Medium" w:cs="新細明體"/>
-          <w:w w:val="72"/>
+          <w:w w:val="80"/>
           <w:sz w:val="26"/>
           <w:szCs w:val="26"/>
         </w:rPr>
@@ -27245,16 +26892,16 @@
       <w:r>
         <w:rPr>
           <w:rFonts w:ascii="Barlow Condensed Medium" w:eastAsia="華康儷中黑" w:hAnsi="Barlow Condensed Medium" w:cs="新細明體" w:hint="eastAsia"/>
-          <w:w w:val="72"/>
+          <w:w w:val="80"/>
           <w:sz w:val="26"/>
           <w:szCs w:val="26"/>
         </w:rPr>
-        <w:t>知音</w:t>
+        <w:t>認識自己</w:t>
       </w:r>
       <w:r>
         <w:rPr>
           <w:rFonts w:ascii="Barlow Condensed Medium" w:eastAsia="華康儷中黑" w:hAnsi="Barlow Condensed Medium" w:cs="新細明體"/>
-          <w:w w:val="72"/>
+          <w:w w:val="80"/>
           <w:sz w:val="26"/>
           <w:szCs w:val="26"/>
         </w:rPr>
@@ -27263,56 +26910,47 @@
       <w:r>
         <w:rPr>
           <w:rFonts w:ascii="Cambria" w:eastAsia="華康細黑體" w:hAnsi="Cambria" w:cs="Cambria" w:hint="eastAsia"/>
-          <w:w w:val="72"/>
+          <w:w w:val="80"/>
           <w:sz w:val="26"/>
           <w:szCs w:val="26"/>
         </w:rPr>
-        <w:t>讓人想起「伯牙絕弦」的故事，出自《呂式春秋‧本味》。在古老中國的秋春時代，伯牙是一位善彈七弦琴的琴師，他有一位知音叫鐘子其。鐘子其在聽伯牙彈琴的時候，不時發出讚嘆，他可以聽出樂聲中雄魏如泰山，流暢如江河的意境。後來鐘子其死了，伯牙就割斷琴弦，摔破琴，從此不再彈琴了。簡單說，什麼是知音，就是真正欣賞你的人。或許有人表現出很懂你的樣子，卻不是知音。最近不是有</w:t>
+        <w:t>這週我的手機上一直出現一個標題：美國牧師斷網獨居</w:t>
       </w:r>
       <w:r>
         <w:rPr>
           <w:rFonts w:ascii="Cambria" w:eastAsia="華康細黑體" w:hAnsi="Cambria" w:cs="Cambria" w:hint="eastAsia"/>
-          <w:w w:val="72"/>
+          <w:w w:val="80"/>
           <w:sz w:val="26"/>
           <w:szCs w:val="26"/>
         </w:rPr>
-        <w:t>日本企業顧客個資外洩</w:t>
+        <w:t>21</w:t>
       </w:r>
       <w:r>
         <w:rPr>
           <w:rFonts w:ascii="Cambria" w:eastAsia="華康細黑體" w:hAnsi="Cambria" w:cs="Cambria" w:hint="eastAsia"/>
-          <w:w w:val="72"/>
+          <w:w w:val="80"/>
           <w:sz w:val="26"/>
           <w:szCs w:val="26"/>
         </w:rPr>
-        <w:t>，鬧得很大。網路駭客也想很懂你，才能</w:t>
+        <w:t>天，意外發現獨處「最重要的一件事」。不知道是不是</w:t>
       </w:r>
       <w:r>
         <w:rPr>
           <w:rFonts w:ascii="Cambria" w:eastAsia="華康細黑體" w:hAnsi="Cambria" w:cs="Cambria" w:hint="eastAsia"/>
-          <w:w w:val="72"/>
+          <w:w w:val="80"/>
           <w:sz w:val="26"/>
           <w:szCs w:val="26"/>
         </w:rPr>
-        <w:t>騙你。又在神學院讀書的時候，心理學諮商的課程很熱門，有人大大推廣可以用在教會的諮商輔導事工上。但是真正上過課的人都知道，老師都會告訴你諮商輔導的倫理很重要。因為它是兩面刃，一面可以幫助人認識自己，一面卻可以把人洗腦或藉求助者的依賴和信任來控制人。這就是我不喜歡人格分析測驗或是什麼星座、塔羅牌算命的原因，因為它給人心理暗示，你就是什麼樣的人，不是欣賞你，而是限制了你。但是，　神認識我們卻不一樣。</w:t>
+        <w:t>AI</w:t>
       </w:r>
       <w:r>
         <w:rPr>
           <w:rFonts w:ascii="Cambria" w:eastAsia="華康細黑體" w:hAnsi="Cambria" w:cs="Cambria" w:hint="eastAsia"/>
-          <w:w w:val="72"/>
+          <w:w w:val="80"/>
           <w:sz w:val="26"/>
           <w:szCs w:val="26"/>
         </w:rPr>
-        <w:t>15</w:t>
-      </w:r>
-      <w:r>
-        <w:rPr>
-          <w:rFonts w:ascii="Cambria" w:eastAsia="華康細黑體" w:hAnsi="Cambria" w:cs="Cambria" w:hint="eastAsia"/>
-          <w:w w:val="72"/>
-          <w:sz w:val="26"/>
-          <w:szCs w:val="26"/>
-        </w:rPr>
-        <w:t>節說：「他是那創造眾人的心，了解他們一切作為的。」最懂得人的就是　神，然而祂卻給人自由，欣賞人一切作為，也讓人來尋求祂。所以，能找到像這樣的知音是幸福的。</w:t>
+        <w:t>，知道我的工作或信仰傾向，「餵」給我幾個聽起來就是「餌」的關鍵字：牧師、獨處和發現。就是要引誘你點進去看，雖然不是詐騙，是要賺廣告的錢。我有忍了幾次，還是點進去了，答案就是認識自己。網路使人盲目是個不爭的事實，然而要認識自己，可能不只是網路依賴的戒斷而己，你有沒有打開和　神連通的網路，就是你的靈才是關鍵。這正是詩人的經驗，在唱詩、禱告或思念　神的過程中，詩人經歷生命被拯救，遇見創造生命的　神，人真正地認識了自己。</w:t>
       </w:r>
     </w:p>
     <w:p>
@@ -27323,7 +26961,7 @@
         <w:jc w:val="both"/>
         <w:rPr>
           <w:rFonts w:ascii="Barlow Condensed Medium" w:eastAsia="華康儷中黑" w:hAnsi="Barlow Condensed Medium"/>
-          <w:w w:val="72"/>
+          <w:w w:val="80"/>
           <w:sz w:val="26"/>
           <w:szCs w:val="26"/>
         </w:rPr>
@@ -27331,61 +26969,25 @@
       <w:r>
         <w:rPr>
           <w:rFonts w:ascii="Barlow Condensed Medium" w:eastAsia="華康儷中黑" w:hAnsi="Barlow Condensed Medium" w:hint="eastAsia"/>
-          <w:w w:val="72"/>
+          <w:w w:val="80"/>
           <w:sz w:val="26"/>
           <w:szCs w:val="26"/>
         </w:rPr>
-        <w:t>等候　神</w:t>
-      </w:r>
-      <w:r>
-        <w:rPr>
-          <w:rFonts w:ascii="Barlow Condensed Medium" w:eastAsia="華康儷中黑" w:hAnsi="Barlow Condensed Medium" w:hint="eastAsia"/>
-          <w:w w:val="72"/>
+        <w:t>生命最大的敵人是自己。外在的敵人可以勝過，而內心的沮喪、失落、無助和罪惡的誘惑，甚至猜疑和恐慌，使人從內部潰敗；而詩人唱著歌，等候拯救到來。</w:t>
+      </w:r>
+      <w:r>
+        <w:rPr>
+          <w:rFonts w:ascii="Barlow Condensed Medium" w:eastAsia="華康細黑體" w:hAnsi="Barlow Condensed Medium" w:cs="微軟正黑體" w:hint="eastAsia"/>
+          <w:w w:val="80"/>
           <w:sz w:val="26"/>
           <w:szCs w:val="26"/>
         </w:rPr>
-        <w:t>(20</w:t>
-      </w:r>
-      <w:r>
-        <w:rPr>
-          <w:rFonts w:ascii="Barlow Condensed Medium" w:eastAsia="華康儷中黑" w:hAnsi="Barlow Condensed Medium" w:hint="eastAsia"/>
-          <w:w w:val="72"/>
-          <w:sz w:val="26"/>
-          <w:szCs w:val="26"/>
-        </w:rPr>
-        <w:t>節</w:t>
-      </w:r>
-      <w:r>
-        <w:rPr>
-          <w:rFonts w:ascii="Barlow Condensed Medium" w:eastAsia="華康儷中黑" w:hAnsi="Barlow Condensed Medium" w:hint="eastAsia"/>
-          <w:w w:val="72"/>
-          <w:sz w:val="26"/>
-          <w:szCs w:val="26"/>
-        </w:rPr>
-        <w:t>)</w:t>
-      </w:r>
-      <w:r>
-        <w:rPr>
-          <w:rFonts w:ascii="Barlow Condensed Medium" w:eastAsia="華康儷中黑" w:hAnsi="Barlow Condensed Medium" w:hint="eastAsia"/>
-          <w:w w:val="72"/>
-          <w:sz w:val="26"/>
-          <w:szCs w:val="26"/>
-        </w:rPr>
-        <w:t>是經歷　神讓生命成長的第一步。等候不是什麼都不作，而是積極思想和尋求　神的心意，當人發現祂的心意成全，讚美的新歌就自然出現了。</w:t>
+        <w:t>堅固的堡壘如何能不被從內部攻破，就是在內部防守的人要有一致目標和信念，而能團結在一起。而對人來說就是好的心理素質，人生不可能事事順心，詩人試著告訴自己如何逆來順受。可以處理的事盡力而為，總有無法處理的事，就要學著交託　神。我們不能叫颱風不來，我們就要學會事前的防備和事後的修復。而詩人好的心理素質是建立在他和　神的關係之上，無論在任何處境之下，想起　神過去的慈愛和恩典，內心就充滿力量和無限的可能，能夠驅散沮喪和魔鬼的謊言，等等負面的想法。學會仰望　神，就像相信黎明一定會再升起一樣，繼續唱著讚美祂的歌。</w:t>
       </w:r>
       <w:r>
         <w:rPr>
           <w:rFonts w:ascii="Barlow Condensed Medium" w:eastAsia="華康細黑體" w:hAnsi="Barlow Condensed Medium" w:cs="微軟正黑體" w:hint="eastAsia"/>
-          <w:w w:val="72"/>
-          <w:sz w:val="26"/>
-          <w:szCs w:val="26"/>
-        </w:rPr>
-        <w:t>我們渴慕經歷　神，但是　神卻不一定是按我們所求所想的賞賜，而是用更好的賞賜。然而，　神愛我們，也給我們選擇的自由，但是卻只有在等候　神的過程中，人才不會錯過　神真正的心意，和與真正的美好相遇。而這個領受，這個相遇就是一首詩的本身。帶著一種使生命更新和成長的能力，也許是突破了瓶頸，也許是有了新的覺悟，更重是生命不斷地重生，不斷唱著榮耀　神的新歌。</w:t>
-      </w:r>
-      <w:r>
-        <w:rPr>
-          <w:rFonts w:ascii="Barlow Condensed Medium" w:eastAsia="華康細黑體" w:hAnsi="Barlow Condensed Medium" w:cs="微軟正黑體" w:hint="eastAsia"/>
-          <w:w w:val="72"/>
+          <w:w w:val="80"/>
           <w:sz w:val="26"/>
           <w:szCs w:val="26"/>
         </w:rPr>
@@ -27412,7 +27014,7 @@
 </file>
 
 <file path=word/endnotes.xml><?xml version="1.0" encoding="utf-8"?>
-<w:endnotes xmlns:wpc="http://schemas.microsoft.com/office/word/2010/wordprocessingCanvas" xmlns:cx="http://schemas.microsoft.com/office/drawing/2014/chartex" xmlns:cx1="http://schemas.microsoft.com/office/drawing/2015/9/8/chartex" xmlns:cx2="http://schemas.microsoft.com/office/drawing/2015/10/21/chartex" xmlns:cx3="http://schemas.microsoft.com/office/drawing/2016/5/9/chartex" xmlns:cx4="http://schemas.microsoft.com/office/drawing/2016/5/10/chartex" xmlns:cx5="http://schemas.microsoft.com/office/drawing/2016/5/11/chartex" xmlns:cx6="http://schemas.microsoft.com/office/drawing/2016/5/12/chartex" xmlns:cx7="http://schemas.microsoft.com/office/drawing/2016/5/13/chartex" xmlns:cx8="http://schemas.microsoft.com/office/drawing/2016/5/14/chartex" xmlns:mc="http://schemas.openxmlformats.org/markup-compatibility/2006" xmlns:aink="http://schemas.microsoft.com/office/drawing/2016/ink" xmlns:am3d="http://schemas.microsoft.com/office/drawing/2017/model3d" xmlns:o="urn:schemas-microsoft-com:office:office" xmlns:oel="http://schemas.microsoft.com/office/2019/extlst" xmlns:r="http://schemas.openxmlformats.org/officeDocument/2006/relationships" xmlns:m="http://schemas.openxmlformats.org/officeDocument/2006/math" xmlns:v="urn:schemas-microsoft-com:vml" xmlns:wp14="http://schemas.microsoft.com/office/word/2010/wordprocessingDrawing" xmlns:wp="http://schemas.openxmlformats.org/drawingml/2006/wordprocessingDrawing" xmlns:w10="urn:schemas-microsoft-com:office:word" xmlns:w="http://schemas.openxmlformats.org/wordprocessingml/2006/main" xmlns:w14="http://schemas.microsoft.com/office/word/2010/wordml" xmlns:w15="http://schemas.microsoft.com/office/word/2012/wordml" xmlns:w16cex="http://schemas.microsoft.com/office/word/2018/wordml/cex" xmlns:w16cid="http://schemas.microsoft.com/office/word/2016/wordml/cid" xmlns:w16="http://schemas.microsoft.com/office/word/2018/wordml" xmlns:w16sdtdh="http://schemas.microsoft.com/office/word/2020/wordml/sdtdatahash" xmlns:w16se="http://schemas.microsoft.com/office/word/2015/wordml/symex" xmlns:wpg="http://schemas.microsoft.com/office/word/2010/wordprocessingGroup" xmlns:wpi="http://schemas.microsoft.com/office/word/2010/wordprocessingInk" xmlns:wne="http://schemas.microsoft.com/office/word/2006/wordml" xmlns:wps="http://schemas.microsoft.com/office/word/2010/wordprocessingShape" mc:Ignorable="w14 w15 w16se w16cid w16 w16cex w16sdtdh wp14">
+<w:endnotes xmlns:wpc="http://schemas.microsoft.com/office/word/2010/wordprocessingCanvas" xmlns:mc="http://schemas.openxmlformats.org/markup-compatibility/2006" xmlns:o="urn:schemas-microsoft-com:office:office" xmlns:r="http://schemas.openxmlformats.org/officeDocument/2006/relationships" xmlns:m="http://schemas.openxmlformats.org/officeDocument/2006/math" xmlns:v="urn:schemas-microsoft-com:vml" xmlns:wp14="http://schemas.microsoft.com/office/word/2010/wordprocessingDrawing" xmlns:wp="http://schemas.openxmlformats.org/drawingml/2006/wordprocessingDrawing" xmlns:w10="urn:schemas-microsoft-com:office:word" xmlns:w="http://schemas.openxmlformats.org/wordprocessingml/2006/main" xmlns:w14="http://schemas.microsoft.com/office/word/2010/wordml" xmlns:w15="http://schemas.microsoft.com/office/word/2012/wordml" xmlns:wpg="http://schemas.microsoft.com/office/word/2010/wordprocessingGroup" xmlns:wpi="http://schemas.microsoft.com/office/word/2010/wordprocessingInk" xmlns:wne="http://schemas.microsoft.com/office/word/2006/wordml" xmlns:wps="http://schemas.microsoft.com/office/word/2010/wordprocessingShape" mc:Ignorable="w14 w15 wp14">
   <w:endnote w:type="separator" w:id="-1">
     <w:p>
       <w:r>
@@ -27431,7 +27033,7 @@
 </file>
 
 <file path=word/footnotes.xml><?xml version="1.0" encoding="utf-8"?>
-<w:footnotes xmlns:wpc="http://schemas.microsoft.com/office/word/2010/wordprocessingCanvas" xmlns:cx="http://schemas.microsoft.com/office/drawing/2014/chartex" xmlns:cx1="http://schemas.microsoft.com/office/drawing/2015/9/8/chartex" xmlns:cx2="http://schemas.microsoft.com/office/drawing/2015/10/21/chartex" xmlns:cx3="http://schemas.microsoft.com/office/drawing/2016/5/9/chartex" xmlns:cx4="http://schemas.microsoft.com/office/drawing/2016/5/10/chartex" xmlns:cx5="http://schemas.microsoft.com/office/drawing/2016/5/11/chartex" xmlns:cx6="http://schemas.microsoft.com/office/drawing/2016/5/12/chartex" xmlns:cx7="http://schemas.microsoft.com/office/drawing/2016/5/13/chartex" xmlns:cx8="http://schemas.microsoft.com/office/drawing/2016/5/14/chartex" xmlns:mc="http://schemas.openxmlformats.org/markup-compatibility/2006" xmlns:aink="http://schemas.microsoft.com/office/drawing/2016/ink" xmlns:am3d="http://schemas.microsoft.com/office/drawing/2017/model3d" xmlns:o="urn:schemas-microsoft-com:office:office" xmlns:oel="http://schemas.microsoft.com/office/2019/extlst" xmlns:r="http://schemas.openxmlformats.org/officeDocument/2006/relationships" xmlns:m="http://schemas.openxmlformats.org/officeDocument/2006/math" xmlns:v="urn:schemas-microsoft-com:vml" xmlns:wp14="http://schemas.microsoft.com/office/word/2010/wordprocessingDrawing" xmlns:wp="http://schemas.openxmlformats.org/drawingml/2006/wordprocessingDrawing" xmlns:w10="urn:schemas-microsoft-com:office:word" xmlns:w="http://schemas.openxmlformats.org/wordprocessingml/2006/main" xmlns:w14="http://schemas.microsoft.com/office/word/2010/wordml" xmlns:w15="http://schemas.microsoft.com/office/word/2012/wordml" xmlns:w16cex="http://schemas.microsoft.com/office/word/2018/wordml/cex" xmlns:w16cid="http://schemas.microsoft.com/office/word/2016/wordml/cid" xmlns:w16="http://schemas.microsoft.com/office/word/2018/wordml" xmlns:w16sdtdh="http://schemas.microsoft.com/office/word/2020/wordml/sdtdatahash" xmlns:w16se="http://schemas.microsoft.com/office/word/2015/wordml/symex" xmlns:wpg="http://schemas.microsoft.com/office/word/2010/wordprocessingGroup" xmlns:wpi="http://schemas.microsoft.com/office/word/2010/wordprocessingInk" xmlns:wne="http://schemas.microsoft.com/office/word/2006/wordml" xmlns:wps="http://schemas.microsoft.com/office/word/2010/wordprocessingShape" mc:Ignorable="w14 w15 w16se w16cid w16 w16cex w16sdtdh wp14">
+<w:footnotes xmlns:wpc="http://schemas.microsoft.com/office/word/2010/wordprocessingCanvas" xmlns:mc="http://schemas.openxmlformats.org/markup-compatibility/2006" xmlns:o="urn:schemas-microsoft-com:office:office" xmlns:r="http://schemas.openxmlformats.org/officeDocument/2006/relationships" xmlns:m="http://schemas.openxmlformats.org/officeDocument/2006/math" xmlns:v="urn:schemas-microsoft-com:vml" xmlns:wp14="http://schemas.microsoft.com/office/word/2010/wordprocessingDrawing" xmlns:wp="http://schemas.openxmlformats.org/drawingml/2006/wordprocessingDrawing" xmlns:w10="urn:schemas-microsoft-com:office:word" xmlns:w="http://schemas.openxmlformats.org/wordprocessingml/2006/main" xmlns:w14="http://schemas.microsoft.com/office/word/2010/wordml" xmlns:w15="http://schemas.microsoft.com/office/word/2012/wordml" xmlns:wpg="http://schemas.microsoft.com/office/word/2010/wordprocessingGroup" xmlns:wpi="http://schemas.microsoft.com/office/word/2010/wordprocessingInk" xmlns:wne="http://schemas.microsoft.com/office/word/2006/wordml" xmlns:wps="http://schemas.microsoft.com/office/word/2010/wordprocessingShape" mc:Ignorable="w14 w15 wp14">
   <w:footnote w:type="separator" w:id="-1">
     <w:p>
       <w:r>
@@ -27450,7 +27052,7 @@
 </file>
 
 <file path=word/header1.xml><?xml version="1.0" encoding="utf-8"?>
-<w:hdr xmlns:wpc="http://schemas.microsoft.com/office/word/2010/wordprocessingCanvas" xmlns:cx="http://schemas.microsoft.com/office/drawing/2014/chartex" xmlns:cx1="http://schemas.microsoft.com/office/drawing/2015/9/8/chartex" xmlns:cx2="http://schemas.microsoft.com/office/drawing/2015/10/21/chartex" xmlns:cx3="http://schemas.microsoft.com/office/drawing/2016/5/9/chartex" xmlns:cx4="http://schemas.microsoft.com/office/drawing/2016/5/10/chartex" xmlns:cx5="http://schemas.microsoft.com/office/drawing/2016/5/11/chartex" xmlns:cx6="http://schemas.microsoft.com/office/drawing/2016/5/12/chartex" xmlns:cx7="http://schemas.microsoft.com/office/drawing/2016/5/13/chartex" xmlns:cx8="http://schemas.microsoft.com/office/drawing/2016/5/14/chartex" xmlns:mc="http://schemas.openxmlformats.org/markup-compatibility/2006" xmlns:aink="http://schemas.microsoft.com/office/drawing/2016/ink" xmlns:am3d="http://schemas.microsoft.com/office/drawing/2017/model3d" xmlns:o="urn:schemas-microsoft-com:office:office" xmlns:oel="http://schemas.microsoft.com/office/2019/extlst" xmlns:r="http://schemas.openxmlformats.org/officeDocument/2006/relationships" xmlns:m="http://schemas.openxmlformats.org/officeDocument/2006/math" xmlns:v="urn:schemas-microsoft-com:vml" xmlns:wp14="http://schemas.microsoft.com/office/word/2010/wordprocessingDrawing" xmlns:wp="http://schemas.openxmlformats.org/drawingml/2006/wordprocessingDrawing" xmlns:w10="urn:schemas-microsoft-com:office:word" xmlns:w="http://schemas.openxmlformats.org/wordprocessingml/2006/main" xmlns:w14="http://schemas.microsoft.com/office/word/2010/wordml" xmlns:w15="http://schemas.microsoft.com/office/word/2012/wordml" xmlns:w16cex="http://schemas.microsoft.com/office/word/2018/wordml/cex" xmlns:w16cid="http://schemas.microsoft.com/office/word/2016/wordml/cid" xmlns:w16="http://schemas.microsoft.com/office/word/2018/wordml" xmlns:w16sdtdh="http://schemas.microsoft.com/office/word/2020/wordml/sdtdatahash" xmlns:w16se="http://schemas.microsoft.com/office/word/2015/wordml/symex" xmlns:wpg="http://schemas.microsoft.com/office/word/2010/wordprocessingGroup" xmlns:wpi="http://schemas.microsoft.com/office/word/2010/wordprocessingInk" xmlns:wne="http://schemas.microsoft.com/office/word/2006/wordml" xmlns:wps="http://schemas.microsoft.com/office/word/2010/wordprocessingShape" mc:Ignorable="w14 w15 w16se w16cid w16 w16cex w16sdtdh wp14">
+<w:hdr xmlns:wpc="http://schemas.microsoft.com/office/word/2010/wordprocessingCanvas" xmlns:mc="http://schemas.openxmlformats.org/markup-compatibility/2006" xmlns:o="urn:schemas-microsoft-com:office:office" xmlns:r="http://schemas.openxmlformats.org/officeDocument/2006/relationships" xmlns:m="http://schemas.openxmlformats.org/officeDocument/2006/math" xmlns:v="urn:schemas-microsoft-com:vml" xmlns:wp14="http://schemas.microsoft.com/office/word/2010/wordprocessingDrawing" xmlns:wp="http://schemas.openxmlformats.org/drawingml/2006/wordprocessingDrawing" xmlns:w10="urn:schemas-microsoft-com:office:word" xmlns:w="http://schemas.openxmlformats.org/wordprocessingml/2006/main" xmlns:w14="http://schemas.microsoft.com/office/word/2010/wordml" xmlns:w15="http://schemas.microsoft.com/office/word/2012/wordml" xmlns:wpg="http://schemas.microsoft.com/office/word/2010/wordprocessingGroup" xmlns:wpi="http://schemas.microsoft.com/office/word/2010/wordprocessingInk" xmlns:wne="http://schemas.microsoft.com/office/word/2006/wordml" xmlns:wps="http://schemas.microsoft.com/office/word/2010/wordprocessingShape" mc:Ignorable="w14 w15 wp14">
   <w:p>
     <w:pPr>
       <w:pStyle w:val="a4"/>
@@ -27522,7 +27124,7 @@
         <w:b/>
         <w:noProof/>
       </w:rPr>
-      <w:t>2642</w:t>
+      <w:t>2643</w:t>
     </w:r>
     <w:r>
       <w:rPr>
@@ -27659,7 +27261,7 @@
         <w:b/>
         <w:noProof/>
       </w:rPr>
-      <w:t>18</w:t>
+      <w:t>25</w:t>
     </w:r>
     <w:r>
       <w:rPr>
@@ -27731,7 +27333,7 @@
         <w:b/>
         <w:noProof/>
       </w:rPr>
-      <w:t>2642</w:t>
+      <w:t>2643</w:t>
     </w:r>
     <w:r>
       <w:rPr>
@@ -27868,7 +27470,7 @@
         <w:b/>
         <w:noProof/>
       </w:rPr>
-      <w:t>18</w:t>
+      <w:t>25</w:t>
     </w:r>
     <w:r>
       <w:rPr>
@@ -27908,7 +27510,7 @@
 </file>
 
 <file path=word/header2.xml><?xml version="1.0" encoding="utf-8"?>
-<w:hdr xmlns:wpc="http://schemas.microsoft.com/office/word/2010/wordprocessingCanvas" xmlns:cx="http://schemas.microsoft.com/office/drawing/2014/chartex" xmlns:cx1="http://schemas.microsoft.com/office/drawing/2015/9/8/chartex" xmlns:cx2="http://schemas.microsoft.com/office/drawing/2015/10/21/chartex" xmlns:cx3="http://schemas.microsoft.com/office/drawing/2016/5/9/chartex" xmlns:cx4="http://schemas.microsoft.com/office/drawing/2016/5/10/chartex" xmlns:cx5="http://schemas.microsoft.com/office/drawing/2016/5/11/chartex" xmlns:cx6="http://schemas.microsoft.com/office/drawing/2016/5/12/chartex" xmlns:cx7="http://schemas.microsoft.com/office/drawing/2016/5/13/chartex" xmlns:cx8="http://schemas.microsoft.com/office/drawing/2016/5/14/chartex" xmlns:mc="http://schemas.openxmlformats.org/markup-compatibility/2006" xmlns:aink="http://schemas.microsoft.com/office/drawing/2016/ink" xmlns:am3d="http://schemas.microsoft.com/office/drawing/2017/model3d" xmlns:o="urn:schemas-microsoft-com:office:office" xmlns:oel="http://schemas.microsoft.com/office/2019/extlst" xmlns:r="http://schemas.openxmlformats.org/officeDocument/2006/relationships" xmlns:m="http://schemas.openxmlformats.org/officeDocument/2006/math" xmlns:v="urn:schemas-microsoft-com:vml" xmlns:wp14="http://schemas.microsoft.com/office/word/2010/wordprocessingDrawing" xmlns:wp="http://schemas.openxmlformats.org/drawingml/2006/wordprocessingDrawing" xmlns:w10="urn:schemas-microsoft-com:office:word" xmlns:w="http://schemas.openxmlformats.org/wordprocessingml/2006/main" xmlns:w14="http://schemas.microsoft.com/office/word/2010/wordml" xmlns:w15="http://schemas.microsoft.com/office/word/2012/wordml" xmlns:w16cex="http://schemas.microsoft.com/office/word/2018/wordml/cex" xmlns:w16cid="http://schemas.microsoft.com/office/word/2016/wordml/cid" xmlns:w16="http://schemas.microsoft.com/office/word/2018/wordml" xmlns:w16sdtdh="http://schemas.microsoft.com/office/word/2020/wordml/sdtdatahash" xmlns:w16se="http://schemas.microsoft.com/office/word/2015/wordml/symex" xmlns:wpg="http://schemas.microsoft.com/office/word/2010/wordprocessingGroup" xmlns:wpi="http://schemas.microsoft.com/office/word/2010/wordprocessingInk" xmlns:wne="http://schemas.microsoft.com/office/word/2006/wordml" xmlns:wps="http://schemas.microsoft.com/office/word/2010/wordprocessingShape" mc:Ignorable="w14 w15 w16se w16cid w16 w16cex w16sdtdh wp14">
+<w:hdr xmlns:wpc="http://schemas.microsoft.com/office/word/2010/wordprocessingCanvas" xmlns:mc="http://schemas.openxmlformats.org/markup-compatibility/2006" xmlns:o="urn:schemas-microsoft-com:office:office" xmlns:r="http://schemas.openxmlformats.org/officeDocument/2006/relationships" xmlns:m="http://schemas.openxmlformats.org/officeDocument/2006/math" xmlns:v="urn:schemas-microsoft-com:vml" xmlns:wp14="http://schemas.microsoft.com/office/word/2010/wordprocessingDrawing" xmlns:wp="http://schemas.openxmlformats.org/drawingml/2006/wordprocessingDrawing" xmlns:w10="urn:schemas-microsoft-com:office:word" xmlns:w="http://schemas.openxmlformats.org/wordprocessingml/2006/main" xmlns:w14="http://schemas.microsoft.com/office/word/2010/wordml" xmlns:w15="http://schemas.microsoft.com/office/word/2012/wordml" xmlns:wpg="http://schemas.microsoft.com/office/word/2010/wordprocessingGroup" xmlns:wpi="http://schemas.microsoft.com/office/word/2010/wordprocessingInk" xmlns:wne="http://schemas.microsoft.com/office/word/2006/wordml" xmlns:wps="http://schemas.microsoft.com/office/word/2010/wordprocessingShape" mc:Ignorable="w14 w15 wp14">
   <w:p>
     <w:pPr>
       <w:pStyle w:val="a4"/>
@@ -28366,7 +27968,7 @@
 </file>
 
 <file path=word/header3.xml><?xml version="1.0" encoding="utf-8"?>
-<w:hdr xmlns:wpc="http://schemas.microsoft.com/office/word/2010/wordprocessingCanvas" xmlns:cx="http://schemas.microsoft.com/office/drawing/2014/chartex" xmlns:cx1="http://schemas.microsoft.com/office/drawing/2015/9/8/chartex" xmlns:cx2="http://schemas.microsoft.com/office/drawing/2015/10/21/chartex" xmlns:cx3="http://schemas.microsoft.com/office/drawing/2016/5/9/chartex" xmlns:cx4="http://schemas.microsoft.com/office/drawing/2016/5/10/chartex" xmlns:cx5="http://schemas.microsoft.com/office/drawing/2016/5/11/chartex" xmlns:cx6="http://schemas.microsoft.com/office/drawing/2016/5/12/chartex" xmlns:cx7="http://schemas.microsoft.com/office/drawing/2016/5/13/chartex" xmlns:cx8="http://schemas.microsoft.com/office/drawing/2016/5/14/chartex" xmlns:mc="http://schemas.openxmlformats.org/markup-compatibility/2006" xmlns:aink="http://schemas.microsoft.com/office/drawing/2016/ink" xmlns:am3d="http://schemas.microsoft.com/office/drawing/2017/model3d" xmlns:o="urn:schemas-microsoft-com:office:office" xmlns:oel="http://schemas.microsoft.com/office/2019/extlst" xmlns:r="http://schemas.openxmlformats.org/officeDocument/2006/relationships" xmlns:m="http://schemas.openxmlformats.org/officeDocument/2006/math" xmlns:v="urn:schemas-microsoft-com:vml" xmlns:wp14="http://schemas.microsoft.com/office/word/2010/wordprocessingDrawing" xmlns:wp="http://schemas.openxmlformats.org/drawingml/2006/wordprocessingDrawing" xmlns:w10="urn:schemas-microsoft-com:office:word" xmlns:w="http://schemas.openxmlformats.org/wordprocessingml/2006/main" xmlns:w14="http://schemas.microsoft.com/office/word/2010/wordml" xmlns:w15="http://schemas.microsoft.com/office/word/2012/wordml" xmlns:w16cex="http://schemas.microsoft.com/office/word/2018/wordml/cex" xmlns:w16cid="http://schemas.microsoft.com/office/word/2016/wordml/cid" xmlns:w16="http://schemas.microsoft.com/office/word/2018/wordml" xmlns:w16sdtdh="http://schemas.microsoft.com/office/word/2020/wordml/sdtdatahash" xmlns:w16se="http://schemas.microsoft.com/office/word/2015/wordml/symex" xmlns:wpg="http://schemas.microsoft.com/office/word/2010/wordprocessingGroup" xmlns:wpi="http://schemas.microsoft.com/office/word/2010/wordprocessingInk" xmlns:wne="http://schemas.microsoft.com/office/word/2006/wordml" xmlns:wps="http://schemas.microsoft.com/office/word/2010/wordprocessingShape" mc:Ignorable="w14 w15 w16se w16cid w16 w16cex w16sdtdh wp14">
+<w:hdr xmlns:wpc="http://schemas.microsoft.com/office/word/2010/wordprocessingCanvas" xmlns:mc="http://schemas.openxmlformats.org/markup-compatibility/2006" xmlns:o="urn:schemas-microsoft-com:office:office" xmlns:r="http://schemas.openxmlformats.org/officeDocument/2006/relationships" xmlns:m="http://schemas.openxmlformats.org/officeDocument/2006/math" xmlns:v="urn:schemas-microsoft-com:vml" xmlns:wp14="http://schemas.microsoft.com/office/word/2010/wordprocessingDrawing" xmlns:wp="http://schemas.openxmlformats.org/drawingml/2006/wordprocessingDrawing" xmlns:w10="urn:schemas-microsoft-com:office:word" xmlns:w="http://schemas.openxmlformats.org/wordprocessingml/2006/main" xmlns:w14="http://schemas.microsoft.com/office/word/2010/wordml" xmlns:w15="http://schemas.microsoft.com/office/word/2012/wordml" xmlns:wpg="http://schemas.microsoft.com/office/word/2010/wordprocessingGroup" xmlns:wpi="http://schemas.microsoft.com/office/word/2010/wordprocessingInk" xmlns:wne="http://schemas.microsoft.com/office/word/2006/wordml" xmlns:wps="http://schemas.microsoft.com/office/word/2010/wordprocessingShape" mc:Ignorable="w14 w15 wp14">
   <w:p>
     <w:pPr>
       <w:pStyle w:val="a4"/>
@@ -28824,7 +28426,7 @@
 </file>
 
 <file path=word/header4.xml><?xml version="1.0" encoding="utf-8"?>
-<w:hdr xmlns:wpc="http://schemas.microsoft.com/office/word/2010/wordprocessingCanvas" xmlns:cx="http://schemas.microsoft.com/office/drawing/2014/chartex" xmlns:cx1="http://schemas.microsoft.com/office/drawing/2015/9/8/chartex" xmlns:cx2="http://schemas.microsoft.com/office/drawing/2015/10/21/chartex" xmlns:cx3="http://schemas.microsoft.com/office/drawing/2016/5/9/chartex" xmlns:cx4="http://schemas.microsoft.com/office/drawing/2016/5/10/chartex" xmlns:cx5="http://schemas.microsoft.com/office/drawing/2016/5/11/chartex" xmlns:cx6="http://schemas.microsoft.com/office/drawing/2016/5/12/chartex" xmlns:cx7="http://schemas.microsoft.com/office/drawing/2016/5/13/chartex" xmlns:cx8="http://schemas.microsoft.com/office/drawing/2016/5/14/chartex" xmlns:mc="http://schemas.openxmlformats.org/markup-compatibility/2006" xmlns:aink="http://schemas.microsoft.com/office/drawing/2016/ink" xmlns:am3d="http://schemas.microsoft.com/office/drawing/2017/model3d" xmlns:o="urn:schemas-microsoft-com:office:office" xmlns:oel="http://schemas.microsoft.com/office/2019/extlst" xmlns:r="http://schemas.openxmlformats.org/officeDocument/2006/relationships" xmlns:m="http://schemas.openxmlformats.org/officeDocument/2006/math" xmlns:v="urn:schemas-microsoft-com:vml" xmlns:wp14="http://schemas.microsoft.com/office/word/2010/wordprocessingDrawing" xmlns:wp="http://schemas.openxmlformats.org/drawingml/2006/wordprocessingDrawing" xmlns:w10="urn:schemas-microsoft-com:office:word" xmlns:w="http://schemas.openxmlformats.org/wordprocessingml/2006/main" xmlns:w14="http://schemas.microsoft.com/office/word/2010/wordml" xmlns:w15="http://schemas.microsoft.com/office/word/2012/wordml" xmlns:w16cex="http://schemas.microsoft.com/office/word/2018/wordml/cex" xmlns:w16cid="http://schemas.microsoft.com/office/word/2016/wordml/cid" xmlns:w16="http://schemas.microsoft.com/office/word/2018/wordml" xmlns:w16sdtdh="http://schemas.microsoft.com/office/word/2020/wordml/sdtdatahash" xmlns:w16se="http://schemas.microsoft.com/office/word/2015/wordml/symex" xmlns:wpg="http://schemas.microsoft.com/office/word/2010/wordprocessingGroup" xmlns:wpi="http://schemas.microsoft.com/office/word/2010/wordprocessingInk" xmlns:wne="http://schemas.microsoft.com/office/word/2006/wordml" xmlns:wps="http://schemas.microsoft.com/office/word/2010/wordprocessingShape" mc:Ignorable="w14 w15 w16se w16cid w16 w16cex w16sdtdh wp14">
+<w:hdr xmlns:wpc="http://schemas.microsoft.com/office/word/2010/wordprocessingCanvas" xmlns:mc="http://schemas.openxmlformats.org/markup-compatibility/2006" xmlns:o="urn:schemas-microsoft-com:office:office" xmlns:r="http://schemas.openxmlformats.org/officeDocument/2006/relationships" xmlns:m="http://schemas.openxmlformats.org/officeDocument/2006/math" xmlns:v="urn:schemas-microsoft-com:vml" xmlns:wp14="http://schemas.microsoft.com/office/word/2010/wordprocessingDrawing" xmlns:wp="http://schemas.openxmlformats.org/drawingml/2006/wordprocessingDrawing" xmlns:w10="urn:schemas-microsoft-com:office:word" xmlns:w="http://schemas.openxmlformats.org/wordprocessingml/2006/main" xmlns:w14="http://schemas.microsoft.com/office/word/2010/wordml" xmlns:w15="http://schemas.microsoft.com/office/word/2012/wordml" xmlns:wpg="http://schemas.microsoft.com/office/word/2010/wordprocessingGroup" xmlns:wpi="http://schemas.microsoft.com/office/word/2010/wordprocessingInk" xmlns:wne="http://schemas.microsoft.com/office/word/2006/wordml" xmlns:wps="http://schemas.microsoft.com/office/word/2010/wordprocessingShape" mc:Ignorable="w14 w15 wp14">
   <w:p>
     <w:pPr>
       <w:pStyle w:val="a4"/>
@@ -28896,7 +28498,7 @@
         <w:b/>
         <w:noProof/>
       </w:rPr>
-      <w:t>2642</w:t>
+      <w:t>2643</w:t>
     </w:r>
     <w:r>
       <w:rPr>
@@ -29033,7 +28635,7 @@
         <w:b/>
         <w:noProof/>
       </w:rPr>
-      <w:t>18</w:t>
+      <w:t>25</w:t>
     </w:r>
     <w:r>
       <w:rPr>
@@ -29105,7 +28707,7 @@
         <w:b/>
         <w:noProof/>
       </w:rPr>
-      <w:t>2642</w:t>
+      <w:t>2643</w:t>
     </w:r>
     <w:r>
       <w:rPr>
@@ -29242,7 +28844,7 @@
         <w:b/>
         <w:noProof/>
       </w:rPr>
-      <w:t>18</w:t>
+      <w:t>25</w:t>
     </w:r>
     <w:r>
       <w:rPr>
@@ -29282,7 +28884,7 @@
 </file>
 
 <file path=word/numbering.xml><?xml version="1.0" encoding="utf-8"?>
-<w:numbering xmlns:wpc="http://schemas.microsoft.com/office/word/2010/wordprocessingCanvas" xmlns:cx="http://schemas.microsoft.com/office/drawing/2014/chartex" xmlns:cx1="http://schemas.microsoft.com/office/drawing/2015/9/8/chartex" xmlns:cx2="http://schemas.microsoft.com/office/drawing/2015/10/21/chartex" xmlns:cx3="http://schemas.microsoft.com/office/drawing/2016/5/9/chartex" xmlns:cx4="http://schemas.microsoft.com/office/drawing/2016/5/10/chartex" xmlns:cx5="http://schemas.microsoft.com/office/drawing/2016/5/11/chartex" xmlns:cx6="http://schemas.microsoft.com/office/drawing/2016/5/12/chartex" xmlns:cx7="http://schemas.microsoft.com/office/drawing/2016/5/13/chartex" xmlns:cx8="http://schemas.microsoft.com/office/drawing/2016/5/14/chartex" xmlns:mc="http://schemas.openxmlformats.org/markup-compatibility/2006" xmlns:aink="http://schemas.microsoft.com/office/drawing/2016/ink" xmlns:am3d="http://schemas.microsoft.com/office/drawing/2017/model3d" xmlns:o="urn:schemas-microsoft-com:office:office" xmlns:oel="http://schemas.microsoft.com/office/2019/extlst" xmlns:r="http://schemas.openxmlformats.org/officeDocument/2006/relationships" xmlns:m="http://schemas.openxmlformats.org/officeDocument/2006/math" xmlns:v="urn:schemas-microsoft-com:vml" xmlns:wp14="http://schemas.microsoft.com/office/word/2010/wordprocessingDrawing" xmlns:wp="http://schemas.openxmlformats.org/drawingml/2006/wordprocessingDrawing" xmlns:w10="urn:schemas-microsoft-com:office:word" xmlns:w="http://schemas.openxmlformats.org/wordprocessingml/2006/main" xmlns:w14="http://schemas.microsoft.com/office/word/2010/wordml" xmlns:w15="http://schemas.microsoft.com/office/word/2012/wordml" xmlns:w16cex="http://schemas.microsoft.com/office/word/2018/wordml/cex" xmlns:w16cid="http://schemas.microsoft.com/office/word/2016/wordml/cid" xmlns:w16="http://schemas.microsoft.com/office/word/2018/wordml" xmlns:w16sdtdh="http://schemas.microsoft.com/office/word/2020/wordml/sdtdatahash" xmlns:w16se="http://schemas.microsoft.com/office/word/2015/wordml/symex" xmlns:wpg="http://schemas.microsoft.com/office/word/2010/wordprocessingGroup" xmlns:wpi="http://schemas.microsoft.com/office/word/2010/wordprocessingInk" xmlns:wne="http://schemas.microsoft.com/office/word/2006/wordml" xmlns:wps="http://schemas.microsoft.com/office/word/2010/wordprocessingShape" mc:Ignorable="w14 w15 w16se w16cid w16 w16cex w16sdtdh wp14">
+<w:numbering xmlns:wpc="http://schemas.microsoft.com/office/word/2010/wordprocessingCanvas" xmlns:mc="http://schemas.openxmlformats.org/markup-compatibility/2006" xmlns:o="urn:schemas-microsoft-com:office:office" xmlns:r="http://schemas.openxmlformats.org/officeDocument/2006/relationships" xmlns:m="http://schemas.openxmlformats.org/officeDocument/2006/math" xmlns:v="urn:schemas-microsoft-com:vml" xmlns:wp14="http://schemas.microsoft.com/office/word/2010/wordprocessingDrawing" xmlns:wp="http://schemas.openxmlformats.org/drawingml/2006/wordprocessingDrawing" xmlns:w10="urn:schemas-microsoft-com:office:word" xmlns:w="http://schemas.openxmlformats.org/wordprocessingml/2006/main" xmlns:w14="http://schemas.microsoft.com/office/word/2010/wordml" xmlns:w15="http://schemas.microsoft.com/office/word/2012/wordml" xmlns:wpg="http://schemas.microsoft.com/office/word/2010/wordprocessingGroup" xmlns:wpi="http://schemas.microsoft.com/office/word/2010/wordprocessingInk" xmlns:wne="http://schemas.microsoft.com/office/word/2006/wordml" xmlns:wps="http://schemas.microsoft.com/office/word/2010/wordprocessingShape" mc:Ignorable="w14 w15 wp14">
   <w:abstractNum w:abstractNumId="0" w15:restartNumberingAfterBreak="0">
     <w:nsid w:val="0397573A"/>
     <w:multiLevelType w:val="hybridMultilevel"/>
@@ -31063,71 +30665,71 @@
       </w:pPr>
     </w:lvl>
   </w:abstractNum>
-  <w:num w:numId="1" w16cid:durableId="1070924920">
+  <w:num w:numId="1">
     <w:abstractNumId w:val="19"/>
   </w:num>
-  <w:num w:numId="2" w16cid:durableId="1541476573">
+  <w:num w:numId="2">
     <w:abstractNumId w:val="5"/>
   </w:num>
-  <w:num w:numId="3" w16cid:durableId="2083601860">
+  <w:num w:numId="3">
     <w:abstractNumId w:val="9"/>
   </w:num>
-  <w:num w:numId="4" w16cid:durableId="1173497031">
+  <w:num w:numId="4">
     <w:abstractNumId w:val="3"/>
   </w:num>
-  <w:num w:numId="5" w16cid:durableId="285891815">
+  <w:num w:numId="5">
     <w:abstractNumId w:val="10"/>
   </w:num>
-  <w:num w:numId="6" w16cid:durableId="1480729128">
+  <w:num w:numId="6">
     <w:abstractNumId w:val="18"/>
   </w:num>
-  <w:num w:numId="7" w16cid:durableId="179710483">
+  <w:num w:numId="7">
     <w:abstractNumId w:val="17"/>
   </w:num>
-  <w:num w:numId="8" w16cid:durableId="453133332">
+  <w:num w:numId="8">
     <w:abstractNumId w:val="8"/>
   </w:num>
-  <w:num w:numId="9" w16cid:durableId="798915700">
+  <w:num w:numId="9">
     <w:abstractNumId w:val="14"/>
   </w:num>
-  <w:num w:numId="10" w16cid:durableId="846138821">
+  <w:num w:numId="10">
     <w:abstractNumId w:val="4"/>
   </w:num>
-  <w:num w:numId="11" w16cid:durableId="1819875867">
+  <w:num w:numId="11">
     <w:abstractNumId w:val="11"/>
   </w:num>
-  <w:num w:numId="12" w16cid:durableId="1151140572">
+  <w:num w:numId="12">
     <w:abstractNumId w:val="2"/>
   </w:num>
-  <w:num w:numId="13" w16cid:durableId="1453134878">
+  <w:num w:numId="13">
     <w:abstractNumId w:val="12"/>
   </w:num>
-  <w:num w:numId="14" w16cid:durableId="1553466967">
+  <w:num w:numId="14">
     <w:abstractNumId w:val="13"/>
   </w:num>
-  <w:num w:numId="15" w16cid:durableId="1524782235">
+  <w:num w:numId="15">
     <w:abstractNumId w:val="1"/>
   </w:num>
-  <w:num w:numId="16" w16cid:durableId="1535918585">
+  <w:num w:numId="16">
     <w:abstractNumId w:val="0"/>
   </w:num>
-  <w:num w:numId="17" w16cid:durableId="1393038256">
+  <w:num w:numId="17">
     <w:abstractNumId w:val="15"/>
   </w:num>
-  <w:num w:numId="18" w16cid:durableId="1060712937">
+  <w:num w:numId="18">
     <w:abstractNumId w:val="7"/>
   </w:num>
-  <w:num w:numId="19" w16cid:durableId="840436628">
+  <w:num w:numId="19">
     <w:abstractNumId w:val="6"/>
   </w:num>
-  <w:num w:numId="20" w16cid:durableId="903641969">
+  <w:num w:numId="20">
     <w:abstractNumId w:val="16"/>
   </w:num>
 </w:numbering>
 </file>
 
 <file path=word/styles.xml><?xml version="1.0" encoding="utf-8"?>
-<w:styles xmlns:mc="http://schemas.openxmlformats.org/markup-compatibility/2006" xmlns:r="http://schemas.openxmlformats.org/officeDocument/2006/relationships" xmlns:w="http://schemas.openxmlformats.org/wordprocessingml/2006/main" xmlns:w14="http://schemas.microsoft.com/office/word/2010/wordml" xmlns:w15="http://schemas.microsoft.com/office/word/2012/wordml" xmlns:w16cex="http://schemas.microsoft.com/office/word/2018/wordml/cex" xmlns:w16cid="http://schemas.microsoft.com/office/word/2016/wordml/cid" xmlns:w16="http://schemas.microsoft.com/office/word/2018/wordml" xmlns:w16sdtdh="http://schemas.microsoft.com/office/word/2020/wordml/sdtdatahash" xmlns:w16se="http://schemas.microsoft.com/office/word/2015/wordml/symex" mc:Ignorable="w14 w15 w16se w16cid w16 w16cex w16sdtdh">
+<w:styles xmlns:mc="http://schemas.openxmlformats.org/markup-compatibility/2006" xmlns:r="http://schemas.openxmlformats.org/officeDocument/2006/relationships" xmlns:w="http://schemas.openxmlformats.org/wordprocessingml/2006/main" xmlns:w14="http://schemas.microsoft.com/office/word/2010/wordml" xmlns:w15="http://schemas.microsoft.com/office/word/2012/wordml" mc:Ignorable="w14 w15">
   <w:docDefaults>
     <w:rPrDefault>
       <w:rPr>
@@ -31140,7 +30742,7 @@
     </w:rPrDefault>
     <w:pPrDefault/>
   </w:docDefaults>
-  <w:latentStyles w:defLockedState="0" w:defUIPriority="99" w:defSemiHidden="0" w:defUnhideWhenUsed="0" w:defQFormat="0" w:count="376">
+  <w:latentStyles w:defLockedState="0" w:defUIPriority="99" w:defSemiHidden="0" w:defUnhideWhenUsed="0" w:defQFormat="0" w:count="371">
     <w:lsdException w:name="Normal" w:uiPriority="0" w:qFormat="1"/>
     <w:lsdException w:name="heading 1" w:uiPriority="9" w:qFormat="1"/>
     <w:lsdException w:name="heading 2" w:semiHidden="1" w:uiPriority="9" w:unhideWhenUsed="1" w:qFormat="1"/>
@@ -31512,11 +31114,6 @@
     <w:lsdException w:name="List Table 5 Dark Accent 6" w:uiPriority="50"/>
     <w:lsdException w:name="List Table 6 Colorful Accent 6" w:uiPriority="51"/>
     <w:lsdException w:name="List Table 7 Colorful Accent 6" w:uiPriority="52"/>
-    <w:lsdException w:name="Mention" w:semiHidden="1" w:unhideWhenUsed="1"/>
-    <w:lsdException w:name="Smart Hyperlink" w:semiHidden="1" w:unhideWhenUsed="1"/>
-    <w:lsdException w:name="Hashtag" w:semiHidden="1" w:unhideWhenUsed="1"/>
-    <w:lsdException w:name="Unresolved Mention" w:semiHidden="1" w:unhideWhenUsed="1"/>
-    <w:lsdException w:name="Smart Link" w:semiHidden="1" w:unhideWhenUsed="1"/>
   </w:latentStyles>
   <w:style w:type="paragraph" w:default="1" w:styleId="a">
     <w:name w:val="Normal"/>
@@ -32172,7 +31769,7 @@
 </file>
 
 <file path=customXml/itemProps1.xml><?xml version="1.0" encoding="utf-8"?>
-<ds:datastoreItem xmlns:ds="http://schemas.openxmlformats.org/officeDocument/2006/customXml" ds:itemID="{3C0D11C3-C7CC-46D1-AFBC-AB17F2AF10E2}">
+<ds:datastoreItem xmlns:ds="http://schemas.openxmlformats.org/officeDocument/2006/customXml" ds:itemID="{DA1B2FBF-0EA2-48D1-B47D-1E47901C13A1}">
   <ds:schemaRefs>
     <ds:schemaRef ds:uri="http://schemas.openxmlformats.org/officeDocument/2006/bibliography"/>
   </ds:schemaRefs>
